--- a/src_Set-OutlookSignatures/sample templates/Signatures DOCX/Test all default replacement variables.docx
+++ b/src_Set-OutlookSignatures/sample templates/Signatures DOCX/Test all default replacement variables.docx
@@ -26,27 +26,7 @@
           <w:szCs w:val="24"/>
           <w:lang w:val="en-US"/>
         </w:rPr>
-        <w:t xml:space="preserve">This sample signature template file contains all default replacement variables defined in </w:t>
-      </w:r>
-      <w:proofErr w:type="gramStart"/>
-      <w:r>
-        <w:rPr>
-          <w:rFonts w:ascii="Aptos" w:hAnsi="Aptos"/>
-          <w:sz w:val="24"/>
-          <w:szCs w:val="24"/>
-          <w:lang w:val="en-US"/>
-        </w:rPr>
-        <w:t>'.\config\default</w:t>
-      </w:r>
-      <w:proofErr w:type="gramEnd"/>
-      <w:r>
-        <w:rPr>
-          <w:rFonts w:ascii="Aptos" w:hAnsi="Aptos"/>
-          <w:sz w:val="24"/>
-          <w:szCs w:val="24"/>
-          <w:lang w:val="en-US"/>
-        </w:rPr>
-        <w:t xml:space="preserve"> replacement variables.ps1'.</w:t>
+        <w:t>This sample signature template file contains all default replacement variables defined in '.\config\default replacement variables.ps1'.</w:t>
       </w:r>
     </w:p>
     <w:p>
@@ -501,127 +481,7 @@
           <w:szCs w:val="24"/>
           <w:lang w:val="en-US"/>
         </w:rPr>
-        <w:t xml:space="preserve">Let’s take the </w:t>
-      </w:r>
-      <w:proofErr w:type="spellStart"/>
-      <w:r>
-        <w:rPr>
-          <w:rFonts w:ascii="Aptos" w:hAnsi="Aptos" w:cs="Calibri"/>
-          <w:sz w:val="24"/>
-          <w:szCs w:val="24"/>
-          <w:lang w:val="en-US"/>
-        </w:rPr>
-        <w:t>the</w:t>
-      </w:r>
-      <w:proofErr w:type="spellEnd"/>
-      <w:r>
-        <w:rPr>
-          <w:rFonts w:ascii="Aptos" w:hAnsi="Aptos" w:cs="Calibri"/>
-          <w:sz w:val="24"/>
-          <w:szCs w:val="24"/>
-          <w:lang w:val="en-US"/>
-        </w:rPr>
-        <w:t xml:space="preserve"> upper left value: The namespace is "$</w:t>
-      </w:r>
-      <w:proofErr w:type="spellStart"/>
-      <w:r>
-        <w:rPr>
-          <w:rFonts w:ascii="Aptos" w:hAnsi="Aptos" w:cs="Calibri"/>
-          <w:sz w:val="24"/>
-          <w:szCs w:val="24"/>
-          <w:lang w:val="en-US"/>
-        </w:rPr>
-        <w:t>CurrentUser</w:t>
-      </w:r>
-      <w:proofErr w:type="spellEnd"/>
-      <w:r>
-        <w:rPr>
-          <w:rFonts w:ascii="Aptos" w:hAnsi="Aptos" w:cs="Calibri"/>
-          <w:sz w:val="24"/>
-          <w:szCs w:val="24"/>
-          <w:lang w:val="en-US"/>
-        </w:rPr>
-        <w:t>", the variable is "</w:t>
-      </w:r>
-      <w:proofErr w:type="spellStart"/>
-      <w:r>
-        <w:rPr>
-          <w:rFonts w:ascii="Aptos" w:hAnsi="Aptos" w:cs="Calibri"/>
-          <w:sz w:val="24"/>
-          <w:szCs w:val="24"/>
-          <w:lang w:val="en-US"/>
-        </w:rPr>
-        <w:t>GivenName</w:t>
-      </w:r>
-      <w:proofErr w:type="spellEnd"/>
-      <w:r>
-        <w:rPr>
-          <w:rFonts w:ascii="Aptos" w:hAnsi="Aptos" w:cs="Calibri"/>
-          <w:sz w:val="24"/>
-          <w:szCs w:val="24"/>
-          <w:lang w:val="en-US"/>
-        </w:rPr>
-        <w:t>$", which gives the replacement variable name "</w:t>
-      </w:r>
-      <w:proofErr w:type="spellStart"/>
-      <w:r>
-        <w:rPr>
-          <w:rFonts w:ascii="Aptos" w:hAnsi="Aptos" w:cs="Calibri"/>
-          <w:sz w:val="24"/>
-          <w:szCs w:val="24"/>
-          <w:lang w:val="en-US"/>
-        </w:rPr>
-        <w:t>CurrentUserGivenName</w:t>
-      </w:r>
-      <w:proofErr w:type="spellEnd"/>
-      <w:r>
-        <w:rPr>
-          <w:rFonts w:ascii="Aptos" w:hAnsi="Aptos" w:cs="Calibri"/>
-          <w:sz w:val="24"/>
-          <w:szCs w:val="24"/>
-          <w:lang w:val="en-US"/>
-        </w:rPr>
-        <w:t xml:space="preserve">" – you just </w:t>
-      </w:r>
-      <w:proofErr w:type="gramStart"/>
-      <w:r>
-        <w:rPr>
-          <w:rFonts w:ascii="Aptos" w:hAnsi="Aptos" w:cs="Calibri"/>
-          <w:sz w:val="24"/>
-          <w:szCs w:val="24"/>
-          <w:lang w:val="en-US"/>
-        </w:rPr>
-        <w:t>have to</w:t>
-      </w:r>
-      <w:proofErr w:type="gramEnd"/>
-      <w:r>
-        <w:rPr>
-          <w:rFonts w:ascii="Aptos" w:hAnsi="Aptos" w:cs="Calibri"/>
-          <w:sz w:val="24"/>
-          <w:szCs w:val="24"/>
-          <w:lang w:val="en-US"/>
-        </w:rPr>
-        <w:t xml:space="preserve"> add a starting and a trailing $ character in your template. See </w:t>
-      </w:r>
-      <w:proofErr w:type="gramStart"/>
-      <w:r>
-        <w:rPr>
-          <w:rFonts w:ascii="Aptos" w:hAnsi="Aptos" w:cs="Calibri"/>
-          <w:sz w:val="24"/>
-          <w:szCs w:val="24"/>
-          <w:lang w:val="en-US"/>
-        </w:rPr>
-        <w:t>'.\docs\sample</w:t>
-      </w:r>
-      <w:proofErr w:type="gramEnd"/>
-      <w:r>
-        <w:rPr>
-          <w:rFonts w:ascii="Aptos" w:hAnsi="Aptos" w:cs="Calibri"/>
-          <w:sz w:val="24"/>
-          <w:szCs w:val="24"/>
-          <w:lang w:val="en-US"/>
-        </w:rPr>
-        <w:t xml:space="preserve"> templates' for examples.</w:t>
+        <w:t>Let’s take the the upper left value: The namespace is "$CurrentUser", the variable is "GivenName$", which gives the replacement variable name "CurrentUserGivenName" – you just have to add a starting and a trailing $ character in your template. See '.\docs\sample templates' for examples.</w:t>
       </w:r>
     </w:p>
     <w:tbl>
@@ -705,29 +565,7 @@
                 <w:szCs w:val="24"/>
                 <w:lang w:val="en-US"/>
               </w:rPr>
-              <w:t>$</w:t>
-            </w:r>
-            <w:proofErr w:type="spellStart"/>
-            <w:r>
-              <w:rPr>
-                <w:rFonts w:ascii="Aptos" w:hAnsi="Aptos" w:cs="Calibri"/>
-                <w:color w:val="000000" w:themeColor="text1"/>
-                <w:sz w:val="24"/>
-                <w:szCs w:val="24"/>
-                <w:lang w:val="en-US"/>
-              </w:rPr>
-              <w:t>CurrentUser</w:t>
-            </w:r>
-            <w:proofErr w:type="spellEnd"/>
-            <w:r>
-              <w:rPr>
-                <w:rFonts w:ascii="Aptos" w:hAnsi="Aptos" w:cs="Calibri"/>
-                <w:color w:val="000000" w:themeColor="text1"/>
-                <w:sz w:val="24"/>
-                <w:szCs w:val="24"/>
-                <w:lang w:val="en-US"/>
-              </w:rPr>
-              <w:t>…</w:t>
+              <w:t>$CurrentUser…</w:t>
             </w:r>
           </w:p>
         </w:tc>
@@ -774,29 +612,7 @@
                 <w:szCs w:val="24"/>
                 <w:lang w:val="en-US"/>
               </w:rPr>
-              <w:t>$</w:t>
-            </w:r>
-            <w:proofErr w:type="spellStart"/>
-            <w:r>
-              <w:rPr>
-                <w:rFonts w:ascii="Aptos" w:hAnsi="Aptos" w:cs="Calibri"/>
-                <w:color w:val="000000" w:themeColor="text1"/>
-                <w:sz w:val="24"/>
-                <w:szCs w:val="24"/>
-                <w:lang w:val="en-US"/>
-              </w:rPr>
-              <w:t>CurrentUserManager</w:t>
-            </w:r>
-            <w:proofErr w:type="spellEnd"/>
-            <w:r>
-              <w:rPr>
-                <w:rFonts w:ascii="Aptos" w:hAnsi="Aptos" w:cs="Calibri"/>
-                <w:color w:val="000000" w:themeColor="text1"/>
-                <w:sz w:val="24"/>
-                <w:szCs w:val="24"/>
-                <w:lang w:val="en-US"/>
-              </w:rPr>
-              <w:t>…</w:t>
+              <w:t>$CurrentUserManager…</w:t>
             </w:r>
           </w:p>
         </w:tc>
@@ -843,29 +659,7 @@
                 <w:szCs w:val="24"/>
                 <w:lang w:val="en-US"/>
               </w:rPr>
-              <w:t>$</w:t>
-            </w:r>
-            <w:proofErr w:type="spellStart"/>
-            <w:r>
-              <w:rPr>
-                <w:rFonts w:ascii="Aptos" w:hAnsi="Aptos" w:cs="Calibri"/>
-                <w:color w:val="000000" w:themeColor="text1"/>
-                <w:sz w:val="24"/>
-                <w:szCs w:val="24"/>
-                <w:lang w:val="en-US"/>
-              </w:rPr>
-              <w:t>CurrentMailbox</w:t>
-            </w:r>
-            <w:proofErr w:type="spellEnd"/>
-            <w:r>
-              <w:rPr>
-                <w:rFonts w:ascii="Aptos" w:hAnsi="Aptos" w:cs="Calibri"/>
-                <w:color w:val="000000" w:themeColor="text1"/>
-                <w:sz w:val="24"/>
-                <w:szCs w:val="24"/>
-                <w:lang w:val="en-US"/>
-              </w:rPr>
-              <w:t>…</w:t>
+              <w:t>$CurrentMailbox…</w:t>
             </w:r>
           </w:p>
         </w:tc>
@@ -912,29 +706,7 @@
                 <w:szCs w:val="24"/>
                 <w:lang w:val="en-US"/>
               </w:rPr>
-              <w:t>$</w:t>
-            </w:r>
-            <w:proofErr w:type="spellStart"/>
-            <w:r>
-              <w:rPr>
-                <w:rFonts w:ascii="Aptos" w:hAnsi="Aptos" w:cs="Calibri"/>
-                <w:color w:val="000000" w:themeColor="text1"/>
-                <w:sz w:val="24"/>
-                <w:szCs w:val="24"/>
-                <w:lang w:val="en-US"/>
-              </w:rPr>
-              <w:t>CurrentMailboxManager</w:t>
-            </w:r>
-            <w:proofErr w:type="spellEnd"/>
-            <w:r>
-              <w:rPr>
-                <w:rFonts w:ascii="Aptos" w:hAnsi="Aptos" w:cs="Calibri"/>
-                <w:color w:val="000000" w:themeColor="text1"/>
-                <w:sz w:val="24"/>
-                <w:szCs w:val="24"/>
-                <w:lang w:val="en-US"/>
-              </w:rPr>
-              <w:t>…</w:t>
+              <w:t>$CurrentMailboxManager…</w:t>
             </w:r>
           </w:p>
         </w:tc>
@@ -966,18 +738,60 @@
               </w:rPr>
               <w:t>…</w:t>
             </w:r>
-            <w:proofErr w:type="spellStart"/>
-            <w:r>
-              <w:rPr>
-                <w:rFonts w:ascii="Aptos" w:hAnsi="Aptos" w:cs="Calibri"/>
-                <w:color w:val="000000" w:themeColor="text1"/>
-                <w:sz w:val="24"/>
-                <w:szCs w:val="24"/>
-                <w:lang w:val="en-US"/>
-              </w:rPr>
-              <w:t>GivenName</w:t>
-            </w:r>
-            <w:proofErr w:type="spellEnd"/>
+            <w:r>
+              <w:rPr>
+                <w:rFonts w:ascii="Aptos" w:hAnsi="Aptos" w:cs="Calibri"/>
+                <w:color w:val="000000" w:themeColor="text1"/>
+                <w:sz w:val="24"/>
+                <w:szCs w:val="24"/>
+                <w:lang w:val="en-US"/>
+              </w:rPr>
+              <w:t>GivenName$</w:t>
+            </w:r>
+          </w:p>
+        </w:tc>
+        <w:tc>
+          <w:tcPr>
+            <w:tcW w:w="0" w:type="auto"/>
+          </w:tcPr>
+          <w:p>
+            <w:pPr>
+              <w:cnfStyle w:val="000000000000" w:firstRow="0" w:lastRow="0" w:firstColumn="0" w:lastColumn="0" w:oddVBand="0" w:evenVBand="0" w:oddHBand="0" w:evenHBand="0" w:firstRowFirstColumn="0" w:firstRowLastColumn="0" w:lastRowFirstColumn="0" w:lastRowLastColumn="0"/>
+              <w:rPr>
+                <w:rFonts w:ascii="Aptos" w:hAnsi="Aptos" w:cs="Calibri"/>
+                <w:color w:val="000000" w:themeColor="text1"/>
+                <w:sz w:val="24"/>
+                <w:szCs w:val="24"/>
+                <w:lang w:val="en-US"/>
+              </w:rPr>
+            </w:pPr>
+            <w:r>
+              <w:rPr>
+                <w:rFonts w:ascii="Aptos" w:hAnsi="Aptos" w:cs="Calibri"/>
+                <w:color w:val="000000" w:themeColor="text1"/>
+                <w:sz w:val="24"/>
+                <w:szCs w:val="24"/>
+                <w:lang w:val="en-US"/>
+              </w:rPr>
+              <w:t>$CurrentUserGivenName$</w:t>
+            </w:r>
+          </w:p>
+        </w:tc>
+        <w:tc>
+          <w:tcPr>
+            <w:tcW w:w="0" w:type="auto"/>
+          </w:tcPr>
+          <w:p>
+            <w:pPr>
+              <w:cnfStyle w:val="000000000000" w:firstRow="0" w:lastRow="0" w:firstColumn="0" w:lastColumn="0" w:oddVBand="0" w:evenVBand="0" w:oddHBand="0" w:evenHBand="0" w:firstRowFirstColumn="0" w:firstRowLastColumn="0" w:lastRowFirstColumn="0" w:lastRowLastColumn="0"/>
+              <w:rPr>
+                <w:rFonts w:ascii="Aptos" w:hAnsi="Aptos" w:cs="Calibri"/>
+                <w:color w:val="000000" w:themeColor="text1"/>
+                <w:sz w:val="24"/>
+                <w:szCs w:val="24"/>
+                <w:lang w:val="en-US"/>
+              </w:rPr>
+            </w:pPr>
             <w:r>
               <w:rPr>
                 <w:rFonts w:ascii="Aptos" w:hAnsi="Aptos" w:cs="Calibri"/>
@@ -988,6 +802,16 @@
               </w:rPr>
               <w:t>$</w:t>
             </w:r>
+            <w:r>
+              <w:rPr>
+                <w:rFonts w:ascii="Aptos" w:hAnsi="Aptos" w:cs="Calibri"/>
+                <w:color w:val="000000" w:themeColor="text1"/>
+                <w:sz w:val="24"/>
+                <w:szCs w:val="24"/>
+                <w:lang w:val="en-US"/>
+              </w:rPr>
+              <w:t>CurrentUserManagerGivenName$</w:t>
+            </w:r>
           </w:p>
         </w:tc>
         <w:tc>
@@ -1015,18 +839,33 @@
               </w:rPr>
               <w:t>$</w:t>
             </w:r>
-            <w:proofErr w:type="spellStart"/>
-            <w:r>
-              <w:rPr>
-                <w:rFonts w:ascii="Aptos" w:hAnsi="Aptos" w:cs="Calibri"/>
-                <w:color w:val="000000" w:themeColor="text1"/>
-                <w:sz w:val="24"/>
-                <w:szCs w:val="24"/>
-                <w:lang w:val="en-US"/>
-              </w:rPr>
-              <w:t>CurrentUserGivenName</w:t>
-            </w:r>
-            <w:proofErr w:type="spellEnd"/>
+            <w:r>
+              <w:rPr>
+                <w:rFonts w:ascii="Aptos" w:hAnsi="Aptos" w:cs="Calibri"/>
+                <w:color w:val="000000" w:themeColor="text1"/>
+                <w:sz w:val="24"/>
+                <w:szCs w:val="24"/>
+                <w:lang w:val="en-US"/>
+              </w:rPr>
+              <w:t>CurrentMailboxGivenName$</w:t>
+            </w:r>
+          </w:p>
+        </w:tc>
+        <w:tc>
+          <w:tcPr>
+            <w:tcW w:w="0" w:type="auto"/>
+          </w:tcPr>
+          <w:p>
+            <w:pPr>
+              <w:cnfStyle w:val="000000000000" w:firstRow="0" w:lastRow="0" w:firstColumn="0" w:lastColumn="0" w:oddVBand="0" w:evenVBand="0" w:oddHBand="0" w:evenHBand="0" w:firstRowFirstColumn="0" w:firstRowLastColumn="0" w:lastRowFirstColumn="0" w:lastRowLastColumn="0"/>
+              <w:rPr>
+                <w:rFonts w:ascii="Aptos" w:hAnsi="Aptos" w:cs="Calibri"/>
+                <w:color w:val="000000" w:themeColor="text1"/>
+                <w:sz w:val="24"/>
+                <w:szCs w:val="24"/>
+                <w:lang w:val="en-US"/>
+              </w:rPr>
+            </w:pPr>
             <w:r>
               <w:rPr>
                 <w:rFonts w:ascii="Aptos" w:hAnsi="Aptos" w:cs="Calibri"/>
@@ -1037,152 +876,15 @@
               </w:rPr>
               <w:t>$</w:t>
             </w:r>
-          </w:p>
-        </w:tc>
-        <w:tc>
-          <w:tcPr>
-            <w:tcW w:w="0" w:type="auto"/>
-          </w:tcPr>
-          <w:p>
-            <w:pPr>
-              <w:cnfStyle w:val="000000000000" w:firstRow="0" w:lastRow="0" w:firstColumn="0" w:lastColumn="0" w:oddVBand="0" w:evenVBand="0" w:oddHBand="0" w:evenHBand="0" w:firstRowFirstColumn="0" w:firstRowLastColumn="0" w:lastRowFirstColumn="0" w:lastRowLastColumn="0"/>
-              <w:rPr>
-                <w:rFonts w:ascii="Aptos" w:hAnsi="Aptos" w:cs="Calibri"/>
-                <w:color w:val="000000" w:themeColor="text1"/>
-                <w:sz w:val="24"/>
-                <w:szCs w:val="24"/>
-                <w:lang w:val="en-US"/>
-              </w:rPr>
-            </w:pPr>
-            <w:r>
-              <w:rPr>
-                <w:rFonts w:ascii="Aptos" w:hAnsi="Aptos" w:cs="Calibri"/>
-                <w:color w:val="000000" w:themeColor="text1"/>
-                <w:sz w:val="24"/>
-                <w:szCs w:val="24"/>
-                <w:lang w:val="en-US"/>
-              </w:rPr>
-              <w:t>$</w:t>
-            </w:r>
-            <w:proofErr w:type="spellStart"/>
-            <w:r>
-              <w:rPr>
-                <w:rFonts w:ascii="Aptos" w:hAnsi="Aptos" w:cs="Calibri"/>
-                <w:color w:val="000000" w:themeColor="text1"/>
-                <w:sz w:val="24"/>
-                <w:szCs w:val="24"/>
-                <w:lang w:val="en-US"/>
-              </w:rPr>
-              <w:t>CurrentUserManagerGivenName</w:t>
-            </w:r>
-            <w:proofErr w:type="spellEnd"/>
-            <w:r>
-              <w:rPr>
-                <w:rFonts w:ascii="Aptos" w:hAnsi="Aptos" w:cs="Calibri"/>
-                <w:color w:val="000000" w:themeColor="text1"/>
-                <w:sz w:val="24"/>
-                <w:szCs w:val="24"/>
-                <w:lang w:val="en-US"/>
-              </w:rPr>
-              <w:t>$</w:t>
-            </w:r>
-          </w:p>
-        </w:tc>
-        <w:tc>
-          <w:tcPr>
-            <w:tcW w:w="0" w:type="auto"/>
-          </w:tcPr>
-          <w:p>
-            <w:pPr>
-              <w:cnfStyle w:val="000000000000" w:firstRow="0" w:lastRow="0" w:firstColumn="0" w:lastColumn="0" w:oddVBand="0" w:evenVBand="0" w:oddHBand="0" w:evenHBand="0" w:firstRowFirstColumn="0" w:firstRowLastColumn="0" w:lastRowFirstColumn="0" w:lastRowLastColumn="0"/>
-              <w:rPr>
-                <w:rFonts w:ascii="Aptos" w:hAnsi="Aptos" w:cs="Calibri"/>
-                <w:color w:val="000000" w:themeColor="text1"/>
-                <w:sz w:val="24"/>
-                <w:szCs w:val="24"/>
-                <w:lang w:val="en-US"/>
-              </w:rPr>
-            </w:pPr>
-            <w:r>
-              <w:rPr>
-                <w:rFonts w:ascii="Aptos" w:hAnsi="Aptos" w:cs="Calibri"/>
-                <w:color w:val="000000" w:themeColor="text1"/>
-                <w:sz w:val="24"/>
-                <w:szCs w:val="24"/>
-                <w:lang w:val="en-US"/>
-              </w:rPr>
-              <w:t>$</w:t>
-            </w:r>
-            <w:proofErr w:type="spellStart"/>
-            <w:r>
-              <w:rPr>
-                <w:rFonts w:ascii="Aptos" w:hAnsi="Aptos" w:cs="Calibri"/>
-                <w:color w:val="000000" w:themeColor="text1"/>
-                <w:sz w:val="24"/>
-                <w:szCs w:val="24"/>
-                <w:lang w:val="en-US"/>
-              </w:rPr>
-              <w:t>CurrentMailboxGivenName</w:t>
-            </w:r>
-            <w:proofErr w:type="spellEnd"/>
-            <w:r>
-              <w:rPr>
-                <w:rFonts w:ascii="Aptos" w:hAnsi="Aptos" w:cs="Calibri"/>
-                <w:color w:val="000000" w:themeColor="text1"/>
-                <w:sz w:val="24"/>
-                <w:szCs w:val="24"/>
-                <w:lang w:val="en-US"/>
-              </w:rPr>
-              <w:t>$</w:t>
-            </w:r>
-          </w:p>
-        </w:tc>
-        <w:tc>
-          <w:tcPr>
-            <w:tcW w:w="0" w:type="auto"/>
-          </w:tcPr>
-          <w:p>
-            <w:pPr>
-              <w:cnfStyle w:val="000000000000" w:firstRow="0" w:lastRow="0" w:firstColumn="0" w:lastColumn="0" w:oddVBand="0" w:evenVBand="0" w:oddHBand="0" w:evenHBand="0" w:firstRowFirstColumn="0" w:firstRowLastColumn="0" w:lastRowFirstColumn="0" w:lastRowLastColumn="0"/>
-              <w:rPr>
-                <w:rFonts w:ascii="Aptos" w:hAnsi="Aptos" w:cs="Calibri"/>
-                <w:color w:val="000000" w:themeColor="text1"/>
-                <w:sz w:val="24"/>
-                <w:szCs w:val="24"/>
-                <w:lang w:val="en-US"/>
-              </w:rPr>
-            </w:pPr>
-            <w:r>
-              <w:rPr>
-                <w:rFonts w:ascii="Aptos" w:hAnsi="Aptos" w:cs="Calibri"/>
-                <w:color w:val="000000" w:themeColor="text1"/>
-                <w:sz w:val="24"/>
-                <w:szCs w:val="24"/>
-                <w:lang w:val="en-US"/>
-              </w:rPr>
-              <w:t>$</w:t>
-            </w:r>
-            <w:proofErr w:type="spellStart"/>
-            <w:r>
-              <w:rPr>
-                <w:rFonts w:ascii="Aptos" w:hAnsi="Aptos" w:cs="Calibri"/>
-                <w:color w:val="000000" w:themeColor="text1"/>
-                <w:sz w:val="24"/>
-                <w:szCs w:val="24"/>
-                <w:lang w:val="en-US"/>
-              </w:rPr>
-              <w:t>CurrentMailboxManagerGivenName</w:t>
-            </w:r>
-            <w:proofErr w:type="spellEnd"/>
-            <w:r>
-              <w:rPr>
-                <w:rFonts w:ascii="Aptos" w:hAnsi="Aptos" w:cs="Calibri"/>
-                <w:color w:val="000000" w:themeColor="text1"/>
-                <w:sz w:val="24"/>
-                <w:szCs w:val="24"/>
-                <w:lang w:val="en-US"/>
-              </w:rPr>
-              <w:t>$</w:t>
+            <w:r>
+              <w:rPr>
+                <w:rFonts w:ascii="Aptos" w:hAnsi="Aptos" w:cs="Calibri"/>
+                <w:color w:val="000000" w:themeColor="text1"/>
+                <w:sz w:val="24"/>
+                <w:szCs w:val="24"/>
+                <w:lang w:val="en-US"/>
+              </w:rPr>
+              <w:t>CurrentMailboxManagerGivenName$</w:t>
             </w:r>
           </w:p>
         </w:tc>
@@ -1249,20 +951,62 @@
                 <w:szCs w:val="24"/>
                 <w:lang w:val="en-US"/>
               </w:rPr>
+              <w:t>$CurrentUserSurname$</w:t>
+            </w:r>
+          </w:p>
+        </w:tc>
+        <w:tc>
+          <w:tcPr>
+            <w:tcW w:w="0" w:type="auto"/>
+          </w:tcPr>
+          <w:p>
+            <w:pPr>
+              <w:cnfStyle w:val="000000000000" w:firstRow="0" w:lastRow="0" w:firstColumn="0" w:lastColumn="0" w:oddVBand="0" w:evenVBand="0" w:oddHBand="0" w:evenHBand="0" w:firstRowFirstColumn="0" w:firstRowLastColumn="0" w:lastRowFirstColumn="0" w:lastRowLastColumn="0"/>
+              <w:rPr>
+                <w:rFonts w:ascii="Aptos" w:hAnsi="Aptos" w:cs="Calibri"/>
+                <w:color w:val="000000" w:themeColor="text1"/>
+                <w:sz w:val="24"/>
+                <w:szCs w:val="24"/>
+                <w:lang w:val="en-US"/>
+              </w:rPr>
+            </w:pPr>
+            <w:r>
+              <w:rPr>
+                <w:rFonts w:ascii="Aptos" w:hAnsi="Aptos" w:cs="Calibri"/>
+                <w:color w:val="000000" w:themeColor="text1"/>
+                <w:sz w:val="24"/>
+                <w:szCs w:val="24"/>
+                <w:lang w:val="en-US"/>
+              </w:rPr>
               <w:t>$</w:t>
             </w:r>
-            <w:proofErr w:type="spellStart"/>
-            <w:r>
-              <w:rPr>
-                <w:rFonts w:ascii="Aptos" w:hAnsi="Aptos" w:cs="Calibri"/>
-                <w:color w:val="000000" w:themeColor="text1"/>
-                <w:sz w:val="24"/>
-                <w:szCs w:val="24"/>
-                <w:lang w:val="en-US"/>
-              </w:rPr>
-              <w:t>CurrentUserSurname</w:t>
-            </w:r>
-            <w:proofErr w:type="spellEnd"/>
+            <w:r>
+              <w:rPr>
+                <w:rFonts w:ascii="Aptos" w:hAnsi="Aptos" w:cs="Calibri"/>
+                <w:color w:val="000000" w:themeColor="text1"/>
+                <w:sz w:val="24"/>
+                <w:szCs w:val="24"/>
+                <w:lang w:val="en-US"/>
+              </w:rPr>
+              <w:t>CurrentUserManagerSurname$</w:t>
+            </w:r>
+          </w:p>
+        </w:tc>
+        <w:tc>
+          <w:tcPr>
+            <w:tcW w:w="0" w:type="auto"/>
+          </w:tcPr>
+          <w:p>
+            <w:pPr>
+              <w:cnfStyle w:val="000000000000" w:firstRow="0" w:lastRow="0" w:firstColumn="0" w:lastColumn="0" w:oddVBand="0" w:evenVBand="0" w:oddHBand="0" w:evenHBand="0" w:firstRowFirstColumn="0" w:firstRowLastColumn="0" w:lastRowFirstColumn="0" w:lastRowLastColumn="0"/>
+              <w:rPr>
+                <w:rFonts w:ascii="Aptos" w:hAnsi="Aptos" w:cs="Calibri"/>
+                <w:color w:val="000000" w:themeColor="text1"/>
+                <w:sz w:val="24"/>
+                <w:szCs w:val="24"/>
+                <w:lang w:val="en-US"/>
+              </w:rPr>
+            </w:pPr>
             <w:r>
               <w:rPr>
                 <w:rFonts w:ascii="Aptos" w:hAnsi="Aptos" w:cs="Calibri"/>
@@ -1273,6 +1017,16 @@
               </w:rPr>
               <w:t>$</w:t>
             </w:r>
+            <w:r>
+              <w:rPr>
+                <w:rFonts w:ascii="Aptos" w:hAnsi="Aptos" w:cs="Calibri"/>
+                <w:color w:val="000000" w:themeColor="text1"/>
+                <w:sz w:val="24"/>
+                <w:szCs w:val="24"/>
+                <w:lang w:val="en-US"/>
+              </w:rPr>
+              <w:t>CurrentMailboxSurname$</w:t>
+            </w:r>
           </w:p>
         </w:tc>
         <w:tc>
@@ -1308,105 +1062,7 @@
                 <w:szCs w:val="24"/>
                 <w:lang w:val="en-US"/>
               </w:rPr>
-              <w:t>CurrentUserManagerSurname$</w:t>
-            </w:r>
-          </w:p>
-        </w:tc>
-        <w:tc>
-          <w:tcPr>
-            <w:tcW w:w="0" w:type="auto"/>
-          </w:tcPr>
-          <w:p>
-            <w:pPr>
-              <w:cnfStyle w:val="000000000000" w:firstRow="0" w:lastRow="0" w:firstColumn="0" w:lastColumn="0" w:oddVBand="0" w:evenVBand="0" w:oddHBand="0" w:evenHBand="0" w:firstRowFirstColumn="0" w:firstRowLastColumn="0" w:lastRowFirstColumn="0" w:lastRowLastColumn="0"/>
-              <w:rPr>
-                <w:rFonts w:ascii="Aptos" w:hAnsi="Aptos" w:cs="Calibri"/>
-                <w:color w:val="000000" w:themeColor="text1"/>
-                <w:sz w:val="24"/>
-                <w:szCs w:val="24"/>
-                <w:lang w:val="en-US"/>
-              </w:rPr>
-            </w:pPr>
-            <w:r>
-              <w:rPr>
-                <w:rFonts w:ascii="Aptos" w:hAnsi="Aptos" w:cs="Calibri"/>
-                <w:color w:val="000000" w:themeColor="text1"/>
-                <w:sz w:val="24"/>
-                <w:szCs w:val="24"/>
-                <w:lang w:val="en-US"/>
-              </w:rPr>
-              <w:t>$</w:t>
-            </w:r>
-            <w:proofErr w:type="spellStart"/>
-            <w:r>
-              <w:rPr>
-                <w:rFonts w:ascii="Aptos" w:hAnsi="Aptos" w:cs="Calibri"/>
-                <w:color w:val="000000" w:themeColor="text1"/>
-                <w:sz w:val="24"/>
-                <w:szCs w:val="24"/>
-                <w:lang w:val="en-US"/>
-              </w:rPr>
-              <w:t>CurrentMailboxSurname</w:t>
-            </w:r>
-            <w:proofErr w:type="spellEnd"/>
-            <w:r>
-              <w:rPr>
-                <w:rFonts w:ascii="Aptos" w:hAnsi="Aptos" w:cs="Calibri"/>
-                <w:color w:val="000000" w:themeColor="text1"/>
-                <w:sz w:val="24"/>
-                <w:szCs w:val="24"/>
-                <w:lang w:val="en-US"/>
-              </w:rPr>
-              <w:t>$</w:t>
-            </w:r>
-          </w:p>
-        </w:tc>
-        <w:tc>
-          <w:tcPr>
-            <w:tcW w:w="0" w:type="auto"/>
-          </w:tcPr>
-          <w:p>
-            <w:pPr>
-              <w:cnfStyle w:val="000000000000" w:firstRow="0" w:lastRow="0" w:firstColumn="0" w:lastColumn="0" w:oddVBand="0" w:evenVBand="0" w:oddHBand="0" w:evenHBand="0" w:firstRowFirstColumn="0" w:firstRowLastColumn="0" w:lastRowFirstColumn="0" w:lastRowLastColumn="0"/>
-              <w:rPr>
-                <w:rFonts w:ascii="Aptos" w:hAnsi="Aptos" w:cs="Calibri"/>
-                <w:color w:val="000000" w:themeColor="text1"/>
-                <w:sz w:val="24"/>
-                <w:szCs w:val="24"/>
-                <w:lang w:val="en-US"/>
-              </w:rPr>
-            </w:pPr>
-            <w:r>
-              <w:rPr>
-                <w:rFonts w:ascii="Aptos" w:hAnsi="Aptos" w:cs="Calibri"/>
-                <w:color w:val="000000" w:themeColor="text1"/>
-                <w:sz w:val="24"/>
-                <w:szCs w:val="24"/>
-                <w:lang w:val="en-US"/>
-              </w:rPr>
-              <w:t>$</w:t>
-            </w:r>
-            <w:proofErr w:type="spellStart"/>
-            <w:r>
-              <w:rPr>
-                <w:rFonts w:ascii="Aptos" w:hAnsi="Aptos" w:cs="Calibri"/>
-                <w:color w:val="000000" w:themeColor="text1"/>
-                <w:sz w:val="24"/>
-                <w:szCs w:val="24"/>
-                <w:lang w:val="en-US"/>
-              </w:rPr>
-              <w:t>CurrentMailboxManagerSurname</w:t>
-            </w:r>
-            <w:proofErr w:type="spellEnd"/>
-            <w:r>
-              <w:rPr>
-                <w:rFonts w:ascii="Aptos" w:hAnsi="Aptos" w:cs="Calibri"/>
-                <w:color w:val="000000" w:themeColor="text1"/>
-                <w:sz w:val="24"/>
-                <w:szCs w:val="24"/>
-                <w:lang w:val="en-US"/>
-              </w:rPr>
-              <w:t>$</w:t>
+              <w:t>CurrentMailboxManagerSurname$</w:t>
             </w:r>
           </w:p>
         </w:tc>
@@ -1438,7 +1094,6 @@
               </w:rPr>
               <w:t>…</w:t>
             </w:r>
-            <w:proofErr w:type="spellStart"/>
             <w:r>
               <w:rPr>
                 <w:rFonts w:ascii="Aptos" w:hAnsi="Aptos" w:cs="Calibri"/>
@@ -1459,7 +1114,6 @@
               </w:rPr>
               <w:t>Honorifics</w:t>
             </w:r>
-            <w:proofErr w:type="spellEnd"/>
             <w:r>
               <w:rPr>
                 <w:rFonts w:ascii="Aptos" w:hAnsi="Aptos" w:cs="Calibri"/>
@@ -1495,18 +1149,64 @@
                 <w:szCs w:val="24"/>
                 <w:lang w:val="en-US"/>
               </w:rPr>
+              <w:t>$CurrentUserNameWith</w:t>
+            </w:r>
+            <w:r>
+              <w:rPr>
+                <w:rFonts w:ascii="Aptos" w:hAnsi="Aptos" w:cs="Calibri"/>
+                <w:color w:val="000000" w:themeColor="text1"/>
+                <w:sz w:val="24"/>
+                <w:szCs w:val="24"/>
+                <w:lang w:val="en-US"/>
+              </w:rPr>
+              <w:t>Honorifics</w:t>
+            </w:r>
+            <w:r>
+              <w:rPr>
+                <w:rFonts w:ascii="Aptos" w:hAnsi="Aptos" w:cs="Calibri"/>
+                <w:color w:val="000000" w:themeColor="text1"/>
+                <w:sz w:val="24"/>
+                <w:szCs w:val="24"/>
+                <w:lang w:val="en-US"/>
+              </w:rPr>
               <w:t>$</w:t>
             </w:r>
-            <w:proofErr w:type="spellStart"/>
-            <w:r>
-              <w:rPr>
-                <w:rFonts w:ascii="Aptos" w:hAnsi="Aptos" w:cs="Calibri"/>
-                <w:color w:val="000000" w:themeColor="text1"/>
-                <w:sz w:val="24"/>
-                <w:szCs w:val="24"/>
-                <w:lang w:val="en-US"/>
-              </w:rPr>
-              <w:t>CurrentUserNameWith</w:t>
+          </w:p>
+        </w:tc>
+        <w:tc>
+          <w:tcPr>
+            <w:tcW w:w="0" w:type="auto"/>
+          </w:tcPr>
+          <w:p>
+            <w:pPr>
+              <w:cnfStyle w:val="000000000000" w:firstRow="0" w:lastRow="0" w:firstColumn="0" w:lastColumn="0" w:oddVBand="0" w:evenVBand="0" w:oddHBand="0" w:evenHBand="0" w:firstRowFirstColumn="0" w:firstRowLastColumn="0" w:lastRowFirstColumn="0" w:lastRowLastColumn="0"/>
+              <w:rPr>
+                <w:rFonts w:ascii="Aptos" w:hAnsi="Aptos" w:cs="Calibri"/>
+                <w:color w:val="000000" w:themeColor="text1"/>
+                <w:sz w:val="24"/>
+                <w:szCs w:val="24"/>
+                <w:lang w:val="en-US"/>
+              </w:rPr>
+            </w:pPr>
+            <w:r>
+              <w:rPr>
+                <w:rFonts w:ascii="Aptos" w:hAnsi="Aptos" w:cs="Calibri"/>
+                <w:color w:val="000000" w:themeColor="text1"/>
+                <w:sz w:val="24"/>
+                <w:szCs w:val="24"/>
+                <w:lang w:val="en-US"/>
+              </w:rPr>
+              <w:t>$</w:t>
+            </w:r>
+            <w:r>
+              <w:rPr>
+                <w:rFonts w:ascii="Aptos" w:hAnsi="Aptos" w:cs="Calibri"/>
+                <w:color w:val="000000" w:themeColor="text1"/>
+                <w:sz w:val="24"/>
+                <w:szCs w:val="24"/>
+                <w:lang w:val="en-US"/>
+              </w:rPr>
+              <w:t>CurrentUserManagerNameWith</w:t>
             </w:r>
             <w:r>
               <w:rPr>
@@ -1518,7 +1218,6 @@
               </w:rPr>
               <w:t>Honorifics</w:t>
             </w:r>
-            <w:proofErr w:type="spellEnd"/>
             <w:r>
               <w:rPr>
                 <w:rFonts w:ascii="Aptos" w:hAnsi="Aptos" w:cs="Calibri"/>
@@ -1556,16 +1255,15 @@
               </w:rPr>
               <w:t>$</w:t>
             </w:r>
-            <w:proofErr w:type="spellStart"/>
-            <w:r>
-              <w:rPr>
-                <w:rFonts w:ascii="Aptos" w:hAnsi="Aptos" w:cs="Calibri"/>
-                <w:color w:val="000000" w:themeColor="text1"/>
-                <w:sz w:val="24"/>
-                <w:szCs w:val="24"/>
-                <w:lang w:val="en-US"/>
-              </w:rPr>
-              <w:t>CurrentUserManagerNameWith</w:t>
+            <w:r>
+              <w:rPr>
+                <w:rFonts w:ascii="Aptos" w:hAnsi="Aptos" w:cs="Calibri"/>
+                <w:color w:val="000000" w:themeColor="text1"/>
+                <w:sz w:val="24"/>
+                <w:szCs w:val="24"/>
+                <w:lang w:val="en-US"/>
+              </w:rPr>
+              <w:t>CurrentMailboxNameWith</w:t>
             </w:r>
             <w:r>
               <w:rPr>
@@ -1577,7 +1275,6 @@
               </w:rPr>
               <w:t>Honorifics</w:t>
             </w:r>
-            <w:proofErr w:type="spellEnd"/>
             <w:r>
               <w:rPr>
                 <w:rFonts w:ascii="Aptos" w:hAnsi="Aptos" w:cs="Calibri"/>
@@ -1615,16 +1312,15 @@
               </w:rPr>
               <w:t>$</w:t>
             </w:r>
-            <w:proofErr w:type="spellStart"/>
-            <w:r>
-              <w:rPr>
-                <w:rFonts w:ascii="Aptos" w:hAnsi="Aptos" w:cs="Calibri"/>
-                <w:color w:val="000000" w:themeColor="text1"/>
-                <w:sz w:val="24"/>
-                <w:szCs w:val="24"/>
-                <w:lang w:val="en-US"/>
-              </w:rPr>
-              <w:t>CurrentMailboxNameWith</w:t>
+            <w:r>
+              <w:rPr>
+                <w:rFonts w:ascii="Aptos" w:hAnsi="Aptos" w:cs="Calibri"/>
+                <w:color w:val="000000" w:themeColor="text1"/>
+                <w:sz w:val="24"/>
+                <w:szCs w:val="24"/>
+                <w:lang w:val="en-US"/>
+              </w:rPr>
+              <w:t>CurrentMailboxManagerNameWith</w:t>
             </w:r>
             <w:r>
               <w:rPr>
@@ -1636,66 +1332,6 @@
               </w:rPr>
               <w:t>Honorifics</w:t>
             </w:r>
-            <w:proofErr w:type="spellEnd"/>
-            <w:r>
-              <w:rPr>
-                <w:rFonts w:ascii="Aptos" w:hAnsi="Aptos" w:cs="Calibri"/>
-                <w:color w:val="000000" w:themeColor="text1"/>
-                <w:sz w:val="24"/>
-                <w:szCs w:val="24"/>
-                <w:lang w:val="en-US"/>
-              </w:rPr>
-              <w:t>$</w:t>
-            </w:r>
-          </w:p>
-        </w:tc>
-        <w:tc>
-          <w:tcPr>
-            <w:tcW w:w="0" w:type="auto"/>
-          </w:tcPr>
-          <w:p>
-            <w:pPr>
-              <w:cnfStyle w:val="000000000000" w:firstRow="0" w:lastRow="0" w:firstColumn="0" w:lastColumn="0" w:oddVBand="0" w:evenVBand="0" w:oddHBand="0" w:evenHBand="0" w:firstRowFirstColumn="0" w:firstRowLastColumn="0" w:lastRowFirstColumn="0" w:lastRowLastColumn="0"/>
-              <w:rPr>
-                <w:rFonts w:ascii="Aptos" w:hAnsi="Aptos" w:cs="Calibri"/>
-                <w:color w:val="000000" w:themeColor="text1"/>
-                <w:sz w:val="24"/>
-                <w:szCs w:val="24"/>
-                <w:lang w:val="en-US"/>
-              </w:rPr>
-            </w:pPr>
-            <w:r>
-              <w:rPr>
-                <w:rFonts w:ascii="Aptos" w:hAnsi="Aptos" w:cs="Calibri"/>
-                <w:color w:val="000000" w:themeColor="text1"/>
-                <w:sz w:val="24"/>
-                <w:szCs w:val="24"/>
-                <w:lang w:val="en-US"/>
-              </w:rPr>
-              <w:t>$</w:t>
-            </w:r>
-            <w:proofErr w:type="spellStart"/>
-            <w:r>
-              <w:rPr>
-                <w:rFonts w:ascii="Aptos" w:hAnsi="Aptos" w:cs="Calibri"/>
-                <w:color w:val="000000" w:themeColor="text1"/>
-                <w:sz w:val="24"/>
-                <w:szCs w:val="24"/>
-                <w:lang w:val="en-US"/>
-              </w:rPr>
-              <w:t>CurrentMailboxManagerNameWith</w:t>
-            </w:r>
-            <w:r>
-              <w:rPr>
-                <w:rFonts w:ascii="Aptos" w:hAnsi="Aptos" w:cs="Calibri"/>
-                <w:color w:val="000000" w:themeColor="text1"/>
-                <w:sz w:val="24"/>
-                <w:szCs w:val="24"/>
-                <w:lang w:val="en-US"/>
-              </w:rPr>
-              <w:t>Honorifics</w:t>
-            </w:r>
-            <w:proofErr w:type="spellEnd"/>
             <w:r>
               <w:rPr>
                 <w:rFonts w:ascii="Aptos" w:hAnsi="Aptos" w:cs="Calibri"/>
@@ -1771,20 +1407,62 @@
                 <w:szCs w:val="24"/>
                 <w:lang w:val="en-US"/>
               </w:rPr>
+              <w:t>$CurrentUserCompany$</w:t>
+            </w:r>
+          </w:p>
+        </w:tc>
+        <w:tc>
+          <w:tcPr>
+            <w:tcW w:w="0" w:type="auto"/>
+          </w:tcPr>
+          <w:p>
+            <w:pPr>
+              <w:cnfStyle w:val="000000000000" w:firstRow="0" w:lastRow="0" w:firstColumn="0" w:lastColumn="0" w:oddVBand="0" w:evenVBand="0" w:oddHBand="0" w:evenHBand="0" w:firstRowFirstColumn="0" w:firstRowLastColumn="0" w:lastRowFirstColumn="0" w:lastRowLastColumn="0"/>
+              <w:rPr>
+                <w:rFonts w:ascii="Aptos" w:hAnsi="Aptos" w:cs="Calibri"/>
+                <w:color w:val="000000" w:themeColor="text1"/>
+                <w:sz w:val="24"/>
+                <w:szCs w:val="24"/>
+                <w:lang w:val="en-US"/>
+              </w:rPr>
+            </w:pPr>
+            <w:r>
+              <w:rPr>
+                <w:rFonts w:ascii="Aptos" w:hAnsi="Aptos" w:cs="Calibri"/>
+                <w:color w:val="000000" w:themeColor="text1"/>
+                <w:sz w:val="24"/>
+                <w:szCs w:val="24"/>
+                <w:lang w:val="en-US"/>
+              </w:rPr>
               <w:t>$</w:t>
             </w:r>
-            <w:proofErr w:type="spellStart"/>
-            <w:r>
-              <w:rPr>
-                <w:rFonts w:ascii="Aptos" w:hAnsi="Aptos" w:cs="Calibri"/>
-                <w:color w:val="000000" w:themeColor="text1"/>
-                <w:sz w:val="24"/>
-                <w:szCs w:val="24"/>
-                <w:lang w:val="en-US"/>
-              </w:rPr>
-              <w:t>CurrentUserCompany</w:t>
-            </w:r>
-            <w:proofErr w:type="spellEnd"/>
+            <w:r>
+              <w:rPr>
+                <w:rFonts w:ascii="Aptos" w:hAnsi="Aptos" w:cs="Calibri"/>
+                <w:color w:val="000000" w:themeColor="text1"/>
+                <w:sz w:val="24"/>
+                <w:szCs w:val="24"/>
+                <w:lang w:val="en-US"/>
+              </w:rPr>
+              <w:t>CurrentUserManagerCompany$</w:t>
+            </w:r>
+          </w:p>
+        </w:tc>
+        <w:tc>
+          <w:tcPr>
+            <w:tcW w:w="0" w:type="auto"/>
+          </w:tcPr>
+          <w:p>
+            <w:pPr>
+              <w:cnfStyle w:val="000000000000" w:firstRow="0" w:lastRow="0" w:firstColumn="0" w:lastColumn="0" w:oddVBand="0" w:evenVBand="0" w:oddHBand="0" w:evenHBand="0" w:firstRowFirstColumn="0" w:firstRowLastColumn="0" w:lastRowFirstColumn="0" w:lastRowLastColumn="0"/>
+              <w:rPr>
+                <w:rFonts w:ascii="Aptos" w:hAnsi="Aptos" w:cs="Calibri"/>
+                <w:color w:val="000000" w:themeColor="text1"/>
+                <w:sz w:val="24"/>
+                <w:szCs w:val="24"/>
+                <w:lang w:val="en-US"/>
+              </w:rPr>
+            </w:pPr>
             <w:r>
               <w:rPr>
                 <w:rFonts w:ascii="Aptos" w:hAnsi="Aptos" w:cs="Calibri"/>
@@ -1795,6 +1473,16 @@
               </w:rPr>
               <w:t>$</w:t>
             </w:r>
+            <w:r>
+              <w:rPr>
+                <w:rFonts w:ascii="Aptos" w:hAnsi="Aptos" w:cs="Calibri"/>
+                <w:color w:val="000000" w:themeColor="text1"/>
+                <w:sz w:val="24"/>
+                <w:szCs w:val="24"/>
+                <w:lang w:val="en-US"/>
+              </w:rPr>
+              <w:t>CurrentMailboxCompany$</w:t>
+            </w:r>
           </w:p>
         </w:tc>
         <w:tc>
@@ -1830,105 +1518,7 @@
                 <w:szCs w:val="24"/>
                 <w:lang w:val="en-US"/>
               </w:rPr>
-              <w:t>CurrentUserManagerCompany$</w:t>
-            </w:r>
-          </w:p>
-        </w:tc>
-        <w:tc>
-          <w:tcPr>
-            <w:tcW w:w="0" w:type="auto"/>
-          </w:tcPr>
-          <w:p>
-            <w:pPr>
-              <w:cnfStyle w:val="000000000000" w:firstRow="0" w:lastRow="0" w:firstColumn="0" w:lastColumn="0" w:oddVBand="0" w:evenVBand="0" w:oddHBand="0" w:evenHBand="0" w:firstRowFirstColumn="0" w:firstRowLastColumn="0" w:lastRowFirstColumn="0" w:lastRowLastColumn="0"/>
-              <w:rPr>
-                <w:rFonts w:ascii="Aptos" w:hAnsi="Aptos" w:cs="Calibri"/>
-                <w:color w:val="000000" w:themeColor="text1"/>
-                <w:sz w:val="24"/>
-                <w:szCs w:val="24"/>
-                <w:lang w:val="en-US"/>
-              </w:rPr>
-            </w:pPr>
-            <w:r>
-              <w:rPr>
-                <w:rFonts w:ascii="Aptos" w:hAnsi="Aptos" w:cs="Calibri"/>
-                <w:color w:val="000000" w:themeColor="text1"/>
-                <w:sz w:val="24"/>
-                <w:szCs w:val="24"/>
-                <w:lang w:val="en-US"/>
-              </w:rPr>
-              <w:t>$</w:t>
-            </w:r>
-            <w:proofErr w:type="spellStart"/>
-            <w:r>
-              <w:rPr>
-                <w:rFonts w:ascii="Aptos" w:hAnsi="Aptos" w:cs="Calibri"/>
-                <w:color w:val="000000" w:themeColor="text1"/>
-                <w:sz w:val="24"/>
-                <w:szCs w:val="24"/>
-                <w:lang w:val="en-US"/>
-              </w:rPr>
-              <w:t>CurrentMailboxCompany</w:t>
-            </w:r>
-            <w:proofErr w:type="spellEnd"/>
-            <w:r>
-              <w:rPr>
-                <w:rFonts w:ascii="Aptos" w:hAnsi="Aptos" w:cs="Calibri"/>
-                <w:color w:val="000000" w:themeColor="text1"/>
-                <w:sz w:val="24"/>
-                <w:szCs w:val="24"/>
-                <w:lang w:val="en-US"/>
-              </w:rPr>
-              <w:t>$</w:t>
-            </w:r>
-          </w:p>
-        </w:tc>
-        <w:tc>
-          <w:tcPr>
-            <w:tcW w:w="0" w:type="auto"/>
-          </w:tcPr>
-          <w:p>
-            <w:pPr>
-              <w:cnfStyle w:val="000000000000" w:firstRow="0" w:lastRow="0" w:firstColumn="0" w:lastColumn="0" w:oddVBand="0" w:evenVBand="0" w:oddHBand="0" w:evenHBand="0" w:firstRowFirstColumn="0" w:firstRowLastColumn="0" w:lastRowFirstColumn="0" w:lastRowLastColumn="0"/>
-              <w:rPr>
-                <w:rFonts w:ascii="Aptos" w:hAnsi="Aptos" w:cs="Calibri"/>
-                <w:color w:val="000000" w:themeColor="text1"/>
-                <w:sz w:val="24"/>
-                <w:szCs w:val="24"/>
-                <w:lang w:val="en-US"/>
-              </w:rPr>
-            </w:pPr>
-            <w:r>
-              <w:rPr>
-                <w:rFonts w:ascii="Aptos" w:hAnsi="Aptos" w:cs="Calibri"/>
-                <w:color w:val="000000" w:themeColor="text1"/>
-                <w:sz w:val="24"/>
-                <w:szCs w:val="24"/>
-                <w:lang w:val="en-US"/>
-              </w:rPr>
-              <w:t>$</w:t>
-            </w:r>
-            <w:proofErr w:type="spellStart"/>
-            <w:r>
-              <w:rPr>
-                <w:rFonts w:ascii="Aptos" w:hAnsi="Aptos" w:cs="Calibri"/>
-                <w:color w:val="000000" w:themeColor="text1"/>
-                <w:sz w:val="24"/>
-                <w:szCs w:val="24"/>
-                <w:lang w:val="en-US"/>
-              </w:rPr>
-              <w:t>CurrentMailboxManagerCompany</w:t>
-            </w:r>
-            <w:proofErr w:type="spellEnd"/>
-            <w:r>
-              <w:rPr>
-                <w:rFonts w:ascii="Aptos" w:hAnsi="Aptos" w:cs="Calibri"/>
-                <w:color w:val="000000" w:themeColor="text1"/>
-                <w:sz w:val="24"/>
-                <w:szCs w:val="24"/>
-                <w:lang w:val="en-US"/>
-              </w:rPr>
-              <w:t>$</w:t>
+              <w:t>CurrentMailboxManagerCompany$</w:t>
             </w:r>
           </w:p>
         </w:tc>
@@ -1995,20 +1585,62 @@
                 <w:szCs w:val="24"/>
                 <w:lang w:val="en-US"/>
               </w:rPr>
+              <w:t>$CurrentUserDepartment$</w:t>
+            </w:r>
+          </w:p>
+        </w:tc>
+        <w:tc>
+          <w:tcPr>
+            <w:tcW w:w="0" w:type="auto"/>
+          </w:tcPr>
+          <w:p>
+            <w:pPr>
+              <w:cnfStyle w:val="000000000000" w:firstRow="0" w:lastRow="0" w:firstColumn="0" w:lastColumn="0" w:oddVBand="0" w:evenVBand="0" w:oddHBand="0" w:evenHBand="0" w:firstRowFirstColumn="0" w:firstRowLastColumn="0" w:lastRowFirstColumn="0" w:lastRowLastColumn="0"/>
+              <w:rPr>
+                <w:rFonts w:ascii="Aptos" w:hAnsi="Aptos" w:cs="Calibri"/>
+                <w:color w:val="000000" w:themeColor="text1"/>
+                <w:sz w:val="24"/>
+                <w:szCs w:val="24"/>
+                <w:lang w:val="en-US"/>
+              </w:rPr>
+            </w:pPr>
+            <w:r>
+              <w:rPr>
+                <w:rFonts w:ascii="Aptos" w:hAnsi="Aptos" w:cs="Calibri"/>
+                <w:color w:val="000000" w:themeColor="text1"/>
+                <w:sz w:val="24"/>
+                <w:szCs w:val="24"/>
+                <w:lang w:val="en-US"/>
+              </w:rPr>
               <w:t>$</w:t>
             </w:r>
-            <w:proofErr w:type="spellStart"/>
-            <w:r>
-              <w:rPr>
-                <w:rFonts w:ascii="Aptos" w:hAnsi="Aptos" w:cs="Calibri"/>
-                <w:color w:val="000000" w:themeColor="text1"/>
-                <w:sz w:val="24"/>
-                <w:szCs w:val="24"/>
-                <w:lang w:val="en-US"/>
-              </w:rPr>
-              <w:t>CurrentUserDepartment</w:t>
-            </w:r>
-            <w:proofErr w:type="spellEnd"/>
+            <w:r>
+              <w:rPr>
+                <w:rFonts w:ascii="Aptos" w:hAnsi="Aptos" w:cs="Calibri"/>
+                <w:color w:val="000000" w:themeColor="text1"/>
+                <w:sz w:val="24"/>
+                <w:szCs w:val="24"/>
+                <w:lang w:val="en-US"/>
+              </w:rPr>
+              <w:t>CurrentUserManagerDepartment$</w:t>
+            </w:r>
+          </w:p>
+        </w:tc>
+        <w:tc>
+          <w:tcPr>
+            <w:tcW w:w="0" w:type="auto"/>
+          </w:tcPr>
+          <w:p>
+            <w:pPr>
+              <w:cnfStyle w:val="000000000000" w:firstRow="0" w:lastRow="0" w:firstColumn="0" w:lastColumn="0" w:oddVBand="0" w:evenVBand="0" w:oddHBand="0" w:evenHBand="0" w:firstRowFirstColumn="0" w:firstRowLastColumn="0" w:lastRowFirstColumn="0" w:lastRowLastColumn="0"/>
+              <w:rPr>
+                <w:rFonts w:ascii="Aptos" w:hAnsi="Aptos" w:cs="Calibri"/>
+                <w:color w:val="000000" w:themeColor="text1"/>
+                <w:sz w:val="24"/>
+                <w:szCs w:val="24"/>
+                <w:lang w:val="en-US"/>
+              </w:rPr>
+            </w:pPr>
             <w:r>
               <w:rPr>
                 <w:rFonts w:ascii="Aptos" w:hAnsi="Aptos" w:cs="Calibri"/>
@@ -2019,6 +1651,16 @@
               </w:rPr>
               <w:t>$</w:t>
             </w:r>
+            <w:r>
+              <w:rPr>
+                <w:rFonts w:ascii="Aptos" w:hAnsi="Aptos" w:cs="Calibri"/>
+                <w:color w:val="000000" w:themeColor="text1"/>
+                <w:sz w:val="24"/>
+                <w:szCs w:val="24"/>
+                <w:lang w:val="en-US"/>
+              </w:rPr>
+              <w:t>CurrentMailboxDepartment$</w:t>
+            </w:r>
           </w:p>
         </w:tc>
         <w:tc>
@@ -2046,125 +1688,15 @@
               </w:rPr>
               <w:t>$</w:t>
             </w:r>
-            <w:proofErr w:type="spellStart"/>
-            <w:r>
-              <w:rPr>
-                <w:rFonts w:ascii="Aptos" w:hAnsi="Aptos" w:cs="Calibri"/>
-                <w:color w:val="000000" w:themeColor="text1"/>
-                <w:sz w:val="24"/>
-                <w:szCs w:val="24"/>
-                <w:lang w:val="en-US"/>
-              </w:rPr>
-              <w:t>CurrentUserManagerDepartment</w:t>
-            </w:r>
-            <w:proofErr w:type="spellEnd"/>
-            <w:r>
-              <w:rPr>
-                <w:rFonts w:ascii="Aptos" w:hAnsi="Aptos" w:cs="Calibri"/>
-                <w:color w:val="000000" w:themeColor="text1"/>
-                <w:sz w:val="24"/>
-                <w:szCs w:val="24"/>
-                <w:lang w:val="en-US"/>
-              </w:rPr>
-              <w:t>$</w:t>
-            </w:r>
-          </w:p>
-        </w:tc>
-        <w:tc>
-          <w:tcPr>
-            <w:tcW w:w="0" w:type="auto"/>
-          </w:tcPr>
-          <w:p>
-            <w:pPr>
-              <w:cnfStyle w:val="000000000000" w:firstRow="0" w:lastRow="0" w:firstColumn="0" w:lastColumn="0" w:oddVBand="0" w:evenVBand="0" w:oddHBand="0" w:evenHBand="0" w:firstRowFirstColumn="0" w:firstRowLastColumn="0" w:lastRowFirstColumn="0" w:lastRowLastColumn="0"/>
-              <w:rPr>
-                <w:rFonts w:ascii="Aptos" w:hAnsi="Aptos" w:cs="Calibri"/>
-                <w:color w:val="000000" w:themeColor="text1"/>
-                <w:sz w:val="24"/>
-                <w:szCs w:val="24"/>
-                <w:lang w:val="en-US"/>
-              </w:rPr>
-            </w:pPr>
-            <w:r>
-              <w:rPr>
-                <w:rFonts w:ascii="Aptos" w:hAnsi="Aptos" w:cs="Calibri"/>
-                <w:color w:val="000000" w:themeColor="text1"/>
-                <w:sz w:val="24"/>
-                <w:szCs w:val="24"/>
-                <w:lang w:val="en-US"/>
-              </w:rPr>
-              <w:t>$</w:t>
-            </w:r>
-            <w:proofErr w:type="spellStart"/>
-            <w:r>
-              <w:rPr>
-                <w:rFonts w:ascii="Aptos" w:hAnsi="Aptos" w:cs="Calibri"/>
-                <w:color w:val="000000" w:themeColor="text1"/>
-                <w:sz w:val="24"/>
-                <w:szCs w:val="24"/>
-                <w:lang w:val="en-US"/>
-              </w:rPr>
-              <w:t>CurrentMailboxDepartment</w:t>
-            </w:r>
-            <w:proofErr w:type="spellEnd"/>
-            <w:r>
-              <w:rPr>
-                <w:rFonts w:ascii="Aptos" w:hAnsi="Aptos" w:cs="Calibri"/>
-                <w:color w:val="000000" w:themeColor="text1"/>
-                <w:sz w:val="24"/>
-                <w:szCs w:val="24"/>
-                <w:lang w:val="en-US"/>
-              </w:rPr>
-              <w:t>$</w:t>
-            </w:r>
-          </w:p>
-        </w:tc>
-        <w:tc>
-          <w:tcPr>
-            <w:tcW w:w="0" w:type="auto"/>
-          </w:tcPr>
-          <w:p>
-            <w:pPr>
-              <w:cnfStyle w:val="000000000000" w:firstRow="0" w:lastRow="0" w:firstColumn="0" w:lastColumn="0" w:oddVBand="0" w:evenVBand="0" w:oddHBand="0" w:evenHBand="0" w:firstRowFirstColumn="0" w:firstRowLastColumn="0" w:lastRowFirstColumn="0" w:lastRowLastColumn="0"/>
-              <w:rPr>
-                <w:rFonts w:ascii="Aptos" w:hAnsi="Aptos" w:cs="Calibri"/>
-                <w:color w:val="000000" w:themeColor="text1"/>
-                <w:sz w:val="24"/>
-                <w:szCs w:val="24"/>
-                <w:lang w:val="en-US"/>
-              </w:rPr>
-            </w:pPr>
-            <w:r>
-              <w:rPr>
-                <w:rFonts w:ascii="Aptos" w:hAnsi="Aptos" w:cs="Calibri"/>
-                <w:color w:val="000000" w:themeColor="text1"/>
-                <w:sz w:val="24"/>
-                <w:szCs w:val="24"/>
-                <w:lang w:val="en-US"/>
-              </w:rPr>
-              <w:t>$</w:t>
-            </w:r>
-            <w:proofErr w:type="spellStart"/>
-            <w:r>
-              <w:rPr>
-                <w:rFonts w:ascii="Aptos" w:hAnsi="Aptos" w:cs="Calibri"/>
-                <w:color w:val="000000" w:themeColor="text1"/>
-                <w:sz w:val="24"/>
-                <w:szCs w:val="24"/>
-                <w:lang w:val="en-US"/>
-              </w:rPr>
-              <w:t>CurrentMailboxManagerDepartment</w:t>
-            </w:r>
-            <w:proofErr w:type="spellEnd"/>
-            <w:r>
-              <w:rPr>
-                <w:rFonts w:ascii="Aptos" w:hAnsi="Aptos" w:cs="Calibri"/>
-                <w:color w:val="000000" w:themeColor="text1"/>
-                <w:sz w:val="24"/>
-                <w:szCs w:val="24"/>
-                <w:lang w:val="en-US"/>
-              </w:rPr>
-              <w:t>$</w:t>
+            <w:r>
+              <w:rPr>
+                <w:rFonts w:ascii="Aptos" w:hAnsi="Aptos" w:cs="Calibri"/>
+                <w:color w:val="000000" w:themeColor="text1"/>
+                <w:sz w:val="24"/>
+                <w:szCs w:val="24"/>
+                <w:lang w:val="en-US"/>
+              </w:rPr>
+              <w:t>CurrentMailboxManagerDepartment$</w:t>
             </w:r>
           </w:p>
         </w:tc>
@@ -2231,20 +1763,62 @@
                 <w:szCs w:val="24"/>
                 <w:lang w:val="en-US"/>
               </w:rPr>
+              <w:t>$CurrentUserTitle$</w:t>
+            </w:r>
+          </w:p>
+        </w:tc>
+        <w:tc>
+          <w:tcPr>
+            <w:tcW w:w="0" w:type="auto"/>
+          </w:tcPr>
+          <w:p>
+            <w:pPr>
+              <w:cnfStyle w:val="000000000000" w:firstRow="0" w:lastRow="0" w:firstColumn="0" w:lastColumn="0" w:oddVBand="0" w:evenVBand="0" w:oddHBand="0" w:evenHBand="0" w:firstRowFirstColumn="0" w:firstRowLastColumn="0" w:lastRowFirstColumn="0" w:lastRowLastColumn="0"/>
+              <w:rPr>
+                <w:rFonts w:ascii="Aptos" w:hAnsi="Aptos" w:cs="Calibri"/>
+                <w:color w:val="000000" w:themeColor="text1"/>
+                <w:sz w:val="24"/>
+                <w:szCs w:val="24"/>
+                <w:lang w:val="en-US"/>
+              </w:rPr>
+            </w:pPr>
+            <w:r>
+              <w:rPr>
+                <w:rFonts w:ascii="Aptos" w:hAnsi="Aptos" w:cs="Calibri"/>
+                <w:color w:val="000000" w:themeColor="text1"/>
+                <w:sz w:val="24"/>
+                <w:szCs w:val="24"/>
+                <w:lang w:val="en-US"/>
+              </w:rPr>
               <w:t>$</w:t>
             </w:r>
-            <w:proofErr w:type="spellStart"/>
-            <w:r>
-              <w:rPr>
-                <w:rFonts w:ascii="Aptos" w:hAnsi="Aptos" w:cs="Calibri"/>
-                <w:color w:val="000000" w:themeColor="text1"/>
-                <w:sz w:val="24"/>
-                <w:szCs w:val="24"/>
-                <w:lang w:val="en-US"/>
-              </w:rPr>
-              <w:t>CurrentUserTitle</w:t>
-            </w:r>
-            <w:proofErr w:type="spellEnd"/>
+            <w:r>
+              <w:rPr>
+                <w:rFonts w:ascii="Aptos" w:hAnsi="Aptos" w:cs="Calibri"/>
+                <w:color w:val="000000" w:themeColor="text1"/>
+                <w:sz w:val="24"/>
+                <w:szCs w:val="24"/>
+                <w:lang w:val="en-US"/>
+              </w:rPr>
+              <w:t>CurrentUserManagerTitle$</w:t>
+            </w:r>
+          </w:p>
+        </w:tc>
+        <w:tc>
+          <w:tcPr>
+            <w:tcW w:w="0" w:type="auto"/>
+          </w:tcPr>
+          <w:p>
+            <w:pPr>
+              <w:cnfStyle w:val="000000000000" w:firstRow="0" w:lastRow="0" w:firstColumn="0" w:lastColumn="0" w:oddVBand="0" w:evenVBand="0" w:oddHBand="0" w:evenHBand="0" w:firstRowFirstColumn="0" w:firstRowLastColumn="0" w:lastRowFirstColumn="0" w:lastRowLastColumn="0"/>
+              <w:rPr>
+                <w:rFonts w:ascii="Aptos" w:hAnsi="Aptos" w:cs="Calibri"/>
+                <w:color w:val="000000" w:themeColor="text1"/>
+                <w:sz w:val="24"/>
+                <w:szCs w:val="24"/>
+                <w:lang w:val="en-US"/>
+              </w:rPr>
+            </w:pPr>
             <w:r>
               <w:rPr>
                 <w:rFonts w:ascii="Aptos" w:hAnsi="Aptos" w:cs="Calibri"/>
@@ -2255,6 +1829,16 @@
               </w:rPr>
               <w:t>$</w:t>
             </w:r>
+            <w:r>
+              <w:rPr>
+                <w:rFonts w:ascii="Aptos" w:hAnsi="Aptos" w:cs="Calibri"/>
+                <w:color w:val="000000" w:themeColor="text1"/>
+                <w:sz w:val="24"/>
+                <w:szCs w:val="24"/>
+                <w:lang w:val="en-US"/>
+              </w:rPr>
+              <w:t>CurrentMailboxTitle$</w:t>
+            </w:r>
           </w:p>
         </w:tc>
         <w:tc>
@@ -2282,125 +1866,15 @@
               </w:rPr>
               <w:t>$</w:t>
             </w:r>
-            <w:proofErr w:type="spellStart"/>
-            <w:r>
-              <w:rPr>
-                <w:rFonts w:ascii="Aptos" w:hAnsi="Aptos" w:cs="Calibri"/>
-                <w:color w:val="000000" w:themeColor="text1"/>
-                <w:sz w:val="24"/>
-                <w:szCs w:val="24"/>
-                <w:lang w:val="en-US"/>
-              </w:rPr>
-              <w:t>CurrentUserManagerTitle</w:t>
-            </w:r>
-            <w:proofErr w:type="spellEnd"/>
-            <w:r>
-              <w:rPr>
-                <w:rFonts w:ascii="Aptos" w:hAnsi="Aptos" w:cs="Calibri"/>
-                <w:color w:val="000000" w:themeColor="text1"/>
-                <w:sz w:val="24"/>
-                <w:szCs w:val="24"/>
-                <w:lang w:val="en-US"/>
-              </w:rPr>
-              <w:t>$</w:t>
-            </w:r>
-          </w:p>
-        </w:tc>
-        <w:tc>
-          <w:tcPr>
-            <w:tcW w:w="0" w:type="auto"/>
-          </w:tcPr>
-          <w:p>
-            <w:pPr>
-              <w:cnfStyle w:val="000000000000" w:firstRow="0" w:lastRow="0" w:firstColumn="0" w:lastColumn="0" w:oddVBand="0" w:evenVBand="0" w:oddHBand="0" w:evenHBand="0" w:firstRowFirstColumn="0" w:firstRowLastColumn="0" w:lastRowFirstColumn="0" w:lastRowLastColumn="0"/>
-              <w:rPr>
-                <w:rFonts w:ascii="Aptos" w:hAnsi="Aptos" w:cs="Calibri"/>
-                <w:color w:val="000000" w:themeColor="text1"/>
-                <w:sz w:val="24"/>
-                <w:szCs w:val="24"/>
-                <w:lang w:val="en-US"/>
-              </w:rPr>
-            </w:pPr>
-            <w:r>
-              <w:rPr>
-                <w:rFonts w:ascii="Aptos" w:hAnsi="Aptos" w:cs="Calibri"/>
-                <w:color w:val="000000" w:themeColor="text1"/>
-                <w:sz w:val="24"/>
-                <w:szCs w:val="24"/>
-                <w:lang w:val="en-US"/>
-              </w:rPr>
-              <w:t>$</w:t>
-            </w:r>
-            <w:proofErr w:type="spellStart"/>
-            <w:r>
-              <w:rPr>
-                <w:rFonts w:ascii="Aptos" w:hAnsi="Aptos" w:cs="Calibri"/>
-                <w:color w:val="000000" w:themeColor="text1"/>
-                <w:sz w:val="24"/>
-                <w:szCs w:val="24"/>
-                <w:lang w:val="en-US"/>
-              </w:rPr>
-              <w:t>CurrentMailboxTitle</w:t>
-            </w:r>
-            <w:proofErr w:type="spellEnd"/>
-            <w:r>
-              <w:rPr>
-                <w:rFonts w:ascii="Aptos" w:hAnsi="Aptos" w:cs="Calibri"/>
-                <w:color w:val="000000" w:themeColor="text1"/>
-                <w:sz w:val="24"/>
-                <w:szCs w:val="24"/>
-                <w:lang w:val="en-US"/>
-              </w:rPr>
-              <w:t>$</w:t>
-            </w:r>
-          </w:p>
-        </w:tc>
-        <w:tc>
-          <w:tcPr>
-            <w:tcW w:w="0" w:type="auto"/>
-          </w:tcPr>
-          <w:p>
-            <w:pPr>
-              <w:cnfStyle w:val="000000000000" w:firstRow="0" w:lastRow="0" w:firstColumn="0" w:lastColumn="0" w:oddVBand="0" w:evenVBand="0" w:oddHBand="0" w:evenHBand="0" w:firstRowFirstColumn="0" w:firstRowLastColumn="0" w:lastRowFirstColumn="0" w:lastRowLastColumn="0"/>
-              <w:rPr>
-                <w:rFonts w:ascii="Aptos" w:hAnsi="Aptos" w:cs="Calibri"/>
-                <w:color w:val="000000" w:themeColor="text1"/>
-                <w:sz w:val="24"/>
-                <w:szCs w:val="24"/>
-                <w:lang w:val="en-US"/>
-              </w:rPr>
-            </w:pPr>
-            <w:r>
-              <w:rPr>
-                <w:rFonts w:ascii="Aptos" w:hAnsi="Aptos" w:cs="Calibri"/>
-                <w:color w:val="000000" w:themeColor="text1"/>
-                <w:sz w:val="24"/>
-                <w:szCs w:val="24"/>
-                <w:lang w:val="en-US"/>
-              </w:rPr>
-              <w:t>$</w:t>
-            </w:r>
-            <w:proofErr w:type="spellStart"/>
-            <w:r>
-              <w:rPr>
-                <w:rFonts w:ascii="Aptos" w:hAnsi="Aptos" w:cs="Calibri"/>
-                <w:color w:val="000000" w:themeColor="text1"/>
-                <w:sz w:val="24"/>
-                <w:szCs w:val="24"/>
-                <w:lang w:val="en-US"/>
-              </w:rPr>
-              <w:t>CurrentMailboxManagerTitle</w:t>
-            </w:r>
-            <w:proofErr w:type="spellEnd"/>
-            <w:r>
-              <w:rPr>
-                <w:rFonts w:ascii="Aptos" w:hAnsi="Aptos" w:cs="Calibri"/>
-                <w:color w:val="000000" w:themeColor="text1"/>
-                <w:sz w:val="24"/>
-                <w:szCs w:val="24"/>
-                <w:lang w:val="en-US"/>
-              </w:rPr>
-              <w:t>$</w:t>
+            <w:r>
+              <w:rPr>
+                <w:rFonts w:ascii="Aptos" w:hAnsi="Aptos" w:cs="Calibri"/>
+                <w:color w:val="000000" w:themeColor="text1"/>
+                <w:sz w:val="24"/>
+                <w:szCs w:val="24"/>
+                <w:lang w:val="en-US"/>
+              </w:rPr>
+              <w:t>CurrentMailboxManagerTitle$</w:t>
             </w:r>
           </w:p>
         </w:tc>
@@ -2467,20 +1941,62 @@
                 <w:szCs w:val="24"/>
                 <w:lang w:val="en-US"/>
               </w:rPr>
+              <w:t>$CurrentUserOffice$</w:t>
+            </w:r>
+          </w:p>
+        </w:tc>
+        <w:tc>
+          <w:tcPr>
+            <w:tcW w:w="0" w:type="auto"/>
+          </w:tcPr>
+          <w:p>
+            <w:pPr>
+              <w:cnfStyle w:val="000000000000" w:firstRow="0" w:lastRow="0" w:firstColumn="0" w:lastColumn="0" w:oddVBand="0" w:evenVBand="0" w:oddHBand="0" w:evenHBand="0" w:firstRowFirstColumn="0" w:firstRowLastColumn="0" w:lastRowFirstColumn="0" w:lastRowLastColumn="0"/>
+              <w:rPr>
+                <w:rFonts w:ascii="Aptos" w:hAnsi="Aptos" w:cs="Calibri"/>
+                <w:color w:val="000000" w:themeColor="text1"/>
+                <w:sz w:val="24"/>
+                <w:szCs w:val="24"/>
+                <w:lang w:val="en-US"/>
+              </w:rPr>
+            </w:pPr>
+            <w:r>
+              <w:rPr>
+                <w:rFonts w:ascii="Aptos" w:hAnsi="Aptos" w:cs="Calibri"/>
+                <w:color w:val="000000" w:themeColor="text1"/>
+                <w:sz w:val="24"/>
+                <w:szCs w:val="24"/>
+                <w:lang w:val="en-US"/>
+              </w:rPr>
               <w:t>$</w:t>
             </w:r>
-            <w:proofErr w:type="spellStart"/>
-            <w:r>
-              <w:rPr>
-                <w:rFonts w:ascii="Aptos" w:hAnsi="Aptos" w:cs="Calibri"/>
-                <w:color w:val="000000" w:themeColor="text1"/>
-                <w:sz w:val="24"/>
-                <w:szCs w:val="24"/>
-                <w:lang w:val="en-US"/>
-              </w:rPr>
-              <w:t>CurrentUserOffice</w:t>
-            </w:r>
-            <w:proofErr w:type="spellEnd"/>
+            <w:r>
+              <w:rPr>
+                <w:rFonts w:ascii="Aptos" w:hAnsi="Aptos" w:cs="Calibri"/>
+                <w:color w:val="000000" w:themeColor="text1"/>
+                <w:sz w:val="24"/>
+                <w:szCs w:val="24"/>
+                <w:lang w:val="en-US"/>
+              </w:rPr>
+              <w:t>CurrentUserManagerOffice$</w:t>
+            </w:r>
+          </w:p>
+        </w:tc>
+        <w:tc>
+          <w:tcPr>
+            <w:tcW w:w="0" w:type="auto"/>
+          </w:tcPr>
+          <w:p>
+            <w:pPr>
+              <w:cnfStyle w:val="000000000000" w:firstRow="0" w:lastRow="0" w:firstColumn="0" w:lastColumn="0" w:oddVBand="0" w:evenVBand="0" w:oddHBand="0" w:evenHBand="0" w:firstRowFirstColumn="0" w:firstRowLastColumn="0" w:lastRowFirstColumn="0" w:lastRowLastColumn="0"/>
+              <w:rPr>
+                <w:rFonts w:ascii="Aptos" w:hAnsi="Aptos" w:cs="Calibri"/>
+                <w:color w:val="000000" w:themeColor="text1"/>
+                <w:sz w:val="24"/>
+                <w:szCs w:val="24"/>
+                <w:lang w:val="en-US"/>
+              </w:rPr>
+            </w:pPr>
             <w:r>
               <w:rPr>
                 <w:rFonts w:ascii="Aptos" w:hAnsi="Aptos" w:cs="Calibri"/>
@@ -2491,6 +2007,36 @@
               </w:rPr>
               <w:t>$</w:t>
             </w:r>
+            <w:r>
+              <w:rPr>
+                <w:rFonts w:ascii="Aptos" w:hAnsi="Aptos" w:cs="Calibri"/>
+                <w:color w:val="000000" w:themeColor="text1"/>
+                <w:sz w:val="24"/>
+                <w:szCs w:val="24"/>
+                <w:lang w:val="en-US"/>
+              </w:rPr>
+              <w:t>CurrentMailbox</w:t>
+            </w:r>
+            <w:r>
+              <w:rPr>
+                <w:rFonts w:ascii="Aptos" w:hAnsi="Aptos" w:cs="Calibri"/>
+                <w:color w:val="000000" w:themeColor="text1"/>
+                <w:sz w:val="24"/>
+                <w:szCs w:val="24"/>
+                <w:lang w:val="en-US"/>
+              </w:rPr>
+              <w:t>Office</w:t>
+            </w:r>
+            <w:r>
+              <w:rPr>
+                <w:rFonts w:ascii="Aptos" w:hAnsi="Aptos" w:cs="Calibri"/>
+                <w:color w:val="000000" w:themeColor="text1"/>
+                <w:sz w:val="24"/>
+                <w:szCs w:val="24"/>
+                <w:lang w:val="en-US"/>
+              </w:rPr>
+              <w:t>$</w:t>
+            </w:r>
           </w:p>
         </w:tc>
         <w:tc>
@@ -2518,135 +2064,15 @@
               </w:rPr>
               <w:t>$</w:t>
             </w:r>
-            <w:proofErr w:type="spellStart"/>
-            <w:r>
-              <w:rPr>
-                <w:rFonts w:ascii="Aptos" w:hAnsi="Aptos" w:cs="Calibri"/>
-                <w:color w:val="000000" w:themeColor="text1"/>
-                <w:sz w:val="24"/>
-                <w:szCs w:val="24"/>
-                <w:lang w:val="en-US"/>
-              </w:rPr>
-              <w:t>CurrentUserManagerOffice</w:t>
-            </w:r>
-            <w:proofErr w:type="spellEnd"/>
-            <w:r>
-              <w:rPr>
-                <w:rFonts w:ascii="Aptos" w:hAnsi="Aptos" w:cs="Calibri"/>
-                <w:color w:val="000000" w:themeColor="text1"/>
-                <w:sz w:val="24"/>
-                <w:szCs w:val="24"/>
-                <w:lang w:val="en-US"/>
-              </w:rPr>
-              <w:t>$</w:t>
-            </w:r>
-          </w:p>
-        </w:tc>
-        <w:tc>
-          <w:tcPr>
-            <w:tcW w:w="0" w:type="auto"/>
-          </w:tcPr>
-          <w:p>
-            <w:pPr>
-              <w:cnfStyle w:val="000000000000" w:firstRow="0" w:lastRow="0" w:firstColumn="0" w:lastColumn="0" w:oddVBand="0" w:evenVBand="0" w:oddHBand="0" w:evenHBand="0" w:firstRowFirstColumn="0" w:firstRowLastColumn="0" w:lastRowFirstColumn="0" w:lastRowLastColumn="0"/>
-              <w:rPr>
-                <w:rFonts w:ascii="Aptos" w:hAnsi="Aptos" w:cs="Calibri"/>
-                <w:color w:val="000000" w:themeColor="text1"/>
-                <w:sz w:val="24"/>
-                <w:szCs w:val="24"/>
-                <w:lang w:val="en-US"/>
-              </w:rPr>
-            </w:pPr>
-            <w:r>
-              <w:rPr>
-                <w:rFonts w:ascii="Aptos" w:hAnsi="Aptos" w:cs="Calibri"/>
-                <w:color w:val="000000" w:themeColor="text1"/>
-                <w:sz w:val="24"/>
-                <w:szCs w:val="24"/>
-                <w:lang w:val="en-US"/>
-              </w:rPr>
-              <w:t>$</w:t>
-            </w:r>
-            <w:proofErr w:type="spellStart"/>
-            <w:r>
-              <w:rPr>
-                <w:rFonts w:ascii="Aptos" w:hAnsi="Aptos" w:cs="Calibri"/>
-                <w:color w:val="000000" w:themeColor="text1"/>
-                <w:sz w:val="24"/>
-                <w:szCs w:val="24"/>
-                <w:lang w:val="en-US"/>
-              </w:rPr>
-              <w:t>CurrentMailbox</w:t>
-            </w:r>
-            <w:r>
-              <w:rPr>
-                <w:rFonts w:ascii="Aptos" w:hAnsi="Aptos" w:cs="Calibri"/>
-                <w:color w:val="000000" w:themeColor="text1"/>
-                <w:sz w:val="24"/>
-                <w:szCs w:val="24"/>
-                <w:lang w:val="en-US"/>
-              </w:rPr>
-              <w:t>Office</w:t>
-            </w:r>
-            <w:proofErr w:type="spellEnd"/>
-            <w:r>
-              <w:rPr>
-                <w:rFonts w:ascii="Aptos" w:hAnsi="Aptos" w:cs="Calibri"/>
-                <w:color w:val="000000" w:themeColor="text1"/>
-                <w:sz w:val="24"/>
-                <w:szCs w:val="24"/>
-                <w:lang w:val="en-US"/>
-              </w:rPr>
-              <w:t>$</w:t>
-            </w:r>
-          </w:p>
-        </w:tc>
-        <w:tc>
-          <w:tcPr>
-            <w:tcW w:w="0" w:type="auto"/>
-          </w:tcPr>
-          <w:p>
-            <w:pPr>
-              <w:cnfStyle w:val="000000000000" w:firstRow="0" w:lastRow="0" w:firstColumn="0" w:lastColumn="0" w:oddVBand="0" w:evenVBand="0" w:oddHBand="0" w:evenHBand="0" w:firstRowFirstColumn="0" w:firstRowLastColumn="0" w:lastRowFirstColumn="0" w:lastRowLastColumn="0"/>
-              <w:rPr>
-                <w:rFonts w:ascii="Aptos" w:hAnsi="Aptos" w:cs="Calibri"/>
-                <w:color w:val="000000" w:themeColor="text1"/>
-                <w:sz w:val="24"/>
-                <w:szCs w:val="24"/>
-                <w:lang w:val="en-US"/>
-              </w:rPr>
-            </w:pPr>
-            <w:r>
-              <w:rPr>
-                <w:rFonts w:ascii="Aptos" w:hAnsi="Aptos" w:cs="Calibri"/>
-                <w:color w:val="000000" w:themeColor="text1"/>
-                <w:sz w:val="24"/>
-                <w:szCs w:val="24"/>
-                <w:lang w:val="en-US"/>
-              </w:rPr>
-              <w:t>$</w:t>
-            </w:r>
-            <w:proofErr w:type="spellStart"/>
-            <w:r>
-              <w:rPr>
-                <w:rFonts w:ascii="Aptos" w:hAnsi="Aptos" w:cs="Calibri"/>
-                <w:color w:val="000000" w:themeColor="text1"/>
-                <w:sz w:val="24"/>
-                <w:szCs w:val="24"/>
-                <w:lang w:val="en-US"/>
-              </w:rPr>
-              <w:t>CurrentMailboxManagerOffice</w:t>
-            </w:r>
-            <w:proofErr w:type="spellEnd"/>
-            <w:r>
-              <w:rPr>
-                <w:rFonts w:ascii="Aptos" w:hAnsi="Aptos" w:cs="Calibri"/>
-                <w:color w:val="000000" w:themeColor="text1"/>
-                <w:sz w:val="24"/>
-                <w:szCs w:val="24"/>
-                <w:lang w:val="en-US"/>
-              </w:rPr>
-              <w:t>$</w:t>
+            <w:r>
+              <w:rPr>
+                <w:rFonts w:ascii="Aptos" w:hAnsi="Aptos" w:cs="Calibri"/>
+                <w:color w:val="000000" w:themeColor="text1"/>
+                <w:sz w:val="24"/>
+                <w:szCs w:val="24"/>
+                <w:lang w:val="en-US"/>
+              </w:rPr>
+              <w:t>CurrentMailboxManagerOffice$</w:t>
             </w:r>
           </w:p>
         </w:tc>
@@ -2678,7 +2104,127 @@
               </w:rPr>
               <w:t>…</w:t>
             </w:r>
-            <w:proofErr w:type="spellStart"/>
+            <w:r>
+              <w:rPr>
+                <w:rFonts w:ascii="Aptos" w:hAnsi="Aptos" w:cs="Calibri"/>
+                <w:color w:val="000000" w:themeColor="text1"/>
+                <w:sz w:val="24"/>
+                <w:szCs w:val="24"/>
+                <w:lang w:val="en-US"/>
+              </w:rPr>
+              <w:t>StreetAddress$</w:t>
+            </w:r>
+          </w:p>
+        </w:tc>
+        <w:tc>
+          <w:tcPr>
+            <w:tcW w:w="0" w:type="auto"/>
+          </w:tcPr>
+          <w:p>
+            <w:pPr>
+              <w:cnfStyle w:val="000000000000" w:firstRow="0" w:lastRow="0" w:firstColumn="0" w:lastColumn="0" w:oddVBand="0" w:evenVBand="0" w:oddHBand="0" w:evenHBand="0" w:firstRowFirstColumn="0" w:firstRowLastColumn="0" w:lastRowFirstColumn="0" w:lastRowLastColumn="0"/>
+              <w:rPr>
+                <w:rFonts w:ascii="Aptos" w:hAnsi="Aptos" w:cs="Calibri"/>
+                <w:color w:val="000000" w:themeColor="text1"/>
+                <w:sz w:val="24"/>
+                <w:szCs w:val="24"/>
+                <w:lang w:val="en-US"/>
+              </w:rPr>
+            </w:pPr>
+            <w:r>
+              <w:rPr>
+                <w:rFonts w:ascii="Aptos" w:hAnsi="Aptos" w:cs="Calibri"/>
+                <w:color w:val="000000" w:themeColor="text1"/>
+                <w:sz w:val="24"/>
+                <w:szCs w:val="24"/>
+                <w:lang w:val="en-US"/>
+              </w:rPr>
+              <w:t>$</w:t>
+            </w:r>
+            <w:r>
+              <w:rPr>
+                <w:rFonts w:ascii="Aptos" w:hAnsi="Aptos" w:cs="Calibri"/>
+                <w:color w:val="000000" w:themeColor="text1"/>
+                <w:sz w:val="24"/>
+                <w:szCs w:val="24"/>
+                <w:lang w:val="en-US"/>
+              </w:rPr>
+              <w:t>CurrentUserStreetAddress$</w:t>
+            </w:r>
+          </w:p>
+        </w:tc>
+        <w:tc>
+          <w:tcPr>
+            <w:tcW w:w="0" w:type="auto"/>
+          </w:tcPr>
+          <w:p>
+            <w:pPr>
+              <w:cnfStyle w:val="000000000000" w:firstRow="0" w:lastRow="0" w:firstColumn="0" w:lastColumn="0" w:oddVBand="0" w:evenVBand="0" w:oddHBand="0" w:evenHBand="0" w:firstRowFirstColumn="0" w:firstRowLastColumn="0" w:lastRowFirstColumn="0" w:lastRowLastColumn="0"/>
+              <w:rPr>
+                <w:rFonts w:ascii="Aptos" w:hAnsi="Aptos" w:cs="Calibri"/>
+                <w:color w:val="000000" w:themeColor="text1"/>
+                <w:sz w:val="24"/>
+                <w:szCs w:val="24"/>
+                <w:lang w:val="en-US"/>
+              </w:rPr>
+            </w:pPr>
+            <w:r>
+              <w:rPr>
+                <w:rFonts w:ascii="Aptos" w:hAnsi="Aptos" w:cs="Calibri"/>
+                <w:color w:val="000000" w:themeColor="text1"/>
+                <w:sz w:val="24"/>
+                <w:szCs w:val="24"/>
+                <w:lang w:val="en-US"/>
+              </w:rPr>
+              <w:t>$</w:t>
+            </w:r>
+            <w:r>
+              <w:rPr>
+                <w:rFonts w:ascii="Aptos" w:hAnsi="Aptos" w:cs="Calibri"/>
+                <w:color w:val="000000" w:themeColor="text1"/>
+                <w:sz w:val="24"/>
+                <w:szCs w:val="24"/>
+                <w:lang w:val="en-US"/>
+              </w:rPr>
+              <w:t>CurrentUserManagerStreetAddress$</w:t>
+            </w:r>
+          </w:p>
+        </w:tc>
+        <w:tc>
+          <w:tcPr>
+            <w:tcW w:w="0" w:type="auto"/>
+          </w:tcPr>
+          <w:p>
+            <w:pPr>
+              <w:cnfStyle w:val="000000000000" w:firstRow="0" w:lastRow="0" w:firstColumn="0" w:lastColumn="0" w:oddVBand="0" w:evenVBand="0" w:oddHBand="0" w:evenHBand="0" w:firstRowFirstColumn="0" w:firstRowLastColumn="0" w:lastRowFirstColumn="0" w:lastRowLastColumn="0"/>
+              <w:rPr>
+                <w:rFonts w:ascii="Aptos" w:hAnsi="Aptos" w:cs="Calibri"/>
+                <w:color w:val="000000" w:themeColor="text1"/>
+                <w:sz w:val="24"/>
+                <w:szCs w:val="24"/>
+                <w:lang w:val="en-US"/>
+              </w:rPr>
+            </w:pPr>
+            <w:r>
+              <w:rPr>
+                <w:rFonts w:ascii="Aptos" w:hAnsi="Aptos" w:cs="Calibri"/>
+                <w:color w:val="000000" w:themeColor="text1"/>
+                <w:sz w:val="24"/>
+                <w:szCs w:val="24"/>
+                <w:lang w:val="en-US"/>
+              </w:rPr>
+              <w:t>$</w:t>
+            </w:r>
+            <w:r>
+              <w:rPr>
+                <w:rFonts w:ascii="Aptos" w:hAnsi="Aptos" w:cs="Calibri"/>
+                <w:color w:val="000000" w:themeColor="text1"/>
+                <w:sz w:val="24"/>
+                <w:szCs w:val="24"/>
+                <w:lang w:val="en-US"/>
+              </w:rPr>
+              <w:t>CurrentMailbox</w:t>
+            </w:r>
             <w:r>
               <w:rPr>
                 <w:rFonts w:ascii="Aptos" w:hAnsi="Aptos" w:cs="Calibri"/>
@@ -2689,7 +2235,6 @@
               </w:rPr>
               <w:t>StreetAddress</w:t>
             </w:r>
-            <w:proofErr w:type="spellEnd"/>
             <w:r>
               <w:rPr>
                 <w:rFonts w:ascii="Aptos" w:hAnsi="Aptos" w:cs="Calibri"/>
@@ -2727,184 +2272,15 @@
               </w:rPr>
               <w:t>$</w:t>
             </w:r>
-            <w:proofErr w:type="spellStart"/>
-            <w:r>
-              <w:rPr>
-                <w:rFonts w:ascii="Aptos" w:hAnsi="Aptos" w:cs="Calibri"/>
-                <w:color w:val="000000" w:themeColor="text1"/>
-                <w:sz w:val="24"/>
-                <w:szCs w:val="24"/>
-                <w:lang w:val="en-US"/>
-              </w:rPr>
-              <w:t>CurrentUserStreetAddress</w:t>
-            </w:r>
-            <w:proofErr w:type="spellEnd"/>
-            <w:r>
-              <w:rPr>
-                <w:rFonts w:ascii="Aptos" w:hAnsi="Aptos" w:cs="Calibri"/>
-                <w:color w:val="000000" w:themeColor="text1"/>
-                <w:sz w:val="24"/>
-                <w:szCs w:val="24"/>
-                <w:lang w:val="en-US"/>
-              </w:rPr>
-              <w:t>$</w:t>
-            </w:r>
-          </w:p>
-        </w:tc>
-        <w:tc>
-          <w:tcPr>
-            <w:tcW w:w="0" w:type="auto"/>
-          </w:tcPr>
-          <w:p>
-            <w:pPr>
-              <w:cnfStyle w:val="000000000000" w:firstRow="0" w:lastRow="0" w:firstColumn="0" w:lastColumn="0" w:oddVBand="0" w:evenVBand="0" w:oddHBand="0" w:evenHBand="0" w:firstRowFirstColumn="0" w:firstRowLastColumn="0" w:lastRowFirstColumn="0" w:lastRowLastColumn="0"/>
-              <w:rPr>
-                <w:rFonts w:ascii="Aptos" w:hAnsi="Aptos" w:cs="Calibri"/>
-                <w:color w:val="000000" w:themeColor="text1"/>
-                <w:sz w:val="24"/>
-                <w:szCs w:val="24"/>
-                <w:lang w:val="en-US"/>
-              </w:rPr>
-            </w:pPr>
-            <w:r>
-              <w:rPr>
-                <w:rFonts w:ascii="Aptos" w:hAnsi="Aptos" w:cs="Calibri"/>
-                <w:color w:val="000000" w:themeColor="text1"/>
-                <w:sz w:val="24"/>
-                <w:szCs w:val="24"/>
-                <w:lang w:val="en-US"/>
-              </w:rPr>
-              <w:t>$</w:t>
-            </w:r>
-            <w:proofErr w:type="spellStart"/>
-            <w:r>
-              <w:rPr>
-                <w:rFonts w:ascii="Aptos" w:hAnsi="Aptos" w:cs="Calibri"/>
-                <w:color w:val="000000" w:themeColor="text1"/>
-                <w:sz w:val="24"/>
-                <w:szCs w:val="24"/>
-                <w:lang w:val="en-US"/>
-              </w:rPr>
-              <w:t>CurrentUserManagerStreetAddress</w:t>
-            </w:r>
-            <w:proofErr w:type="spellEnd"/>
-            <w:r>
-              <w:rPr>
-                <w:rFonts w:ascii="Aptos" w:hAnsi="Aptos" w:cs="Calibri"/>
-                <w:color w:val="000000" w:themeColor="text1"/>
-                <w:sz w:val="24"/>
-                <w:szCs w:val="24"/>
-                <w:lang w:val="en-US"/>
-              </w:rPr>
-              <w:t>$</w:t>
-            </w:r>
-          </w:p>
-        </w:tc>
-        <w:tc>
-          <w:tcPr>
-            <w:tcW w:w="0" w:type="auto"/>
-          </w:tcPr>
-          <w:p>
-            <w:pPr>
-              <w:cnfStyle w:val="000000000000" w:firstRow="0" w:lastRow="0" w:firstColumn="0" w:lastColumn="0" w:oddVBand="0" w:evenVBand="0" w:oddHBand="0" w:evenHBand="0" w:firstRowFirstColumn="0" w:firstRowLastColumn="0" w:lastRowFirstColumn="0" w:lastRowLastColumn="0"/>
-              <w:rPr>
-                <w:rFonts w:ascii="Aptos" w:hAnsi="Aptos" w:cs="Calibri"/>
-                <w:color w:val="000000" w:themeColor="text1"/>
-                <w:sz w:val="24"/>
-                <w:szCs w:val="24"/>
-                <w:lang w:val="en-US"/>
-              </w:rPr>
-            </w:pPr>
-            <w:r>
-              <w:rPr>
-                <w:rFonts w:ascii="Aptos" w:hAnsi="Aptos" w:cs="Calibri"/>
-                <w:color w:val="000000" w:themeColor="text1"/>
-                <w:sz w:val="24"/>
-                <w:szCs w:val="24"/>
-                <w:lang w:val="en-US"/>
-              </w:rPr>
-              <w:t>$</w:t>
-            </w:r>
-            <w:proofErr w:type="spellStart"/>
-            <w:r>
-              <w:rPr>
-                <w:rFonts w:ascii="Aptos" w:hAnsi="Aptos" w:cs="Calibri"/>
-                <w:color w:val="000000" w:themeColor="text1"/>
-                <w:sz w:val="24"/>
-                <w:szCs w:val="24"/>
-                <w:lang w:val="en-US"/>
-              </w:rPr>
-              <w:t>CurrentMailbox</w:t>
-            </w:r>
-            <w:r>
-              <w:rPr>
-                <w:rFonts w:ascii="Aptos" w:hAnsi="Aptos" w:cs="Calibri"/>
-                <w:color w:val="000000" w:themeColor="text1"/>
-                <w:sz w:val="24"/>
-                <w:szCs w:val="24"/>
-                <w:lang w:val="en-US"/>
-              </w:rPr>
-              <w:t>StreetAddress</w:t>
-            </w:r>
-            <w:proofErr w:type="spellEnd"/>
-            <w:r>
-              <w:rPr>
-                <w:rFonts w:ascii="Aptos" w:hAnsi="Aptos" w:cs="Calibri"/>
-                <w:color w:val="000000" w:themeColor="text1"/>
-                <w:sz w:val="24"/>
-                <w:szCs w:val="24"/>
-                <w:lang w:val="en-US"/>
-              </w:rPr>
-              <w:t>$</w:t>
-            </w:r>
-          </w:p>
-        </w:tc>
-        <w:tc>
-          <w:tcPr>
-            <w:tcW w:w="0" w:type="auto"/>
-          </w:tcPr>
-          <w:p>
-            <w:pPr>
-              <w:cnfStyle w:val="000000000000" w:firstRow="0" w:lastRow="0" w:firstColumn="0" w:lastColumn="0" w:oddVBand="0" w:evenVBand="0" w:oddHBand="0" w:evenHBand="0" w:firstRowFirstColumn="0" w:firstRowLastColumn="0" w:lastRowFirstColumn="0" w:lastRowLastColumn="0"/>
-              <w:rPr>
-                <w:rFonts w:ascii="Aptos" w:hAnsi="Aptos" w:cs="Calibri"/>
-                <w:color w:val="000000" w:themeColor="text1"/>
-                <w:sz w:val="24"/>
-                <w:szCs w:val="24"/>
-                <w:lang w:val="en-US"/>
-              </w:rPr>
-            </w:pPr>
-            <w:r>
-              <w:rPr>
-                <w:rFonts w:ascii="Aptos" w:hAnsi="Aptos" w:cs="Calibri"/>
-                <w:color w:val="000000" w:themeColor="text1"/>
-                <w:sz w:val="24"/>
-                <w:szCs w:val="24"/>
-                <w:lang w:val="en-US"/>
-              </w:rPr>
-              <w:t>$</w:t>
-            </w:r>
-            <w:proofErr w:type="spellStart"/>
-            <w:r>
-              <w:rPr>
-                <w:rFonts w:ascii="Aptos" w:hAnsi="Aptos" w:cs="Calibri"/>
-                <w:color w:val="000000" w:themeColor="text1"/>
-                <w:sz w:val="24"/>
-                <w:szCs w:val="24"/>
-                <w:lang w:val="en-US"/>
-              </w:rPr>
-              <w:t>CurrentMailboxManagerStreetAddress</w:t>
-            </w:r>
-            <w:proofErr w:type="spellEnd"/>
-            <w:r>
-              <w:rPr>
-                <w:rFonts w:ascii="Aptos" w:hAnsi="Aptos" w:cs="Calibri"/>
-                <w:color w:val="000000" w:themeColor="text1"/>
-                <w:sz w:val="24"/>
-                <w:szCs w:val="24"/>
-                <w:lang w:val="en-US"/>
-              </w:rPr>
-              <w:t>$</w:t>
+            <w:r>
+              <w:rPr>
+                <w:rFonts w:ascii="Aptos" w:hAnsi="Aptos" w:cs="Calibri"/>
+                <w:color w:val="000000" w:themeColor="text1"/>
+                <w:sz w:val="24"/>
+                <w:szCs w:val="24"/>
+                <w:lang w:val="en-US"/>
+              </w:rPr>
+              <w:t>CurrentMailboxManagerStreetAddress$</w:t>
             </w:r>
           </w:p>
         </w:tc>
@@ -2936,18 +2312,33 @@
               </w:rPr>
               <w:t>…</w:t>
             </w:r>
-            <w:proofErr w:type="spellStart"/>
-            <w:r>
-              <w:rPr>
-                <w:rFonts w:ascii="Aptos" w:hAnsi="Aptos" w:cs="Calibri"/>
-                <w:color w:val="000000" w:themeColor="text1"/>
-                <w:sz w:val="24"/>
-                <w:szCs w:val="24"/>
-                <w:lang w:val="en-US"/>
-              </w:rPr>
-              <w:t>Postalcode</w:t>
-            </w:r>
-            <w:proofErr w:type="spellEnd"/>
+            <w:r>
+              <w:rPr>
+                <w:rFonts w:ascii="Aptos" w:hAnsi="Aptos" w:cs="Calibri"/>
+                <w:color w:val="000000" w:themeColor="text1"/>
+                <w:sz w:val="24"/>
+                <w:szCs w:val="24"/>
+                <w:lang w:val="en-US"/>
+              </w:rPr>
+              <w:t>Postalcode$</w:t>
+            </w:r>
+          </w:p>
+        </w:tc>
+        <w:tc>
+          <w:tcPr>
+            <w:tcW w:w="0" w:type="auto"/>
+          </w:tcPr>
+          <w:p>
+            <w:pPr>
+              <w:cnfStyle w:val="000000000000" w:firstRow="0" w:lastRow="0" w:firstColumn="0" w:lastColumn="0" w:oddVBand="0" w:evenVBand="0" w:oddHBand="0" w:evenHBand="0" w:firstRowFirstColumn="0" w:firstRowLastColumn="0" w:lastRowFirstColumn="0" w:lastRowLastColumn="0"/>
+              <w:rPr>
+                <w:rFonts w:ascii="Aptos" w:hAnsi="Aptos" w:cs="Calibri"/>
+                <w:color w:val="000000" w:themeColor="text1"/>
+                <w:sz w:val="24"/>
+                <w:szCs w:val="24"/>
+                <w:lang w:val="en-US"/>
+              </w:rPr>
+            </w:pPr>
             <w:r>
               <w:rPr>
                 <w:rFonts w:ascii="Aptos" w:hAnsi="Aptos" w:cs="Calibri"/>
@@ -2958,6 +2349,16 @@
               </w:rPr>
               <w:t>$</w:t>
             </w:r>
+            <w:r>
+              <w:rPr>
+                <w:rFonts w:ascii="Aptos" w:hAnsi="Aptos" w:cs="Calibri"/>
+                <w:color w:val="000000" w:themeColor="text1"/>
+                <w:sz w:val="24"/>
+                <w:szCs w:val="24"/>
+                <w:lang w:val="en-US"/>
+              </w:rPr>
+              <w:t>CurrentUserPostalcode$</w:t>
+            </w:r>
           </w:p>
         </w:tc>
         <w:tc>
@@ -2985,18 +2386,33 @@
               </w:rPr>
               <w:t>$</w:t>
             </w:r>
-            <w:proofErr w:type="spellStart"/>
-            <w:r>
-              <w:rPr>
-                <w:rFonts w:ascii="Aptos" w:hAnsi="Aptos" w:cs="Calibri"/>
-                <w:color w:val="000000" w:themeColor="text1"/>
-                <w:sz w:val="24"/>
-                <w:szCs w:val="24"/>
-                <w:lang w:val="en-US"/>
-              </w:rPr>
-              <w:t>CurrentUserPostalcode</w:t>
-            </w:r>
-            <w:proofErr w:type="spellEnd"/>
+            <w:r>
+              <w:rPr>
+                <w:rFonts w:ascii="Aptos" w:hAnsi="Aptos" w:cs="Calibri"/>
+                <w:color w:val="000000" w:themeColor="text1"/>
+                <w:sz w:val="24"/>
+                <w:szCs w:val="24"/>
+                <w:lang w:val="en-US"/>
+              </w:rPr>
+              <w:t>CurrentUserManagerPostalcode$</w:t>
+            </w:r>
+          </w:p>
+        </w:tc>
+        <w:tc>
+          <w:tcPr>
+            <w:tcW w:w="0" w:type="auto"/>
+          </w:tcPr>
+          <w:p>
+            <w:pPr>
+              <w:cnfStyle w:val="000000000000" w:firstRow="0" w:lastRow="0" w:firstColumn="0" w:lastColumn="0" w:oddVBand="0" w:evenVBand="0" w:oddHBand="0" w:evenHBand="0" w:firstRowFirstColumn="0" w:firstRowLastColumn="0" w:lastRowFirstColumn="0" w:lastRowLastColumn="0"/>
+              <w:rPr>
+                <w:rFonts w:ascii="Aptos" w:hAnsi="Aptos" w:cs="Calibri"/>
+                <w:color w:val="000000" w:themeColor="text1"/>
+                <w:sz w:val="24"/>
+                <w:szCs w:val="24"/>
+                <w:lang w:val="en-US"/>
+              </w:rPr>
+            </w:pPr>
             <w:r>
               <w:rPr>
                 <w:rFonts w:ascii="Aptos" w:hAnsi="Aptos" w:cs="Calibri"/>
@@ -3007,6 +2423,16 @@
               </w:rPr>
               <w:t>$</w:t>
             </w:r>
+            <w:r>
+              <w:rPr>
+                <w:rFonts w:ascii="Aptos" w:hAnsi="Aptos" w:cs="Calibri"/>
+                <w:color w:val="000000" w:themeColor="text1"/>
+                <w:sz w:val="24"/>
+                <w:szCs w:val="24"/>
+                <w:lang w:val="en-US"/>
+              </w:rPr>
+              <w:t>CurrentMailboxPostalcode$</w:t>
+            </w:r>
           </w:p>
         </w:tc>
         <w:tc>
@@ -3034,125 +2460,15 @@
               </w:rPr>
               <w:t>$</w:t>
             </w:r>
-            <w:proofErr w:type="spellStart"/>
-            <w:r>
-              <w:rPr>
-                <w:rFonts w:ascii="Aptos" w:hAnsi="Aptos" w:cs="Calibri"/>
-                <w:color w:val="000000" w:themeColor="text1"/>
-                <w:sz w:val="24"/>
-                <w:szCs w:val="24"/>
-                <w:lang w:val="en-US"/>
-              </w:rPr>
-              <w:t>CurrentUserManagerPostalcode</w:t>
-            </w:r>
-            <w:proofErr w:type="spellEnd"/>
-            <w:r>
-              <w:rPr>
-                <w:rFonts w:ascii="Aptos" w:hAnsi="Aptos" w:cs="Calibri"/>
-                <w:color w:val="000000" w:themeColor="text1"/>
-                <w:sz w:val="24"/>
-                <w:szCs w:val="24"/>
-                <w:lang w:val="en-US"/>
-              </w:rPr>
-              <w:t>$</w:t>
-            </w:r>
-          </w:p>
-        </w:tc>
-        <w:tc>
-          <w:tcPr>
-            <w:tcW w:w="0" w:type="auto"/>
-          </w:tcPr>
-          <w:p>
-            <w:pPr>
-              <w:cnfStyle w:val="000000000000" w:firstRow="0" w:lastRow="0" w:firstColumn="0" w:lastColumn="0" w:oddVBand="0" w:evenVBand="0" w:oddHBand="0" w:evenHBand="0" w:firstRowFirstColumn="0" w:firstRowLastColumn="0" w:lastRowFirstColumn="0" w:lastRowLastColumn="0"/>
-              <w:rPr>
-                <w:rFonts w:ascii="Aptos" w:hAnsi="Aptos" w:cs="Calibri"/>
-                <w:color w:val="000000" w:themeColor="text1"/>
-                <w:sz w:val="24"/>
-                <w:szCs w:val="24"/>
-                <w:lang w:val="en-US"/>
-              </w:rPr>
-            </w:pPr>
-            <w:r>
-              <w:rPr>
-                <w:rFonts w:ascii="Aptos" w:hAnsi="Aptos" w:cs="Calibri"/>
-                <w:color w:val="000000" w:themeColor="text1"/>
-                <w:sz w:val="24"/>
-                <w:szCs w:val="24"/>
-                <w:lang w:val="en-US"/>
-              </w:rPr>
-              <w:t>$</w:t>
-            </w:r>
-            <w:proofErr w:type="spellStart"/>
-            <w:r>
-              <w:rPr>
-                <w:rFonts w:ascii="Aptos" w:hAnsi="Aptos" w:cs="Calibri"/>
-                <w:color w:val="000000" w:themeColor="text1"/>
-                <w:sz w:val="24"/>
-                <w:szCs w:val="24"/>
-                <w:lang w:val="en-US"/>
-              </w:rPr>
-              <w:t>CurrentMailboxPostalcode</w:t>
-            </w:r>
-            <w:proofErr w:type="spellEnd"/>
-            <w:r>
-              <w:rPr>
-                <w:rFonts w:ascii="Aptos" w:hAnsi="Aptos" w:cs="Calibri"/>
-                <w:color w:val="000000" w:themeColor="text1"/>
-                <w:sz w:val="24"/>
-                <w:szCs w:val="24"/>
-                <w:lang w:val="en-US"/>
-              </w:rPr>
-              <w:t>$</w:t>
-            </w:r>
-          </w:p>
-        </w:tc>
-        <w:tc>
-          <w:tcPr>
-            <w:tcW w:w="0" w:type="auto"/>
-          </w:tcPr>
-          <w:p>
-            <w:pPr>
-              <w:cnfStyle w:val="000000000000" w:firstRow="0" w:lastRow="0" w:firstColumn="0" w:lastColumn="0" w:oddVBand="0" w:evenVBand="0" w:oddHBand="0" w:evenHBand="0" w:firstRowFirstColumn="0" w:firstRowLastColumn="0" w:lastRowFirstColumn="0" w:lastRowLastColumn="0"/>
-              <w:rPr>
-                <w:rFonts w:ascii="Aptos" w:hAnsi="Aptos" w:cs="Calibri"/>
-                <w:color w:val="000000" w:themeColor="text1"/>
-                <w:sz w:val="24"/>
-                <w:szCs w:val="24"/>
-                <w:lang w:val="en-US"/>
-              </w:rPr>
-            </w:pPr>
-            <w:r>
-              <w:rPr>
-                <w:rFonts w:ascii="Aptos" w:hAnsi="Aptos" w:cs="Calibri"/>
-                <w:color w:val="000000" w:themeColor="text1"/>
-                <w:sz w:val="24"/>
-                <w:szCs w:val="24"/>
-                <w:lang w:val="en-US"/>
-              </w:rPr>
-              <w:t>$</w:t>
-            </w:r>
-            <w:proofErr w:type="spellStart"/>
-            <w:r>
-              <w:rPr>
-                <w:rFonts w:ascii="Aptos" w:hAnsi="Aptos" w:cs="Calibri"/>
-                <w:color w:val="000000" w:themeColor="text1"/>
-                <w:sz w:val="24"/>
-                <w:szCs w:val="24"/>
-                <w:lang w:val="en-US"/>
-              </w:rPr>
-              <w:t>CurrentMailboxManagerPostalcode</w:t>
-            </w:r>
-            <w:proofErr w:type="spellEnd"/>
-            <w:r>
-              <w:rPr>
-                <w:rFonts w:ascii="Aptos" w:hAnsi="Aptos" w:cs="Calibri"/>
-                <w:color w:val="000000" w:themeColor="text1"/>
-                <w:sz w:val="24"/>
-                <w:szCs w:val="24"/>
-                <w:lang w:val="en-US"/>
-              </w:rPr>
-              <w:t>$</w:t>
+            <w:r>
+              <w:rPr>
+                <w:rFonts w:ascii="Aptos" w:hAnsi="Aptos" w:cs="Calibri"/>
+                <w:color w:val="000000" w:themeColor="text1"/>
+                <w:sz w:val="24"/>
+                <w:szCs w:val="24"/>
+                <w:lang w:val="en-US"/>
+              </w:rPr>
+              <w:t>CurrentMailboxManagerPostalcode$</w:t>
             </w:r>
           </w:p>
         </w:tc>
@@ -3221,18 +2537,33 @@
               </w:rPr>
               <w:t>$</w:t>
             </w:r>
-            <w:proofErr w:type="spellStart"/>
-            <w:r>
-              <w:rPr>
-                <w:rFonts w:ascii="Aptos" w:hAnsi="Aptos" w:cs="Calibri"/>
-                <w:color w:val="000000" w:themeColor="text1"/>
-                <w:sz w:val="24"/>
-                <w:szCs w:val="24"/>
-                <w:lang w:val="en-US"/>
-              </w:rPr>
-              <w:t>CurrentUserLocation</w:t>
-            </w:r>
-            <w:proofErr w:type="spellEnd"/>
+            <w:r>
+              <w:rPr>
+                <w:rFonts w:ascii="Aptos" w:hAnsi="Aptos" w:cs="Calibri"/>
+                <w:color w:val="000000" w:themeColor="text1"/>
+                <w:sz w:val="24"/>
+                <w:szCs w:val="24"/>
+                <w:lang w:val="en-US"/>
+              </w:rPr>
+              <w:t>CurrentUserLocation$</w:t>
+            </w:r>
+          </w:p>
+        </w:tc>
+        <w:tc>
+          <w:tcPr>
+            <w:tcW w:w="0" w:type="auto"/>
+          </w:tcPr>
+          <w:p>
+            <w:pPr>
+              <w:cnfStyle w:val="000000000000" w:firstRow="0" w:lastRow="0" w:firstColumn="0" w:lastColumn="0" w:oddVBand="0" w:evenVBand="0" w:oddHBand="0" w:evenHBand="0" w:firstRowFirstColumn="0" w:firstRowLastColumn="0" w:lastRowFirstColumn="0" w:lastRowLastColumn="0"/>
+              <w:rPr>
+                <w:rFonts w:ascii="Aptos" w:hAnsi="Aptos" w:cs="Calibri"/>
+                <w:color w:val="000000" w:themeColor="text1"/>
+                <w:sz w:val="24"/>
+                <w:szCs w:val="24"/>
+                <w:lang w:val="en-US"/>
+              </w:rPr>
+            </w:pPr>
             <w:r>
               <w:rPr>
                 <w:rFonts w:ascii="Aptos" w:hAnsi="Aptos" w:cs="Calibri"/>
@@ -3243,6 +2574,16 @@
               </w:rPr>
               <w:t>$</w:t>
             </w:r>
+            <w:r>
+              <w:rPr>
+                <w:rFonts w:ascii="Aptos" w:hAnsi="Aptos" w:cs="Calibri"/>
+                <w:color w:val="000000" w:themeColor="text1"/>
+                <w:sz w:val="24"/>
+                <w:szCs w:val="24"/>
+                <w:lang w:val="en-US"/>
+              </w:rPr>
+              <w:t>CurrentUserManagerLocation$</w:t>
+            </w:r>
           </w:p>
         </w:tc>
         <w:tc>
@@ -3270,18 +2611,33 @@
               </w:rPr>
               <w:t>$</w:t>
             </w:r>
-            <w:proofErr w:type="spellStart"/>
-            <w:r>
-              <w:rPr>
-                <w:rFonts w:ascii="Aptos" w:hAnsi="Aptos" w:cs="Calibri"/>
-                <w:color w:val="000000" w:themeColor="text1"/>
-                <w:sz w:val="24"/>
-                <w:szCs w:val="24"/>
-                <w:lang w:val="en-US"/>
-              </w:rPr>
-              <w:t>CurrentUserManagerLocation</w:t>
-            </w:r>
-            <w:proofErr w:type="spellEnd"/>
+            <w:r>
+              <w:rPr>
+                <w:rFonts w:ascii="Aptos" w:hAnsi="Aptos" w:cs="Calibri"/>
+                <w:color w:val="000000" w:themeColor="text1"/>
+                <w:sz w:val="24"/>
+                <w:szCs w:val="24"/>
+                <w:lang w:val="en-US"/>
+              </w:rPr>
+              <w:t>CurrentMailboxLocation$</w:t>
+            </w:r>
+          </w:p>
+        </w:tc>
+        <w:tc>
+          <w:tcPr>
+            <w:tcW w:w="0" w:type="auto"/>
+          </w:tcPr>
+          <w:p>
+            <w:pPr>
+              <w:cnfStyle w:val="000000000000" w:firstRow="0" w:lastRow="0" w:firstColumn="0" w:lastColumn="0" w:oddVBand="0" w:evenVBand="0" w:oddHBand="0" w:evenHBand="0" w:firstRowFirstColumn="0" w:firstRowLastColumn="0" w:lastRowFirstColumn="0" w:lastRowLastColumn="0"/>
+              <w:rPr>
+                <w:rFonts w:ascii="Aptos" w:hAnsi="Aptos" w:cs="Calibri"/>
+                <w:color w:val="000000" w:themeColor="text1"/>
+                <w:sz w:val="24"/>
+                <w:szCs w:val="24"/>
+                <w:lang w:val="en-US"/>
+              </w:rPr>
+            </w:pPr>
             <w:r>
               <w:rPr>
                 <w:rFonts w:ascii="Aptos" w:hAnsi="Aptos" w:cs="Calibri"/>
@@ -3292,103 +2648,15 @@
               </w:rPr>
               <w:t>$</w:t>
             </w:r>
-          </w:p>
-        </w:tc>
-        <w:tc>
-          <w:tcPr>
-            <w:tcW w:w="0" w:type="auto"/>
-          </w:tcPr>
-          <w:p>
-            <w:pPr>
-              <w:cnfStyle w:val="000000000000" w:firstRow="0" w:lastRow="0" w:firstColumn="0" w:lastColumn="0" w:oddVBand="0" w:evenVBand="0" w:oddHBand="0" w:evenHBand="0" w:firstRowFirstColumn="0" w:firstRowLastColumn="0" w:lastRowFirstColumn="0" w:lastRowLastColumn="0"/>
-              <w:rPr>
-                <w:rFonts w:ascii="Aptos" w:hAnsi="Aptos" w:cs="Calibri"/>
-                <w:color w:val="000000" w:themeColor="text1"/>
-                <w:sz w:val="24"/>
-                <w:szCs w:val="24"/>
-                <w:lang w:val="en-US"/>
-              </w:rPr>
-            </w:pPr>
-            <w:r>
-              <w:rPr>
-                <w:rFonts w:ascii="Aptos" w:hAnsi="Aptos" w:cs="Calibri"/>
-                <w:color w:val="000000" w:themeColor="text1"/>
-                <w:sz w:val="24"/>
-                <w:szCs w:val="24"/>
-                <w:lang w:val="en-US"/>
-              </w:rPr>
-              <w:t>$</w:t>
-            </w:r>
-            <w:proofErr w:type="spellStart"/>
-            <w:r>
-              <w:rPr>
-                <w:rFonts w:ascii="Aptos" w:hAnsi="Aptos" w:cs="Calibri"/>
-                <w:color w:val="000000" w:themeColor="text1"/>
-                <w:sz w:val="24"/>
-                <w:szCs w:val="24"/>
-                <w:lang w:val="en-US"/>
-              </w:rPr>
-              <w:t>CurrentMailboxLocation</w:t>
-            </w:r>
-            <w:proofErr w:type="spellEnd"/>
-            <w:r>
-              <w:rPr>
-                <w:rFonts w:ascii="Aptos" w:hAnsi="Aptos" w:cs="Calibri"/>
-                <w:color w:val="000000" w:themeColor="text1"/>
-                <w:sz w:val="24"/>
-                <w:szCs w:val="24"/>
-                <w:lang w:val="en-US"/>
-              </w:rPr>
-              <w:t>$</w:t>
-            </w:r>
-          </w:p>
-        </w:tc>
-        <w:tc>
-          <w:tcPr>
-            <w:tcW w:w="0" w:type="auto"/>
-          </w:tcPr>
-          <w:p>
-            <w:pPr>
-              <w:cnfStyle w:val="000000000000" w:firstRow="0" w:lastRow="0" w:firstColumn="0" w:lastColumn="0" w:oddVBand="0" w:evenVBand="0" w:oddHBand="0" w:evenHBand="0" w:firstRowFirstColumn="0" w:firstRowLastColumn="0" w:lastRowFirstColumn="0" w:lastRowLastColumn="0"/>
-              <w:rPr>
-                <w:rFonts w:ascii="Aptos" w:hAnsi="Aptos" w:cs="Calibri"/>
-                <w:color w:val="000000" w:themeColor="text1"/>
-                <w:sz w:val="24"/>
-                <w:szCs w:val="24"/>
-                <w:lang w:val="en-US"/>
-              </w:rPr>
-            </w:pPr>
-            <w:r>
-              <w:rPr>
-                <w:rFonts w:ascii="Aptos" w:hAnsi="Aptos" w:cs="Calibri"/>
-                <w:color w:val="000000" w:themeColor="text1"/>
-                <w:sz w:val="24"/>
-                <w:szCs w:val="24"/>
-                <w:lang w:val="en-US"/>
-              </w:rPr>
-              <w:t>$</w:t>
-            </w:r>
-            <w:proofErr w:type="spellStart"/>
-            <w:r>
-              <w:rPr>
-                <w:rFonts w:ascii="Aptos" w:hAnsi="Aptos" w:cs="Calibri"/>
-                <w:color w:val="000000" w:themeColor="text1"/>
-                <w:sz w:val="24"/>
-                <w:szCs w:val="24"/>
-                <w:lang w:val="en-US"/>
-              </w:rPr>
-              <w:t>CurrentMailboxManagerLocation</w:t>
-            </w:r>
-            <w:proofErr w:type="spellEnd"/>
-            <w:r>
-              <w:rPr>
-                <w:rFonts w:ascii="Aptos" w:hAnsi="Aptos" w:cs="Calibri"/>
-                <w:color w:val="000000" w:themeColor="text1"/>
-                <w:sz w:val="24"/>
-                <w:szCs w:val="24"/>
-                <w:lang w:val="en-US"/>
-              </w:rPr>
-              <w:t>$</w:t>
+            <w:r>
+              <w:rPr>
+                <w:rFonts w:ascii="Aptos" w:hAnsi="Aptos" w:cs="Calibri"/>
+                <w:color w:val="000000" w:themeColor="text1"/>
+                <w:sz w:val="24"/>
+                <w:szCs w:val="24"/>
+                <w:lang w:val="en-US"/>
+              </w:rPr>
+              <w:t>CurrentMailboxManagerLocation$</w:t>
             </w:r>
           </w:p>
         </w:tc>
@@ -3457,18 +2725,33 @@
               </w:rPr>
               <w:t>$</w:t>
             </w:r>
-            <w:proofErr w:type="spellStart"/>
-            <w:r>
-              <w:rPr>
-                <w:rFonts w:ascii="Aptos" w:hAnsi="Aptos" w:cs="Calibri"/>
-                <w:color w:val="000000" w:themeColor="text1"/>
-                <w:sz w:val="24"/>
-                <w:szCs w:val="24"/>
-                <w:lang w:val="en-US"/>
-              </w:rPr>
-              <w:t>CurrentUserState</w:t>
-            </w:r>
-            <w:proofErr w:type="spellEnd"/>
+            <w:r>
+              <w:rPr>
+                <w:rFonts w:ascii="Aptos" w:hAnsi="Aptos" w:cs="Calibri"/>
+                <w:color w:val="000000" w:themeColor="text1"/>
+                <w:sz w:val="24"/>
+                <w:szCs w:val="24"/>
+                <w:lang w:val="en-US"/>
+              </w:rPr>
+              <w:t>CurrentUserState$</w:t>
+            </w:r>
+          </w:p>
+        </w:tc>
+        <w:tc>
+          <w:tcPr>
+            <w:tcW w:w="0" w:type="auto"/>
+          </w:tcPr>
+          <w:p>
+            <w:pPr>
+              <w:cnfStyle w:val="000000000000" w:firstRow="0" w:lastRow="0" w:firstColumn="0" w:lastColumn="0" w:oddVBand="0" w:evenVBand="0" w:oddHBand="0" w:evenHBand="0" w:firstRowFirstColumn="0" w:firstRowLastColumn="0" w:lastRowFirstColumn="0" w:lastRowLastColumn="0"/>
+              <w:rPr>
+                <w:rFonts w:ascii="Aptos" w:hAnsi="Aptos" w:cs="Calibri"/>
+                <w:color w:val="000000" w:themeColor="text1"/>
+                <w:sz w:val="24"/>
+                <w:szCs w:val="24"/>
+                <w:lang w:val="en-US"/>
+              </w:rPr>
+            </w:pPr>
             <w:r>
               <w:rPr>
                 <w:rFonts w:ascii="Aptos" w:hAnsi="Aptos" w:cs="Calibri"/>
@@ -3479,6 +2762,16 @@
               </w:rPr>
               <w:t>$</w:t>
             </w:r>
+            <w:r>
+              <w:rPr>
+                <w:rFonts w:ascii="Aptos" w:hAnsi="Aptos" w:cs="Calibri"/>
+                <w:color w:val="000000" w:themeColor="text1"/>
+                <w:sz w:val="24"/>
+                <w:szCs w:val="24"/>
+                <w:lang w:val="en-US"/>
+              </w:rPr>
+              <w:t>CurrentUserManagerState$</w:t>
+            </w:r>
           </w:p>
         </w:tc>
         <w:tc>
@@ -3506,18 +2799,33 @@
               </w:rPr>
               <w:t>$</w:t>
             </w:r>
-            <w:proofErr w:type="spellStart"/>
-            <w:r>
-              <w:rPr>
-                <w:rFonts w:ascii="Aptos" w:hAnsi="Aptos" w:cs="Calibri"/>
-                <w:color w:val="000000" w:themeColor="text1"/>
-                <w:sz w:val="24"/>
-                <w:szCs w:val="24"/>
-                <w:lang w:val="en-US"/>
-              </w:rPr>
-              <w:t>CurrentUserManagerState</w:t>
-            </w:r>
-            <w:proofErr w:type="spellEnd"/>
+            <w:r>
+              <w:rPr>
+                <w:rFonts w:ascii="Aptos" w:hAnsi="Aptos" w:cs="Calibri"/>
+                <w:color w:val="000000" w:themeColor="text1"/>
+                <w:sz w:val="24"/>
+                <w:szCs w:val="24"/>
+                <w:lang w:val="en-US"/>
+              </w:rPr>
+              <w:t>CurrentMailboxState$</w:t>
+            </w:r>
+          </w:p>
+        </w:tc>
+        <w:tc>
+          <w:tcPr>
+            <w:tcW w:w="0" w:type="auto"/>
+          </w:tcPr>
+          <w:p>
+            <w:pPr>
+              <w:cnfStyle w:val="000000000000" w:firstRow="0" w:lastRow="0" w:firstColumn="0" w:lastColumn="0" w:oddVBand="0" w:evenVBand="0" w:oddHBand="0" w:evenHBand="0" w:firstRowFirstColumn="0" w:firstRowLastColumn="0" w:lastRowFirstColumn="0" w:lastRowLastColumn="0"/>
+              <w:rPr>
+                <w:rFonts w:ascii="Aptos" w:hAnsi="Aptos" w:cs="Calibri"/>
+                <w:color w:val="000000" w:themeColor="text1"/>
+                <w:sz w:val="24"/>
+                <w:szCs w:val="24"/>
+                <w:lang w:val="en-US"/>
+              </w:rPr>
+            </w:pPr>
             <w:r>
               <w:rPr>
                 <w:rFonts w:ascii="Aptos" w:hAnsi="Aptos" w:cs="Calibri"/>
@@ -3528,103 +2836,15 @@
               </w:rPr>
               <w:t>$</w:t>
             </w:r>
-          </w:p>
-        </w:tc>
-        <w:tc>
-          <w:tcPr>
-            <w:tcW w:w="0" w:type="auto"/>
-          </w:tcPr>
-          <w:p>
-            <w:pPr>
-              <w:cnfStyle w:val="000000000000" w:firstRow="0" w:lastRow="0" w:firstColumn="0" w:lastColumn="0" w:oddVBand="0" w:evenVBand="0" w:oddHBand="0" w:evenHBand="0" w:firstRowFirstColumn="0" w:firstRowLastColumn="0" w:lastRowFirstColumn="0" w:lastRowLastColumn="0"/>
-              <w:rPr>
-                <w:rFonts w:ascii="Aptos" w:hAnsi="Aptos" w:cs="Calibri"/>
-                <w:color w:val="000000" w:themeColor="text1"/>
-                <w:sz w:val="24"/>
-                <w:szCs w:val="24"/>
-                <w:lang w:val="en-US"/>
-              </w:rPr>
-            </w:pPr>
-            <w:r>
-              <w:rPr>
-                <w:rFonts w:ascii="Aptos" w:hAnsi="Aptos" w:cs="Calibri"/>
-                <w:color w:val="000000" w:themeColor="text1"/>
-                <w:sz w:val="24"/>
-                <w:szCs w:val="24"/>
-                <w:lang w:val="en-US"/>
-              </w:rPr>
-              <w:t>$</w:t>
-            </w:r>
-            <w:proofErr w:type="spellStart"/>
-            <w:r>
-              <w:rPr>
-                <w:rFonts w:ascii="Aptos" w:hAnsi="Aptos" w:cs="Calibri"/>
-                <w:color w:val="000000" w:themeColor="text1"/>
-                <w:sz w:val="24"/>
-                <w:szCs w:val="24"/>
-                <w:lang w:val="en-US"/>
-              </w:rPr>
-              <w:t>CurrentMailboxState</w:t>
-            </w:r>
-            <w:proofErr w:type="spellEnd"/>
-            <w:r>
-              <w:rPr>
-                <w:rFonts w:ascii="Aptos" w:hAnsi="Aptos" w:cs="Calibri"/>
-                <w:color w:val="000000" w:themeColor="text1"/>
-                <w:sz w:val="24"/>
-                <w:szCs w:val="24"/>
-                <w:lang w:val="en-US"/>
-              </w:rPr>
-              <w:t>$</w:t>
-            </w:r>
-          </w:p>
-        </w:tc>
-        <w:tc>
-          <w:tcPr>
-            <w:tcW w:w="0" w:type="auto"/>
-          </w:tcPr>
-          <w:p>
-            <w:pPr>
-              <w:cnfStyle w:val="000000000000" w:firstRow="0" w:lastRow="0" w:firstColumn="0" w:lastColumn="0" w:oddVBand="0" w:evenVBand="0" w:oddHBand="0" w:evenHBand="0" w:firstRowFirstColumn="0" w:firstRowLastColumn="0" w:lastRowFirstColumn="0" w:lastRowLastColumn="0"/>
-              <w:rPr>
-                <w:rFonts w:ascii="Aptos" w:hAnsi="Aptos" w:cs="Calibri"/>
-                <w:color w:val="000000" w:themeColor="text1"/>
-                <w:sz w:val="24"/>
-                <w:szCs w:val="24"/>
-                <w:lang w:val="en-US"/>
-              </w:rPr>
-            </w:pPr>
-            <w:r>
-              <w:rPr>
-                <w:rFonts w:ascii="Aptos" w:hAnsi="Aptos" w:cs="Calibri"/>
-                <w:color w:val="000000" w:themeColor="text1"/>
-                <w:sz w:val="24"/>
-                <w:szCs w:val="24"/>
-                <w:lang w:val="en-US"/>
-              </w:rPr>
-              <w:t>$</w:t>
-            </w:r>
-            <w:proofErr w:type="spellStart"/>
-            <w:r>
-              <w:rPr>
-                <w:rFonts w:ascii="Aptos" w:hAnsi="Aptos" w:cs="Calibri"/>
-                <w:color w:val="000000" w:themeColor="text1"/>
-                <w:sz w:val="24"/>
-                <w:szCs w:val="24"/>
-                <w:lang w:val="en-US"/>
-              </w:rPr>
-              <w:t>CurrentMailboxManagerState</w:t>
-            </w:r>
-            <w:proofErr w:type="spellEnd"/>
-            <w:r>
-              <w:rPr>
-                <w:rFonts w:ascii="Aptos" w:hAnsi="Aptos" w:cs="Calibri"/>
-                <w:color w:val="000000" w:themeColor="text1"/>
-                <w:sz w:val="24"/>
-                <w:szCs w:val="24"/>
-                <w:lang w:val="en-US"/>
-              </w:rPr>
-              <w:t>$</w:t>
+            <w:r>
+              <w:rPr>
+                <w:rFonts w:ascii="Aptos" w:hAnsi="Aptos" w:cs="Calibri"/>
+                <w:color w:val="000000" w:themeColor="text1"/>
+                <w:sz w:val="24"/>
+                <w:szCs w:val="24"/>
+                <w:lang w:val="en-US"/>
+              </w:rPr>
+              <w:t>CurrentMailboxManagerState$</w:t>
             </w:r>
           </w:p>
         </w:tc>
@@ -3693,18 +2913,33 @@
               </w:rPr>
               <w:t>$</w:t>
             </w:r>
-            <w:proofErr w:type="spellStart"/>
-            <w:r>
-              <w:rPr>
-                <w:rFonts w:ascii="Aptos" w:hAnsi="Aptos" w:cs="Calibri"/>
-                <w:color w:val="000000" w:themeColor="text1"/>
-                <w:sz w:val="24"/>
-                <w:szCs w:val="24"/>
-                <w:lang w:val="en-US"/>
-              </w:rPr>
-              <w:t>CurrentUserCountry</w:t>
-            </w:r>
-            <w:proofErr w:type="spellEnd"/>
+            <w:r>
+              <w:rPr>
+                <w:rFonts w:ascii="Aptos" w:hAnsi="Aptos" w:cs="Calibri"/>
+                <w:color w:val="000000" w:themeColor="text1"/>
+                <w:sz w:val="24"/>
+                <w:szCs w:val="24"/>
+                <w:lang w:val="en-US"/>
+              </w:rPr>
+              <w:t>CurrentUserCountry$</w:t>
+            </w:r>
+          </w:p>
+        </w:tc>
+        <w:tc>
+          <w:tcPr>
+            <w:tcW w:w="0" w:type="auto"/>
+          </w:tcPr>
+          <w:p>
+            <w:pPr>
+              <w:cnfStyle w:val="000000000000" w:firstRow="0" w:lastRow="0" w:firstColumn="0" w:lastColumn="0" w:oddVBand="0" w:evenVBand="0" w:oddHBand="0" w:evenHBand="0" w:firstRowFirstColumn="0" w:firstRowLastColumn="0" w:lastRowFirstColumn="0" w:lastRowLastColumn="0"/>
+              <w:rPr>
+                <w:rFonts w:ascii="Aptos" w:hAnsi="Aptos" w:cs="Calibri"/>
+                <w:color w:val="000000" w:themeColor="text1"/>
+                <w:sz w:val="24"/>
+                <w:szCs w:val="24"/>
+                <w:lang w:val="en-US"/>
+              </w:rPr>
+            </w:pPr>
             <w:r>
               <w:rPr>
                 <w:rFonts w:ascii="Aptos" w:hAnsi="Aptos" w:cs="Calibri"/>
@@ -3715,6 +2950,16 @@
               </w:rPr>
               <w:t>$</w:t>
             </w:r>
+            <w:r>
+              <w:rPr>
+                <w:rFonts w:ascii="Aptos" w:hAnsi="Aptos" w:cs="Calibri"/>
+                <w:color w:val="000000" w:themeColor="text1"/>
+                <w:sz w:val="24"/>
+                <w:szCs w:val="24"/>
+                <w:lang w:val="en-US"/>
+              </w:rPr>
+              <w:t>CurrentUserManagerCountry$</w:t>
+            </w:r>
           </w:p>
         </w:tc>
         <w:tc>
@@ -3742,18 +2987,33 @@
               </w:rPr>
               <w:t>$</w:t>
             </w:r>
-            <w:proofErr w:type="spellStart"/>
-            <w:r>
-              <w:rPr>
-                <w:rFonts w:ascii="Aptos" w:hAnsi="Aptos" w:cs="Calibri"/>
-                <w:color w:val="000000" w:themeColor="text1"/>
-                <w:sz w:val="24"/>
-                <w:szCs w:val="24"/>
-                <w:lang w:val="en-US"/>
-              </w:rPr>
-              <w:t>CurrentUserManagerCountry</w:t>
-            </w:r>
-            <w:proofErr w:type="spellEnd"/>
+            <w:r>
+              <w:rPr>
+                <w:rFonts w:ascii="Aptos" w:hAnsi="Aptos" w:cs="Calibri"/>
+                <w:color w:val="000000" w:themeColor="text1"/>
+                <w:sz w:val="24"/>
+                <w:szCs w:val="24"/>
+                <w:lang w:val="en-US"/>
+              </w:rPr>
+              <w:t>CurrentMailboxCountry$</w:t>
+            </w:r>
+          </w:p>
+        </w:tc>
+        <w:tc>
+          <w:tcPr>
+            <w:tcW w:w="0" w:type="auto"/>
+          </w:tcPr>
+          <w:p>
+            <w:pPr>
+              <w:cnfStyle w:val="000000000000" w:firstRow="0" w:lastRow="0" w:firstColumn="0" w:lastColumn="0" w:oddVBand="0" w:evenVBand="0" w:oddHBand="0" w:evenHBand="0" w:firstRowFirstColumn="0" w:firstRowLastColumn="0" w:lastRowFirstColumn="0" w:lastRowLastColumn="0"/>
+              <w:rPr>
+                <w:rFonts w:ascii="Aptos" w:hAnsi="Aptos" w:cs="Calibri"/>
+                <w:color w:val="000000" w:themeColor="text1"/>
+                <w:sz w:val="24"/>
+                <w:szCs w:val="24"/>
+                <w:lang w:val="en-US"/>
+              </w:rPr>
+            </w:pPr>
             <w:r>
               <w:rPr>
                 <w:rFonts w:ascii="Aptos" w:hAnsi="Aptos" w:cs="Calibri"/>
@@ -3764,103 +3024,15 @@
               </w:rPr>
               <w:t>$</w:t>
             </w:r>
-          </w:p>
-        </w:tc>
-        <w:tc>
-          <w:tcPr>
-            <w:tcW w:w="0" w:type="auto"/>
-          </w:tcPr>
-          <w:p>
-            <w:pPr>
-              <w:cnfStyle w:val="000000000000" w:firstRow="0" w:lastRow="0" w:firstColumn="0" w:lastColumn="0" w:oddVBand="0" w:evenVBand="0" w:oddHBand="0" w:evenHBand="0" w:firstRowFirstColumn="0" w:firstRowLastColumn="0" w:lastRowFirstColumn="0" w:lastRowLastColumn="0"/>
-              <w:rPr>
-                <w:rFonts w:ascii="Aptos" w:hAnsi="Aptos" w:cs="Calibri"/>
-                <w:color w:val="000000" w:themeColor="text1"/>
-                <w:sz w:val="24"/>
-                <w:szCs w:val="24"/>
-                <w:lang w:val="en-US"/>
-              </w:rPr>
-            </w:pPr>
-            <w:r>
-              <w:rPr>
-                <w:rFonts w:ascii="Aptos" w:hAnsi="Aptos" w:cs="Calibri"/>
-                <w:color w:val="000000" w:themeColor="text1"/>
-                <w:sz w:val="24"/>
-                <w:szCs w:val="24"/>
-                <w:lang w:val="en-US"/>
-              </w:rPr>
-              <w:t>$</w:t>
-            </w:r>
-            <w:proofErr w:type="spellStart"/>
-            <w:r>
-              <w:rPr>
-                <w:rFonts w:ascii="Aptos" w:hAnsi="Aptos" w:cs="Calibri"/>
-                <w:color w:val="000000" w:themeColor="text1"/>
-                <w:sz w:val="24"/>
-                <w:szCs w:val="24"/>
-                <w:lang w:val="en-US"/>
-              </w:rPr>
-              <w:t>CurrentMailboxCountry</w:t>
-            </w:r>
-            <w:proofErr w:type="spellEnd"/>
-            <w:r>
-              <w:rPr>
-                <w:rFonts w:ascii="Aptos" w:hAnsi="Aptos" w:cs="Calibri"/>
-                <w:color w:val="000000" w:themeColor="text1"/>
-                <w:sz w:val="24"/>
-                <w:szCs w:val="24"/>
-                <w:lang w:val="en-US"/>
-              </w:rPr>
-              <w:t>$</w:t>
-            </w:r>
-          </w:p>
-        </w:tc>
-        <w:tc>
-          <w:tcPr>
-            <w:tcW w:w="0" w:type="auto"/>
-          </w:tcPr>
-          <w:p>
-            <w:pPr>
-              <w:cnfStyle w:val="000000000000" w:firstRow="0" w:lastRow="0" w:firstColumn="0" w:lastColumn="0" w:oddVBand="0" w:evenVBand="0" w:oddHBand="0" w:evenHBand="0" w:firstRowFirstColumn="0" w:firstRowLastColumn="0" w:lastRowFirstColumn="0" w:lastRowLastColumn="0"/>
-              <w:rPr>
-                <w:rFonts w:ascii="Aptos" w:hAnsi="Aptos" w:cs="Calibri"/>
-                <w:color w:val="000000" w:themeColor="text1"/>
-                <w:sz w:val="24"/>
-                <w:szCs w:val="24"/>
-                <w:lang w:val="en-US"/>
-              </w:rPr>
-            </w:pPr>
-            <w:r>
-              <w:rPr>
-                <w:rFonts w:ascii="Aptos" w:hAnsi="Aptos" w:cs="Calibri"/>
-                <w:color w:val="000000" w:themeColor="text1"/>
-                <w:sz w:val="24"/>
-                <w:szCs w:val="24"/>
-                <w:lang w:val="en-US"/>
-              </w:rPr>
-              <w:t>$</w:t>
-            </w:r>
-            <w:proofErr w:type="spellStart"/>
-            <w:r>
-              <w:rPr>
-                <w:rFonts w:ascii="Aptos" w:hAnsi="Aptos" w:cs="Calibri"/>
-                <w:color w:val="000000" w:themeColor="text1"/>
-                <w:sz w:val="24"/>
-                <w:szCs w:val="24"/>
-                <w:lang w:val="en-US"/>
-              </w:rPr>
-              <w:t>CurrentMailboxManagerCountry</w:t>
-            </w:r>
-            <w:proofErr w:type="spellEnd"/>
-            <w:r>
-              <w:rPr>
-                <w:rFonts w:ascii="Aptos" w:hAnsi="Aptos" w:cs="Calibri"/>
-                <w:color w:val="000000" w:themeColor="text1"/>
-                <w:sz w:val="24"/>
-                <w:szCs w:val="24"/>
-                <w:lang w:val="en-US"/>
-              </w:rPr>
-              <w:t>$</w:t>
+            <w:r>
+              <w:rPr>
+                <w:rFonts w:ascii="Aptos" w:hAnsi="Aptos" w:cs="Calibri"/>
+                <w:color w:val="000000" w:themeColor="text1"/>
+                <w:sz w:val="24"/>
+                <w:szCs w:val="24"/>
+                <w:lang w:val="en-US"/>
+              </w:rPr>
+              <w:t>CurrentMailboxManagerCountry$</w:t>
             </w:r>
           </w:p>
         </w:tc>
@@ -3947,27 +3119,15 @@
                 <w:lang w:val="en-US"/>
               </w:rPr>
             </w:pPr>
-            <w:proofErr w:type="gramStart"/>
-            <w:r>
-              <w:rPr>
-                <w:rFonts w:ascii="Aptos" w:hAnsi="Aptos" w:cs="Calibri"/>
-                <w:color w:val="000000" w:themeColor="text1"/>
-                <w:sz w:val="24"/>
-                <w:szCs w:val="24"/>
-                <w:lang w:val="en-US"/>
-              </w:rPr>
-              <w:t>..</w:t>
-            </w:r>
-            <w:proofErr w:type="gramEnd"/>
-            <w:r>
-              <w:rPr>
-                <w:rFonts w:ascii="Aptos" w:hAnsi="Aptos" w:cs="Calibri"/>
-                <w:color w:val="000000" w:themeColor="text1"/>
-                <w:sz w:val="24"/>
-                <w:szCs w:val="24"/>
-                <w:lang w:val="en-US"/>
-              </w:rPr>
-              <w:t>Telephone-E164$</w:t>
+            <w:r>
+              <w:rPr>
+                <w:rFonts w:ascii="Aptos" w:hAnsi="Aptos" w:cs="Calibri"/>
+                <w:color w:val="000000" w:themeColor="text1"/>
+                <w:sz w:val="24"/>
+                <w:szCs w:val="24"/>
+                <w:lang w:val="en-US"/>
+              </w:rPr>
+              <w:t>..Telephone-E164$</w:t>
             </w:r>
           </w:p>
           <w:p>
@@ -3983,27 +3143,15 @@
                 <w:lang w:val="en-US"/>
               </w:rPr>
             </w:pPr>
-            <w:proofErr w:type="gramStart"/>
-            <w:r>
-              <w:rPr>
-                <w:rFonts w:ascii="Aptos" w:hAnsi="Aptos" w:cs="Calibri"/>
-                <w:color w:val="000000" w:themeColor="text1"/>
-                <w:sz w:val="24"/>
-                <w:szCs w:val="24"/>
-                <w:lang w:val="en-US"/>
-              </w:rPr>
-              <w:t>..</w:t>
-            </w:r>
-            <w:proofErr w:type="gramEnd"/>
-            <w:r>
-              <w:rPr>
-                <w:rFonts w:ascii="Aptos" w:hAnsi="Aptos" w:cs="Calibri"/>
-                <w:color w:val="000000" w:themeColor="text1"/>
-                <w:sz w:val="24"/>
-                <w:szCs w:val="24"/>
-                <w:lang w:val="en-US"/>
-              </w:rPr>
-              <w:t>Telephone-International$</w:t>
+            <w:r>
+              <w:rPr>
+                <w:rFonts w:ascii="Aptos" w:hAnsi="Aptos" w:cs="Calibri"/>
+                <w:color w:val="000000" w:themeColor="text1"/>
+                <w:sz w:val="24"/>
+                <w:szCs w:val="24"/>
+                <w:lang w:val="en-US"/>
+              </w:rPr>
+              <w:t>..Telephone-International$</w:t>
             </w:r>
           </w:p>
           <w:p>
@@ -4019,27 +3167,15 @@
                 <w:lang w:val="en-US"/>
               </w:rPr>
             </w:pPr>
-            <w:proofErr w:type="gramStart"/>
-            <w:r>
-              <w:rPr>
-                <w:rFonts w:ascii="Aptos" w:hAnsi="Aptos" w:cs="Calibri"/>
-                <w:color w:val="000000" w:themeColor="text1"/>
-                <w:sz w:val="24"/>
-                <w:szCs w:val="24"/>
-                <w:lang w:val="en-US"/>
-              </w:rPr>
-              <w:t>..</w:t>
-            </w:r>
-            <w:proofErr w:type="gramEnd"/>
-            <w:r>
-              <w:rPr>
-                <w:rFonts w:ascii="Aptos" w:hAnsi="Aptos" w:cs="Calibri"/>
-                <w:color w:val="000000" w:themeColor="text1"/>
-                <w:sz w:val="24"/>
-                <w:szCs w:val="24"/>
-                <w:lang w:val="en-US"/>
-              </w:rPr>
-              <w:t>Telephone-National$</w:t>
+            <w:r>
+              <w:rPr>
+                <w:rFonts w:ascii="Aptos" w:hAnsi="Aptos" w:cs="Calibri"/>
+                <w:color w:val="000000" w:themeColor="text1"/>
+                <w:sz w:val="24"/>
+                <w:szCs w:val="24"/>
+                <w:lang w:val="en-US"/>
+              </w:rPr>
+              <w:t>..Telephone-National$</w:t>
             </w:r>
           </w:p>
           <w:p>
@@ -4053,27 +3189,15 @@
                 <w:lang w:val="en-US"/>
               </w:rPr>
             </w:pPr>
-            <w:proofErr w:type="gramStart"/>
-            <w:r>
-              <w:rPr>
-                <w:rFonts w:ascii="Aptos" w:hAnsi="Aptos" w:cs="Calibri"/>
-                <w:color w:val="000000" w:themeColor="text1"/>
-                <w:sz w:val="24"/>
-                <w:szCs w:val="24"/>
-                <w:lang w:val="en-US"/>
-              </w:rPr>
-              <w:t>..</w:t>
-            </w:r>
-            <w:proofErr w:type="gramEnd"/>
-            <w:r>
-              <w:rPr>
-                <w:rFonts w:ascii="Aptos" w:hAnsi="Aptos" w:cs="Calibri"/>
-                <w:color w:val="000000" w:themeColor="text1"/>
-                <w:sz w:val="24"/>
-                <w:szCs w:val="24"/>
-                <w:lang w:val="en-US"/>
-              </w:rPr>
-              <w:t>Telephone-RFC3966$</w:t>
+            <w:r>
+              <w:rPr>
+                <w:rFonts w:ascii="Aptos" w:hAnsi="Aptos" w:cs="Calibri"/>
+                <w:color w:val="000000" w:themeColor="text1"/>
+                <w:sz w:val="24"/>
+                <w:szCs w:val="24"/>
+                <w:lang w:val="en-US"/>
+              </w:rPr>
+              <w:t>..Telephone-RFC3966$</w:t>
             </w:r>
           </w:p>
         </w:tc>
@@ -4100,29 +3224,7 @@
                 <w:szCs w:val="24"/>
                 <w:lang w:val="en-US"/>
               </w:rPr>
-              <w:t>$</w:t>
-            </w:r>
-            <w:proofErr w:type="spellStart"/>
-            <w:r>
-              <w:rPr>
-                <w:rFonts w:ascii="Aptos" w:hAnsi="Aptos" w:cs="Calibri"/>
-                <w:color w:val="000000" w:themeColor="text1"/>
-                <w:sz w:val="24"/>
-                <w:szCs w:val="24"/>
-                <w:lang w:val="en-US"/>
-              </w:rPr>
-              <w:t>CurrentUserTelephone</w:t>
-            </w:r>
-            <w:proofErr w:type="spellEnd"/>
-            <w:r>
-              <w:rPr>
-                <w:rFonts w:ascii="Aptos" w:hAnsi="Aptos" w:cs="Calibri"/>
-                <w:color w:val="000000" w:themeColor="text1"/>
-                <w:sz w:val="24"/>
-                <w:szCs w:val="24"/>
-                <w:lang w:val="en-US"/>
-              </w:rPr>
-              <w:t>$</w:t>
+              <w:t>$CurrentUserTelephone$</w:t>
             </w:r>
           </w:p>
           <w:p>
@@ -4145,31 +3247,7 @@
                   <w:szCs w:val="24"/>
                   <w:lang w:val="en-US"/>
                 </w:rPr>
-                <w:t>$</w:t>
-              </w:r>
-              <w:proofErr w:type="spellStart"/>
-              <w:r>
-                <w:rPr>
-                  <w:rStyle w:val="Hyperlink"/>
-                  <w:rFonts w:ascii="Aptos" w:hAnsi="Aptos" w:cs="Calibri"/>
-                  <w:color w:val="000000" w:themeColor="text1"/>
-                  <w:sz w:val="24"/>
-                  <w:szCs w:val="24"/>
-                  <w:lang w:val="en-US"/>
-                </w:rPr>
-                <w:t>CurrentUserTelephone</w:t>
-              </w:r>
-              <w:proofErr w:type="spellEnd"/>
-              <w:r>
-                <w:rPr>
-                  <w:rStyle w:val="Hyperlink"/>
-                  <w:rFonts w:ascii="Aptos" w:hAnsi="Aptos" w:cs="Calibri"/>
-                  <w:color w:val="000000" w:themeColor="text1"/>
-                  <w:sz w:val="24"/>
-                  <w:szCs w:val="24"/>
-                  <w:lang w:val="en-US"/>
-                </w:rPr>
-                <w:t>-International$</w:t>
+                <w:t>$CurrentUserTelephone-International$</w:t>
               </w:r>
             </w:hyperlink>
           </w:p>
@@ -4214,144 +3292,88 @@
                 <w:szCs w:val="24"/>
                 <w:lang w:val="en-US"/>
               </w:rPr>
+              <w:t>$CurrentUserTelephone-International$</w:t>
+            </w:r>
+          </w:p>
+          <w:p>
+            <w:pPr>
+              <w:cnfStyle w:val="000000000000" w:firstRow="0" w:lastRow="0" w:firstColumn="0" w:lastColumn="0" w:oddVBand="0" w:evenVBand="0" w:oddHBand="0" w:evenHBand="0" w:firstRowFirstColumn="0" w:firstRowLastColumn="0" w:lastRowFirstColumn="0" w:lastRowLastColumn="0"/>
+              <w:rPr>
+                <w:rFonts w:ascii="Aptos" w:hAnsi="Aptos" w:cs="Calibri"/>
+                <w:color w:val="000000" w:themeColor="text1"/>
+                <w:sz w:val="24"/>
+                <w:szCs w:val="24"/>
+                <w:lang w:val="en-US"/>
+              </w:rPr>
+            </w:pPr>
+            <w:r>
+              <w:rPr>
+                <w:rFonts w:ascii="Aptos" w:hAnsi="Aptos" w:cs="Calibri"/>
+                <w:color w:val="000000" w:themeColor="text1"/>
+                <w:sz w:val="24"/>
+                <w:szCs w:val="24"/>
+                <w:lang w:val="en-US"/>
+              </w:rPr>
+              <w:t>$CurrentUserTelephone-National$</w:t>
+            </w:r>
+          </w:p>
+          <w:p>
+            <w:pPr>
+              <w:cnfStyle w:val="000000000000" w:firstRow="0" w:lastRow="0" w:firstColumn="0" w:lastColumn="0" w:oddVBand="0" w:evenVBand="0" w:oddHBand="0" w:evenHBand="0" w:firstRowFirstColumn="0" w:firstRowLastColumn="0" w:lastRowFirstColumn="0" w:lastRowLastColumn="0"/>
+              <w:rPr>
+                <w:rFonts w:ascii="Aptos" w:hAnsi="Aptos" w:cs="Calibri"/>
+                <w:color w:val="000000" w:themeColor="text1"/>
+                <w:sz w:val="24"/>
+                <w:szCs w:val="24"/>
+                <w:lang w:val="en-US"/>
+              </w:rPr>
+            </w:pPr>
+            <w:r>
+              <w:rPr>
+                <w:rFonts w:ascii="Aptos" w:hAnsi="Aptos" w:cs="Calibri"/>
+                <w:color w:val="000000" w:themeColor="text1"/>
+                <w:sz w:val="24"/>
+                <w:szCs w:val="24"/>
+                <w:lang w:val="en-US"/>
+              </w:rPr>
+              <w:t>$CurrentUserTelephone-RFC3966$</w:t>
+            </w:r>
+          </w:p>
+        </w:tc>
+        <w:tc>
+          <w:tcPr>
+            <w:tcW w:w="0" w:type="auto"/>
+          </w:tcPr>
+          <w:p>
+            <w:pPr>
+              <w:cnfStyle w:val="000000000000" w:firstRow="0" w:lastRow="0" w:firstColumn="0" w:lastColumn="0" w:oddVBand="0" w:evenVBand="0" w:oddHBand="0" w:evenHBand="0" w:firstRowFirstColumn="0" w:firstRowLastColumn="0" w:lastRowFirstColumn="0" w:lastRowLastColumn="0"/>
+              <w:rPr>
+                <w:rFonts w:ascii="Aptos" w:hAnsi="Aptos" w:cs="Calibri"/>
+                <w:color w:val="000000" w:themeColor="text1"/>
+                <w:sz w:val="24"/>
+                <w:szCs w:val="24"/>
+                <w:lang w:val="en-US"/>
+              </w:rPr>
+            </w:pPr>
+            <w:r>
+              <w:rPr>
+                <w:rFonts w:ascii="Aptos" w:hAnsi="Aptos" w:cs="Calibri"/>
+                <w:color w:val="000000" w:themeColor="text1"/>
+                <w:sz w:val="24"/>
+                <w:szCs w:val="24"/>
+                <w:lang w:val="en-US"/>
+              </w:rPr>
               <w:t>$</w:t>
             </w:r>
-            <w:proofErr w:type="spellStart"/>
-            <w:r>
-              <w:rPr>
-                <w:rFonts w:ascii="Aptos" w:hAnsi="Aptos" w:cs="Calibri"/>
-                <w:color w:val="000000" w:themeColor="text1"/>
-                <w:sz w:val="24"/>
-                <w:szCs w:val="24"/>
-                <w:lang w:val="en-US"/>
-              </w:rPr>
-              <w:t>CurrentUserTelephone</w:t>
-            </w:r>
-            <w:proofErr w:type="spellEnd"/>
-            <w:r>
-              <w:rPr>
-                <w:rFonts w:ascii="Aptos" w:hAnsi="Aptos" w:cs="Calibri"/>
-                <w:color w:val="000000" w:themeColor="text1"/>
-                <w:sz w:val="24"/>
-                <w:szCs w:val="24"/>
-                <w:lang w:val="en-US"/>
-              </w:rPr>
-              <w:t>-International$</w:t>
-            </w:r>
-          </w:p>
-          <w:p>
-            <w:pPr>
-              <w:cnfStyle w:val="000000000000" w:firstRow="0" w:lastRow="0" w:firstColumn="0" w:lastColumn="0" w:oddVBand="0" w:evenVBand="0" w:oddHBand="0" w:evenHBand="0" w:firstRowFirstColumn="0" w:firstRowLastColumn="0" w:lastRowFirstColumn="0" w:lastRowLastColumn="0"/>
-              <w:rPr>
-                <w:rFonts w:ascii="Aptos" w:hAnsi="Aptos" w:cs="Calibri"/>
-                <w:color w:val="000000" w:themeColor="text1"/>
-                <w:sz w:val="24"/>
-                <w:szCs w:val="24"/>
-                <w:lang w:val="en-US"/>
-              </w:rPr>
-            </w:pPr>
-            <w:r>
-              <w:rPr>
-                <w:rFonts w:ascii="Aptos" w:hAnsi="Aptos" w:cs="Calibri"/>
-                <w:color w:val="000000" w:themeColor="text1"/>
-                <w:sz w:val="24"/>
-                <w:szCs w:val="24"/>
-                <w:lang w:val="en-US"/>
-              </w:rPr>
-              <w:t>$</w:t>
-            </w:r>
-            <w:proofErr w:type="spellStart"/>
-            <w:r>
-              <w:rPr>
-                <w:rFonts w:ascii="Aptos" w:hAnsi="Aptos" w:cs="Calibri"/>
-                <w:color w:val="000000" w:themeColor="text1"/>
-                <w:sz w:val="24"/>
-                <w:szCs w:val="24"/>
-                <w:lang w:val="en-US"/>
-              </w:rPr>
-              <w:t>CurrentUserTelephone</w:t>
-            </w:r>
-            <w:proofErr w:type="spellEnd"/>
-            <w:r>
-              <w:rPr>
-                <w:rFonts w:ascii="Aptos" w:hAnsi="Aptos" w:cs="Calibri"/>
-                <w:color w:val="000000" w:themeColor="text1"/>
-                <w:sz w:val="24"/>
-                <w:szCs w:val="24"/>
-                <w:lang w:val="en-US"/>
-              </w:rPr>
-              <w:t>-National$</w:t>
-            </w:r>
-          </w:p>
-          <w:p>
-            <w:pPr>
-              <w:cnfStyle w:val="000000000000" w:firstRow="0" w:lastRow="0" w:firstColumn="0" w:lastColumn="0" w:oddVBand="0" w:evenVBand="0" w:oddHBand="0" w:evenHBand="0" w:firstRowFirstColumn="0" w:firstRowLastColumn="0" w:lastRowFirstColumn="0" w:lastRowLastColumn="0"/>
-              <w:rPr>
-                <w:rFonts w:ascii="Aptos" w:hAnsi="Aptos" w:cs="Calibri"/>
-                <w:color w:val="000000" w:themeColor="text1"/>
-                <w:sz w:val="24"/>
-                <w:szCs w:val="24"/>
-                <w:lang w:val="en-US"/>
-              </w:rPr>
-            </w:pPr>
-            <w:r>
-              <w:rPr>
-                <w:rFonts w:ascii="Aptos" w:hAnsi="Aptos" w:cs="Calibri"/>
-                <w:color w:val="000000" w:themeColor="text1"/>
-                <w:sz w:val="24"/>
-                <w:szCs w:val="24"/>
-                <w:lang w:val="en-US"/>
-              </w:rPr>
-              <w:t>$CurrentUserTelephone-RFC3966$</w:t>
-            </w:r>
-          </w:p>
-        </w:tc>
-        <w:tc>
-          <w:tcPr>
-            <w:tcW w:w="0" w:type="auto"/>
-          </w:tcPr>
-          <w:p>
-            <w:pPr>
-              <w:cnfStyle w:val="000000000000" w:firstRow="0" w:lastRow="0" w:firstColumn="0" w:lastColumn="0" w:oddVBand="0" w:evenVBand="0" w:oddHBand="0" w:evenHBand="0" w:firstRowFirstColumn="0" w:firstRowLastColumn="0" w:lastRowFirstColumn="0" w:lastRowLastColumn="0"/>
-              <w:rPr>
-                <w:rFonts w:ascii="Aptos" w:hAnsi="Aptos" w:cs="Calibri"/>
-                <w:color w:val="000000" w:themeColor="text1"/>
-                <w:sz w:val="24"/>
-                <w:szCs w:val="24"/>
-                <w:lang w:val="en-US"/>
-              </w:rPr>
-            </w:pPr>
-            <w:r>
-              <w:rPr>
-                <w:rFonts w:ascii="Aptos" w:hAnsi="Aptos" w:cs="Calibri"/>
-                <w:color w:val="000000" w:themeColor="text1"/>
-                <w:sz w:val="24"/>
-                <w:szCs w:val="24"/>
-                <w:lang w:val="en-US"/>
-              </w:rPr>
-              <w:t>$</w:t>
-            </w:r>
-            <w:proofErr w:type="spellStart"/>
-            <w:r>
-              <w:rPr>
-                <w:rFonts w:ascii="Aptos" w:hAnsi="Aptos" w:cs="Calibri"/>
-                <w:color w:val="000000" w:themeColor="text1"/>
-                <w:sz w:val="24"/>
-                <w:szCs w:val="24"/>
-                <w:lang w:val="en-US"/>
-              </w:rPr>
-              <w:t>CurrentUserManagerTelephone</w:t>
-            </w:r>
-            <w:proofErr w:type="spellEnd"/>
-            <w:r>
-              <w:rPr>
-                <w:rFonts w:ascii="Aptos" w:hAnsi="Aptos" w:cs="Calibri"/>
-                <w:color w:val="000000" w:themeColor="text1"/>
-                <w:sz w:val="24"/>
-                <w:szCs w:val="24"/>
-                <w:lang w:val="en-US"/>
-              </w:rPr>
-              <w:t>$</w:t>
+            <w:r>
+              <w:rPr>
+                <w:rFonts w:ascii="Aptos" w:hAnsi="Aptos" w:cs="Calibri"/>
+                <w:color w:val="000000" w:themeColor="text1"/>
+                <w:sz w:val="24"/>
+                <w:szCs w:val="24"/>
+                <w:lang w:val="en-US"/>
+              </w:rPr>
+              <w:t>CurrentUserManagerTelephone$</w:t>
             </w:r>
           </w:p>
           <w:p>
@@ -4373,31 +3395,7 @@
                   <w:szCs w:val="24"/>
                   <w:lang w:val="en-US"/>
                 </w:rPr>
-                <w:t>$</w:t>
-              </w:r>
-              <w:proofErr w:type="spellStart"/>
-              <w:r>
-                <w:rPr>
-                  <w:rStyle w:val="Hyperlink"/>
-                  <w:rFonts w:ascii="Aptos" w:hAnsi="Aptos" w:cs="Calibri"/>
-                  <w:color w:val="000000" w:themeColor="text1"/>
-                  <w:sz w:val="24"/>
-                  <w:szCs w:val="24"/>
-                  <w:lang w:val="en-US"/>
-                </w:rPr>
-                <w:t>CurrentUserManagerTelephone</w:t>
-              </w:r>
-              <w:proofErr w:type="spellEnd"/>
-              <w:r>
-                <w:rPr>
-                  <w:rStyle w:val="Hyperlink"/>
-                  <w:rFonts w:ascii="Aptos" w:hAnsi="Aptos" w:cs="Calibri"/>
-                  <w:color w:val="000000" w:themeColor="text1"/>
-                  <w:sz w:val="24"/>
-                  <w:szCs w:val="24"/>
-                  <w:lang w:val="en-US"/>
-                </w:rPr>
-                <w:t>-International$</w:t>
+                <w:t>$CurrentUserManagerTelephone-International$</w:t>
               </w:r>
             </w:hyperlink>
           </w:p>
@@ -4442,144 +3440,88 @@
                 <w:szCs w:val="24"/>
                 <w:lang w:val="en-US"/>
               </w:rPr>
+              <w:t>$CurrentUserManagerTelephone-International$</w:t>
+            </w:r>
+          </w:p>
+          <w:p>
+            <w:pPr>
+              <w:cnfStyle w:val="000000000000" w:firstRow="0" w:lastRow="0" w:firstColumn="0" w:lastColumn="0" w:oddVBand="0" w:evenVBand="0" w:oddHBand="0" w:evenHBand="0" w:firstRowFirstColumn="0" w:firstRowLastColumn="0" w:lastRowFirstColumn="0" w:lastRowLastColumn="0"/>
+              <w:rPr>
+                <w:rFonts w:ascii="Aptos" w:hAnsi="Aptos" w:cs="Calibri"/>
+                <w:color w:val="000000" w:themeColor="text1"/>
+                <w:sz w:val="24"/>
+                <w:szCs w:val="24"/>
+                <w:lang w:val="en-US"/>
+              </w:rPr>
+            </w:pPr>
+            <w:r>
+              <w:rPr>
+                <w:rFonts w:ascii="Aptos" w:hAnsi="Aptos" w:cs="Calibri"/>
+                <w:color w:val="000000" w:themeColor="text1"/>
+                <w:sz w:val="24"/>
+                <w:szCs w:val="24"/>
+                <w:lang w:val="en-US"/>
+              </w:rPr>
+              <w:t>$CurrentUserManagerTelephone-National$</w:t>
+            </w:r>
+          </w:p>
+          <w:p>
+            <w:pPr>
+              <w:cnfStyle w:val="000000000000" w:firstRow="0" w:lastRow="0" w:firstColumn="0" w:lastColumn="0" w:oddVBand="0" w:evenVBand="0" w:oddHBand="0" w:evenHBand="0" w:firstRowFirstColumn="0" w:firstRowLastColumn="0" w:lastRowFirstColumn="0" w:lastRowLastColumn="0"/>
+              <w:rPr>
+                <w:rFonts w:ascii="Aptos" w:hAnsi="Aptos" w:cs="Calibri"/>
+                <w:color w:val="000000" w:themeColor="text1"/>
+                <w:sz w:val="24"/>
+                <w:szCs w:val="24"/>
+                <w:lang w:val="en-US"/>
+              </w:rPr>
+            </w:pPr>
+            <w:r>
+              <w:rPr>
+                <w:rFonts w:ascii="Aptos" w:hAnsi="Aptos" w:cs="Calibri"/>
+                <w:color w:val="000000" w:themeColor="text1"/>
+                <w:sz w:val="24"/>
+                <w:szCs w:val="24"/>
+                <w:lang w:val="en-US"/>
+              </w:rPr>
+              <w:t>$CurrentUsermanagerTelephone-RFC3966$</w:t>
+            </w:r>
+          </w:p>
+        </w:tc>
+        <w:tc>
+          <w:tcPr>
+            <w:tcW w:w="0" w:type="auto"/>
+          </w:tcPr>
+          <w:p>
+            <w:pPr>
+              <w:cnfStyle w:val="000000000000" w:firstRow="0" w:lastRow="0" w:firstColumn="0" w:lastColumn="0" w:oddVBand="0" w:evenVBand="0" w:oddHBand="0" w:evenHBand="0" w:firstRowFirstColumn="0" w:firstRowLastColumn="0" w:lastRowFirstColumn="0" w:lastRowLastColumn="0"/>
+              <w:rPr>
+                <w:rFonts w:ascii="Aptos" w:hAnsi="Aptos" w:cs="Calibri"/>
+                <w:color w:val="000000" w:themeColor="text1"/>
+                <w:sz w:val="24"/>
+                <w:szCs w:val="24"/>
+                <w:lang w:val="en-US"/>
+              </w:rPr>
+            </w:pPr>
+            <w:r>
+              <w:rPr>
+                <w:rFonts w:ascii="Aptos" w:hAnsi="Aptos" w:cs="Calibri"/>
+                <w:color w:val="000000" w:themeColor="text1"/>
+                <w:sz w:val="24"/>
+                <w:szCs w:val="24"/>
+                <w:lang w:val="en-US"/>
+              </w:rPr>
               <w:t>$</w:t>
             </w:r>
-            <w:proofErr w:type="spellStart"/>
-            <w:r>
-              <w:rPr>
-                <w:rFonts w:ascii="Aptos" w:hAnsi="Aptos" w:cs="Calibri"/>
-                <w:color w:val="000000" w:themeColor="text1"/>
-                <w:sz w:val="24"/>
-                <w:szCs w:val="24"/>
-                <w:lang w:val="en-US"/>
-              </w:rPr>
-              <w:t>CurrentUserManagerTelephone</w:t>
-            </w:r>
-            <w:proofErr w:type="spellEnd"/>
-            <w:r>
-              <w:rPr>
-                <w:rFonts w:ascii="Aptos" w:hAnsi="Aptos" w:cs="Calibri"/>
-                <w:color w:val="000000" w:themeColor="text1"/>
-                <w:sz w:val="24"/>
-                <w:szCs w:val="24"/>
-                <w:lang w:val="en-US"/>
-              </w:rPr>
-              <w:t>-International$</w:t>
-            </w:r>
-          </w:p>
-          <w:p>
-            <w:pPr>
-              <w:cnfStyle w:val="000000000000" w:firstRow="0" w:lastRow="0" w:firstColumn="0" w:lastColumn="0" w:oddVBand="0" w:evenVBand="0" w:oddHBand="0" w:evenHBand="0" w:firstRowFirstColumn="0" w:firstRowLastColumn="0" w:lastRowFirstColumn="0" w:lastRowLastColumn="0"/>
-              <w:rPr>
-                <w:rFonts w:ascii="Aptos" w:hAnsi="Aptos" w:cs="Calibri"/>
-                <w:color w:val="000000" w:themeColor="text1"/>
-                <w:sz w:val="24"/>
-                <w:szCs w:val="24"/>
-                <w:lang w:val="en-US"/>
-              </w:rPr>
-            </w:pPr>
-            <w:r>
-              <w:rPr>
-                <w:rFonts w:ascii="Aptos" w:hAnsi="Aptos" w:cs="Calibri"/>
-                <w:color w:val="000000" w:themeColor="text1"/>
-                <w:sz w:val="24"/>
-                <w:szCs w:val="24"/>
-                <w:lang w:val="en-US"/>
-              </w:rPr>
-              <w:t>$</w:t>
-            </w:r>
-            <w:proofErr w:type="spellStart"/>
-            <w:r>
-              <w:rPr>
-                <w:rFonts w:ascii="Aptos" w:hAnsi="Aptos" w:cs="Calibri"/>
-                <w:color w:val="000000" w:themeColor="text1"/>
-                <w:sz w:val="24"/>
-                <w:szCs w:val="24"/>
-                <w:lang w:val="en-US"/>
-              </w:rPr>
-              <w:t>CurrentUserManagerTelephone</w:t>
-            </w:r>
-            <w:proofErr w:type="spellEnd"/>
-            <w:r>
-              <w:rPr>
-                <w:rFonts w:ascii="Aptos" w:hAnsi="Aptos" w:cs="Calibri"/>
-                <w:color w:val="000000" w:themeColor="text1"/>
-                <w:sz w:val="24"/>
-                <w:szCs w:val="24"/>
-                <w:lang w:val="en-US"/>
-              </w:rPr>
-              <w:t>-National$</w:t>
-            </w:r>
-          </w:p>
-          <w:p>
-            <w:pPr>
-              <w:cnfStyle w:val="000000000000" w:firstRow="0" w:lastRow="0" w:firstColumn="0" w:lastColumn="0" w:oddVBand="0" w:evenVBand="0" w:oddHBand="0" w:evenHBand="0" w:firstRowFirstColumn="0" w:firstRowLastColumn="0" w:lastRowFirstColumn="0" w:lastRowLastColumn="0"/>
-              <w:rPr>
-                <w:rFonts w:ascii="Aptos" w:hAnsi="Aptos" w:cs="Calibri"/>
-                <w:color w:val="000000" w:themeColor="text1"/>
-                <w:sz w:val="24"/>
-                <w:szCs w:val="24"/>
-                <w:lang w:val="en-US"/>
-              </w:rPr>
-            </w:pPr>
-            <w:r>
-              <w:rPr>
-                <w:rFonts w:ascii="Aptos" w:hAnsi="Aptos" w:cs="Calibri"/>
-                <w:color w:val="000000" w:themeColor="text1"/>
-                <w:sz w:val="24"/>
-                <w:szCs w:val="24"/>
-                <w:lang w:val="en-US"/>
-              </w:rPr>
-              <w:t>$CurrentUsermanagerTelephone-RFC3966$</w:t>
-            </w:r>
-          </w:p>
-        </w:tc>
-        <w:tc>
-          <w:tcPr>
-            <w:tcW w:w="0" w:type="auto"/>
-          </w:tcPr>
-          <w:p>
-            <w:pPr>
-              <w:cnfStyle w:val="000000000000" w:firstRow="0" w:lastRow="0" w:firstColumn="0" w:lastColumn="0" w:oddVBand="0" w:evenVBand="0" w:oddHBand="0" w:evenHBand="0" w:firstRowFirstColumn="0" w:firstRowLastColumn="0" w:lastRowFirstColumn="0" w:lastRowLastColumn="0"/>
-              <w:rPr>
-                <w:rFonts w:ascii="Aptos" w:hAnsi="Aptos" w:cs="Calibri"/>
-                <w:color w:val="000000" w:themeColor="text1"/>
-                <w:sz w:val="24"/>
-                <w:szCs w:val="24"/>
-                <w:lang w:val="en-US"/>
-              </w:rPr>
-            </w:pPr>
-            <w:r>
-              <w:rPr>
-                <w:rFonts w:ascii="Aptos" w:hAnsi="Aptos" w:cs="Calibri"/>
-                <w:color w:val="000000" w:themeColor="text1"/>
-                <w:sz w:val="24"/>
-                <w:szCs w:val="24"/>
-                <w:lang w:val="en-US"/>
-              </w:rPr>
-              <w:t>$</w:t>
-            </w:r>
-            <w:proofErr w:type="spellStart"/>
-            <w:r>
-              <w:rPr>
-                <w:rFonts w:ascii="Aptos" w:hAnsi="Aptos" w:cs="Calibri"/>
-                <w:color w:val="000000" w:themeColor="text1"/>
-                <w:sz w:val="24"/>
-                <w:szCs w:val="24"/>
-                <w:lang w:val="en-US"/>
-              </w:rPr>
-              <w:t>CurrentMailboxTelephone</w:t>
-            </w:r>
-            <w:proofErr w:type="spellEnd"/>
-            <w:r>
-              <w:rPr>
-                <w:rFonts w:ascii="Aptos" w:hAnsi="Aptos" w:cs="Calibri"/>
-                <w:color w:val="000000" w:themeColor="text1"/>
-                <w:sz w:val="24"/>
-                <w:szCs w:val="24"/>
-                <w:lang w:val="en-US"/>
-              </w:rPr>
-              <w:t>$</w:t>
+            <w:r>
+              <w:rPr>
+                <w:rFonts w:ascii="Aptos" w:hAnsi="Aptos" w:cs="Calibri"/>
+                <w:color w:val="000000" w:themeColor="text1"/>
+                <w:sz w:val="24"/>
+                <w:szCs w:val="24"/>
+                <w:lang w:val="en-US"/>
+              </w:rPr>
+              <w:t>CurrentMailboxTelephone$</w:t>
             </w:r>
           </w:p>
           <w:p>
@@ -4602,31 +3544,7 @@
                   <w:szCs w:val="24"/>
                   <w:lang w:val="en-US"/>
                 </w:rPr>
-                <w:t>$</w:t>
-              </w:r>
-              <w:proofErr w:type="spellStart"/>
-              <w:r>
-                <w:rPr>
-                  <w:rStyle w:val="Hyperlink"/>
-                  <w:rFonts w:ascii="Aptos" w:hAnsi="Aptos" w:cs="Calibri"/>
-                  <w:color w:val="000000" w:themeColor="text1"/>
-                  <w:sz w:val="24"/>
-                  <w:szCs w:val="24"/>
-                  <w:lang w:val="en-US"/>
-                </w:rPr>
-                <w:t>CurrentMailboxTelephone</w:t>
-              </w:r>
-              <w:proofErr w:type="spellEnd"/>
-              <w:r>
-                <w:rPr>
-                  <w:rStyle w:val="Hyperlink"/>
-                  <w:rFonts w:ascii="Aptos" w:hAnsi="Aptos" w:cs="Calibri"/>
-                  <w:color w:val="000000" w:themeColor="text1"/>
-                  <w:sz w:val="24"/>
-                  <w:szCs w:val="24"/>
-                  <w:lang w:val="en-US"/>
-                </w:rPr>
-                <w:t>-International$</w:t>
+                <w:t>$CurrentMailboxTelephone-International$</w:t>
               </w:r>
             </w:hyperlink>
           </w:p>
@@ -4671,144 +3589,88 @@
                 <w:szCs w:val="24"/>
                 <w:lang w:val="en-US"/>
               </w:rPr>
+              <w:t>$CurrentMailboxTelephone-International$</w:t>
+            </w:r>
+          </w:p>
+          <w:p>
+            <w:pPr>
+              <w:cnfStyle w:val="000000000000" w:firstRow="0" w:lastRow="0" w:firstColumn="0" w:lastColumn="0" w:oddVBand="0" w:evenVBand="0" w:oddHBand="0" w:evenHBand="0" w:firstRowFirstColumn="0" w:firstRowLastColumn="0" w:lastRowFirstColumn="0" w:lastRowLastColumn="0"/>
+              <w:rPr>
+                <w:rFonts w:ascii="Aptos" w:hAnsi="Aptos" w:cs="Calibri"/>
+                <w:color w:val="000000" w:themeColor="text1"/>
+                <w:sz w:val="24"/>
+                <w:szCs w:val="24"/>
+                <w:lang w:val="en-US"/>
+              </w:rPr>
+            </w:pPr>
+            <w:r>
+              <w:rPr>
+                <w:rFonts w:ascii="Aptos" w:hAnsi="Aptos" w:cs="Calibri"/>
+                <w:color w:val="000000" w:themeColor="text1"/>
+                <w:sz w:val="24"/>
+                <w:szCs w:val="24"/>
+                <w:lang w:val="en-US"/>
+              </w:rPr>
+              <w:t>$CurrentMailboxTelephone-National$</w:t>
+            </w:r>
+          </w:p>
+          <w:p>
+            <w:pPr>
+              <w:cnfStyle w:val="000000000000" w:firstRow="0" w:lastRow="0" w:firstColumn="0" w:lastColumn="0" w:oddVBand="0" w:evenVBand="0" w:oddHBand="0" w:evenHBand="0" w:firstRowFirstColumn="0" w:firstRowLastColumn="0" w:lastRowFirstColumn="0" w:lastRowLastColumn="0"/>
+              <w:rPr>
+                <w:rFonts w:ascii="Aptos" w:hAnsi="Aptos" w:cs="Calibri"/>
+                <w:color w:val="000000" w:themeColor="text1"/>
+                <w:sz w:val="24"/>
+                <w:szCs w:val="24"/>
+                <w:lang w:val="en-US"/>
+              </w:rPr>
+            </w:pPr>
+            <w:r>
+              <w:rPr>
+                <w:rFonts w:ascii="Aptos" w:hAnsi="Aptos" w:cs="Calibri"/>
+                <w:color w:val="000000" w:themeColor="text1"/>
+                <w:sz w:val="24"/>
+                <w:szCs w:val="24"/>
+                <w:lang w:val="en-US"/>
+              </w:rPr>
+              <w:t>$CurrentMailboxTelephone-RFC3966$</w:t>
+            </w:r>
+          </w:p>
+        </w:tc>
+        <w:tc>
+          <w:tcPr>
+            <w:tcW w:w="0" w:type="auto"/>
+          </w:tcPr>
+          <w:p>
+            <w:pPr>
+              <w:cnfStyle w:val="000000000000" w:firstRow="0" w:lastRow="0" w:firstColumn="0" w:lastColumn="0" w:oddVBand="0" w:evenVBand="0" w:oddHBand="0" w:evenHBand="0" w:firstRowFirstColumn="0" w:firstRowLastColumn="0" w:lastRowFirstColumn="0" w:lastRowLastColumn="0"/>
+              <w:rPr>
+                <w:rFonts w:ascii="Aptos" w:hAnsi="Aptos" w:cs="Calibri"/>
+                <w:color w:val="000000" w:themeColor="text1"/>
+                <w:sz w:val="24"/>
+                <w:szCs w:val="24"/>
+                <w:lang w:val="en-US"/>
+              </w:rPr>
+            </w:pPr>
+            <w:r>
+              <w:rPr>
+                <w:rFonts w:ascii="Aptos" w:hAnsi="Aptos" w:cs="Calibri"/>
+                <w:color w:val="000000" w:themeColor="text1"/>
+                <w:sz w:val="24"/>
+                <w:szCs w:val="24"/>
+                <w:lang w:val="en-US"/>
+              </w:rPr>
               <w:t>$</w:t>
             </w:r>
-            <w:proofErr w:type="spellStart"/>
-            <w:r>
-              <w:rPr>
-                <w:rFonts w:ascii="Aptos" w:hAnsi="Aptos" w:cs="Calibri"/>
-                <w:color w:val="000000" w:themeColor="text1"/>
-                <w:sz w:val="24"/>
-                <w:szCs w:val="24"/>
-                <w:lang w:val="en-US"/>
-              </w:rPr>
-              <w:t>CurrentMailboxTelephone</w:t>
-            </w:r>
-            <w:proofErr w:type="spellEnd"/>
-            <w:r>
-              <w:rPr>
-                <w:rFonts w:ascii="Aptos" w:hAnsi="Aptos" w:cs="Calibri"/>
-                <w:color w:val="000000" w:themeColor="text1"/>
-                <w:sz w:val="24"/>
-                <w:szCs w:val="24"/>
-                <w:lang w:val="en-US"/>
-              </w:rPr>
-              <w:t>-International$</w:t>
-            </w:r>
-          </w:p>
-          <w:p>
-            <w:pPr>
-              <w:cnfStyle w:val="000000000000" w:firstRow="0" w:lastRow="0" w:firstColumn="0" w:lastColumn="0" w:oddVBand="0" w:evenVBand="0" w:oddHBand="0" w:evenHBand="0" w:firstRowFirstColumn="0" w:firstRowLastColumn="0" w:lastRowFirstColumn="0" w:lastRowLastColumn="0"/>
-              <w:rPr>
-                <w:rFonts w:ascii="Aptos" w:hAnsi="Aptos" w:cs="Calibri"/>
-                <w:color w:val="000000" w:themeColor="text1"/>
-                <w:sz w:val="24"/>
-                <w:szCs w:val="24"/>
-                <w:lang w:val="en-US"/>
-              </w:rPr>
-            </w:pPr>
-            <w:r>
-              <w:rPr>
-                <w:rFonts w:ascii="Aptos" w:hAnsi="Aptos" w:cs="Calibri"/>
-                <w:color w:val="000000" w:themeColor="text1"/>
-                <w:sz w:val="24"/>
-                <w:szCs w:val="24"/>
-                <w:lang w:val="en-US"/>
-              </w:rPr>
-              <w:t>$</w:t>
-            </w:r>
-            <w:proofErr w:type="spellStart"/>
-            <w:r>
-              <w:rPr>
-                <w:rFonts w:ascii="Aptos" w:hAnsi="Aptos" w:cs="Calibri"/>
-                <w:color w:val="000000" w:themeColor="text1"/>
-                <w:sz w:val="24"/>
-                <w:szCs w:val="24"/>
-                <w:lang w:val="en-US"/>
-              </w:rPr>
-              <w:t>CurrentMailboxTelephone</w:t>
-            </w:r>
-            <w:proofErr w:type="spellEnd"/>
-            <w:r>
-              <w:rPr>
-                <w:rFonts w:ascii="Aptos" w:hAnsi="Aptos" w:cs="Calibri"/>
-                <w:color w:val="000000" w:themeColor="text1"/>
-                <w:sz w:val="24"/>
-                <w:szCs w:val="24"/>
-                <w:lang w:val="en-US"/>
-              </w:rPr>
-              <w:t>-National$</w:t>
-            </w:r>
-          </w:p>
-          <w:p>
-            <w:pPr>
-              <w:cnfStyle w:val="000000000000" w:firstRow="0" w:lastRow="0" w:firstColumn="0" w:lastColumn="0" w:oddVBand="0" w:evenVBand="0" w:oddHBand="0" w:evenHBand="0" w:firstRowFirstColumn="0" w:firstRowLastColumn="0" w:lastRowFirstColumn="0" w:lastRowLastColumn="0"/>
-              <w:rPr>
-                <w:rFonts w:ascii="Aptos" w:hAnsi="Aptos" w:cs="Calibri"/>
-                <w:color w:val="000000" w:themeColor="text1"/>
-                <w:sz w:val="24"/>
-                <w:szCs w:val="24"/>
-                <w:lang w:val="en-US"/>
-              </w:rPr>
-            </w:pPr>
-            <w:r>
-              <w:rPr>
-                <w:rFonts w:ascii="Aptos" w:hAnsi="Aptos" w:cs="Calibri"/>
-                <w:color w:val="000000" w:themeColor="text1"/>
-                <w:sz w:val="24"/>
-                <w:szCs w:val="24"/>
-                <w:lang w:val="en-US"/>
-              </w:rPr>
-              <w:t>$CurrentMailboxTelephone-RFC3966$</w:t>
-            </w:r>
-          </w:p>
-        </w:tc>
-        <w:tc>
-          <w:tcPr>
-            <w:tcW w:w="0" w:type="auto"/>
-          </w:tcPr>
-          <w:p>
-            <w:pPr>
-              <w:cnfStyle w:val="000000000000" w:firstRow="0" w:lastRow="0" w:firstColumn="0" w:lastColumn="0" w:oddVBand="0" w:evenVBand="0" w:oddHBand="0" w:evenHBand="0" w:firstRowFirstColumn="0" w:firstRowLastColumn="0" w:lastRowFirstColumn="0" w:lastRowLastColumn="0"/>
-              <w:rPr>
-                <w:rFonts w:ascii="Aptos" w:hAnsi="Aptos" w:cs="Calibri"/>
-                <w:color w:val="000000" w:themeColor="text1"/>
-                <w:sz w:val="24"/>
-                <w:szCs w:val="24"/>
-                <w:lang w:val="en-US"/>
-              </w:rPr>
-            </w:pPr>
-            <w:r>
-              <w:rPr>
-                <w:rFonts w:ascii="Aptos" w:hAnsi="Aptos" w:cs="Calibri"/>
-                <w:color w:val="000000" w:themeColor="text1"/>
-                <w:sz w:val="24"/>
-                <w:szCs w:val="24"/>
-                <w:lang w:val="en-US"/>
-              </w:rPr>
-              <w:t>$</w:t>
-            </w:r>
-            <w:proofErr w:type="spellStart"/>
-            <w:r>
-              <w:rPr>
-                <w:rFonts w:ascii="Aptos" w:hAnsi="Aptos" w:cs="Calibri"/>
-                <w:color w:val="000000" w:themeColor="text1"/>
-                <w:sz w:val="24"/>
-                <w:szCs w:val="24"/>
-                <w:lang w:val="en-US"/>
-              </w:rPr>
-              <w:t>CurrentMailboxManagerTelephone</w:t>
-            </w:r>
-            <w:proofErr w:type="spellEnd"/>
-            <w:r>
-              <w:rPr>
-                <w:rFonts w:ascii="Aptos" w:hAnsi="Aptos" w:cs="Calibri"/>
-                <w:color w:val="000000" w:themeColor="text1"/>
-                <w:sz w:val="24"/>
-                <w:szCs w:val="24"/>
-                <w:lang w:val="en-US"/>
-              </w:rPr>
-              <w:t>$</w:t>
+            <w:r>
+              <w:rPr>
+                <w:rFonts w:ascii="Aptos" w:hAnsi="Aptos" w:cs="Calibri"/>
+                <w:color w:val="000000" w:themeColor="text1"/>
+                <w:sz w:val="24"/>
+                <w:szCs w:val="24"/>
+                <w:lang w:val="en-US"/>
+              </w:rPr>
+              <w:t>CurrentMailboxManagerTelephone$</w:t>
             </w:r>
           </w:p>
           <w:p>
@@ -4831,31 +3693,7 @@
                   <w:szCs w:val="24"/>
                   <w:lang w:val="en-US"/>
                 </w:rPr>
-                <w:t>$</w:t>
-              </w:r>
-              <w:proofErr w:type="spellStart"/>
-              <w:r>
-                <w:rPr>
-                  <w:rStyle w:val="Hyperlink"/>
-                  <w:rFonts w:ascii="Aptos" w:hAnsi="Aptos" w:cs="Calibri"/>
-                  <w:color w:val="000000" w:themeColor="text1"/>
-                  <w:sz w:val="24"/>
-                  <w:szCs w:val="24"/>
-                  <w:lang w:val="en-US"/>
-                </w:rPr>
-                <w:t>CurrentMailboxManagerTelephone</w:t>
-              </w:r>
-              <w:proofErr w:type="spellEnd"/>
-              <w:r>
-                <w:rPr>
-                  <w:rStyle w:val="Hyperlink"/>
-                  <w:rFonts w:ascii="Aptos" w:hAnsi="Aptos" w:cs="Calibri"/>
-                  <w:color w:val="000000" w:themeColor="text1"/>
-                  <w:sz w:val="24"/>
-                  <w:szCs w:val="24"/>
-                  <w:lang w:val="en-US"/>
-                </w:rPr>
-                <w:t>-International$</w:t>
+                <w:t>$CurrentMailboxManagerTelephone-International$</w:t>
               </w:r>
             </w:hyperlink>
           </w:p>
@@ -4900,73 +3738,29 @@
                 <w:szCs w:val="24"/>
                 <w:lang w:val="en-US"/>
               </w:rPr>
-              <w:t>$</w:t>
-            </w:r>
-            <w:proofErr w:type="spellStart"/>
-            <w:r>
-              <w:rPr>
-                <w:rFonts w:ascii="Aptos" w:hAnsi="Aptos" w:cs="Calibri"/>
-                <w:color w:val="000000" w:themeColor="text1"/>
-                <w:sz w:val="24"/>
-                <w:szCs w:val="24"/>
-                <w:lang w:val="en-US"/>
-              </w:rPr>
-              <w:t>CurrentMailboxManagerTelephone</w:t>
-            </w:r>
-            <w:proofErr w:type="spellEnd"/>
-            <w:r>
-              <w:rPr>
-                <w:rFonts w:ascii="Aptos" w:hAnsi="Aptos" w:cs="Calibri"/>
-                <w:color w:val="000000" w:themeColor="text1"/>
-                <w:sz w:val="24"/>
-                <w:szCs w:val="24"/>
-                <w:lang w:val="en-US"/>
-              </w:rPr>
-              <w:t>-International$</w:t>
-            </w:r>
-          </w:p>
-          <w:p>
-            <w:pPr>
-              <w:cnfStyle w:val="000000000000" w:firstRow="0" w:lastRow="0" w:firstColumn="0" w:lastColumn="0" w:oddVBand="0" w:evenVBand="0" w:oddHBand="0" w:evenHBand="0" w:firstRowFirstColumn="0" w:firstRowLastColumn="0" w:lastRowFirstColumn="0" w:lastRowLastColumn="0"/>
-              <w:rPr>
-                <w:rFonts w:ascii="Aptos" w:hAnsi="Aptos" w:cs="Calibri"/>
-                <w:color w:val="000000" w:themeColor="text1"/>
-                <w:sz w:val="24"/>
-                <w:szCs w:val="24"/>
-                <w:lang w:val="en-US"/>
-              </w:rPr>
-            </w:pPr>
-            <w:r>
-              <w:rPr>
-                <w:rFonts w:ascii="Aptos" w:hAnsi="Aptos" w:cs="Calibri"/>
-                <w:color w:val="000000" w:themeColor="text1"/>
-                <w:sz w:val="24"/>
-                <w:szCs w:val="24"/>
-                <w:lang w:val="en-US"/>
-              </w:rPr>
-              <w:t>$</w:t>
-            </w:r>
-            <w:proofErr w:type="spellStart"/>
-            <w:r>
-              <w:rPr>
-                <w:rFonts w:ascii="Aptos" w:hAnsi="Aptos" w:cs="Calibri"/>
-                <w:color w:val="000000" w:themeColor="text1"/>
-                <w:sz w:val="24"/>
-                <w:szCs w:val="24"/>
-                <w:lang w:val="en-US"/>
-              </w:rPr>
-              <w:t>CurrentMailboxManagerTelephone</w:t>
-            </w:r>
-            <w:proofErr w:type="spellEnd"/>
-            <w:r>
-              <w:rPr>
-                <w:rFonts w:ascii="Aptos" w:hAnsi="Aptos" w:cs="Calibri"/>
-                <w:color w:val="000000" w:themeColor="text1"/>
-                <w:sz w:val="24"/>
-                <w:szCs w:val="24"/>
-                <w:lang w:val="en-US"/>
-              </w:rPr>
-              <w:t>-National$</w:t>
+              <w:t>$CurrentMailboxManagerTelephone-International$</w:t>
+            </w:r>
+          </w:p>
+          <w:p>
+            <w:pPr>
+              <w:cnfStyle w:val="000000000000" w:firstRow="0" w:lastRow="0" w:firstColumn="0" w:lastColumn="0" w:oddVBand="0" w:evenVBand="0" w:oddHBand="0" w:evenHBand="0" w:firstRowFirstColumn="0" w:firstRowLastColumn="0" w:lastRowFirstColumn="0" w:lastRowLastColumn="0"/>
+              <w:rPr>
+                <w:rFonts w:ascii="Aptos" w:hAnsi="Aptos" w:cs="Calibri"/>
+                <w:color w:val="000000" w:themeColor="text1"/>
+                <w:sz w:val="24"/>
+                <w:szCs w:val="24"/>
+                <w:lang w:val="en-US"/>
+              </w:rPr>
+            </w:pPr>
+            <w:r>
+              <w:rPr>
+                <w:rFonts w:ascii="Aptos" w:hAnsi="Aptos" w:cs="Calibri"/>
+                <w:color w:val="000000" w:themeColor="text1"/>
+                <w:sz w:val="24"/>
+                <w:szCs w:val="24"/>
+                <w:lang w:val="en-US"/>
+              </w:rPr>
+              <w:t>$CurrentMailboxManagerTelephone-National$</w:t>
             </w:r>
           </w:p>
           <w:p>
@@ -5046,25 +3840,14 @@
                 <w:szCs w:val="24"/>
               </w:rPr>
             </w:pPr>
-            <w:proofErr w:type="gramStart"/>
-            <w:r>
-              <w:rPr>
-                <w:rFonts w:ascii="Aptos" w:hAnsi="Aptos" w:cs="Calibri"/>
-                <w:color w:val="000000" w:themeColor="text1"/>
-                <w:sz w:val="24"/>
-                <w:szCs w:val="24"/>
-              </w:rPr>
-              <w:t>..</w:t>
-            </w:r>
-            <w:proofErr w:type="gramEnd"/>
-            <w:r>
-              <w:rPr>
-                <w:rFonts w:ascii="Aptos" w:hAnsi="Aptos" w:cs="Calibri"/>
-                <w:color w:val="000000" w:themeColor="text1"/>
-                <w:sz w:val="24"/>
-                <w:szCs w:val="24"/>
-              </w:rPr>
-              <w:t>Fax-E164$</w:t>
+            <w:r>
+              <w:rPr>
+                <w:rFonts w:ascii="Aptos" w:hAnsi="Aptos" w:cs="Calibri"/>
+                <w:color w:val="000000" w:themeColor="text1"/>
+                <w:sz w:val="24"/>
+                <w:szCs w:val="24"/>
+              </w:rPr>
+              <w:t>..Fax-E164$</w:t>
             </w:r>
           </w:p>
           <w:p>
@@ -5079,25 +3862,14 @@
                 <w:szCs w:val="24"/>
               </w:rPr>
             </w:pPr>
-            <w:proofErr w:type="gramStart"/>
-            <w:r>
-              <w:rPr>
-                <w:rFonts w:ascii="Aptos" w:hAnsi="Aptos" w:cs="Calibri"/>
-                <w:color w:val="000000" w:themeColor="text1"/>
-                <w:sz w:val="24"/>
-                <w:szCs w:val="24"/>
-              </w:rPr>
-              <w:t>..</w:t>
-            </w:r>
-            <w:proofErr w:type="gramEnd"/>
-            <w:r>
-              <w:rPr>
-                <w:rFonts w:ascii="Aptos" w:hAnsi="Aptos" w:cs="Calibri"/>
-                <w:color w:val="000000" w:themeColor="text1"/>
-                <w:sz w:val="24"/>
-                <w:szCs w:val="24"/>
-              </w:rPr>
-              <w:t>Fax-International$</w:t>
+            <w:r>
+              <w:rPr>
+                <w:rFonts w:ascii="Aptos" w:hAnsi="Aptos" w:cs="Calibri"/>
+                <w:color w:val="000000" w:themeColor="text1"/>
+                <w:sz w:val="24"/>
+                <w:szCs w:val="24"/>
+              </w:rPr>
+              <w:t>..Fax-International$</w:t>
             </w:r>
           </w:p>
           <w:p>
@@ -5113,27 +3885,15 @@
                 <w:lang w:val="en-US"/>
               </w:rPr>
             </w:pPr>
-            <w:proofErr w:type="gramStart"/>
-            <w:r>
-              <w:rPr>
-                <w:rFonts w:ascii="Aptos" w:hAnsi="Aptos" w:cs="Calibri"/>
-                <w:color w:val="000000" w:themeColor="text1"/>
-                <w:sz w:val="24"/>
-                <w:szCs w:val="24"/>
-                <w:lang w:val="en-US"/>
-              </w:rPr>
-              <w:t>..</w:t>
-            </w:r>
-            <w:proofErr w:type="gramEnd"/>
-            <w:r>
-              <w:rPr>
-                <w:rFonts w:ascii="Aptos" w:hAnsi="Aptos" w:cs="Calibri"/>
-                <w:color w:val="000000" w:themeColor="text1"/>
-                <w:sz w:val="24"/>
-                <w:szCs w:val="24"/>
-                <w:lang w:val="en-US"/>
-              </w:rPr>
-              <w:t>Fax-National$</w:t>
+            <w:r>
+              <w:rPr>
+                <w:rFonts w:ascii="Aptos" w:hAnsi="Aptos" w:cs="Calibri"/>
+                <w:color w:val="000000" w:themeColor="text1"/>
+                <w:sz w:val="24"/>
+                <w:szCs w:val="24"/>
+                <w:lang w:val="en-US"/>
+              </w:rPr>
+              <w:t>..Fax-National$</w:t>
             </w:r>
           </w:p>
           <w:p>
@@ -5147,27 +3907,15 @@
                 <w:lang w:val="en-US"/>
               </w:rPr>
             </w:pPr>
-            <w:proofErr w:type="gramStart"/>
-            <w:r>
-              <w:rPr>
-                <w:rFonts w:ascii="Aptos" w:hAnsi="Aptos" w:cs="Calibri"/>
-                <w:color w:val="000000" w:themeColor="text1"/>
-                <w:sz w:val="24"/>
-                <w:szCs w:val="24"/>
-                <w:lang w:val="en-US"/>
-              </w:rPr>
-              <w:t>..</w:t>
-            </w:r>
-            <w:proofErr w:type="gramEnd"/>
-            <w:r>
-              <w:rPr>
-                <w:rFonts w:ascii="Aptos" w:hAnsi="Aptos" w:cs="Calibri"/>
-                <w:color w:val="000000" w:themeColor="text1"/>
-                <w:sz w:val="24"/>
-                <w:szCs w:val="24"/>
-                <w:lang w:val="en-US"/>
-              </w:rPr>
-              <w:t>Fax-RFC3966$</w:t>
+            <w:r>
+              <w:rPr>
+                <w:rFonts w:ascii="Aptos" w:hAnsi="Aptos" w:cs="Calibri"/>
+                <w:color w:val="000000" w:themeColor="text1"/>
+                <w:sz w:val="24"/>
+                <w:szCs w:val="24"/>
+                <w:lang w:val="en-US"/>
+              </w:rPr>
+              <w:t>..Fax-RFC3966$</w:t>
             </w:r>
           </w:p>
         </w:tc>
@@ -5194,29 +3942,7 @@
                 <w:szCs w:val="24"/>
                 <w:lang w:val="en-US"/>
               </w:rPr>
-              <w:t>$</w:t>
-            </w:r>
-            <w:proofErr w:type="spellStart"/>
-            <w:r>
-              <w:rPr>
-                <w:rFonts w:ascii="Aptos" w:hAnsi="Aptos" w:cs="Calibri"/>
-                <w:color w:val="000000" w:themeColor="text1"/>
-                <w:sz w:val="24"/>
-                <w:szCs w:val="24"/>
-                <w:lang w:val="en-US"/>
-              </w:rPr>
-              <w:t>CurrentUserFax</w:t>
-            </w:r>
-            <w:proofErr w:type="spellEnd"/>
-            <w:r>
-              <w:rPr>
-                <w:rFonts w:ascii="Aptos" w:hAnsi="Aptos" w:cs="Calibri"/>
-                <w:color w:val="000000" w:themeColor="text1"/>
-                <w:sz w:val="24"/>
-                <w:szCs w:val="24"/>
-                <w:lang w:val="en-US"/>
-              </w:rPr>
-              <w:t>$</w:t>
+              <w:t>$CurrentUserFax$</w:t>
             </w:r>
           </w:p>
           <w:p>
@@ -5236,31 +3962,7 @@
                   <w:szCs w:val="24"/>
                   <w:lang w:val="en-US"/>
                 </w:rPr>
-                <w:t>$</w:t>
-              </w:r>
-              <w:proofErr w:type="spellStart"/>
-              <w:r>
-                <w:rPr>
-                  <w:rStyle w:val="Hyperlink"/>
-                  <w:rFonts w:ascii="Aptos" w:hAnsi="Aptos" w:cs="Calibri"/>
-                  <w:color w:val="000000" w:themeColor="text1"/>
-                  <w:sz w:val="24"/>
-                  <w:szCs w:val="24"/>
-                  <w:lang w:val="en-US"/>
-                </w:rPr>
-                <w:t>CurrentUserFax</w:t>
-              </w:r>
-              <w:proofErr w:type="spellEnd"/>
-              <w:r>
-                <w:rPr>
-                  <w:rStyle w:val="Hyperlink"/>
-                  <w:rFonts w:ascii="Aptos" w:hAnsi="Aptos" w:cs="Calibri"/>
-                  <w:color w:val="000000" w:themeColor="text1"/>
-                  <w:sz w:val="24"/>
-                  <w:szCs w:val="24"/>
-                  <w:lang w:val="en-US"/>
-                </w:rPr>
-                <w:t>-International$</w:t>
+                <w:t>$CurrentUserFax-International$</w:t>
               </w:r>
             </w:hyperlink>
           </w:p>
@@ -5305,73 +4007,29 @@
                 <w:szCs w:val="24"/>
                 <w:lang w:val="en-US"/>
               </w:rPr>
-              <w:t>$</w:t>
-            </w:r>
-            <w:proofErr w:type="spellStart"/>
-            <w:r>
-              <w:rPr>
-                <w:rFonts w:ascii="Aptos" w:hAnsi="Aptos" w:cs="Calibri"/>
-                <w:color w:val="000000" w:themeColor="text1"/>
-                <w:sz w:val="24"/>
-                <w:szCs w:val="24"/>
-                <w:lang w:val="en-US"/>
-              </w:rPr>
-              <w:t>CurrentUserFax</w:t>
-            </w:r>
-            <w:proofErr w:type="spellEnd"/>
-            <w:r>
-              <w:rPr>
-                <w:rFonts w:ascii="Aptos" w:hAnsi="Aptos" w:cs="Calibri"/>
-                <w:color w:val="000000" w:themeColor="text1"/>
-                <w:sz w:val="24"/>
-                <w:szCs w:val="24"/>
-                <w:lang w:val="en-US"/>
-              </w:rPr>
-              <w:t>-International$</w:t>
-            </w:r>
-          </w:p>
-          <w:p>
-            <w:pPr>
-              <w:cnfStyle w:val="000000000000" w:firstRow="0" w:lastRow="0" w:firstColumn="0" w:lastColumn="0" w:oddVBand="0" w:evenVBand="0" w:oddHBand="0" w:evenHBand="0" w:firstRowFirstColumn="0" w:firstRowLastColumn="0" w:lastRowFirstColumn="0" w:lastRowLastColumn="0"/>
-              <w:rPr>
-                <w:rFonts w:ascii="Aptos" w:hAnsi="Aptos" w:cs="Calibri"/>
-                <w:color w:val="000000" w:themeColor="text1"/>
-                <w:sz w:val="24"/>
-                <w:szCs w:val="24"/>
-                <w:lang w:val="en-US"/>
-              </w:rPr>
-            </w:pPr>
-            <w:r>
-              <w:rPr>
-                <w:rFonts w:ascii="Aptos" w:hAnsi="Aptos" w:cs="Calibri"/>
-                <w:color w:val="000000" w:themeColor="text1"/>
-                <w:sz w:val="24"/>
-                <w:szCs w:val="24"/>
-                <w:lang w:val="en-US"/>
-              </w:rPr>
-              <w:t>$</w:t>
-            </w:r>
-            <w:proofErr w:type="spellStart"/>
-            <w:r>
-              <w:rPr>
-                <w:rFonts w:ascii="Aptos" w:hAnsi="Aptos" w:cs="Calibri"/>
-                <w:color w:val="000000" w:themeColor="text1"/>
-                <w:sz w:val="24"/>
-                <w:szCs w:val="24"/>
-                <w:lang w:val="en-US"/>
-              </w:rPr>
-              <w:t>CurrentUserFax</w:t>
-            </w:r>
-            <w:proofErr w:type="spellEnd"/>
-            <w:r>
-              <w:rPr>
-                <w:rFonts w:ascii="Aptos" w:hAnsi="Aptos" w:cs="Calibri"/>
-                <w:color w:val="000000" w:themeColor="text1"/>
-                <w:sz w:val="24"/>
-                <w:szCs w:val="24"/>
-                <w:lang w:val="en-US"/>
-              </w:rPr>
-              <w:t>-National$</w:t>
+              <w:t>$CurrentUserFax-International$</w:t>
+            </w:r>
+          </w:p>
+          <w:p>
+            <w:pPr>
+              <w:cnfStyle w:val="000000000000" w:firstRow="0" w:lastRow="0" w:firstColumn="0" w:lastColumn="0" w:oddVBand="0" w:evenVBand="0" w:oddHBand="0" w:evenHBand="0" w:firstRowFirstColumn="0" w:firstRowLastColumn="0" w:lastRowFirstColumn="0" w:lastRowLastColumn="0"/>
+              <w:rPr>
+                <w:rFonts w:ascii="Aptos" w:hAnsi="Aptos" w:cs="Calibri"/>
+                <w:color w:val="000000" w:themeColor="text1"/>
+                <w:sz w:val="24"/>
+                <w:szCs w:val="24"/>
+                <w:lang w:val="en-US"/>
+              </w:rPr>
+            </w:pPr>
+            <w:r>
+              <w:rPr>
+                <w:rFonts w:ascii="Aptos" w:hAnsi="Aptos" w:cs="Calibri"/>
+                <w:color w:val="000000" w:themeColor="text1"/>
+                <w:sz w:val="24"/>
+                <w:szCs w:val="24"/>
+                <w:lang w:val="en-US"/>
+              </w:rPr>
+              <w:t>$CurrentUserFax-National$</w:t>
             </w:r>
           </w:p>
           <w:p>
@@ -5420,29 +4078,7 @@
                 <w:szCs w:val="24"/>
                 <w:lang w:val="en-US"/>
               </w:rPr>
-              <w:t>$</w:t>
-            </w:r>
-            <w:proofErr w:type="spellStart"/>
-            <w:r>
-              <w:rPr>
-                <w:rFonts w:ascii="Aptos" w:hAnsi="Aptos" w:cs="Calibri"/>
-                <w:color w:val="000000" w:themeColor="text1"/>
-                <w:sz w:val="24"/>
-                <w:szCs w:val="24"/>
-                <w:lang w:val="en-US"/>
-              </w:rPr>
-              <w:t>CurrentUserManagerFax</w:t>
-            </w:r>
-            <w:proofErr w:type="spellEnd"/>
-            <w:r>
-              <w:rPr>
-                <w:rFonts w:ascii="Aptos" w:hAnsi="Aptos" w:cs="Calibri"/>
-                <w:color w:val="000000" w:themeColor="text1"/>
-                <w:sz w:val="24"/>
-                <w:szCs w:val="24"/>
-                <w:lang w:val="en-US"/>
-              </w:rPr>
-              <w:t>$</w:t>
+              <w:t>$CurrentUserManagerFax$</w:t>
             </w:r>
           </w:p>
           <w:p>
@@ -5462,31 +4098,7 @@
                   <w:szCs w:val="24"/>
                   <w:lang w:val="en-US"/>
                 </w:rPr>
-                <w:t>$</w:t>
-              </w:r>
-              <w:proofErr w:type="spellStart"/>
-              <w:r>
-                <w:rPr>
-                  <w:rStyle w:val="Hyperlink"/>
-                  <w:rFonts w:ascii="Aptos" w:hAnsi="Aptos" w:cs="Calibri"/>
-                  <w:color w:val="000000" w:themeColor="text1"/>
-                  <w:sz w:val="24"/>
-                  <w:szCs w:val="24"/>
-                  <w:lang w:val="en-US"/>
-                </w:rPr>
-                <w:t>CurrentUserManagerFax</w:t>
-              </w:r>
-              <w:proofErr w:type="spellEnd"/>
-              <w:r>
-                <w:rPr>
-                  <w:rStyle w:val="Hyperlink"/>
-                  <w:rFonts w:ascii="Aptos" w:hAnsi="Aptos" w:cs="Calibri"/>
-                  <w:color w:val="000000" w:themeColor="text1"/>
-                  <w:sz w:val="24"/>
-                  <w:szCs w:val="24"/>
-                  <w:lang w:val="en-US"/>
-                </w:rPr>
-                <w:t>-International$</w:t>
+                <w:t>$CurrentUserManagerFax-International$</w:t>
               </w:r>
             </w:hyperlink>
           </w:p>
@@ -5531,73 +4143,29 @@
                 <w:szCs w:val="24"/>
                 <w:lang w:val="en-US"/>
               </w:rPr>
-              <w:t>$</w:t>
-            </w:r>
-            <w:proofErr w:type="spellStart"/>
-            <w:r>
-              <w:rPr>
-                <w:rFonts w:ascii="Aptos" w:hAnsi="Aptos" w:cs="Calibri"/>
-                <w:color w:val="000000" w:themeColor="text1"/>
-                <w:sz w:val="24"/>
-                <w:szCs w:val="24"/>
-                <w:lang w:val="en-US"/>
-              </w:rPr>
-              <w:t>CurrentUserManagerFax</w:t>
-            </w:r>
-            <w:proofErr w:type="spellEnd"/>
-            <w:r>
-              <w:rPr>
-                <w:rFonts w:ascii="Aptos" w:hAnsi="Aptos" w:cs="Calibri"/>
-                <w:color w:val="000000" w:themeColor="text1"/>
-                <w:sz w:val="24"/>
-                <w:szCs w:val="24"/>
-                <w:lang w:val="en-US"/>
-              </w:rPr>
-              <w:t>-International$</w:t>
-            </w:r>
-          </w:p>
-          <w:p>
-            <w:pPr>
-              <w:cnfStyle w:val="000000000000" w:firstRow="0" w:lastRow="0" w:firstColumn="0" w:lastColumn="0" w:oddVBand="0" w:evenVBand="0" w:oddHBand="0" w:evenHBand="0" w:firstRowFirstColumn="0" w:firstRowLastColumn="0" w:lastRowFirstColumn="0" w:lastRowLastColumn="0"/>
-              <w:rPr>
-                <w:rFonts w:ascii="Aptos" w:hAnsi="Aptos" w:cs="Calibri"/>
-                <w:color w:val="000000" w:themeColor="text1"/>
-                <w:sz w:val="24"/>
-                <w:szCs w:val="24"/>
-                <w:lang w:val="en-US"/>
-              </w:rPr>
-            </w:pPr>
-            <w:r>
-              <w:rPr>
-                <w:rFonts w:ascii="Aptos" w:hAnsi="Aptos" w:cs="Calibri"/>
-                <w:color w:val="000000" w:themeColor="text1"/>
-                <w:sz w:val="24"/>
-                <w:szCs w:val="24"/>
-                <w:lang w:val="en-US"/>
-              </w:rPr>
-              <w:t>$</w:t>
-            </w:r>
-            <w:proofErr w:type="spellStart"/>
-            <w:r>
-              <w:rPr>
-                <w:rFonts w:ascii="Aptos" w:hAnsi="Aptos" w:cs="Calibri"/>
-                <w:color w:val="000000" w:themeColor="text1"/>
-                <w:sz w:val="24"/>
-                <w:szCs w:val="24"/>
-                <w:lang w:val="en-US"/>
-              </w:rPr>
-              <w:t>CurrentUserManagerFax</w:t>
-            </w:r>
-            <w:proofErr w:type="spellEnd"/>
-            <w:r>
-              <w:rPr>
-                <w:rFonts w:ascii="Aptos" w:hAnsi="Aptos" w:cs="Calibri"/>
-                <w:color w:val="000000" w:themeColor="text1"/>
-                <w:sz w:val="24"/>
-                <w:szCs w:val="24"/>
-                <w:lang w:val="en-US"/>
-              </w:rPr>
-              <w:t>-National$</w:t>
+              <w:t>$CurrentUserManagerFax-International$</w:t>
+            </w:r>
+          </w:p>
+          <w:p>
+            <w:pPr>
+              <w:cnfStyle w:val="000000000000" w:firstRow="0" w:lastRow="0" w:firstColumn="0" w:lastColumn="0" w:oddVBand="0" w:evenVBand="0" w:oddHBand="0" w:evenHBand="0" w:firstRowFirstColumn="0" w:firstRowLastColumn="0" w:lastRowFirstColumn="0" w:lastRowLastColumn="0"/>
+              <w:rPr>
+                <w:rFonts w:ascii="Aptos" w:hAnsi="Aptos" w:cs="Calibri"/>
+                <w:color w:val="000000" w:themeColor="text1"/>
+                <w:sz w:val="24"/>
+                <w:szCs w:val="24"/>
+                <w:lang w:val="en-US"/>
+              </w:rPr>
+            </w:pPr>
+            <w:r>
+              <w:rPr>
+                <w:rFonts w:ascii="Aptos" w:hAnsi="Aptos" w:cs="Calibri"/>
+                <w:color w:val="000000" w:themeColor="text1"/>
+                <w:sz w:val="24"/>
+                <w:szCs w:val="24"/>
+                <w:lang w:val="en-US"/>
+              </w:rPr>
+              <w:t>$CurrentUserManagerFax-National$</w:t>
             </w:r>
           </w:p>
           <w:p>
@@ -5646,29 +4214,7 @@
                 <w:szCs w:val="24"/>
                 <w:lang w:val="en-US"/>
               </w:rPr>
-              <w:t>$</w:t>
-            </w:r>
-            <w:proofErr w:type="spellStart"/>
-            <w:r>
-              <w:rPr>
-                <w:rFonts w:ascii="Aptos" w:hAnsi="Aptos" w:cs="Calibri"/>
-                <w:color w:val="000000" w:themeColor="text1"/>
-                <w:sz w:val="24"/>
-                <w:szCs w:val="24"/>
-                <w:lang w:val="en-US"/>
-              </w:rPr>
-              <w:t>CurrentMailboxFax</w:t>
-            </w:r>
-            <w:proofErr w:type="spellEnd"/>
-            <w:r>
-              <w:rPr>
-                <w:rFonts w:ascii="Aptos" w:hAnsi="Aptos" w:cs="Calibri"/>
-                <w:color w:val="000000" w:themeColor="text1"/>
-                <w:sz w:val="24"/>
-                <w:szCs w:val="24"/>
-                <w:lang w:val="en-US"/>
-              </w:rPr>
-              <w:t>$</w:t>
+              <w:t>$CurrentMailboxFax$</w:t>
             </w:r>
           </w:p>
           <w:p>
@@ -5689,31 +4235,7 @@
                   <w:szCs w:val="24"/>
                   <w:lang w:val="en-US"/>
                 </w:rPr>
-                <w:t>$</w:t>
-              </w:r>
-              <w:proofErr w:type="spellStart"/>
-              <w:r>
-                <w:rPr>
-                  <w:rStyle w:val="Hyperlink"/>
-                  <w:rFonts w:ascii="Aptos" w:hAnsi="Aptos" w:cs="Calibri"/>
-                  <w:color w:val="000000" w:themeColor="text1"/>
-                  <w:sz w:val="24"/>
-                  <w:szCs w:val="24"/>
-                  <w:lang w:val="en-US"/>
-                </w:rPr>
-                <w:t>CurrentMailboxFax</w:t>
-              </w:r>
-              <w:proofErr w:type="spellEnd"/>
-              <w:r>
-                <w:rPr>
-                  <w:rStyle w:val="Hyperlink"/>
-                  <w:rFonts w:ascii="Aptos" w:hAnsi="Aptos" w:cs="Calibri"/>
-                  <w:color w:val="000000" w:themeColor="text1"/>
-                  <w:sz w:val="24"/>
-                  <w:szCs w:val="24"/>
-                  <w:lang w:val="en-US"/>
-                </w:rPr>
-                <w:t>-International$</w:t>
+                <w:t>$CurrentMailboxFax-International$</w:t>
               </w:r>
             </w:hyperlink>
           </w:p>
@@ -5758,73 +4280,29 @@
                 <w:szCs w:val="24"/>
                 <w:lang w:val="en-US"/>
               </w:rPr>
-              <w:t>$</w:t>
-            </w:r>
-            <w:proofErr w:type="spellStart"/>
-            <w:r>
-              <w:rPr>
-                <w:rFonts w:ascii="Aptos" w:hAnsi="Aptos" w:cs="Calibri"/>
-                <w:color w:val="000000" w:themeColor="text1"/>
-                <w:sz w:val="24"/>
-                <w:szCs w:val="24"/>
-                <w:lang w:val="en-US"/>
-              </w:rPr>
-              <w:t>CurrentMailboxFax</w:t>
-            </w:r>
-            <w:proofErr w:type="spellEnd"/>
-            <w:r>
-              <w:rPr>
-                <w:rFonts w:ascii="Aptos" w:hAnsi="Aptos" w:cs="Calibri"/>
-                <w:color w:val="000000" w:themeColor="text1"/>
-                <w:sz w:val="24"/>
-                <w:szCs w:val="24"/>
-                <w:lang w:val="en-US"/>
-              </w:rPr>
-              <w:t>-International$</w:t>
-            </w:r>
-          </w:p>
-          <w:p>
-            <w:pPr>
-              <w:cnfStyle w:val="000000000000" w:firstRow="0" w:lastRow="0" w:firstColumn="0" w:lastColumn="0" w:oddVBand="0" w:evenVBand="0" w:oddHBand="0" w:evenHBand="0" w:firstRowFirstColumn="0" w:firstRowLastColumn="0" w:lastRowFirstColumn="0" w:lastRowLastColumn="0"/>
-              <w:rPr>
-                <w:rFonts w:ascii="Aptos" w:hAnsi="Aptos" w:cs="Calibri"/>
-                <w:color w:val="000000" w:themeColor="text1"/>
-                <w:sz w:val="24"/>
-                <w:szCs w:val="24"/>
-                <w:lang w:val="en-US"/>
-              </w:rPr>
-            </w:pPr>
-            <w:r>
-              <w:rPr>
-                <w:rFonts w:ascii="Aptos" w:hAnsi="Aptos" w:cs="Calibri"/>
-                <w:color w:val="000000" w:themeColor="text1"/>
-                <w:sz w:val="24"/>
-                <w:szCs w:val="24"/>
-                <w:lang w:val="en-US"/>
-              </w:rPr>
-              <w:t>$</w:t>
-            </w:r>
-            <w:proofErr w:type="spellStart"/>
-            <w:r>
-              <w:rPr>
-                <w:rFonts w:ascii="Aptos" w:hAnsi="Aptos" w:cs="Calibri"/>
-                <w:color w:val="000000" w:themeColor="text1"/>
-                <w:sz w:val="24"/>
-                <w:szCs w:val="24"/>
-                <w:lang w:val="en-US"/>
-              </w:rPr>
-              <w:t>CurrentMailboxFax</w:t>
-            </w:r>
-            <w:proofErr w:type="spellEnd"/>
-            <w:r>
-              <w:rPr>
-                <w:rFonts w:ascii="Aptos" w:hAnsi="Aptos" w:cs="Calibri"/>
-                <w:color w:val="000000" w:themeColor="text1"/>
-                <w:sz w:val="24"/>
-                <w:szCs w:val="24"/>
-                <w:lang w:val="en-US"/>
-              </w:rPr>
-              <w:t>-National$</w:t>
+              <w:t>$CurrentMailboxFax-International$</w:t>
+            </w:r>
+          </w:p>
+          <w:p>
+            <w:pPr>
+              <w:cnfStyle w:val="000000000000" w:firstRow="0" w:lastRow="0" w:firstColumn="0" w:lastColumn="0" w:oddVBand="0" w:evenVBand="0" w:oddHBand="0" w:evenHBand="0" w:firstRowFirstColumn="0" w:firstRowLastColumn="0" w:lastRowFirstColumn="0" w:lastRowLastColumn="0"/>
+              <w:rPr>
+                <w:rFonts w:ascii="Aptos" w:hAnsi="Aptos" w:cs="Calibri"/>
+                <w:color w:val="000000" w:themeColor="text1"/>
+                <w:sz w:val="24"/>
+                <w:szCs w:val="24"/>
+                <w:lang w:val="en-US"/>
+              </w:rPr>
+            </w:pPr>
+            <w:r>
+              <w:rPr>
+                <w:rFonts w:ascii="Aptos" w:hAnsi="Aptos" w:cs="Calibri"/>
+                <w:color w:val="000000" w:themeColor="text1"/>
+                <w:sz w:val="24"/>
+                <w:szCs w:val="24"/>
+                <w:lang w:val="en-US"/>
+              </w:rPr>
+              <w:t>$CurrentMailboxFax-National$</w:t>
             </w:r>
           </w:p>
           <w:p>
@@ -5873,29 +4351,7 @@
                 <w:szCs w:val="24"/>
                 <w:lang w:val="en-US"/>
               </w:rPr>
-              <w:t>$</w:t>
-            </w:r>
-            <w:proofErr w:type="spellStart"/>
-            <w:r>
-              <w:rPr>
-                <w:rFonts w:ascii="Aptos" w:hAnsi="Aptos" w:cs="Calibri"/>
-                <w:color w:val="000000" w:themeColor="text1"/>
-                <w:sz w:val="24"/>
-                <w:szCs w:val="24"/>
-                <w:lang w:val="en-US"/>
-              </w:rPr>
-              <w:t>CurrentMailboxManagerFax</w:t>
-            </w:r>
-            <w:proofErr w:type="spellEnd"/>
-            <w:r>
-              <w:rPr>
-                <w:rFonts w:ascii="Aptos" w:hAnsi="Aptos" w:cs="Calibri"/>
-                <w:color w:val="000000" w:themeColor="text1"/>
-                <w:sz w:val="24"/>
-                <w:szCs w:val="24"/>
-                <w:lang w:val="en-US"/>
-              </w:rPr>
-              <w:t>$</w:t>
+              <w:t>$CurrentMailboxManagerFax$</w:t>
             </w:r>
           </w:p>
           <w:p>
@@ -5916,31 +4372,7 @@
                   <w:szCs w:val="24"/>
                   <w:lang w:val="en-US"/>
                 </w:rPr>
-                <w:t>$</w:t>
-              </w:r>
-              <w:proofErr w:type="spellStart"/>
-              <w:r>
-                <w:rPr>
-                  <w:rStyle w:val="Hyperlink"/>
-                  <w:rFonts w:ascii="Aptos" w:hAnsi="Aptos" w:cs="Calibri"/>
-                  <w:color w:val="000000" w:themeColor="text1"/>
-                  <w:sz w:val="24"/>
-                  <w:szCs w:val="24"/>
-                  <w:lang w:val="en-US"/>
-                </w:rPr>
-                <w:t>CurrentMailboxManagerFax</w:t>
-              </w:r>
-              <w:proofErr w:type="spellEnd"/>
-              <w:r>
-                <w:rPr>
-                  <w:rStyle w:val="Hyperlink"/>
-                  <w:rFonts w:ascii="Aptos" w:hAnsi="Aptos" w:cs="Calibri"/>
-                  <w:color w:val="000000" w:themeColor="text1"/>
-                  <w:sz w:val="24"/>
-                  <w:szCs w:val="24"/>
-                  <w:lang w:val="en-US"/>
-                </w:rPr>
-                <w:t>-International$</w:t>
+                <w:t>$CurrentMailboxManagerFax-International$</w:t>
               </w:r>
             </w:hyperlink>
           </w:p>
@@ -5985,73 +4417,29 @@
                 <w:szCs w:val="24"/>
                 <w:lang w:val="en-US"/>
               </w:rPr>
-              <w:t>$</w:t>
-            </w:r>
-            <w:proofErr w:type="spellStart"/>
-            <w:r>
-              <w:rPr>
-                <w:rFonts w:ascii="Aptos" w:hAnsi="Aptos" w:cs="Calibri"/>
-                <w:color w:val="000000" w:themeColor="text1"/>
-                <w:sz w:val="24"/>
-                <w:szCs w:val="24"/>
-                <w:lang w:val="en-US"/>
-              </w:rPr>
-              <w:t>CurrentMailboxManagerFax</w:t>
-            </w:r>
-            <w:proofErr w:type="spellEnd"/>
-            <w:r>
-              <w:rPr>
-                <w:rFonts w:ascii="Aptos" w:hAnsi="Aptos" w:cs="Calibri"/>
-                <w:color w:val="000000" w:themeColor="text1"/>
-                <w:sz w:val="24"/>
-                <w:szCs w:val="24"/>
-                <w:lang w:val="en-US"/>
-              </w:rPr>
-              <w:t>-International$</w:t>
-            </w:r>
-          </w:p>
-          <w:p>
-            <w:pPr>
-              <w:cnfStyle w:val="000000000000" w:firstRow="0" w:lastRow="0" w:firstColumn="0" w:lastColumn="0" w:oddVBand="0" w:evenVBand="0" w:oddHBand="0" w:evenHBand="0" w:firstRowFirstColumn="0" w:firstRowLastColumn="0" w:lastRowFirstColumn="0" w:lastRowLastColumn="0"/>
-              <w:rPr>
-                <w:rFonts w:ascii="Aptos" w:hAnsi="Aptos" w:cs="Calibri"/>
-                <w:color w:val="000000" w:themeColor="text1"/>
-                <w:sz w:val="24"/>
-                <w:szCs w:val="24"/>
-                <w:lang w:val="en-US"/>
-              </w:rPr>
-            </w:pPr>
-            <w:r>
-              <w:rPr>
-                <w:rFonts w:ascii="Aptos" w:hAnsi="Aptos" w:cs="Calibri"/>
-                <w:color w:val="000000" w:themeColor="text1"/>
-                <w:sz w:val="24"/>
-                <w:szCs w:val="24"/>
-                <w:lang w:val="en-US"/>
-              </w:rPr>
-              <w:t>$</w:t>
-            </w:r>
-            <w:proofErr w:type="spellStart"/>
-            <w:r>
-              <w:rPr>
-                <w:rFonts w:ascii="Aptos" w:hAnsi="Aptos" w:cs="Calibri"/>
-                <w:color w:val="000000" w:themeColor="text1"/>
-                <w:sz w:val="24"/>
-                <w:szCs w:val="24"/>
-                <w:lang w:val="en-US"/>
-              </w:rPr>
-              <w:t>CurrentMailboxManagerFax</w:t>
-            </w:r>
-            <w:proofErr w:type="spellEnd"/>
-            <w:r>
-              <w:rPr>
-                <w:rFonts w:ascii="Aptos" w:hAnsi="Aptos" w:cs="Calibri"/>
-                <w:color w:val="000000" w:themeColor="text1"/>
-                <w:sz w:val="24"/>
-                <w:szCs w:val="24"/>
-                <w:lang w:val="en-US"/>
-              </w:rPr>
-              <w:t>-National$</w:t>
+              <w:t>$CurrentMailboxManagerFax-International$</w:t>
+            </w:r>
+          </w:p>
+          <w:p>
+            <w:pPr>
+              <w:cnfStyle w:val="000000000000" w:firstRow="0" w:lastRow="0" w:firstColumn="0" w:lastColumn="0" w:oddVBand="0" w:evenVBand="0" w:oddHBand="0" w:evenHBand="0" w:firstRowFirstColumn="0" w:firstRowLastColumn="0" w:lastRowFirstColumn="0" w:lastRowLastColumn="0"/>
+              <w:rPr>
+                <w:rFonts w:ascii="Aptos" w:hAnsi="Aptos" w:cs="Calibri"/>
+                <w:color w:val="000000" w:themeColor="text1"/>
+                <w:sz w:val="24"/>
+                <w:szCs w:val="24"/>
+                <w:lang w:val="en-US"/>
+              </w:rPr>
+            </w:pPr>
+            <w:r>
+              <w:rPr>
+                <w:rFonts w:ascii="Aptos" w:hAnsi="Aptos" w:cs="Calibri"/>
+                <w:color w:val="000000" w:themeColor="text1"/>
+                <w:sz w:val="24"/>
+                <w:szCs w:val="24"/>
+                <w:lang w:val="en-US"/>
+              </w:rPr>
+              <w:t>$CurrentMailboxManagerFax-National$</w:t>
             </w:r>
           </w:p>
           <w:p>
@@ -6142,18 +4530,33 @@
               </w:rPr>
               <w:t>$</w:t>
             </w:r>
-            <w:proofErr w:type="spellStart"/>
-            <w:r>
-              <w:rPr>
-                <w:rFonts w:ascii="Aptos" w:hAnsi="Aptos" w:cs="Calibri"/>
-                <w:color w:val="000000" w:themeColor="text1"/>
-                <w:sz w:val="24"/>
-                <w:szCs w:val="24"/>
-                <w:lang w:val="en-US"/>
-              </w:rPr>
-              <w:t>CurrentUserFax</w:t>
-            </w:r>
-            <w:proofErr w:type="spellEnd"/>
+            <w:r>
+              <w:rPr>
+                <w:rFonts w:ascii="Aptos" w:hAnsi="Aptos" w:cs="Calibri"/>
+                <w:color w:val="000000" w:themeColor="text1"/>
+                <w:sz w:val="24"/>
+                <w:szCs w:val="24"/>
+                <w:lang w:val="en-US"/>
+              </w:rPr>
+              <w:t>CurrentUserFax$</w:t>
+            </w:r>
+          </w:p>
+        </w:tc>
+        <w:tc>
+          <w:tcPr>
+            <w:tcW w:w="0" w:type="auto"/>
+          </w:tcPr>
+          <w:p>
+            <w:pPr>
+              <w:cnfStyle w:val="000000000000" w:firstRow="0" w:lastRow="0" w:firstColumn="0" w:lastColumn="0" w:oddVBand="0" w:evenVBand="0" w:oddHBand="0" w:evenHBand="0" w:firstRowFirstColumn="0" w:firstRowLastColumn="0" w:lastRowFirstColumn="0" w:lastRowLastColumn="0"/>
+              <w:rPr>
+                <w:rFonts w:ascii="Aptos" w:hAnsi="Aptos" w:cs="Calibri"/>
+                <w:color w:val="000000" w:themeColor="text1"/>
+                <w:sz w:val="24"/>
+                <w:szCs w:val="24"/>
+                <w:lang w:val="en-US"/>
+              </w:rPr>
+            </w:pPr>
             <w:r>
               <w:rPr>
                 <w:rFonts w:ascii="Aptos" w:hAnsi="Aptos" w:cs="Calibri"/>
@@ -6164,6 +4567,16 @@
               </w:rPr>
               <w:t>$</w:t>
             </w:r>
+            <w:r>
+              <w:rPr>
+                <w:rFonts w:ascii="Aptos" w:hAnsi="Aptos" w:cs="Calibri"/>
+                <w:color w:val="000000" w:themeColor="text1"/>
+                <w:sz w:val="24"/>
+                <w:szCs w:val="24"/>
+                <w:lang w:val="en-US"/>
+              </w:rPr>
+              <w:t>CurrentUserManagerFax$</w:t>
+            </w:r>
           </w:p>
         </w:tc>
         <w:tc>
@@ -6191,18 +4604,33 @@
               </w:rPr>
               <w:t>$</w:t>
             </w:r>
-            <w:proofErr w:type="spellStart"/>
-            <w:r>
-              <w:rPr>
-                <w:rFonts w:ascii="Aptos" w:hAnsi="Aptos" w:cs="Calibri"/>
-                <w:color w:val="000000" w:themeColor="text1"/>
-                <w:sz w:val="24"/>
-                <w:szCs w:val="24"/>
-                <w:lang w:val="en-US"/>
-              </w:rPr>
-              <w:t>CurrentUserManagerFax</w:t>
-            </w:r>
-            <w:proofErr w:type="spellEnd"/>
+            <w:r>
+              <w:rPr>
+                <w:rFonts w:ascii="Aptos" w:hAnsi="Aptos" w:cs="Calibri"/>
+                <w:color w:val="000000" w:themeColor="text1"/>
+                <w:sz w:val="24"/>
+                <w:szCs w:val="24"/>
+                <w:lang w:val="en-US"/>
+              </w:rPr>
+              <w:t>CurrentMailboxFax$</w:t>
+            </w:r>
+          </w:p>
+        </w:tc>
+        <w:tc>
+          <w:tcPr>
+            <w:tcW w:w="0" w:type="auto"/>
+          </w:tcPr>
+          <w:p>
+            <w:pPr>
+              <w:cnfStyle w:val="000000000000" w:firstRow="0" w:lastRow="0" w:firstColumn="0" w:lastColumn="0" w:oddVBand="0" w:evenVBand="0" w:oddHBand="0" w:evenHBand="0" w:firstRowFirstColumn="0" w:firstRowLastColumn="0" w:lastRowFirstColumn="0" w:lastRowLastColumn="0"/>
+              <w:rPr>
+                <w:rFonts w:ascii="Aptos" w:hAnsi="Aptos" w:cs="Calibri"/>
+                <w:color w:val="000000" w:themeColor="text1"/>
+                <w:sz w:val="24"/>
+                <w:szCs w:val="24"/>
+                <w:lang w:val="en-US"/>
+              </w:rPr>
+            </w:pPr>
             <w:r>
               <w:rPr>
                 <w:rFonts w:ascii="Aptos" w:hAnsi="Aptos" w:cs="Calibri"/>
@@ -6213,103 +4641,15 @@
               </w:rPr>
               <w:t>$</w:t>
             </w:r>
-          </w:p>
-        </w:tc>
-        <w:tc>
-          <w:tcPr>
-            <w:tcW w:w="0" w:type="auto"/>
-          </w:tcPr>
-          <w:p>
-            <w:pPr>
-              <w:cnfStyle w:val="000000000000" w:firstRow="0" w:lastRow="0" w:firstColumn="0" w:lastColumn="0" w:oddVBand="0" w:evenVBand="0" w:oddHBand="0" w:evenHBand="0" w:firstRowFirstColumn="0" w:firstRowLastColumn="0" w:lastRowFirstColumn="0" w:lastRowLastColumn="0"/>
-              <w:rPr>
-                <w:rFonts w:ascii="Aptos" w:hAnsi="Aptos" w:cs="Calibri"/>
-                <w:color w:val="000000" w:themeColor="text1"/>
-                <w:sz w:val="24"/>
-                <w:szCs w:val="24"/>
-                <w:lang w:val="en-US"/>
-              </w:rPr>
-            </w:pPr>
-            <w:r>
-              <w:rPr>
-                <w:rFonts w:ascii="Aptos" w:hAnsi="Aptos" w:cs="Calibri"/>
-                <w:color w:val="000000" w:themeColor="text1"/>
-                <w:sz w:val="24"/>
-                <w:szCs w:val="24"/>
-                <w:lang w:val="en-US"/>
-              </w:rPr>
-              <w:t>$</w:t>
-            </w:r>
-            <w:proofErr w:type="spellStart"/>
-            <w:r>
-              <w:rPr>
-                <w:rFonts w:ascii="Aptos" w:hAnsi="Aptos" w:cs="Calibri"/>
-                <w:color w:val="000000" w:themeColor="text1"/>
-                <w:sz w:val="24"/>
-                <w:szCs w:val="24"/>
-                <w:lang w:val="en-US"/>
-              </w:rPr>
-              <w:t>CurrentMailboxFax</w:t>
-            </w:r>
-            <w:proofErr w:type="spellEnd"/>
-            <w:r>
-              <w:rPr>
-                <w:rFonts w:ascii="Aptos" w:hAnsi="Aptos" w:cs="Calibri"/>
-                <w:color w:val="000000" w:themeColor="text1"/>
-                <w:sz w:val="24"/>
-                <w:szCs w:val="24"/>
-                <w:lang w:val="en-US"/>
-              </w:rPr>
-              <w:t>$</w:t>
-            </w:r>
-          </w:p>
-        </w:tc>
-        <w:tc>
-          <w:tcPr>
-            <w:tcW w:w="0" w:type="auto"/>
-          </w:tcPr>
-          <w:p>
-            <w:pPr>
-              <w:cnfStyle w:val="000000000000" w:firstRow="0" w:lastRow="0" w:firstColumn="0" w:lastColumn="0" w:oddVBand="0" w:evenVBand="0" w:oddHBand="0" w:evenHBand="0" w:firstRowFirstColumn="0" w:firstRowLastColumn="0" w:lastRowFirstColumn="0" w:lastRowLastColumn="0"/>
-              <w:rPr>
-                <w:rFonts w:ascii="Aptos" w:hAnsi="Aptos" w:cs="Calibri"/>
-                <w:color w:val="000000" w:themeColor="text1"/>
-                <w:sz w:val="24"/>
-                <w:szCs w:val="24"/>
-                <w:lang w:val="en-US"/>
-              </w:rPr>
-            </w:pPr>
-            <w:r>
-              <w:rPr>
-                <w:rFonts w:ascii="Aptos" w:hAnsi="Aptos" w:cs="Calibri"/>
-                <w:color w:val="000000" w:themeColor="text1"/>
-                <w:sz w:val="24"/>
-                <w:szCs w:val="24"/>
-                <w:lang w:val="en-US"/>
-              </w:rPr>
-              <w:t>$</w:t>
-            </w:r>
-            <w:proofErr w:type="spellStart"/>
-            <w:r>
-              <w:rPr>
-                <w:rFonts w:ascii="Aptos" w:hAnsi="Aptos" w:cs="Calibri"/>
-                <w:color w:val="000000" w:themeColor="text1"/>
-                <w:sz w:val="24"/>
-                <w:szCs w:val="24"/>
-                <w:lang w:val="en-US"/>
-              </w:rPr>
-              <w:t>CurrentMailboxManagerFax</w:t>
-            </w:r>
-            <w:proofErr w:type="spellEnd"/>
-            <w:r>
-              <w:rPr>
-                <w:rFonts w:ascii="Aptos" w:hAnsi="Aptos" w:cs="Calibri"/>
-                <w:color w:val="000000" w:themeColor="text1"/>
-                <w:sz w:val="24"/>
-                <w:szCs w:val="24"/>
-                <w:lang w:val="en-US"/>
-              </w:rPr>
-              <w:t>$</w:t>
+            <w:r>
+              <w:rPr>
+                <w:rFonts w:ascii="Aptos" w:hAnsi="Aptos" w:cs="Calibri"/>
+                <w:color w:val="000000" w:themeColor="text1"/>
+                <w:sz w:val="24"/>
+                <w:szCs w:val="24"/>
+                <w:lang w:val="en-US"/>
+              </w:rPr>
+              <w:t>CurrentMailboxManagerFax$</w:t>
             </w:r>
           </w:p>
         </w:tc>
@@ -6376,25 +4716,14 @@
                 <w:szCs w:val="24"/>
               </w:rPr>
             </w:pPr>
-            <w:proofErr w:type="gramStart"/>
-            <w:r>
-              <w:rPr>
-                <w:rFonts w:ascii="Aptos" w:hAnsi="Aptos" w:cs="Calibri"/>
-                <w:color w:val="000000" w:themeColor="text1"/>
-                <w:sz w:val="24"/>
-                <w:szCs w:val="24"/>
-              </w:rPr>
-              <w:t>..</w:t>
-            </w:r>
-            <w:proofErr w:type="gramEnd"/>
-            <w:r>
-              <w:rPr>
-                <w:rFonts w:ascii="Aptos" w:hAnsi="Aptos" w:cs="Calibri"/>
-                <w:color w:val="000000" w:themeColor="text1"/>
-                <w:sz w:val="24"/>
-                <w:szCs w:val="24"/>
-              </w:rPr>
-              <w:t>Mobile-E164$</w:t>
+            <w:r>
+              <w:rPr>
+                <w:rFonts w:ascii="Aptos" w:hAnsi="Aptos" w:cs="Calibri"/>
+                <w:color w:val="000000" w:themeColor="text1"/>
+                <w:sz w:val="24"/>
+                <w:szCs w:val="24"/>
+              </w:rPr>
+              <w:t>..Mobile-E164$</w:t>
             </w:r>
           </w:p>
           <w:p>
@@ -6409,25 +4738,14 @@
                 <w:szCs w:val="24"/>
               </w:rPr>
             </w:pPr>
-            <w:proofErr w:type="gramStart"/>
-            <w:r>
-              <w:rPr>
-                <w:rFonts w:ascii="Aptos" w:hAnsi="Aptos" w:cs="Calibri"/>
-                <w:color w:val="000000" w:themeColor="text1"/>
-                <w:sz w:val="24"/>
-                <w:szCs w:val="24"/>
-              </w:rPr>
-              <w:t>..</w:t>
-            </w:r>
-            <w:proofErr w:type="gramEnd"/>
-            <w:r>
-              <w:rPr>
-                <w:rFonts w:ascii="Aptos" w:hAnsi="Aptos" w:cs="Calibri"/>
-                <w:color w:val="000000" w:themeColor="text1"/>
-                <w:sz w:val="24"/>
-                <w:szCs w:val="24"/>
-              </w:rPr>
-              <w:t>Mobile-International$</w:t>
+            <w:r>
+              <w:rPr>
+                <w:rFonts w:ascii="Aptos" w:hAnsi="Aptos" w:cs="Calibri"/>
+                <w:color w:val="000000" w:themeColor="text1"/>
+                <w:sz w:val="24"/>
+                <w:szCs w:val="24"/>
+              </w:rPr>
+              <w:t>..Mobile-International$</w:t>
             </w:r>
           </w:p>
           <w:p>
@@ -6443,27 +4761,15 @@
                 <w:lang w:val="en-US"/>
               </w:rPr>
             </w:pPr>
-            <w:proofErr w:type="gramStart"/>
-            <w:r>
-              <w:rPr>
-                <w:rFonts w:ascii="Aptos" w:hAnsi="Aptos" w:cs="Calibri"/>
-                <w:color w:val="000000" w:themeColor="text1"/>
-                <w:sz w:val="24"/>
-                <w:szCs w:val="24"/>
-                <w:lang w:val="en-US"/>
-              </w:rPr>
-              <w:t>..</w:t>
-            </w:r>
-            <w:proofErr w:type="gramEnd"/>
-            <w:r>
-              <w:rPr>
-                <w:rFonts w:ascii="Aptos" w:hAnsi="Aptos" w:cs="Calibri"/>
-                <w:color w:val="000000" w:themeColor="text1"/>
-                <w:sz w:val="24"/>
-                <w:szCs w:val="24"/>
-                <w:lang w:val="en-US"/>
-              </w:rPr>
-              <w:t>Mobile-National$</w:t>
+            <w:r>
+              <w:rPr>
+                <w:rFonts w:ascii="Aptos" w:hAnsi="Aptos" w:cs="Calibri"/>
+                <w:color w:val="000000" w:themeColor="text1"/>
+                <w:sz w:val="24"/>
+                <w:szCs w:val="24"/>
+                <w:lang w:val="en-US"/>
+              </w:rPr>
+              <w:t>..Mobile-National$</w:t>
             </w:r>
           </w:p>
           <w:p>
@@ -6477,27 +4783,15 @@
                 <w:lang w:val="en-US"/>
               </w:rPr>
             </w:pPr>
-            <w:proofErr w:type="gramStart"/>
-            <w:r>
-              <w:rPr>
-                <w:rFonts w:ascii="Aptos" w:hAnsi="Aptos" w:cs="Calibri"/>
-                <w:color w:val="000000" w:themeColor="text1"/>
-                <w:sz w:val="24"/>
-                <w:szCs w:val="24"/>
-                <w:lang w:val="en-US"/>
-              </w:rPr>
-              <w:t>..</w:t>
-            </w:r>
-            <w:proofErr w:type="gramEnd"/>
-            <w:r>
-              <w:rPr>
-                <w:rFonts w:ascii="Aptos" w:hAnsi="Aptos" w:cs="Calibri"/>
-                <w:color w:val="000000" w:themeColor="text1"/>
-                <w:sz w:val="24"/>
-                <w:szCs w:val="24"/>
-                <w:lang w:val="en-US"/>
-              </w:rPr>
-              <w:t>Mobile-RFC3966$</w:t>
+            <w:r>
+              <w:rPr>
+                <w:rFonts w:ascii="Aptos" w:hAnsi="Aptos" w:cs="Calibri"/>
+                <w:color w:val="000000" w:themeColor="text1"/>
+                <w:sz w:val="24"/>
+                <w:szCs w:val="24"/>
+                <w:lang w:val="en-US"/>
+              </w:rPr>
+              <w:t>..Mobile-RFC3966$</w:t>
             </w:r>
           </w:p>
         </w:tc>
@@ -6526,27 +4820,15 @@
               </w:rPr>
               <w:t>$</w:t>
             </w:r>
-            <w:proofErr w:type="spellStart"/>
-            <w:r>
-              <w:rPr>
-                <w:rFonts w:ascii="Aptos" w:hAnsi="Aptos" w:cs="Calibri"/>
-                <w:color w:val="000000" w:themeColor="text1"/>
-                <w:sz w:val="24"/>
-                <w:szCs w:val="24"/>
-                <w:lang w:val="en-US"/>
-              </w:rPr>
-              <w:t>CurrentUserMobile</w:t>
-            </w:r>
-            <w:proofErr w:type="spellEnd"/>
-            <w:r>
-              <w:rPr>
-                <w:rFonts w:ascii="Aptos" w:hAnsi="Aptos" w:cs="Calibri"/>
-                <w:color w:val="000000" w:themeColor="text1"/>
-                <w:sz w:val="24"/>
-                <w:szCs w:val="24"/>
-                <w:lang w:val="en-US"/>
-              </w:rPr>
-              <w:t>$</w:t>
+            <w:r>
+              <w:rPr>
+                <w:rFonts w:ascii="Aptos" w:hAnsi="Aptos" w:cs="Calibri"/>
+                <w:color w:val="000000" w:themeColor="text1"/>
+                <w:sz w:val="24"/>
+                <w:szCs w:val="24"/>
+                <w:lang w:val="en-US"/>
+              </w:rPr>
+              <w:t>CurrentUserMobile$</w:t>
             </w:r>
           </w:p>
           <w:p>
@@ -6566,31 +4848,7 @@
                   <w:szCs w:val="24"/>
                   <w:lang w:val="en-US"/>
                 </w:rPr>
-                <w:t>$</w:t>
-              </w:r>
-              <w:proofErr w:type="spellStart"/>
-              <w:r>
-                <w:rPr>
-                  <w:rStyle w:val="Hyperlink"/>
-                  <w:rFonts w:ascii="Aptos" w:hAnsi="Aptos" w:cs="Calibri"/>
-                  <w:color w:val="000000" w:themeColor="text1"/>
-                  <w:sz w:val="24"/>
-                  <w:szCs w:val="24"/>
-                  <w:lang w:val="en-US"/>
-                </w:rPr>
-                <w:t>CurrentUserMobile</w:t>
-              </w:r>
-              <w:proofErr w:type="spellEnd"/>
-              <w:r>
-                <w:rPr>
-                  <w:rStyle w:val="Hyperlink"/>
-                  <w:rFonts w:ascii="Aptos" w:hAnsi="Aptos" w:cs="Calibri"/>
-                  <w:color w:val="000000" w:themeColor="text1"/>
-                  <w:sz w:val="24"/>
-                  <w:szCs w:val="24"/>
-                  <w:lang w:val="en-US"/>
-                </w:rPr>
-                <w:t>-International$</w:t>
+                <w:t>$CurrentUserMobile-International$</w:t>
               </w:r>
             </w:hyperlink>
           </w:p>
@@ -6635,144 +4893,88 @@
                 <w:szCs w:val="24"/>
                 <w:lang w:val="en-US"/>
               </w:rPr>
+              <w:t>$CurrentUserMobile-International$</w:t>
+            </w:r>
+          </w:p>
+          <w:p>
+            <w:pPr>
+              <w:cnfStyle w:val="000000000000" w:firstRow="0" w:lastRow="0" w:firstColumn="0" w:lastColumn="0" w:oddVBand="0" w:evenVBand="0" w:oddHBand="0" w:evenHBand="0" w:firstRowFirstColumn="0" w:firstRowLastColumn="0" w:lastRowFirstColumn="0" w:lastRowLastColumn="0"/>
+              <w:rPr>
+                <w:rFonts w:ascii="Aptos" w:hAnsi="Aptos" w:cs="Calibri"/>
+                <w:color w:val="000000" w:themeColor="text1"/>
+                <w:sz w:val="24"/>
+                <w:szCs w:val="24"/>
+                <w:lang w:val="en-US"/>
+              </w:rPr>
+            </w:pPr>
+            <w:r>
+              <w:rPr>
+                <w:rFonts w:ascii="Aptos" w:hAnsi="Aptos" w:cs="Calibri"/>
+                <w:color w:val="000000" w:themeColor="text1"/>
+                <w:sz w:val="24"/>
+                <w:szCs w:val="24"/>
+                <w:lang w:val="en-US"/>
+              </w:rPr>
+              <w:t>$CurrentUserMobile-National$</w:t>
+            </w:r>
+          </w:p>
+          <w:p>
+            <w:pPr>
+              <w:cnfStyle w:val="000000000000" w:firstRow="0" w:lastRow="0" w:firstColumn="0" w:lastColumn="0" w:oddVBand="0" w:evenVBand="0" w:oddHBand="0" w:evenHBand="0" w:firstRowFirstColumn="0" w:firstRowLastColumn="0" w:lastRowFirstColumn="0" w:lastRowLastColumn="0"/>
+              <w:rPr>
+                <w:rFonts w:ascii="Aptos" w:hAnsi="Aptos" w:cs="Calibri"/>
+                <w:color w:val="000000" w:themeColor="text1"/>
+                <w:sz w:val="24"/>
+                <w:szCs w:val="24"/>
+                <w:lang w:val="en-US"/>
+              </w:rPr>
+            </w:pPr>
+            <w:r>
+              <w:rPr>
+                <w:rFonts w:ascii="Aptos" w:hAnsi="Aptos" w:cs="Calibri"/>
+                <w:color w:val="000000" w:themeColor="text1"/>
+                <w:sz w:val="24"/>
+                <w:szCs w:val="24"/>
+                <w:lang w:val="en-US"/>
+              </w:rPr>
+              <w:t>$CurrentUserMobile-RFC3966$</w:t>
+            </w:r>
+          </w:p>
+        </w:tc>
+        <w:tc>
+          <w:tcPr>
+            <w:tcW w:w="0" w:type="auto"/>
+          </w:tcPr>
+          <w:p>
+            <w:pPr>
+              <w:cnfStyle w:val="000000000000" w:firstRow="0" w:lastRow="0" w:firstColumn="0" w:lastColumn="0" w:oddVBand="0" w:evenVBand="0" w:oddHBand="0" w:evenHBand="0" w:firstRowFirstColumn="0" w:firstRowLastColumn="0" w:lastRowFirstColumn="0" w:lastRowLastColumn="0"/>
+              <w:rPr>
+                <w:rFonts w:ascii="Aptos" w:hAnsi="Aptos" w:cs="Calibri"/>
+                <w:color w:val="000000" w:themeColor="text1"/>
+                <w:sz w:val="24"/>
+                <w:szCs w:val="24"/>
+                <w:lang w:val="en-US"/>
+              </w:rPr>
+            </w:pPr>
+            <w:r>
+              <w:rPr>
+                <w:rFonts w:ascii="Aptos" w:hAnsi="Aptos" w:cs="Calibri"/>
+                <w:color w:val="000000" w:themeColor="text1"/>
+                <w:sz w:val="24"/>
+                <w:szCs w:val="24"/>
+                <w:lang w:val="en-US"/>
+              </w:rPr>
               <w:t>$</w:t>
             </w:r>
-            <w:proofErr w:type="spellStart"/>
-            <w:r>
-              <w:rPr>
-                <w:rFonts w:ascii="Aptos" w:hAnsi="Aptos" w:cs="Calibri"/>
-                <w:color w:val="000000" w:themeColor="text1"/>
-                <w:sz w:val="24"/>
-                <w:szCs w:val="24"/>
-                <w:lang w:val="en-US"/>
-              </w:rPr>
-              <w:t>CurrentUserMobile</w:t>
-            </w:r>
-            <w:proofErr w:type="spellEnd"/>
-            <w:r>
-              <w:rPr>
-                <w:rFonts w:ascii="Aptos" w:hAnsi="Aptos" w:cs="Calibri"/>
-                <w:color w:val="000000" w:themeColor="text1"/>
-                <w:sz w:val="24"/>
-                <w:szCs w:val="24"/>
-                <w:lang w:val="en-US"/>
-              </w:rPr>
-              <w:t>-International$</w:t>
-            </w:r>
-          </w:p>
-          <w:p>
-            <w:pPr>
-              <w:cnfStyle w:val="000000000000" w:firstRow="0" w:lastRow="0" w:firstColumn="0" w:lastColumn="0" w:oddVBand="0" w:evenVBand="0" w:oddHBand="0" w:evenHBand="0" w:firstRowFirstColumn="0" w:firstRowLastColumn="0" w:lastRowFirstColumn="0" w:lastRowLastColumn="0"/>
-              <w:rPr>
-                <w:rFonts w:ascii="Aptos" w:hAnsi="Aptos" w:cs="Calibri"/>
-                <w:color w:val="000000" w:themeColor="text1"/>
-                <w:sz w:val="24"/>
-                <w:szCs w:val="24"/>
-                <w:lang w:val="en-US"/>
-              </w:rPr>
-            </w:pPr>
-            <w:r>
-              <w:rPr>
-                <w:rFonts w:ascii="Aptos" w:hAnsi="Aptos" w:cs="Calibri"/>
-                <w:color w:val="000000" w:themeColor="text1"/>
-                <w:sz w:val="24"/>
-                <w:szCs w:val="24"/>
-                <w:lang w:val="en-US"/>
-              </w:rPr>
-              <w:t>$</w:t>
-            </w:r>
-            <w:proofErr w:type="spellStart"/>
-            <w:r>
-              <w:rPr>
-                <w:rFonts w:ascii="Aptos" w:hAnsi="Aptos" w:cs="Calibri"/>
-                <w:color w:val="000000" w:themeColor="text1"/>
-                <w:sz w:val="24"/>
-                <w:szCs w:val="24"/>
-                <w:lang w:val="en-US"/>
-              </w:rPr>
-              <w:t>CurrentUserMobile</w:t>
-            </w:r>
-            <w:proofErr w:type="spellEnd"/>
-            <w:r>
-              <w:rPr>
-                <w:rFonts w:ascii="Aptos" w:hAnsi="Aptos" w:cs="Calibri"/>
-                <w:color w:val="000000" w:themeColor="text1"/>
-                <w:sz w:val="24"/>
-                <w:szCs w:val="24"/>
-                <w:lang w:val="en-US"/>
-              </w:rPr>
-              <w:t>-National$</w:t>
-            </w:r>
-          </w:p>
-          <w:p>
-            <w:pPr>
-              <w:cnfStyle w:val="000000000000" w:firstRow="0" w:lastRow="0" w:firstColumn="0" w:lastColumn="0" w:oddVBand="0" w:evenVBand="0" w:oddHBand="0" w:evenHBand="0" w:firstRowFirstColumn="0" w:firstRowLastColumn="0" w:lastRowFirstColumn="0" w:lastRowLastColumn="0"/>
-              <w:rPr>
-                <w:rFonts w:ascii="Aptos" w:hAnsi="Aptos" w:cs="Calibri"/>
-                <w:color w:val="000000" w:themeColor="text1"/>
-                <w:sz w:val="24"/>
-                <w:szCs w:val="24"/>
-                <w:lang w:val="en-US"/>
-              </w:rPr>
-            </w:pPr>
-            <w:r>
-              <w:rPr>
-                <w:rFonts w:ascii="Aptos" w:hAnsi="Aptos" w:cs="Calibri"/>
-                <w:color w:val="000000" w:themeColor="text1"/>
-                <w:sz w:val="24"/>
-                <w:szCs w:val="24"/>
-                <w:lang w:val="en-US"/>
-              </w:rPr>
-              <w:t>$CurrentUserMobile-RFC3966$</w:t>
-            </w:r>
-          </w:p>
-        </w:tc>
-        <w:tc>
-          <w:tcPr>
-            <w:tcW w:w="0" w:type="auto"/>
-          </w:tcPr>
-          <w:p>
-            <w:pPr>
-              <w:cnfStyle w:val="000000000000" w:firstRow="0" w:lastRow="0" w:firstColumn="0" w:lastColumn="0" w:oddVBand="0" w:evenVBand="0" w:oddHBand="0" w:evenHBand="0" w:firstRowFirstColumn="0" w:firstRowLastColumn="0" w:lastRowFirstColumn="0" w:lastRowLastColumn="0"/>
-              <w:rPr>
-                <w:rFonts w:ascii="Aptos" w:hAnsi="Aptos" w:cs="Calibri"/>
-                <w:color w:val="000000" w:themeColor="text1"/>
-                <w:sz w:val="24"/>
-                <w:szCs w:val="24"/>
-                <w:lang w:val="en-US"/>
-              </w:rPr>
-            </w:pPr>
-            <w:r>
-              <w:rPr>
-                <w:rFonts w:ascii="Aptos" w:hAnsi="Aptos" w:cs="Calibri"/>
-                <w:color w:val="000000" w:themeColor="text1"/>
-                <w:sz w:val="24"/>
-                <w:szCs w:val="24"/>
-                <w:lang w:val="en-US"/>
-              </w:rPr>
-              <w:t>$</w:t>
-            </w:r>
-            <w:proofErr w:type="spellStart"/>
-            <w:r>
-              <w:rPr>
-                <w:rFonts w:ascii="Aptos" w:hAnsi="Aptos" w:cs="Calibri"/>
-                <w:color w:val="000000" w:themeColor="text1"/>
-                <w:sz w:val="24"/>
-                <w:szCs w:val="24"/>
-                <w:lang w:val="en-US"/>
-              </w:rPr>
-              <w:t>CurrentUserManagerMobile</w:t>
-            </w:r>
-            <w:proofErr w:type="spellEnd"/>
-            <w:r>
-              <w:rPr>
-                <w:rFonts w:ascii="Aptos" w:hAnsi="Aptos" w:cs="Calibri"/>
-                <w:color w:val="000000" w:themeColor="text1"/>
-                <w:sz w:val="24"/>
-                <w:szCs w:val="24"/>
-                <w:lang w:val="en-US"/>
-              </w:rPr>
-              <w:t>$</w:t>
+            <w:r>
+              <w:rPr>
+                <w:rFonts w:ascii="Aptos" w:hAnsi="Aptos" w:cs="Calibri"/>
+                <w:color w:val="000000" w:themeColor="text1"/>
+                <w:sz w:val="24"/>
+                <w:szCs w:val="24"/>
+                <w:lang w:val="en-US"/>
+              </w:rPr>
+              <w:t>CurrentUserManagerMobile$</w:t>
             </w:r>
           </w:p>
           <w:p>
@@ -6792,31 +4994,7 @@
                   <w:szCs w:val="24"/>
                   <w:lang w:val="en-US"/>
                 </w:rPr>
-                <w:t>$</w:t>
-              </w:r>
-              <w:proofErr w:type="spellStart"/>
-              <w:r>
-                <w:rPr>
-                  <w:rStyle w:val="Hyperlink"/>
-                  <w:rFonts w:ascii="Aptos" w:hAnsi="Aptos" w:cs="Calibri"/>
-                  <w:color w:val="000000" w:themeColor="text1"/>
-                  <w:sz w:val="24"/>
-                  <w:szCs w:val="24"/>
-                  <w:lang w:val="en-US"/>
-                </w:rPr>
-                <w:t>CurrentUserManagerMobile</w:t>
-              </w:r>
-              <w:proofErr w:type="spellEnd"/>
-              <w:r>
-                <w:rPr>
-                  <w:rStyle w:val="Hyperlink"/>
-                  <w:rFonts w:ascii="Aptos" w:hAnsi="Aptos" w:cs="Calibri"/>
-                  <w:color w:val="000000" w:themeColor="text1"/>
-                  <w:sz w:val="24"/>
-                  <w:szCs w:val="24"/>
-                  <w:lang w:val="en-US"/>
-                </w:rPr>
-                <w:t>-International$</w:t>
+                <w:t>$CurrentUserManagerMobile-International$</w:t>
               </w:r>
             </w:hyperlink>
           </w:p>
@@ -6861,144 +5039,88 @@
                 <w:szCs w:val="24"/>
                 <w:lang w:val="en-US"/>
               </w:rPr>
+              <w:t>$CurrentUserManagerMobile-International$</w:t>
+            </w:r>
+          </w:p>
+          <w:p>
+            <w:pPr>
+              <w:cnfStyle w:val="000000000000" w:firstRow="0" w:lastRow="0" w:firstColumn="0" w:lastColumn="0" w:oddVBand="0" w:evenVBand="0" w:oddHBand="0" w:evenHBand="0" w:firstRowFirstColumn="0" w:firstRowLastColumn="0" w:lastRowFirstColumn="0" w:lastRowLastColumn="0"/>
+              <w:rPr>
+                <w:rFonts w:ascii="Aptos" w:hAnsi="Aptos" w:cs="Calibri"/>
+                <w:color w:val="000000" w:themeColor="text1"/>
+                <w:sz w:val="24"/>
+                <w:szCs w:val="24"/>
+                <w:lang w:val="en-US"/>
+              </w:rPr>
+            </w:pPr>
+            <w:r>
+              <w:rPr>
+                <w:rFonts w:ascii="Aptos" w:hAnsi="Aptos" w:cs="Calibri"/>
+                <w:color w:val="000000" w:themeColor="text1"/>
+                <w:sz w:val="24"/>
+                <w:szCs w:val="24"/>
+                <w:lang w:val="en-US"/>
+              </w:rPr>
+              <w:t>$CurrentUserManagerMobile-National$</w:t>
+            </w:r>
+          </w:p>
+          <w:p>
+            <w:pPr>
+              <w:cnfStyle w:val="000000000000" w:firstRow="0" w:lastRow="0" w:firstColumn="0" w:lastColumn="0" w:oddVBand="0" w:evenVBand="0" w:oddHBand="0" w:evenHBand="0" w:firstRowFirstColumn="0" w:firstRowLastColumn="0" w:lastRowFirstColumn="0" w:lastRowLastColumn="0"/>
+              <w:rPr>
+                <w:rFonts w:ascii="Aptos" w:hAnsi="Aptos" w:cs="Calibri"/>
+                <w:color w:val="000000" w:themeColor="text1"/>
+                <w:sz w:val="24"/>
+                <w:szCs w:val="24"/>
+                <w:lang w:val="en-US"/>
+              </w:rPr>
+            </w:pPr>
+            <w:r>
+              <w:rPr>
+                <w:rFonts w:ascii="Aptos" w:hAnsi="Aptos" w:cs="Calibri"/>
+                <w:color w:val="000000" w:themeColor="text1"/>
+                <w:sz w:val="24"/>
+                <w:szCs w:val="24"/>
+                <w:lang w:val="en-US"/>
+              </w:rPr>
+              <w:t>$CurrentUserManagerMobile-RFC3966$</w:t>
+            </w:r>
+          </w:p>
+        </w:tc>
+        <w:tc>
+          <w:tcPr>
+            <w:tcW w:w="0" w:type="auto"/>
+          </w:tcPr>
+          <w:p>
+            <w:pPr>
+              <w:cnfStyle w:val="000000000000" w:firstRow="0" w:lastRow="0" w:firstColumn="0" w:lastColumn="0" w:oddVBand="0" w:evenVBand="0" w:oddHBand="0" w:evenHBand="0" w:firstRowFirstColumn="0" w:firstRowLastColumn="0" w:lastRowFirstColumn="0" w:lastRowLastColumn="0"/>
+              <w:rPr>
+                <w:rFonts w:ascii="Aptos" w:hAnsi="Aptos" w:cs="Calibri"/>
+                <w:color w:val="000000" w:themeColor="text1"/>
+                <w:sz w:val="24"/>
+                <w:szCs w:val="24"/>
+                <w:lang w:val="en-US"/>
+              </w:rPr>
+            </w:pPr>
+            <w:r>
+              <w:rPr>
+                <w:rFonts w:ascii="Aptos" w:hAnsi="Aptos" w:cs="Calibri"/>
+                <w:color w:val="000000" w:themeColor="text1"/>
+                <w:sz w:val="24"/>
+                <w:szCs w:val="24"/>
+                <w:lang w:val="en-US"/>
+              </w:rPr>
               <w:t>$</w:t>
             </w:r>
-            <w:proofErr w:type="spellStart"/>
-            <w:r>
-              <w:rPr>
-                <w:rFonts w:ascii="Aptos" w:hAnsi="Aptos" w:cs="Calibri"/>
-                <w:color w:val="000000" w:themeColor="text1"/>
-                <w:sz w:val="24"/>
-                <w:szCs w:val="24"/>
-                <w:lang w:val="en-US"/>
-              </w:rPr>
-              <w:t>CurrentUserManagerMobile</w:t>
-            </w:r>
-            <w:proofErr w:type="spellEnd"/>
-            <w:r>
-              <w:rPr>
-                <w:rFonts w:ascii="Aptos" w:hAnsi="Aptos" w:cs="Calibri"/>
-                <w:color w:val="000000" w:themeColor="text1"/>
-                <w:sz w:val="24"/>
-                <w:szCs w:val="24"/>
-                <w:lang w:val="en-US"/>
-              </w:rPr>
-              <w:t>-International$</w:t>
-            </w:r>
-          </w:p>
-          <w:p>
-            <w:pPr>
-              <w:cnfStyle w:val="000000000000" w:firstRow="0" w:lastRow="0" w:firstColumn="0" w:lastColumn="0" w:oddVBand="0" w:evenVBand="0" w:oddHBand="0" w:evenHBand="0" w:firstRowFirstColumn="0" w:firstRowLastColumn="0" w:lastRowFirstColumn="0" w:lastRowLastColumn="0"/>
-              <w:rPr>
-                <w:rFonts w:ascii="Aptos" w:hAnsi="Aptos" w:cs="Calibri"/>
-                <w:color w:val="000000" w:themeColor="text1"/>
-                <w:sz w:val="24"/>
-                <w:szCs w:val="24"/>
-                <w:lang w:val="en-US"/>
-              </w:rPr>
-            </w:pPr>
-            <w:r>
-              <w:rPr>
-                <w:rFonts w:ascii="Aptos" w:hAnsi="Aptos" w:cs="Calibri"/>
-                <w:color w:val="000000" w:themeColor="text1"/>
-                <w:sz w:val="24"/>
-                <w:szCs w:val="24"/>
-                <w:lang w:val="en-US"/>
-              </w:rPr>
-              <w:t>$</w:t>
-            </w:r>
-            <w:proofErr w:type="spellStart"/>
-            <w:r>
-              <w:rPr>
-                <w:rFonts w:ascii="Aptos" w:hAnsi="Aptos" w:cs="Calibri"/>
-                <w:color w:val="000000" w:themeColor="text1"/>
-                <w:sz w:val="24"/>
-                <w:szCs w:val="24"/>
-                <w:lang w:val="en-US"/>
-              </w:rPr>
-              <w:t>CurrentUserManagerMobile</w:t>
-            </w:r>
-            <w:proofErr w:type="spellEnd"/>
-            <w:r>
-              <w:rPr>
-                <w:rFonts w:ascii="Aptos" w:hAnsi="Aptos" w:cs="Calibri"/>
-                <w:color w:val="000000" w:themeColor="text1"/>
-                <w:sz w:val="24"/>
-                <w:szCs w:val="24"/>
-                <w:lang w:val="en-US"/>
-              </w:rPr>
-              <w:t>-National$</w:t>
-            </w:r>
-          </w:p>
-          <w:p>
-            <w:pPr>
-              <w:cnfStyle w:val="000000000000" w:firstRow="0" w:lastRow="0" w:firstColumn="0" w:lastColumn="0" w:oddVBand="0" w:evenVBand="0" w:oddHBand="0" w:evenHBand="0" w:firstRowFirstColumn="0" w:firstRowLastColumn="0" w:lastRowFirstColumn="0" w:lastRowLastColumn="0"/>
-              <w:rPr>
-                <w:rFonts w:ascii="Aptos" w:hAnsi="Aptos" w:cs="Calibri"/>
-                <w:color w:val="000000" w:themeColor="text1"/>
-                <w:sz w:val="24"/>
-                <w:szCs w:val="24"/>
-                <w:lang w:val="en-US"/>
-              </w:rPr>
-            </w:pPr>
-            <w:r>
-              <w:rPr>
-                <w:rFonts w:ascii="Aptos" w:hAnsi="Aptos" w:cs="Calibri"/>
-                <w:color w:val="000000" w:themeColor="text1"/>
-                <w:sz w:val="24"/>
-                <w:szCs w:val="24"/>
-                <w:lang w:val="en-US"/>
-              </w:rPr>
-              <w:t>$CurrentUserManagerMobile-RFC3966$</w:t>
-            </w:r>
-          </w:p>
-        </w:tc>
-        <w:tc>
-          <w:tcPr>
-            <w:tcW w:w="0" w:type="auto"/>
-          </w:tcPr>
-          <w:p>
-            <w:pPr>
-              <w:cnfStyle w:val="000000000000" w:firstRow="0" w:lastRow="0" w:firstColumn="0" w:lastColumn="0" w:oddVBand="0" w:evenVBand="0" w:oddHBand="0" w:evenHBand="0" w:firstRowFirstColumn="0" w:firstRowLastColumn="0" w:lastRowFirstColumn="0" w:lastRowLastColumn="0"/>
-              <w:rPr>
-                <w:rFonts w:ascii="Aptos" w:hAnsi="Aptos" w:cs="Calibri"/>
-                <w:color w:val="000000" w:themeColor="text1"/>
-                <w:sz w:val="24"/>
-                <w:szCs w:val="24"/>
-                <w:lang w:val="en-US"/>
-              </w:rPr>
-            </w:pPr>
-            <w:r>
-              <w:rPr>
-                <w:rFonts w:ascii="Aptos" w:hAnsi="Aptos" w:cs="Calibri"/>
-                <w:color w:val="000000" w:themeColor="text1"/>
-                <w:sz w:val="24"/>
-                <w:szCs w:val="24"/>
-                <w:lang w:val="en-US"/>
-              </w:rPr>
-              <w:t>$</w:t>
-            </w:r>
-            <w:proofErr w:type="spellStart"/>
-            <w:r>
-              <w:rPr>
-                <w:rFonts w:ascii="Aptos" w:hAnsi="Aptos" w:cs="Calibri"/>
-                <w:color w:val="000000" w:themeColor="text1"/>
-                <w:sz w:val="24"/>
-                <w:szCs w:val="24"/>
-                <w:lang w:val="en-US"/>
-              </w:rPr>
-              <w:t>CurrentMailboxMobile</w:t>
-            </w:r>
-            <w:proofErr w:type="spellEnd"/>
-            <w:r>
-              <w:rPr>
-                <w:rFonts w:ascii="Aptos" w:hAnsi="Aptos" w:cs="Calibri"/>
-                <w:color w:val="000000" w:themeColor="text1"/>
-                <w:sz w:val="24"/>
-                <w:szCs w:val="24"/>
-                <w:lang w:val="en-US"/>
-              </w:rPr>
-              <w:t>$</w:t>
+            <w:r>
+              <w:rPr>
+                <w:rFonts w:ascii="Aptos" w:hAnsi="Aptos" w:cs="Calibri"/>
+                <w:color w:val="000000" w:themeColor="text1"/>
+                <w:sz w:val="24"/>
+                <w:szCs w:val="24"/>
+                <w:lang w:val="en-US"/>
+              </w:rPr>
+              <w:t>CurrentMailboxMobile$</w:t>
             </w:r>
           </w:p>
           <w:p>
@@ -7019,31 +5141,7 @@
                   <w:szCs w:val="24"/>
                   <w:lang w:val="en-US"/>
                 </w:rPr>
-                <w:t>$</w:t>
-              </w:r>
-              <w:proofErr w:type="spellStart"/>
-              <w:r>
-                <w:rPr>
-                  <w:rStyle w:val="Hyperlink"/>
-                  <w:rFonts w:ascii="Aptos" w:hAnsi="Aptos" w:cs="Calibri"/>
-                  <w:color w:val="000000" w:themeColor="text1"/>
-                  <w:sz w:val="24"/>
-                  <w:szCs w:val="24"/>
-                  <w:lang w:val="en-US"/>
-                </w:rPr>
-                <w:t>CurrentMailboxMobile</w:t>
-              </w:r>
-              <w:proofErr w:type="spellEnd"/>
-              <w:r>
-                <w:rPr>
-                  <w:rStyle w:val="Hyperlink"/>
-                  <w:rFonts w:ascii="Aptos" w:hAnsi="Aptos" w:cs="Calibri"/>
-                  <w:color w:val="000000" w:themeColor="text1"/>
-                  <w:sz w:val="24"/>
-                  <w:szCs w:val="24"/>
-                  <w:lang w:val="en-US"/>
-                </w:rPr>
-                <w:t>-International$</w:t>
+                <w:t>$CurrentMailboxMobile-International$</w:t>
               </w:r>
             </w:hyperlink>
           </w:p>
@@ -7088,144 +5186,88 @@
                 <w:szCs w:val="24"/>
                 <w:lang w:val="en-US"/>
               </w:rPr>
+              <w:t>$CurrentMailboxMobile-International$</w:t>
+            </w:r>
+          </w:p>
+          <w:p>
+            <w:pPr>
+              <w:cnfStyle w:val="000000000000" w:firstRow="0" w:lastRow="0" w:firstColumn="0" w:lastColumn="0" w:oddVBand="0" w:evenVBand="0" w:oddHBand="0" w:evenHBand="0" w:firstRowFirstColumn="0" w:firstRowLastColumn="0" w:lastRowFirstColumn="0" w:lastRowLastColumn="0"/>
+              <w:rPr>
+                <w:rFonts w:ascii="Aptos" w:hAnsi="Aptos" w:cs="Calibri"/>
+                <w:color w:val="000000" w:themeColor="text1"/>
+                <w:sz w:val="24"/>
+                <w:szCs w:val="24"/>
+                <w:lang w:val="en-US"/>
+              </w:rPr>
+            </w:pPr>
+            <w:r>
+              <w:rPr>
+                <w:rFonts w:ascii="Aptos" w:hAnsi="Aptos" w:cs="Calibri"/>
+                <w:color w:val="000000" w:themeColor="text1"/>
+                <w:sz w:val="24"/>
+                <w:szCs w:val="24"/>
+                <w:lang w:val="en-US"/>
+              </w:rPr>
+              <w:t>$CurrentMailboxMobile-National$</w:t>
+            </w:r>
+          </w:p>
+          <w:p>
+            <w:pPr>
+              <w:cnfStyle w:val="000000000000" w:firstRow="0" w:lastRow="0" w:firstColumn="0" w:lastColumn="0" w:oddVBand="0" w:evenVBand="0" w:oddHBand="0" w:evenHBand="0" w:firstRowFirstColumn="0" w:firstRowLastColumn="0" w:lastRowFirstColumn="0" w:lastRowLastColumn="0"/>
+              <w:rPr>
+                <w:rFonts w:ascii="Aptos" w:hAnsi="Aptos" w:cs="Calibri"/>
+                <w:color w:val="000000" w:themeColor="text1"/>
+                <w:sz w:val="24"/>
+                <w:szCs w:val="24"/>
+                <w:lang w:val="en-US"/>
+              </w:rPr>
+            </w:pPr>
+            <w:r>
+              <w:rPr>
+                <w:rFonts w:ascii="Aptos" w:hAnsi="Aptos" w:cs="Calibri"/>
+                <w:color w:val="000000" w:themeColor="text1"/>
+                <w:sz w:val="24"/>
+                <w:szCs w:val="24"/>
+                <w:lang w:val="en-US"/>
+              </w:rPr>
+              <w:t>$CurrentMailboxMobile-RFC3966$</w:t>
+            </w:r>
+          </w:p>
+        </w:tc>
+        <w:tc>
+          <w:tcPr>
+            <w:tcW w:w="0" w:type="auto"/>
+          </w:tcPr>
+          <w:p>
+            <w:pPr>
+              <w:cnfStyle w:val="000000000000" w:firstRow="0" w:lastRow="0" w:firstColumn="0" w:lastColumn="0" w:oddVBand="0" w:evenVBand="0" w:oddHBand="0" w:evenHBand="0" w:firstRowFirstColumn="0" w:firstRowLastColumn="0" w:lastRowFirstColumn="0" w:lastRowLastColumn="0"/>
+              <w:rPr>
+                <w:rFonts w:ascii="Aptos" w:hAnsi="Aptos" w:cs="Calibri"/>
+                <w:color w:val="000000" w:themeColor="text1"/>
+                <w:sz w:val="24"/>
+                <w:szCs w:val="24"/>
+                <w:lang w:val="en-US"/>
+              </w:rPr>
+            </w:pPr>
+            <w:r>
+              <w:rPr>
+                <w:rFonts w:ascii="Aptos" w:hAnsi="Aptos" w:cs="Calibri"/>
+                <w:color w:val="000000" w:themeColor="text1"/>
+                <w:sz w:val="24"/>
+                <w:szCs w:val="24"/>
+                <w:lang w:val="en-US"/>
+              </w:rPr>
               <w:t>$</w:t>
             </w:r>
-            <w:proofErr w:type="spellStart"/>
-            <w:r>
-              <w:rPr>
-                <w:rFonts w:ascii="Aptos" w:hAnsi="Aptos" w:cs="Calibri"/>
-                <w:color w:val="000000" w:themeColor="text1"/>
-                <w:sz w:val="24"/>
-                <w:szCs w:val="24"/>
-                <w:lang w:val="en-US"/>
-              </w:rPr>
-              <w:t>CurrentMailboxMobile</w:t>
-            </w:r>
-            <w:proofErr w:type="spellEnd"/>
-            <w:r>
-              <w:rPr>
-                <w:rFonts w:ascii="Aptos" w:hAnsi="Aptos" w:cs="Calibri"/>
-                <w:color w:val="000000" w:themeColor="text1"/>
-                <w:sz w:val="24"/>
-                <w:szCs w:val="24"/>
-                <w:lang w:val="en-US"/>
-              </w:rPr>
-              <w:t>-International$</w:t>
-            </w:r>
-          </w:p>
-          <w:p>
-            <w:pPr>
-              <w:cnfStyle w:val="000000000000" w:firstRow="0" w:lastRow="0" w:firstColumn="0" w:lastColumn="0" w:oddVBand="0" w:evenVBand="0" w:oddHBand="0" w:evenHBand="0" w:firstRowFirstColumn="0" w:firstRowLastColumn="0" w:lastRowFirstColumn="0" w:lastRowLastColumn="0"/>
-              <w:rPr>
-                <w:rFonts w:ascii="Aptos" w:hAnsi="Aptos" w:cs="Calibri"/>
-                <w:color w:val="000000" w:themeColor="text1"/>
-                <w:sz w:val="24"/>
-                <w:szCs w:val="24"/>
-                <w:lang w:val="en-US"/>
-              </w:rPr>
-            </w:pPr>
-            <w:r>
-              <w:rPr>
-                <w:rFonts w:ascii="Aptos" w:hAnsi="Aptos" w:cs="Calibri"/>
-                <w:color w:val="000000" w:themeColor="text1"/>
-                <w:sz w:val="24"/>
-                <w:szCs w:val="24"/>
-                <w:lang w:val="en-US"/>
-              </w:rPr>
-              <w:t>$</w:t>
-            </w:r>
-            <w:proofErr w:type="spellStart"/>
-            <w:r>
-              <w:rPr>
-                <w:rFonts w:ascii="Aptos" w:hAnsi="Aptos" w:cs="Calibri"/>
-                <w:color w:val="000000" w:themeColor="text1"/>
-                <w:sz w:val="24"/>
-                <w:szCs w:val="24"/>
-                <w:lang w:val="en-US"/>
-              </w:rPr>
-              <w:t>CurrentMailboxMobile</w:t>
-            </w:r>
-            <w:proofErr w:type="spellEnd"/>
-            <w:r>
-              <w:rPr>
-                <w:rFonts w:ascii="Aptos" w:hAnsi="Aptos" w:cs="Calibri"/>
-                <w:color w:val="000000" w:themeColor="text1"/>
-                <w:sz w:val="24"/>
-                <w:szCs w:val="24"/>
-                <w:lang w:val="en-US"/>
-              </w:rPr>
-              <w:t>-National$</w:t>
-            </w:r>
-          </w:p>
-          <w:p>
-            <w:pPr>
-              <w:cnfStyle w:val="000000000000" w:firstRow="0" w:lastRow="0" w:firstColumn="0" w:lastColumn="0" w:oddVBand="0" w:evenVBand="0" w:oddHBand="0" w:evenHBand="0" w:firstRowFirstColumn="0" w:firstRowLastColumn="0" w:lastRowFirstColumn="0" w:lastRowLastColumn="0"/>
-              <w:rPr>
-                <w:rFonts w:ascii="Aptos" w:hAnsi="Aptos" w:cs="Calibri"/>
-                <w:color w:val="000000" w:themeColor="text1"/>
-                <w:sz w:val="24"/>
-                <w:szCs w:val="24"/>
-                <w:lang w:val="en-US"/>
-              </w:rPr>
-            </w:pPr>
-            <w:r>
-              <w:rPr>
-                <w:rFonts w:ascii="Aptos" w:hAnsi="Aptos" w:cs="Calibri"/>
-                <w:color w:val="000000" w:themeColor="text1"/>
-                <w:sz w:val="24"/>
-                <w:szCs w:val="24"/>
-                <w:lang w:val="en-US"/>
-              </w:rPr>
-              <w:t>$CurrentMailboxMobile-RFC3966$</w:t>
-            </w:r>
-          </w:p>
-        </w:tc>
-        <w:tc>
-          <w:tcPr>
-            <w:tcW w:w="0" w:type="auto"/>
-          </w:tcPr>
-          <w:p>
-            <w:pPr>
-              <w:cnfStyle w:val="000000000000" w:firstRow="0" w:lastRow="0" w:firstColumn="0" w:lastColumn="0" w:oddVBand="0" w:evenVBand="0" w:oddHBand="0" w:evenHBand="0" w:firstRowFirstColumn="0" w:firstRowLastColumn="0" w:lastRowFirstColumn="0" w:lastRowLastColumn="0"/>
-              <w:rPr>
-                <w:rFonts w:ascii="Aptos" w:hAnsi="Aptos" w:cs="Calibri"/>
-                <w:color w:val="000000" w:themeColor="text1"/>
-                <w:sz w:val="24"/>
-                <w:szCs w:val="24"/>
-                <w:lang w:val="en-US"/>
-              </w:rPr>
-            </w:pPr>
-            <w:r>
-              <w:rPr>
-                <w:rFonts w:ascii="Aptos" w:hAnsi="Aptos" w:cs="Calibri"/>
-                <w:color w:val="000000" w:themeColor="text1"/>
-                <w:sz w:val="24"/>
-                <w:szCs w:val="24"/>
-                <w:lang w:val="en-US"/>
-              </w:rPr>
-              <w:t>$</w:t>
-            </w:r>
-            <w:proofErr w:type="spellStart"/>
-            <w:r>
-              <w:rPr>
-                <w:rFonts w:ascii="Aptos" w:hAnsi="Aptos" w:cs="Calibri"/>
-                <w:color w:val="000000" w:themeColor="text1"/>
-                <w:sz w:val="24"/>
-                <w:szCs w:val="24"/>
-                <w:lang w:val="en-US"/>
-              </w:rPr>
-              <w:t>CurrentMailboxManagerMobile</w:t>
-            </w:r>
-            <w:proofErr w:type="spellEnd"/>
-            <w:r>
-              <w:rPr>
-                <w:rFonts w:ascii="Aptos" w:hAnsi="Aptos" w:cs="Calibri"/>
-                <w:color w:val="000000" w:themeColor="text1"/>
-                <w:sz w:val="24"/>
-                <w:szCs w:val="24"/>
-                <w:lang w:val="en-US"/>
-              </w:rPr>
-              <w:t>$</w:t>
+            <w:r>
+              <w:rPr>
+                <w:rFonts w:ascii="Aptos" w:hAnsi="Aptos" w:cs="Calibri"/>
+                <w:color w:val="000000" w:themeColor="text1"/>
+                <w:sz w:val="24"/>
+                <w:szCs w:val="24"/>
+                <w:lang w:val="en-US"/>
+              </w:rPr>
+              <w:t>CurrentMailboxManagerMobile$</w:t>
             </w:r>
           </w:p>
           <w:p>
@@ -7246,31 +5288,7 @@
                   <w:szCs w:val="24"/>
                   <w:lang w:val="en-US"/>
                 </w:rPr>
-                <w:t>$</w:t>
-              </w:r>
-              <w:proofErr w:type="spellStart"/>
-              <w:r>
-                <w:rPr>
-                  <w:rStyle w:val="Hyperlink"/>
-                  <w:rFonts w:ascii="Aptos" w:hAnsi="Aptos" w:cs="Calibri"/>
-                  <w:color w:val="000000" w:themeColor="text1"/>
-                  <w:sz w:val="24"/>
-                  <w:szCs w:val="24"/>
-                  <w:lang w:val="en-US"/>
-                </w:rPr>
-                <w:t>CurrentMailboxManagerMobile</w:t>
-              </w:r>
-              <w:proofErr w:type="spellEnd"/>
-              <w:r>
-                <w:rPr>
-                  <w:rStyle w:val="Hyperlink"/>
-                  <w:rFonts w:ascii="Aptos" w:hAnsi="Aptos" w:cs="Calibri"/>
-                  <w:color w:val="000000" w:themeColor="text1"/>
-                  <w:sz w:val="24"/>
-                  <w:szCs w:val="24"/>
-                  <w:lang w:val="en-US"/>
-                </w:rPr>
-                <w:t>-International$</w:t>
+                <w:t>$CurrentMailboxManagerMobile-International$</w:t>
               </w:r>
             </w:hyperlink>
           </w:p>
@@ -7315,73 +5333,29 @@
                 <w:szCs w:val="24"/>
                 <w:lang w:val="en-US"/>
               </w:rPr>
-              <w:t>$</w:t>
-            </w:r>
-            <w:proofErr w:type="spellStart"/>
-            <w:r>
-              <w:rPr>
-                <w:rFonts w:ascii="Aptos" w:hAnsi="Aptos" w:cs="Calibri"/>
-                <w:color w:val="000000" w:themeColor="text1"/>
-                <w:sz w:val="24"/>
-                <w:szCs w:val="24"/>
-                <w:lang w:val="en-US"/>
-              </w:rPr>
-              <w:t>CurrentMailboxManagerMobile</w:t>
-            </w:r>
-            <w:proofErr w:type="spellEnd"/>
-            <w:r>
-              <w:rPr>
-                <w:rFonts w:ascii="Aptos" w:hAnsi="Aptos" w:cs="Calibri"/>
-                <w:color w:val="000000" w:themeColor="text1"/>
-                <w:sz w:val="24"/>
-                <w:szCs w:val="24"/>
-                <w:lang w:val="en-US"/>
-              </w:rPr>
-              <w:t>-International$</w:t>
-            </w:r>
-          </w:p>
-          <w:p>
-            <w:pPr>
-              <w:cnfStyle w:val="000000000000" w:firstRow="0" w:lastRow="0" w:firstColumn="0" w:lastColumn="0" w:oddVBand="0" w:evenVBand="0" w:oddHBand="0" w:evenHBand="0" w:firstRowFirstColumn="0" w:firstRowLastColumn="0" w:lastRowFirstColumn="0" w:lastRowLastColumn="0"/>
-              <w:rPr>
-                <w:rFonts w:ascii="Aptos" w:hAnsi="Aptos" w:cs="Calibri"/>
-                <w:color w:val="000000" w:themeColor="text1"/>
-                <w:sz w:val="24"/>
-                <w:szCs w:val="24"/>
-                <w:lang w:val="en-US"/>
-              </w:rPr>
-            </w:pPr>
-            <w:r>
-              <w:rPr>
-                <w:rFonts w:ascii="Aptos" w:hAnsi="Aptos" w:cs="Calibri"/>
-                <w:color w:val="000000" w:themeColor="text1"/>
-                <w:sz w:val="24"/>
-                <w:szCs w:val="24"/>
-                <w:lang w:val="en-US"/>
-              </w:rPr>
-              <w:t>$</w:t>
-            </w:r>
-            <w:proofErr w:type="spellStart"/>
-            <w:r>
-              <w:rPr>
-                <w:rFonts w:ascii="Aptos" w:hAnsi="Aptos" w:cs="Calibri"/>
-                <w:color w:val="000000" w:themeColor="text1"/>
-                <w:sz w:val="24"/>
-                <w:szCs w:val="24"/>
-                <w:lang w:val="en-US"/>
-              </w:rPr>
-              <w:t>CurrentMailboxManagerMobile</w:t>
-            </w:r>
-            <w:proofErr w:type="spellEnd"/>
-            <w:r>
-              <w:rPr>
-                <w:rFonts w:ascii="Aptos" w:hAnsi="Aptos" w:cs="Calibri"/>
-                <w:color w:val="000000" w:themeColor="text1"/>
-                <w:sz w:val="24"/>
-                <w:szCs w:val="24"/>
-                <w:lang w:val="en-US"/>
-              </w:rPr>
-              <w:t>-National$</w:t>
+              <w:t>$CurrentMailboxManagerMobile-International$</w:t>
+            </w:r>
+          </w:p>
+          <w:p>
+            <w:pPr>
+              <w:cnfStyle w:val="000000000000" w:firstRow="0" w:lastRow="0" w:firstColumn="0" w:lastColumn="0" w:oddVBand="0" w:evenVBand="0" w:oddHBand="0" w:evenHBand="0" w:firstRowFirstColumn="0" w:firstRowLastColumn="0" w:lastRowFirstColumn="0" w:lastRowLastColumn="0"/>
+              <w:rPr>
+                <w:rFonts w:ascii="Aptos" w:hAnsi="Aptos" w:cs="Calibri"/>
+                <w:color w:val="000000" w:themeColor="text1"/>
+                <w:sz w:val="24"/>
+                <w:szCs w:val="24"/>
+                <w:lang w:val="en-US"/>
+              </w:rPr>
+            </w:pPr>
+            <w:r>
+              <w:rPr>
+                <w:rFonts w:ascii="Aptos" w:hAnsi="Aptos" w:cs="Calibri"/>
+                <w:color w:val="000000" w:themeColor="text1"/>
+                <w:sz w:val="24"/>
+                <w:szCs w:val="24"/>
+                <w:lang w:val="en-US"/>
+              </w:rPr>
+              <w:t>$CurrentMailboxManagerMobile-National$</w:t>
             </w:r>
           </w:p>
           <w:p>
@@ -7472,27 +5446,15 @@
               </w:rPr>
               <w:t>$</w:t>
             </w:r>
-            <w:proofErr w:type="spellStart"/>
-            <w:r>
-              <w:rPr>
-                <w:rFonts w:ascii="Aptos" w:hAnsi="Aptos" w:cs="Calibri"/>
-                <w:color w:val="000000" w:themeColor="text1"/>
-                <w:sz w:val="24"/>
-                <w:szCs w:val="24"/>
-                <w:lang w:val="en-US"/>
-              </w:rPr>
-              <w:t>CurrentUserMail</w:t>
-            </w:r>
-            <w:proofErr w:type="spellEnd"/>
-            <w:r>
-              <w:rPr>
-                <w:rFonts w:ascii="Aptos" w:hAnsi="Aptos" w:cs="Calibri"/>
-                <w:color w:val="000000" w:themeColor="text1"/>
-                <w:sz w:val="24"/>
-                <w:szCs w:val="24"/>
-                <w:lang w:val="en-US"/>
-              </w:rPr>
-              <w:t>$</w:t>
+            <w:r>
+              <w:rPr>
+                <w:rFonts w:ascii="Aptos" w:hAnsi="Aptos" w:cs="Calibri"/>
+                <w:color w:val="000000" w:themeColor="text1"/>
+                <w:sz w:val="24"/>
+                <w:szCs w:val="24"/>
+                <w:lang w:val="en-US"/>
+              </w:rPr>
+              <w:t>CurrentUserMail$</w:t>
             </w:r>
           </w:p>
           <w:p>
@@ -7516,31 +5478,7 @@
                   <w:szCs w:val="24"/>
                   <w:lang w:val="en-US"/>
                 </w:rPr>
-                <w:t>$</w:t>
-              </w:r>
-              <w:proofErr w:type="spellStart"/>
-              <w:r>
-                <w:rPr>
-                  <w:rStyle w:val="Hyperlink"/>
-                  <w:rFonts w:ascii="Aptos" w:hAnsi="Aptos" w:cs="Calibri"/>
-                  <w:color w:val="000000" w:themeColor="text1"/>
-                  <w:sz w:val="24"/>
-                  <w:szCs w:val="24"/>
-                  <w:lang w:val="en-US"/>
-                </w:rPr>
-                <w:t>CurrentUserMail</w:t>
-              </w:r>
-              <w:proofErr w:type="spellEnd"/>
-              <w:r>
-                <w:rPr>
-                  <w:rStyle w:val="Hyperlink"/>
-                  <w:rFonts w:ascii="Aptos" w:hAnsi="Aptos" w:cs="Calibri"/>
-                  <w:color w:val="000000" w:themeColor="text1"/>
-                  <w:sz w:val="24"/>
-                  <w:szCs w:val="24"/>
-                  <w:lang w:val="en-US"/>
-                </w:rPr>
-                <w:t>$</w:t>
+                <w:t>$CurrentUserMail$</w:t>
               </w:r>
             </w:hyperlink>
           </w:p>
@@ -7570,27 +5508,15 @@
               </w:rPr>
               <w:t>$</w:t>
             </w:r>
-            <w:proofErr w:type="spellStart"/>
-            <w:r>
-              <w:rPr>
-                <w:rFonts w:ascii="Aptos" w:hAnsi="Aptos" w:cs="Calibri"/>
-                <w:color w:val="000000" w:themeColor="text1"/>
-                <w:sz w:val="24"/>
-                <w:szCs w:val="24"/>
-                <w:lang w:val="en-US"/>
-              </w:rPr>
-              <w:t>CurrentUserManagerMail</w:t>
-            </w:r>
-            <w:proofErr w:type="spellEnd"/>
-            <w:r>
-              <w:rPr>
-                <w:rFonts w:ascii="Aptos" w:hAnsi="Aptos" w:cs="Calibri"/>
-                <w:color w:val="000000" w:themeColor="text1"/>
-                <w:sz w:val="24"/>
-                <w:szCs w:val="24"/>
-                <w:lang w:val="en-US"/>
-              </w:rPr>
-              <w:t>$</w:t>
+            <w:r>
+              <w:rPr>
+                <w:rFonts w:ascii="Aptos" w:hAnsi="Aptos" w:cs="Calibri"/>
+                <w:color w:val="000000" w:themeColor="text1"/>
+                <w:sz w:val="24"/>
+                <w:szCs w:val="24"/>
+                <w:lang w:val="en-US"/>
+              </w:rPr>
+              <w:t>CurrentUserManagerMail$</w:t>
             </w:r>
           </w:p>
           <w:p>
@@ -7614,31 +5540,7 @@
                   <w:szCs w:val="24"/>
                   <w:lang w:val="en-US"/>
                 </w:rPr>
-                <w:t>$</w:t>
-              </w:r>
-              <w:proofErr w:type="spellStart"/>
-              <w:r>
-                <w:rPr>
-                  <w:rStyle w:val="Hyperlink"/>
-                  <w:rFonts w:ascii="Aptos" w:hAnsi="Aptos" w:cs="Calibri"/>
-                  <w:color w:val="000000" w:themeColor="text1"/>
-                  <w:sz w:val="24"/>
-                  <w:szCs w:val="24"/>
-                  <w:lang w:val="en-US"/>
-                </w:rPr>
-                <w:t>CurrentUserManagerMail</w:t>
-              </w:r>
-              <w:proofErr w:type="spellEnd"/>
-              <w:r>
-                <w:rPr>
-                  <w:rStyle w:val="Hyperlink"/>
-                  <w:rFonts w:ascii="Aptos" w:hAnsi="Aptos" w:cs="Calibri"/>
-                  <w:color w:val="000000" w:themeColor="text1"/>
-                  <w:sz w:val="24"/>
-                  <w:szCs w:val="24"/>
-                  <w:lang w:val="en-US"/>
-                </w:rPr>
-                <w:t>$</w:t>
+                <w:t>$CurrentUserManagerMail$</w:t>
               </w:r>
             </w:hyperlink>
           </w:p>
@@ -7668,27 +5570,15 @@
               </w:rPr>
               <w:t>$</w:t>
             </w:r>
-            <w:proofErr w:type="spellStart"/>
-            <w:r>
-              <w:rPr>
-                <w:rFonts w:ascii="Aptos" w:hAnsi="Aptos" w:cs="Calibri"/>
-                <w:color w:val="000000" w:themeColor="text1"/>
-                <w:sz w:val="24"/>
-                <w:szCs w:val="24"/>
-                <w:lang w:val="en-US"/>
-              </w:rPr>
-              <w:t>CurrentMailboxMail</w:t>
-            </w:r>
-            <w:proofErr w:type="spellEnd"/>
-            <w:r>
-              <w:rPr>
-                <w:rFonts w:ascii="Aptos" w:hAnsi="Aptos" w:cs="Calibri"/>
-                <w:color w:val="000000" w:themeColor="text1"/>
-                <w:sz w:val="24"/>
-                <w:szCs w:val="24"/>
-                <w:lang w:val="en-US"/>
-              </w:rPr>
-              <w:t>$</w:t>
+            <w:r>
+              <w:rPr>
+                <w:rFonts w:ascii="Aptos" w:hAnsi="Aptos" w:cs="Calibri"/>
+                <w:color w:val="000000" w:themeColor="text1"/>
+                <w:sz w:val="24"/>
+                <w:szCs w:val="24"/>
+                <w:lang w:val="en-US"/>
+              </w:rPr>
+              <w:t>CurrentMailboxMail$</w:t>
             </w:r>
           </w:p>
           <w:p>
@@ -7712,31 +5602,7 @@
                   <w:szCs w:val="24"/>
                   <w:lang w:val="en-US"/>
                 </w:rPr>
-                <w:t>$</w:t>
-              </w:r>
-              <w:proofErr w:type="spellStart"/>
-              <w:r>
-                <w:rPr>
-                  <w:rStyle w:val="Hyperlink"/>
-                  <w:rFonts w:ascii="Aptos" w:hAnsi="Aptos" w:cs="Calibri"/>
-                  <w:color w:val="000000" w:themeColor="text1"/>
-                  <w:sz w:val="24"/>
-                  <w:szCs w:val="24"/>
-                  <w:lang w:val="en-US"/>
-                </w:rPr>
-                <w:t>CurrentMailboxMail</w:t>
-              </w:r>
-              <w:proofErr w:type="spellEnd"/>
-              <w:r>
-                <w:rPr>
-                  <w:rStyle w:val="Hyperlink"/>
-                  <w:rFonts w:ascii="Aptos" w:hAnsi="Aptos" w:cs="Calibri"/>
-                  <w:color w:val="000000" w:themeColor="text1"/>
-                  <w:sz w:val="24"/>
-                  <w:szCs w:val="24"/>
-                  <w:lang w:val="en-US"/>
-                </w:rPr>
-                <w:t>$</w:t>
+                <w:t>$CurrentMailboxMail$</w:t>
               </w:r>
             </w:hyperlink>
           </w:p>
@@ -7766,27 +5632,15 @@
               </w:rPr>
               <w:t>$</w:t>
             </w:r>
-            <w:proofErr w:type="spellStart"/>
-            <w:r>
-              <w:rPr>
-                <w:rFonts w:ascii="Aptos" w:hAnsi="Aptos" w:cs="Calibri"/>
-                <w:color w:val="000000" w:themeColor="text1"/>
-                <w:sz w:val="24"/>
-                <w:szCs w:val="24"/>
-                <w:lang w:val="en-GB"/>
-              </w:rPr>
-              <w:t>CurrentMailboxManagerMail</w:t>
-            </w:r>
-            <w:proofErr w:type="spellEnd"/>
-            <w:r>
-              <w:rPr>
-                <w:rFonts w:ascii="Aptos" w:hAnsi="Aptos" w:cs="Calibri"/>
-                <w:color w:val="000000" w:themeColor="text1"/>
-                <w:sz w:val="24"/>
-                <w:szCs w:val="24"/>
-                <w:lang w:val="en-GB"/>
-              </w:rPr>
-              <w:t>$</w:t>
+            <w:r>
+              <w:rPr>
+                <w:rFonts w:ascii="Aptos" w:hAnsi="Aptos" w:cs="Calibri"/>
+                <w:color w:val="000000" w:themeColor="text1"/>
+                <w:sz w:val="24"/>
+                <w:szCs w:val="24"/>
+                <w:lang w:val="en-GB"/>
+              </w:rPr>
+              <w:t>CurrentMailboxManagerMail$</w:t>
             </w:r>
           </w:p>
           <w:p>
@@ -7810,31 +5664,7 @@
                   <w:szCs w:val="24"/>
                   <w:lang w:val="en-US"/>
                 </w:rPr>
-                <w:t>$</w:t>
-              </w:r>
-              <w:proofErr w:type="spellStart"/>
-              <w:r>
-                <w:rPr>
-                  <w:rStyle w:val="Hyperlink"/>
-                  <w:rFonts w:ascii="Aptos" w:hAnsi="Aptos" w:cs="Calibri"/>
-                  <w:color w:val="000000" w:themeColor="text1"/>
-                  <w:sz w:val="24"/>
-                  <w:szCs w:val="24"/>
-                  <w:lang w:val="en-US"/>
-                </w:rPr>
-                <w:t>CurrentMailboxManagerMail</w:t>
-              </w:r>
-              <w:proofErr w:type="spellEnd"/>
-              <w:r>
-                <w:rPr>
-                  <w:rStyle w:val="Hyperlink"/>
-                  <w:rFonts w:ascii="Aptos" w:hAnsi="Aptos" w:cs="Calibri"/>
-                  <w:color w:val="000000" w:themeColor="text1"/>
-                  <w:sz w:val="24"/>
-                  <w:szCs w:val="24"/>
-                  <w:lang w:val="en-US"/>
-                </w:rPr>
-                <w:t>$</w:t>
+                <w:t>$CurrentMailboxManagerMail$</w:t>
               </w:r>
             </w:hyperlink>
           </w:p>
@@ -7867,18 +5697,33 @@
               </w:rPr>
               <w:t>…</w:t>
             </w:r>
-            <w:proofErr w:type="spellStart"/>
-            <w:r>
-              <w:rPr>
-                <w:rFonts w:ascii="Aptos" w:hAnsi="Aptos" w:cs="Calibri"/>
-                <w:color w:val="000000" w:themeColor="text1"/>
-                <w:sz w:val="24"/>
-                <w:szCs w:val="24"/>
-                <w:lang w:val="en-US"/>
-              </w:rPr>
-              <w:t>MailNickname</w:t>
-            </w:r>
-            <w:proofErr w:type="spellEnd"/>
+            <w:r>
+              <w:rPr>
+                <w:rFonts w:ascii="Aptos" w:hAnsi="Aptos" w:cs="Calibri"/>
+                <w:color w:val="000000" w:themeColor="text1"/>
+                <w:sz w:val="24"/>
+                <w:szCs w:val="24"/>
+                <w:lang w:val="en-US"/>
+              </w:rPr>
+              <w:t>MailNickname$</w:t>
+            </w:r>
+          </w:p>
+        </w:tc>
+        <w:tc>
+          <w:tcPr>
+            <w:tcW w:w="0" w:type="auto"/>
+          </w:tcPr>
+          <w:p>
+            <w:pPr>
+              <w:cnfStyle w:val="000000000000" w:firstRow="0" w:lastRow="0" w:firstColumn="0" w:lastColumn="0" w:oddVBand="0" w:evenVBand="0" w:oddHBand="0" w:evenHBand="0" w:firstRowFirstColumn="0" w:firstRowLastColumn="0" w:lastRowFirstColumn="0" w:lastRowLastColumn="0"/>
+              <w:rPr>
+                <w:rFonts w:ascii="Aptos" w:hAnsi="Aptos" w:cs="Calibri"/>
+                <w:color w:val="000000" w:themeColor="text1"/>
+                <w:sz w:val="24"/>
+                <w:szCs w:val="24"/>
+                <w:lang w:val="en-US"/>
+              </w:rPr>
+            </w:pPr>
             <w:r>
               <w:rPr>
                 <w:rFonts w:ascii="Aptos" w:hAnsi="Aptos" w:cs="Calibri"/>
@@ -7889,6 +5734,16 @@
               </w:rPr>
               <w:t>$</w:t>
             </w:r>
+            <w:r>
+              <w:rPr>
+                <w:rFonts w:ascii="Aptos" w:hAnsi="Aptos" w:cs="Calibri"/>
+                <w:color w:val="000000" w:themeColor="text1"/>
+                <w:sz w:val="24"/>
+                <w:szCs w:val="24"/>
+                <w:lang w:val="en-US"/>
+              </w:rPr>
+              <w:t>CurrentUserMailNickname$</w:t>
+            </w:r>
           </w:p>
         </w:tc>
         <w:tc>
@@ -7916,18 +5771,33 @@
               </w:rPr>
               <w:t>$</w:t>
             </w:r>
-            <w:proofErr w:type="spellStart"/>
-            <w:r>
-              <w:rPr>
-                <w:rFonts w:ascii="Aptos" w:hAnsi="Aptos" w:cs="Calibri"/>
-                <w:color w:val="000000" w:themeColor="text1"/>
-                <w:sz w:val="24"/>
-                <w:szCs w:val="24"/>
-                <w:lang w:val="en-US"/>
-              </w:rPr>
-              <w:t>CurrentUserMailNickname</w:t>
-            </w:r>
-            <w:proofErr w:type="spellEnd"/>
+            <w:r>
+              <w:rPr>
+                <w:rFonts w:ascii="Aptos" w:hAnsi="Aptos" w:cs="Calibri"/>
+                <w:color w:val="000000" w:themeColor="text1"/>
+                <w:sz w:val="24"/>
+                <w:szCs w:val="24"/>
+                <w:lang w:val="en-US"/>
+              </w:rPr>
+              <w:t>CurrentUserManagerMailNickname$</w:t>
+            </w:r>
+          </w:p>
+        </w:tc>
+        <w:tc>
+          <w:tcPr>
+            <w:tcW w:w="0" w:type="auto"/>
+          </w:tcPr>
+          <w:p>
+            <w:pPr>
+              <w:cnfStyle w:val="000000000000" w:firstRow="0" w:lastRow="0" w:firstColumn="0" w:lastColumn="0" w:oddVBand="0" w:evenVBand="0" w:oddHBand="0" w:evenHBand="0" w:firstRowFirstColumn="0" w:firstRowLastColumn="0" w:lastRowFirstColumn="0" w:lastRowLastColumn="0"/>
+              <w:rPr>
+                <w:rFonts w:ascii="Aptos" w:hAnsi="Aptos" w:cs="Calibri"/>
+                <w:color w:val="000000" w:themeColor="text1"/>
+                <w:sz w:val="24"/>
+                <w:szCs w:val="24"/>
+                <w:lang w:val="en-US"/>
+              </w:rPr>
+            </w:pPr>
             <w:r>
               <w:rPr>
                 <w:rFonts w:ascii="Aptos" w:hAnsi="Aptos" w:cs="Calibri"/>
@@ -7938,6 +5808,16 @@
               </w:rPr>
               <w:t>$</w:t>
             </w:r>
+            <w:r>
+              <w:rPr>
+                <w:rFonts w:ascii="Aptos" w:hAnsi="Aptos" w:cs="Calibri"/>
+                <w:color w:val="000000" w:themeColor="text1"/>
+                <w:sz w:val="24"/>
+                <w:szCs w:val="24"/>
+                <w:lang w:val="en-US"/>
+              </w:rPr>
+              <w:t>CurrentMailboxMailNickname$</w:t>
+            </w:r>
           </w:p>
         </w:tc>
         <w:tc>
@@ -7965,125 +5845,15 @@
               </w:rPr>
               <w:t>$</w:t>
             </w:r>
-            <w:proofErr w:type="spellStart"/>
-            <w:r>
-              <w:rPr>
-                <w:rFonts w:ascii="Aptos" w:hAnsi="Aptos" w:cs="Calibri"/>
-                <w:color w:val="000000" w:themeColor="text1"/>
-                <w:sz w:val="24"/>
-                <w:szCs w:val="24"/>
-                <w:lang w:val="en-US"/>
-              </w:rPr>
-              <w:t>CurrentUserManagerMailNickname</w:t>
-            </w:r>
-            <w:proofErr w:type="spellEnd"/>
-            <w:r>
-              <w:rPr>
-                <w:rFonts w:ascii="Aptos" w:hAnsi="Aptos" w:cs="Calibri"/>
-                <w:color w:val="000000" w:themeColor="text1"/>
-                <w:sz w:val="24"/>
-                <w:szCs w:val="24"/>
-                <w:lang w:val="en-US"/>
-              </w:rPr>
-              <w:t>$</w:t>
-            </w:r>
-          </w:p>
-        </w:tc>
-        <w:tc>
-          <w:tcPr>
-            <w:tcW w:w="0" w:type="auto"/>
-          </w:tcPr>
-          <w:p>
-            <w:pPr>
-              <w:cnfStyle w:val="000000000000" w:firstRow="0" w:lastRow="0" w:firstColumn="0" w:lastColumn="0" w:oddVBand="0" w:evenVBand="0" w:oddHBand="0" w:evenHBand="0" w:firstRowFirstColumn="0" w:firstRowLastColumn="0" w:lastRowFirstColumn="0" w:lastRowLastColumn="0"/>
-              <w:rPr>
-                <w:rFonts w:ascii="Aptos" w:hAnsi="Aptos" w:cs="Calibri"/>
-                <w:color w:val="000000" w:themeColor="text1"/>
-                <w:sz w:val="24"/>
-                <w:szCs w:val="24"/>
-                <w:lang w:val="en-US"/>
-              </w:rPr>
-            </w:pPr>
-            <w:r>
-              <w:rPr>
-                <w:rFonts w:ascii="Aptos" w:hAnsi="Aptos" w:cs="Calibri"/>
-                <w:color w:val="000000" w:themeColor="text1"/>
-                <w:sz w:val="24"/>
-                <w:szCs w:val="24"/>
-                <w:lang w:val="en-US"/>
-              </w:rPr>
-              <w:t>$</w:t>
-            </w:r>
-            <w:proofErr w:type="spellStart"/>
-            <w:r>
-              <w:rPr>
-                <w:rFonts w:ascii="Aptos" w:hAnsi="Aptos" w:cs="Calibri"/>
-                <w:color w:val="000000" w:themeColor="text1"/>
-                <w:sz w:val="24"/>
-                <w:szCs w:val="24"/>
-                <w:lang w:val="en-US"/>
-              </w:rPr>
-              <w:t>CurrentMailboxMailNickname</w:t>
-            </w:r>
-            <w:proofErr w:type="spellEnd"/>
-            <w:r>
-              <w:rPr>
-                <w:rFonts w:ascii="Aptos" w:hAnsi="Aptos" w:cs="Calibri"/>
-                <w:color w:val="000000" w:themeColor="text1"/>
-                <w:sz w:val="24"/>
-                <w:szCs w:val="24"/>
-                <w:lang w:val="en-US"/>
-              </w:rPr>
-              <w:t>$</w:t>
-            </w:r>
-          </w:p>
-        </w:tc>
-        <w:tc>
-          <w:tcPr>
-            <w:tcW w:w="0" w:type="auto"/>
-          </w:tcPr>
-          <w:p>
-            <w:pPr>
-              <w:cnfStyle w:val="000000000000" w:firstRow="0" w:lastRow="0" w:firstColumn="0" w:lastColumn="0" w:oddVBand="0" w:evenVBand="0" w:oddHBand="0" w:evenHBand="0" w:firstRowFirstColumn="0" w:firstRowLastColumn="0" w:lastRowFirstColumn="0" w:lastRowLastColumn="0"/>
-              <w:rPr>
-                <w:rFonts w:ascii="Aptos" w:hAnsi="Aptos" w:cs="Calibri"/>
-                <w:color w:val="000000" w:themeColor="text1"/>
-                <w:sz w:val="24"/>
-                <w:szCs w:val="24"/>
-                <w:lang w:val="en-US"/>
-              </w:rPr>
-            </w:pPr>
-            <w:r>
-              <w:rPr>
-                <w:rFonts w:ascii="Aptos" w:hAnsi="Aptos" w:cs="Calibri"/>
-                <w:color w:val="000000" w:themeColor="text1"/>
-                <w:sz w:val="24"/>
-                <w:szCs w:val="24"/>
-                <w:lang w:val="en-US"/>
-              </w:rPr>
-              <w:t>$</w:t>
-            </w:r>
-            <w:proofErr w:type="spellStart"/>
-            <w:r>
-              <w:rPr>
-                <w:rFonts w:ascii="Aptos" w:hAnsi="Aptos" w:cs="Calibri"/>
-                <w:color w:val="000000" w:themeColor="text1"/>
-                <w:sz w:val="24"/>
-                <w:szCs w:val="24"/>
-                <w:lang w:val="en-US"/>
-              </w:rPr>
-              <w:t>CurrentMailboxManagerMailNickname</w:t>
-            </w:r>
-            <w:proofErr w:type="spellEnd"/>
-            <w:r>
-              <w:rPr>
-                <w:rFonts w:ascii="Aptos" w:hAnsi="Aptos" w:cs="Calibri"/>
-                <w:color w:val="000000" w:themeColor="text1"/>
-                <w:sz w:val="24"/>
-                <w:szCs w:val="24"/>
-                <w:lang w:val="en-US"/>
-              </w:rPr>
-              <w:t>$</w:t>
+            <w:r>
+              <w:rPr>
+                <w:rFonts w:ascii="Aptos" w:hAnsi="Aptos" w:cs="Calibri"/>
+                <w:color w:val="000000" w:themeColor="text1"/>
+                <w:sz w:val="24"/>
+                <w:szCs w:val="24"/>
+                <w:lang w:val="en-US"/>
+              </w:rPr>
+              <w:t>CurrentMailboxManagerMailNickname$</w:t>
             </w:r>
           </w:p>
         </w:tc>
@@ -8152,18 +5922,33 @@
               </w:rPr>
               <w:t>$</w:t>
             </w:r>
-            <w:proofErr w:type="spellStart"/>
-            <w:r>
-              <w:rPr>
-                <w:rFonts w:ascii="Aptos" w:hAnsi="Aptos" w:cs="Calibri"/>
-                <w:color w:val="000000" w:themeColor="text1"/>
-                <w:sz w:val="24"/>
-                <w:szCs w:val="24"/>
-                <w:lang w:val="en-US"/>
-              </w:rPr>
-              <w:t>CurrentUserDisplayName</w:t>
-            </w:r>
-            <w:proofErr w:type="spellEnd"/>
+            <w:r>
+              <w:rPr>
+                <w:rFonts w:ascii="Aptos" w:hAnsi="Aptos" w:cs="Calibri"/>
+                <w:color w:val="000000" w:themeColor="text1"/>
+                <w:sz w:val="24"/>
+                <w:szCs w:val="24"/>
+                <w:lang w:val="en-US"/>
+              </w:rPr>
+              <w:t>CurrentUserDisplayName$</w:t>
+            </w:r>
+          </w:p>
+        </w:tc>
+        <w:tc>
+          <w:tcPr>
+            <w:tcW w:w="0" w:type="auto"/>
+          </w:tcPr>
+          <w:p>
+            <w:pPr>
+              <w:cnfStyle w:val="000000000000" w:firstRow="0" w:lastRow="0" w:firstColumn="0" w:lastColumn="0" w:oddVBand="0" w:evenVBand="0" w:oddHBand="0" w:evenHBand="0" w:firstRowFirstColumn="0" w:firstRowLastColumn="0" w:lastRowFirstColumn="0" w:lastRowLastColumn="0"/>
+              <w:rPr>
+                <w:rFonts w:ascii="Aptos" w:hAnsi="Aptos" w:cs="Calibri"/>
+                <w:color w:val="000000" w:themeColor="text1"/>
+                <w:sz w:val="24"/>
+                <w:szCs w:val="24"/>
+                <w:lang w:val="en-US"/>
+              </w:rPr>
+            </w:pPr>
             <w:r>
               <w:rPr>
                 <w:rFonts w:ascii="Aptos" w:hAnsi="Aptos" w:cs="Calibri"/>
@@ -8174,6 +5959,16 @@
               </w:rPr>
               <w:t>$</w:t>
             </w:r>
+            <w:r>
+              <w:rPr>
+                <w:rFonts w:ascii="Aptos" w:hAnsi="Aptos" w:cs="Calibri"/>
+                <w:color w:val="000000" w:themeColor="text1"/>
+                <w:sz w:val="24"/>
+                <w:szCs w:val="24"/>
+                <w:lang w:val="en-US"/>
+              </w:rPr>
+              <w:t>CurrentUserManagerDisplayName$</w:t>
+            </w:r>
           </w:p>
         </w:tc>
         <w:tc>
@@ -8201,18 +5996,33 @@
               </w:rPr>
               <w:t>$</w:t>
             </w:r>
-            <w:proofErr w:type="spellStart"/>
-            <w:r>
-              <w:rPr>
-                <w:rFonts w:ascii="Aptos" w:hAnsi="Aptos" w:cs="Calibri"/>
-                <w:color w:val="000000" w:themeColor="text1"/>
-                <w:sz w:val="24"/>
-                <w:szCs w:val="24"/>
-                <w:lang w:val="en-US"/>
-              </w:rPr>
-              <w:t>CurrentUserManagerDisplayName</w:t>
-            </w:r>
-            <w:proofErr w:type="spellEnd"/>
+            <w:r>
+              <w:rPr>
+                <w:rFonts w:ascii="Aptos" w:hAnsi="Aptos" w:cs="Calibri"/>
+                <w:color w:val="000000" w:themeColor="text1"/>
+                <w:sz w:val="24"/>
+                <w:szCs w:val="24"/>
+                <w:lang w:val="en-US"/>
+              </w:rPr>
+              <w:t>CurrentMailboxDisplayName$</w:t>
+            </w:r>
+          </w:p>
+        </w:tc>
+        <w:tc>
+          <w:tcPr>
+            <w:tcW w:w="0" w:type="auto"/>
+          </w:tcPr>
+          <w:p>
+            <w:pPr>
+              <w:cnfStyle w:val="000000000000" w:firstRow="0" w:lastRow="0" w:firstColumn="0" w:lastColumn="0" w:oddVBand="0" w:evenVBand="0" w:oddHBand="0" w:evenHBand="0" w:firstRowFirstColumn="0" w:firstRowLastColumn="0" w:lastRowFirstColumn="0" w:lastRowLastColumn="0"/>
+              <w:rPr>
+                <w:rFonts w:ascii="Aptos" w:hAnsi="Aptos" w:cs="Calibri"/>
+                <w:color w:val="000000" w:themeColor="text1"/>
+                <w:sz w:val="24"/>
+                <w:szCs w:val="24"/>
+                <w:lang w:val="en-US"/>
+              </w:rPr>
+            </w:pPr>
             <w:r>
               <w:rPr>
                 <w:rFonts w:ascii="Aptos" w:hAnsi="Aptos" w:cs="Calibri"/>
@@ -8223,103 +6033,15 @@
               </w:rPr>
               <w:t>$</w:t>
             </w:r>
-          </w:p>
-        </w:tc>
-        <w:tc>
-          <w:tcPr>
-            <w:tcW w:w="0" w:type="auto"/>
-          </w:tcPr>
-          <w:p>
-            <w:pPr>
-              <w:cnfStyle w:val="000000000000" w:firstRow="0" w:lastRow="0" w:firstColumn="0" w:lastColumn="0" w:oddVBand="0" w:evenVBand="0" w:oddHBand="0" w:evenHBand="0" w:firstRowFirstColumn="0" w:firstRowLastColumn="0" w:lastRowFirstColumn="0" w:lastRowLastColumn="0"/>
-              <w:rPr>
-                <w:rFonts w:ascii="Aptos" w:hAnsi="Aptos" w:cs="Calibri"/>
-                <w:color w:val="000000" w:themeColor="text1"/>
-                <w:sz w:val="24"/>
-                <w:szCs w:val="24"/>
-                <w:lang w:val="en-US"/>
-              </w:rPr>
-            </w:pPr>
-            <w:r>
-              <w:rPr>
-                <w:rFonts w:ascii="Aptos" w:hAnsi="Aptos" w:cs="Calibri"/>
-                <w:color w:val="000000" w:themeColor="text1"/>
-                <w:sz w:val="24"/>
-                <w:szCs w:val="24"/>
-                <w:lang w:val="en-US"/>
-              </w:rPr>
-              <w:t>$</w:t>
-            </w:r>
-            <w:proofErr w:type="spellStart"/>
-            <w:r>
-              <w:rPr>
-                <w:rFonts w:ascii="Aptos" w:hAnsi="Aptos" w:cs="Calibri"/>
-                <w:color w:val="000000" w:themeColor="text1"/>
-                <w:sz w:val="24"/>
-                <w:szCs w:val="24"/>
-                <w:lang w:val="en-US"/>
-              </w:rPr>
-              <w:t>CurrentMailboxDisplayName</w:t>
-            </w:r>
-            <w:proofErr w:type="spellEnd"/>
-            <w:r>
-              <w:rPr>
-                <w:rFonts w:ascii="Aptos" w:hAnsi="Aptos" w:cs="Calibri"/>
-                <w:color w:val="000000" w:themeColor="text1"/>
-                <w:sz w:val="24"/>
-                <w:szCs w:val="24"/>
-                <w:lang w:val="en-US"/>
-              </w:rPr>
-              <w:t>$</w:t>
-            </w:r>
-          </w:p>
-        </w:tc>
-        <w:tc>
-          <w:tcPr>
-            <w:tcW w:w="0" w:type="auto"/>
-          </w:tcPr>
-          <w:p>
-            <w:pPr>
-              <w:cnfStyle w:val="000000000000" w:firstRow="0" w:lastRow="0" w:firstColumn="0" w:lastColumn="0" w:oddVBand="0" w:evenVBand="0" w:oddHBand="0" w:evenHBand="0" w:firstRowFirstColumn="0" w:firstRowLastColumn="0" w:lastRowFirstColumn="0" w:lastRowLastColumn="0"/>
-              <w:rPr>
-                <w:rFonts w:ascii="Aptos" w:hAnsi="Aptos" w:cs="Calibri"/>
-                <w:color w:val="000000" w:themeColor="text1"/>
-                <w:sz w:val="24"/>
-                <w:szCs w:val="24"/>
-                <w:lang w:val="en-US"/>
-              </w:rPr>
-            </w:pPr>
-            <w:r>
-              <w:rPr>
-                <w:rFonts w:ascii="Aptos" w:hAnsi="Aptos" w:cs="Calibri"/>
-                <w:color w:val="000000" w:themeColor="text1"/>
-                <w:sz w:val="24"/>
-                <w:szCs w:val="24"/>
-                <w:lang w:val="en-US"/>
-              </w:rPr>
-              <w:t>$</w:t>
-            </w:r>
-            <w:proofErr w:type="spellStart"/>
-            <w:r>
-              <w:rPr>
-                <w:rFonts w:ascii="Aptos" w:hAnsi="Aptos" w:cs="Calibri"/>
-                <w:color w:val="000000" w:themeColor="text1"/>
-                <w:sz w:val="24"/>
-                <w:szCs w:val="24"/>
-                <w:lang w:val="en-US"/>
-              </w:rPr>
-              <w:t>CurrentMailboxManagerDisplayName</w:t>
-            </w:r>
-            <w:proofErr w:type="spellEnd"/>
-            <w:r>
-              <w:rPr>
-                <w:rFonts w:ascii="Aptos" w:hAnsi="Aptos" w:cs="Calibri"/>
-                <w:color w:val="000000" w:themeColor="text1"/>
-                <w:sz w:val="24"/>
-                <w:szCs w:val="24"/>
-                <w:lang w:val="en-US"/>
-              </w:rPr>
-              <w:t>$</w:t>
+            <w:r>
+              <w:rPr>
+                <w:rFonts w:ascii="Aptos" w:hAnsi="Aptos" w:cs="Calibri"/>
+                <w:color w:val="000000" w:themeColor="text1"/>
+                <w:sz w:val="24"/>
+                <w:szCs w:val="24"/>
+                <w:lang w:val="en-US"/>
+              </w:rPr>
+              <w:t>CurrentMailboxManagerDisplayName$</w:t>
             </w:r>
           </w:p>
         </w:tc>
@@ -11169,20 +8891,8 @@
                 <w:szCs w:val="24"/>
                 <w:lang w:val="en-US"/>
               </w:rPr>
-              <w:t>…</w:t>
-            </w:r>
-            <w:proofErr w:type="spellStart"/>
-            <w:r>
-              <w:rPr>
-                <w:rFonts w:ascii="Aptos" w:hAnsi="Aptos" w:cs="Calibri"/>
-                <w:color w:val="000000" w:themeColor="text1"/>
-                <w:sz w:val="24"/>
-                <w:szCs w:val="24"/>
-                <w:lang w:val="en-US"/>
-              </w:rPr>
-              <w:t>PostalAddress</w:t>
-            </w:r>
-            <w:proofErr w:type="spellEnd"/>
+              <w:t>…PostalAddress</w:t>
+            </w:r>
             <w:r>
               <w:rPr>
                 <w:rFonts w:ascii="Aptos" w:hAnsi="Aptos" w:cs="Calibri"/>
@@ -11218,29 +8928,7 @@
                 <w:szCs w:val="24"/>
                 <w:lang w:val="en-US"/>
               </w:rPr>
-              <w:t>$</w:t>
-            </w:r>
-            <w:proofErr w:type="spellStart"/>
-            <w:r>
-              <w:rPr>
-                <w:rFonts w:ascii="Aptos" w:hAnsi="Aptos" w:cs="Calibri"/>
-                <w:color w:val="000000" w:themeColor="text1"/>
-                <w:sz w:val="24"/>
-                <w:szCs w:val="24"/>
-                <w:lang w:val="en-US"/>
-              </w:rPr>
-              <w:t>CurrentUserPostalAddress</w:t>
-            </w:r>
-            <w:proofErr w:type="spellEnd"/>
-            <w:r>
-              <w:rPr>
-                <w:rFonts w:ascii="Aptos" w:hAnsi="Aptos" w:cs="Calibri"/>
-                <w:color w:val="000000" w:themeColor="text1"/>
-                <w:sz w:val="24"/>
-                <w:szCs w:val="24"/>
-                <w:lang w:val="en-US"/>
-              </w:rPr>
-              <w:t>$</w:t>
+              <w:t>$CurrentUserPostalAddress$</w:t>
             </w:r>
           </w:p>
         </w:tc>
@@ -11267,29 +8955,7 @@
                 <w:szCs w:val="24"/>
                 <w:lang w:val="en-US"/>
               </w:rPr>
-              <w:t>$</w:t>
-            </w:r>
-            <w:proofErr w:type="spellStart"/>
-            <w:r>
-              <w:rPr>
-                <w:rFonts w:ascii="Aptos" w:hAnsi="Aptos" w:cs="Calibri"/>
-                <w:color w:val="000000" w:themeColor="text1"/>
-                <w:sz w:val="24"/>
-                <w:szCs w:val="24"/>
-                <w:lang w:val="en-US"/>
-              </w:rPr>
-              <w:t>CurrentUserManagerPostalAddress</w:t>
-            </w:r>
-            <w:proofErr w:type="spellEnd"/>
-            <w:r>
-              <w:rPr>
-                <w:rFonts w:ascii="Aptos" w:hAnsi="Aptos" w:cs="Calibri"/>
-                <w:color w:val="000000" w:themeColor="text1"/>
-                <w:sz w:val="24"/>
-                <w:szCs w:val="24"/>
-                <w:lang w:val="en-US"/>
-              </w:rPr>
-              <w:t>$</w:t>
+              <w:t>$CurrentUserManagerPostalAddress$</w:t>
             </w:r>
           </w:p>
         </w:tc>
@@ -11316,29 +8982,7 @@
                 <w:szCs w:val="24"/>
                 <w:lang w:val="en-US"/>
               </w:rPr>
-              <w:t>$</w:t>
-            </w:r>
-            <w:proofErr w:type="spellStart"/>
-            <w:r>
-              <w:rPr>
-                <w:rFonts w:ascii="Aptos" w:hAnsi="Aptos" w:cs="Calibri"/>
-                <w:color w:val="000000" w:themeColor="text1"/>
-                <w:sz w:val="24"/>
-                <w:szCs w:val="24"/>
-                <w:lang w:val="en-US"/>
-              </w:rPr>
-              <w:t>CurrentMailboxPostalAddress</w:t>
-            </w:r>
-            <w:proofErr w:type="spellEnd"/>
-            <w:r>
-              <w:rPr>
-                <w:rFonts w:ascii="Aptos" w:hAnsi="Aptos" w:cs="Calibri"/>
-                <w:color w:val="000000" w:themeColor="text1"/>
-                <w:sz w:val="24"/>
-                <w:szCs w:val="24"/>
-                <w:lang w:val="en-US"/>
-              </w:rPr>
-              <w:t>$</w:t>
+              <w:t>$CurrentMailboxPostalAddress$</w:t>
             </w:r>
           </w:p>
         </w:tc>
@@ -11365,29 +9009,7 @@
                 <w:szCs w:val="24"/>
                 <w:lang w:val="en-US"/>
               </w:rPr>
-              <w:t>$</w:t>
-            </w:r>
-            <w:proofErr w:type="spellStart"/>
-            <w:r>
-              <w:rPr>
-                <w:rFonts w:ascii="Aptos" w:hAnsi="Aptos" w:cs="Calibri"/>
-                <w:color w:val="000000" w:themeColor="text1"/>
-                <w:sz w:val="24"/>
-                <w:szCs w:val="24"/>
-                <w:lang w:val="en-US"/>
-              </w:rPr>
-              <w:t>CurrentMailboxManagerPostalAddress</w:t>
-            </w:r>
-            <w:proofErr w:type="spellEnd"/>
-            <w:r>
-              <w:rPr>
-                <w:rFonts w:ascii="Aptos" w:hAnsi="Aptos" w:cs="Calibri"/>
-                <w:color w:val="000000" w:themeColor="text1"/>
-                <w:sz w:val="24"/>
-                <w:szCs w:val="24"/>
-                <w:lang w:val="en-US"/>
-              </w:rPr>
-              <w:t>$</w:t>
+              <w:t>$CurrentMailboxManagerPostalAddress$</w:t>
             </w:r>
           </w:p>
         </w:tc>
@@ -11449,27 +9071,15 @@
               </w:rPr>
               <w:t>…</w:t>
             </w:r>
-            <w:proofErr w:type="spellStart"/>
-            <w:r>
-              <w:rPr>
-                <w:rFonts w:ascii="Aptos" w:hAnsi="Aptos" w:cs="Calibri"/>
-                <w:color w:val="000000" w:themeColor="text1"/>
-                <w:sz w:val="24"/>
-                <w:szCs w:val="24"/>
-                <w:lang w:val="en-US"/>
-              </w:rPr>
-              <w:t>PhotoDeleteEmpty</w:t>
-            </w:r>
-            <w:proofErr w:type="spellEnd"/>
-            <w:r>
-              <w:rPr>
-                <w:rFonts w:ascii="Aptos" w:hAnsi="Aptos" w:cs="Calibri"/>
-                <w:color w:val="000000" w:themeColor="text1"/>
-                <w:sz w:val="24"/>
-                <w:szCs w:val="24"/>
-                <w:lang w:val="en-US"/>
-              </w:rPr>
-              <w:t>$</w:t>
+            <w:r>
+              <w:rPr>
+                <w:rFonts w:ascii="Aptos" w:hAnsi="Aptos" w:cs="Calibri"/>
+                <w:color w:val="000000" w:themeColor="text1"/>
+                <w:sz w:val="24"/>
+                <w:szCs w:val="24"/>
+                <w:lang w:val="en-US"/>
+              </w:rPr>
+              <w:t>PhotoDeleteEmpty$</w:t>
             </w:r>
           </w:p>
         </w:tc>
@@ -11629,49 +9239,15 @@
               </w:rPr>
               <w:t>…</w:t>
             </w:r>
-            <w:proofErr w:type="spellStart"/>
-            <w:r>
-              <w:rPr>
-                <w:rFonts w:ascii="Aptos" w:hAnsi="Aptos" w:cs="Calibri"/>
-                <w:color w:val="000000" w:themeColor="text1"/>
-                <w:sz w:val="24"/>
-                <w:szCs w:val="24"/>
-                <w:lang w:val="en-US"/>
-              </w:rPr>
-              <w:t>CustomImage</w:t>
-            </w:r>
-            <w:proofErr w:type="spellEnd"/>
-            <w:r>
-              <w:rPr>
-                <w:rFonts w:ascii="Aptos" w:hAnsi="Aptos" w:cs="Calibri"/>
-                <w:color w:val="000000" w:themeColor="text1"/>
-                <w:sz w:val="24"/>
-                <w:szCs w:val="24"/>
-                <w:lang w:val="en-US"/>
-              </w:rPr>
-              <w:t>[1..</w:t>
-            </w:r>
-            <w:proofErr w:type="gramStart"/>
-            <w:r>
-              <w:rPr>
-                <w:rFonts w:ascii="Aptos" w:hAnsi="Aptos" w:cs="Calibri"/>
-                <w:color w:val="000000" w:themeColor="text1"/>
-                <w:sz w:val="24"/>
-                <w:szCs w:val="24"/>
-                <w:lang w:val="en-US"/>
-              </w:rPr>
-              <w:t>10]$</w:t>
-            </w:r>
-            <w:proofErr w:type="gramEnd"/>
-            <w:r>
-              <w:rPr>
-                <w:rFonts w:ascii="Aptos" w:hAnsi="Aptos" w:cs="Calibri"/>
-                <w:color w:val="000000" w:themeColor="text1"/>
-                <w:sz w:val="24"/>
-                <w:szCs w:val="24"/>
-                <w:lang w:val="en-US"/>
-              </w:rPr>
-              <w:t>,</w:t>
+            <w:r>
+              <w:rPr>
+                <w:rFonts w:ascii="Aptos" w:hAnsi="Aptos" w:cs="Calibri"/>
+                <w:color w:val="000000" w:themeColor="text1"/>
+                <w:sz w:val="24"/>
+                <w:szCs w:val="24"/>
+                <w:lang w:val="en-US"/>
+              </w:rPr>
+              <w:t>CustomImage[1..10]$,</w:t>
             </w:r>
             <w:r>
               <w:rPr>
@@ -11693,51 +9269,15 @@
               </w:rPr>
               <w:t>…</w:t>
             </w:r>
-            <w:proofErr w:type="spellStart"/>
-            <w:proofErr w:type="gramStart"/>
-            <w:r>
-              <w:rPr>
-                <w:rFonts w:ascii="Aptos" w:hAnsi="Aptos" w:cs="Calibri"/>
-                <w:color w:val="000000" w:themeColor="text1"/>
-                <w:sz w:val="24"/>
-                <w:szCs w:val="24"/>
-                <w:lang w:val="en-US"/>
-              </w:rPr>
-              <w:t>CustomImage</w:t>
-            </w:r>
-            <w:proofErr w:type="spellEnd"/>
-            <w:r>
-              <w:rPr>
-                <w:rFonts w:ascii="Aptos" w:hAnsi="Aptos" w:cs="Calibri"/>
-                <w:color w:val="000000" w:themeColor="text1"/>
-                <w:sz w:val="24"/>
-                <w:szCs w:val="24"/>
-                <w:lang w:val="en-US"/>
-              </w:rPr>
-              <w:t>[1..10]</w:t>
-            </w:r>
-            <w:proofErr w:type="spellStart"/>
-            <w:r>
-              <w:rPr>
-                <w:rFonts w:ascii="Aptos" w:hAnsi="Aptos" w:cs="Calibri"/>
-                <w:color w:val="000000" w:themeColor="text1"/>
-                <w:sz w:val="24"/>
-                <w:szCs w:val="24"/>
-                <w:lang w:val="en-US"/>
-              </w:rPr>
-              <w:t>DeleteEmpty</w:t>
-            </w:r>
-            <w:proofErr w:type="spellEnd"/>
-            <w:proofErr w:type="gramEnd"/>
-            <w:r>
-              <w:rPr>
-                <w:rFonts w:ascii="Aptos" w:hAnsi="Aptos" w:cs="Calibri"/>
-                <w:color w:val="000000" w:themeColor="text1"/>
-                <w:sz w:val="24"/>
-                <w:szCs w:val="24"/>
-                <w:lang w:val="en-US"/>
-              </w:rPr>
-              <w:t>$</w:t>
+            <w:r>
+              <w:rPr>
+                <w:rFonts w:ascii="Aptos" w:hAnsi="Aptos" w:cs="Calibri"/>
+                <w:color w:val="000000" w:themeColor="text1"/>
+                <w:sz w:val="24"/>
+                <w:szCs w:val="24"/>
+                <w:lang w:val="en-US"/>
+              </w:rPr>
+              <w:t>CustomImage[1..10]DeleteEmpty$</w:t>
             </w:r>
           </w:p>
         </w:tc>
@@ -11877,7 +9417,6 @@
               </w:rPr>
               <w:t>…</w:t>
             </w:r>
-            <w:proofErr w:type="spellStart"/>
             <w:r>
               <w:rPr>
                 <w:rFonts w:ascii="Aptos" w:hAnsi="Aptos" w:cs="Calibri"/>
@@ -11896,9 +9435,25 @@
                 <w:szCs w:val="24"/>
                 <w:lang w:val="en-US"/>
               </w:rPr>
-              <w:t>Variable</w:t>
-            </w:r>
-            <w:proofErr w:type="spellEnd"/>
+              <w:t>Variable$</w:t>
+            </w:r>
+          </w:p>
+        </w:tc>
+        <w:tc>
+          <w:tcPr>
+            <w:tcW w:w="0" w:type="auto"/>
+          </w:tcPr>
+          <w:p>
+            <w:pPr>
+              <w:cnfStyle w:val="000000000000" w:firstRow="0" w:lastRow="0" w:firstColumn="0" w:lastColumn="0" w:oddVBand="0" w:evenVBand="0" w:oddHBand="0" w:evenHBand="0" w:firstRowFirstColumn="0" w:firstRowLastColumn="0" w:lastRowFirstColumn="0" w:lastRowLastColumn="0"/>
+              <w:rPr>
+                <w:rFonts w:ascii="Aptos" w:hAnsi="Aptos" w:cs="Calibri"/>
+                <w:color w:val="000000" w:themeColor="text1"/>
+                <w:sz w:val="24"/>
+                <w:szCs w:val="24"/>
+                <w:lang w:val="en-US"/>
+              </w:rPr>
+            </w:pPr>
             <w:r>
               <w:rPr>
                 <w:rFonts w:ascii="Aptos" w:hAnsi="Aptos" w:cs="Calibri"/>
@@ -11909,6 +9464,36 @@
               </w:rPr>
               <w:t>$</w:t>
             </w:r>
+            <w:r>
+              <w:rPr>
+                <w:rFonts w:ascii="Aptos" w:hAnsi="Aptos" w:cs="Calibri"/>
+                <w:color w:val="000000" w:themeColor="text1"/>
+                <w:sz w:val="24"/>
+                <w:szCs w:val="24"/>
+                <w:lang w:val="en-US"/>
+              </w:rPr>
+              <w:t>CurrentUser</w:t>
+            </w:r>
+            <w:r>
+              <w:rPr>
+                <w:rFonts w:ascii="Aptos" w:hAnsi="Aptos" w:cs="Calibri"/>
+                <w:color w:val="000000" w:themeColor="text1"/>
+                <w:sz w:val="24"/>
+                <w:szCs w:val="24"/>
+                <w:lang w:val="en-US"/>
+              </w:rPr>
+              <w:t>AnUndefined</w:t>
+            </w:r>
+            <w:r>
+              <w:rPr>
+                <w:rFonts w:ascii="Aptos" w:hAnsi="Aptos" w:cs="Calibri"/>
+                <w:color w:val="000000" w:themeColor="text1"/>
+                <w:sz w:val="24"/>
+                <w:szCs w:val="24"/>
+                <w:lang w:val="en-US"/>
+              </w:rPr>
+              <w:t>Variable$</w:t>
+            </w:r>
           </w:p>
         </w:tc>
         <w:tc>
@@ -11936,16 +9521,15 @@
               </w:rPr>
               <w:t>$</w:t>
             </w:r>
-            <w:proofErr w:type="spellStart"/>
-            <w:r>
-              <w:rPr>
-                <w:rFonts w:ascii="Aptos" w:hAnsi="Aptos" w:cs="Calibri"/>
-                <w:color w:val="000000" w:themeColor="text1"/>
-                <w:sz w:val="24"/>
-                <w:szCs w:val="24"/>
-                <w:lang w:val="en-US"/>
-              </w:rPr>
-              <w:t>CurrentUser</w:t>
+            <w:r>
+              <w:rPr>
+                <w:rFonts w:ascii="Aptos" w:hAnsi="Aptos" w:cs="Calibri"/>
+                <w:color w:val="000000" w:themeColor="text1"/>
+                <w:sz w:val="24"/>
+                <w:szCs w:val="24"/>
+                <w:lang w:val="en-US"/>
+              </w:rPr>
+              <w:t>CurrentUserManager</w:t>
             </w:r>
             <w:r>
               <w:rPr>
@@ -11965,9 +9549,25 @@
                 <w:szCs w:val="24"/>
                 <w:lang w:val="en-US"/>
               </w:rPr>
-              <w:t>Variable</w:t>
-            </w:r>
-            <w:proofErr w:type="spellEnd"/>
+              <w:t>Variable$</w:t>
+            </w:r>
+          </w:p>
+        </w:tc>
+        <w:tc>
+          <w:tcPr>
+            <w:tcW w:w="0" w:type="auto"/>
+          </w:tcPr>
+          <w:p>
+            <w:pPr>
+              <w:cnfStyle w:val="000000000000" w:firstRow="0" w:lastRow="0" w:firstColumn="0" w:lastColumn="0" w:oddVBand="0" w:evenVBand="0" w:oddHBand="0" w:evenHBand="0" w:firstRowFirstColumn="0" w:firstRowLastColumn="0" w:lastRowFirstColumn="0" w:lastRowLastColumn="0"/>
+              <w:rPr>
+                <w:rFonts w:ascii="Aptos" w:hAnsi="Aptos" w:cs="Calibri"/>
+                <w:color w:val="000000" w:themeColor="text1"/>
+                <w:sz w:val="24"/>
+                <w:szCs w:val="24"/>
+                <w:lang w:val="en-US"/>
+              </w:rPr>
+            </w:pPr>
             <w:r>
               <w:rPr>
                 <w:rFonts w:ascii="Aptos" w:hAnsi="Aptos" w:cs="Calibri"/>
@@ -11978,6 +9578,36 @@
               </w:rPr>
               <w:t>$</w:t>
             </w:r>
+            <w:r>
+              <w:rPr>
+                <w:rFonts w:ascii="Aptos" w:hAnsi="Aptos" w:cs="Calibri"/>
+                <w:color w:val="000000" w:themeColor="text1"/>
+                <w:sz w:val="24"/>
+                <w:szCs w:val="24"/>
+                <w:lang w:val="en-US"/>
+              </w:rPr>
+              <w:t>CurrentMailbox</w:t>
+            </w:r>
+            <w:r>
+              <w:rPr>
+                <w:rFonts w:ascii="Aptos" w:hAnsi="Aptos" w:cs="Calibri"/>
+                <w:color w:val="000000" w:themeColor="text1"/>
+                <w:sz w:val="24"/>
+                <w:szCs w:val="24"/>
+                <w:lang w:val="en-US"/>
+              </w:rPr>
+              <w:t>AnUndefined</w:t>
+            </w:r>
+            <w:r>
+              <w:rPr>
+                <w:rFonts w:ascii="Aptos" w:hAnsi="Aptos" w:cs="Calibri"/>
+                <w:color w:val="000000" w:themeColor="text1"/>
+                <w:sz w:val="24"/>
+                <w:szCs w:val="24"/>
+                <w:lang w:val="en-US"/>
+              </w:rPr>
+              <w:t>Variable$</w:t>
+            </w:r>
           </w:p>
         </w:tc>
         <w:tc>
@@ -12005,16 +9635,15 @@
               </w:rPr>
               <w:t>$</w:t>
             </w:r>
-            <w:proofErr w:type="spellStart"/>
-            <w:r>
-              <w:rPr>
-                <w:rFonts w:ascii="Aptos" w:hAnsi="Aptos" w:cs="Calibri"/>
-                <w:color w:val="000000" w:themeColor="text1"/>
-                <w:sz w:val="24"/>
-                <w:szCs w:val="24"/>
-                <w:lang w:val="en-US"/>
-              </w:rPr>
-              <w:t>CurrentUserManager</w:t>
+            <w:r>
+              <w:rPr>
+                <w:rFonts w:ascii="Aptos" w:hAnsi="Aptos" w:cs="Calibri"/>
+                <w:color w:val="000000" w:themeColor="text1"/>
+                <w:sz w:val="24"/>
+                <w:szCs w:val="24"/>
+                <w:lang w:val="en-US"/>
+              </w:rPr>
+              <w:t>CurrentMailbox</w:t>
             </w:r>
             <w:r>
               <w:rPr>
@@ -12034,156 +9663,7 @@
                 <w:szCs w:val="24"/>
                 <w:lang w:val="en-US"/>
               </w:rPr>
-              <w:t>Variable</w:t>
-            </w:r>
-            <w:proofErr w:type="spellEnd"/>
-            <w:r>
-              <w:rPr>
-                <w:rFonts w:ascii="Aptos" w:hAnsi="Aptos" w:cs="Calibri"/>
-                <w:color w:val="000000" w:themeColor="text1"/>
-                <w:sz w:val="24"/>
-                <w:szCs w:val="24"/>
-                <w:lang w:val="en-US"/>
-              </w:rPr>
-              <w:t>$</w:t>
-            </w:r>
-          </w:p>
-        </w:tc>
-        <w:tc>
-          <w:tcPr>
-            <w:tcW w:w="0" w:type="auto"/>
-          </w:tcPr>
-          <w:p>
-            <w:pPr>
-              <w:cnfStyle w:val="000000000000" w:firstRow="0" w:lastRow="0" w:firstColumn="0" w:lastColumn="0" w:oddVBand="0" w:evenVBand="0" w:oddHBand="0" w:evenHBand="0" w:firstRowFirstColumn="0" w:firstRowLastColumn="0" w:lastRowFirstColumn="0" w:lastRowLastColumn="0"/>
-              <w:rPr>
-                <w:rFonts w:ascii="Aptos" w:hAnsi="Aptos" w:cs="Calibri"/>
-                <w:color w:val="000000" w:themeColor="text1"/>
-                <w:sz w:val="24"/>
-                <w:szCs w:val="24"/>
-                <w:lang w:val="en-US"/>
-              </w:rPr>
-            </w:pPr>
-            <w:r>
-              <w:rPr>
-                <w:rFonts w:ascii="Aptos" w:hAnsi="Aptos" w:cs="Calibri"/>
-                <w:color w:val="000000" w:themeColor="text1"/>
-                <w:sz w:val="24"/>
-                <w:szCs w:val="24"/>
-                <w:lang w:val="en-US"/>
-              </w:rPr>
-              <w:t>$</w:t>
-            </w:r>
-            <w:proofErr w:type="spellStart"/>
-            <w:r>
-              <w:rPr>
-                <w:rFonts w:ascii="Aptos" w:hAnsi="Aptos" w:cs="Calibri"/>
-                <w:color w:val="000000" w:themeColor="text1"/>
-                <w:sz w:val="24"/>
-                <w:szCs w:val="24"/>
-                <w:lang w:val="en-US"/>
-              </w:rPr>
-              <w:t>CurrentMailbox</w:t>
-            </w:r>
-            <w:r>
-              <w:rPr>
-                <w:rFonts w:ascii="Aptos" w:hAnsi="Aptos" w:cs="Calibri"/>
-                <w:color w:val="000000" w:themeColor="text1"/>
-                <w:sz w:val="24"/>
-                <w:szCs w:val="24"/>
-                <w:lang w:val="en-US"/>
-              </w:rPr>
-              <w:t>AnUndefined</w:t>
-            </w:r>
-            <w:r>
-              <w:rPr>
-                <w:rFonts w:ascii="Aptos" w:hAnsi="Aptos" w:cs="Calibri"/>
-                <w:color w:val="000000" w:themeColor="text1"/>
-                <w:sz w:val="24"/>
-                <w:szCs w:val="24"/>
-                <w:lang w:val="en-US"/>
-              </w:rPr>
-              <w:t>Variable</w:t>
-            </w:r>
-            <w:proofErr w:type="spellEnd"/>
-            <w:r>
-              <w:rPr>
-                <w:rFonts w:ascii="Aptos" w:hAnsi="Aptos" w:cs="Calibri"/>
-                <w:color w:val="000000" w:themeColor="text1"/>
-                <w:sz w:val="24"/>
-                <w:szCs w:val="24"/>
-                <w:lang w:val="en-US"/>
-              </w:rPr>
-              <w:t>$</w:t>
-            </w:r>
-          </w:p>
-        </w:tc>
-        <w:tc>
-          <w:tcPr>
-            <w:tcW w:w="0" w:type="auto"/>
-          </w:tcPr>
-          <w:p>
-            <w:pPr>
-              <w:cnfStyle w:val="000000000000" w:firstRow="0" w:lastRow="0" w:firstColumn="0" w:lastColumn="0" w:oddVBand="0" w:evenVBand="0" w:oddHBand="0" w:evenHBand="0" w:firstRowFirstColumn="0" w:firstRowLastColumn="0" w:lastRowFirstColumn="0" w:lastRowLastColumn="0"/>
-              <w:rPr>
-                <w:rFonts w:ascii="Aptos" w:hAnsi="Aptos" w:cs="Calibri"/>
-                <w:color w:val="000000" w:themeColor="text1"/>
-                <w:sz w:val="24"/>
-                <w:szCs w:val="24"/>
-                <w:lang w:val="en-US"/>
-              </w:rPr>
-            </w:pPr>
-            <w:r>
-              <w:rPr>
-                <w:rFonts w:ascii="Aptos" w:hAnsi="Aptos" w:cs="Calibri"/>
-                <w:color w:val="000000" w:themeColor="text1"/>
-                <w:sz w:val="24"/>
-                <w:szCs w:val="24"/>
-                <w:lang w:val="en-US"/>
-              </w:rPr>
-              <w:t>$</w:t>
-            </w:r>
-            <w:proofErr w:type="spellStart"/>
-            <w:r>
-              <w:rPr>
-                <w:rFonts w:ascii="Aptos" w:hAnsi="Aptos" w:cs="Calibri"/>
-                <w:color w:val="000000" w:themeColor="text1"/>
-                <w:sz w:val="24"/>
-                <w:szCs w:val="24"/>
-                <w:lang w:val="en-US"/>
-              </w:rPr>
-              <w:t>CurrentMailbox</w:t>
-            </w:r>
-            <w:r>
-              <w:rPr>
-                <w:rFonts w:ascii="Aptos" w:hAnsi="Aptos" w:cs="Calibri"/>
-                <w:color w:val="000000" w:themeColor="text1"/>
-                <w:sz w:val="24"/>
-                <w:szCs w:val="24"/>
-                <w:lang w:val="en-US"/>
-              </w:rPr>
-              <w:t>AnUndefined</w:t>
-            </w:r>
-            <w:r>
-              <w:rPr>
-                <w:rFonts w:ascii="Aptos" w:hAnsi="Aptos" w:cs="Calibri"/>
-                <w:color w:val="000000" w:themeColor="text1"/>
-                <w:sz w:val="24"/>
-                <w:szCs w:val="24"/>
-                <w:lang w:val="en-US"/>
-              </w:rPr>
-              <w:t>Variable</w:t>
-            </w:r>
-            <w:proofErr w:type="spellEnd"/>
-            <w:r>
-              <w:rPr>
-                <w:rFonts w:ascii="Aptos" w:hAnsi="Aptos" w:cs="Calibri"/>
-                <w:color w:val="000000" w:themeColor="text1"/>
-                <w:sz w:val="24"/>
-                <w:szCs w:val="24"/>
-                <w:lang w:val="en-US"/>
-              </w:rPr>
-              <w:t>$</w:t>
+              <w:t>Variable$</w:t>
             </w:r>
           </w:p>
         </w:tc>
@@ -12262,7 +9742,6 @@
           <w:lang w:val="en-US"/>
         </w:rPr>
       </w:pPr>
-      <w:proofErr w:type="spellStart"/>
       <w:r>
         <w:rPr>
           <w:rFonts w:ascii="Aptos" w:hAnsi="Aptos"/>
@@ -12270,17 +9749,7 @@
           <w:szCs w:val="24"/>
           <w:lang w:val="en-US"/>
         </w:rPr>
-        <w:t>CurrentUser</w:t>
-      </w:r>
-      <w:proofErr w:type="spellEnd"/>
-      <w:r>
-        <w:rPr>
-          <w:rFonts w:ascii="Aptos" w:hAnsi="Aptos"/>
-          <w:sz w:val="24"/>
-          <w:szCs w:val="24"/>
-          <w:lang w:val="en-US"/>
-        </w:rPr>
-        <w:t xml:space="preserve"> -&gt; U</w:t>
+        <w:t>CurrentUser -&gt; U</w:t>
       </w:r>
       <w:r>
         <w:rPr>
@@ -12290,17 +9759,7 @@
           <w:lang w:val="en-US"/>
         </w:rPr>
         <w:br/>
-        <w:t>Example: '$</w:t>
-      </w:r>
-      <w:proofErr w:type="spellStart"/>
-      <w:r>
-        <w:rPr>
-          <w:rFonts w:ascii="Aptos" w:hAnsi="Aptos"/>
-          <w:sz w:val="24"/>
-          <w:szCs w:val="24"/>
-          <w:lang w:val="en-US"/>
-        </w:rPr>
-        <w:t>CurrentUserVariable</w:t>
+        <w:t>Example: '$CurrentUserVariable</w:t>
       </w:r>
       <w:r>
         <w:rPr>
@@ -12311,7 +9770,6 @@
         </w:rPr>
         <w:t>X</w:t>
       </w:r>
-      <w:proofErr w:type="spellEnd"/>
       <w:r>
         <w:rPr>
           <w:rFonts w:ascii="Aptos" w:hAnsi="Aptos"/>
@@ -12319,17 +9777,7 @@
           <w:szCs w:val="24"/>
           <w:lang w:val="en-US"/>
         </w:rPr>
-        <w:t>$' is also available as '$</w:t>
-      </w:r>
-      <w:proofErr w:type="spellStart"/>
-      <w:r>
-        <w:rPr>
-          <w:rFonts w:ascii="Aptos" w:hAnsi="Aptos"/>
-          <w:sz w:val="24"/>
-          <w:szCs w:val="24"/>
-          <w:lang w:val="en-US"/>
-        </w:rPr>
-        <w:t>UVariable</w:t>
+        <w:t>$' is also available as '$UVariable</w:t>
       </w:r>
       <w:r>
         <w:rPr>
@@ -12340,7 +9788,6 @@
         </w:rPr>
         <w:t>X</w:t>
       </w:r>
-      <w:proofErr w:type="spellEnd"/>
       <w:r>
         <w:rPr>
           <w:rFonts w:ascii="Aptos" w:hAnsi="Aptos"/>
@@ -12365,7 +9812,6 @@
           <w:lang w:val="en-US"/>
         </w:rPr>
       </w:pPr>
-      <w:proofErr w:type="spellStart"/>
       <w:r>
         <w:rPr>
           <w:rFonts w:ascii="Aptos" w:hAnsi="Aptos"/>
@@ -12373,17 +9819,7 @@
           <w:szCs w:val="24"/>
           <w:lang w:val="en-US"/>
         </w:rPr>
-        <w:t>CurrentUserManager</w:t>
-      </w:r>
-      <w:proofErr w:type="spellEnd"/>
-      <w:r>
-        <w:rPr>
-          <w:rFonts w:ascii="Aptos" w:hAnsi="Aptos"/>
-          <w:sz w:val="24"/>
-          <w:szCs w:val="24"/>
-          <w:lang w:val="en-US"/>
-        </w:rPr>
-        <w:t xml:space="preserve"> -&gt; UM</w:t>
+        <w:t>CurrentUserManager -&gt; UM</w:t>
       </w:r>
       <w:r>
         <w:rPr>
@@ -12393,17 +9829,7 @@
           <w:lang w:val="en-US"/>
         </w:rPr>
         <w:br/>
-        <w:t>Example: '$</w:t>
-      </w:r>
-      <w:proofErr w:type="spellStart"/>
-      <w:r>
-        <w:rPr>
-          <w:rFonts w:ascii="Aptos" w:hAnsi="Aptos"/>
-          <w:sz w:val="24"/>
-          <w:szCs w:val="24"/>
-          <w:lang w:val="en-US"/>
-        </w:rPr>
-        <w:t>CurrentUserManagerVariable</w:t>
+        <w:t>Example: '$CurrentUserManagerVariable</w:t>
       </w:r>
       <w:r>
         <w:rPr>
@@ -12414,7 +9840,6 @@
         </w:rPr>
         <w:t>X</w:t>
       </w:r>
-      <w:proofErr w:type="spellEnd"/>
       <w:r>
         <w:rPr>
           <w:rFonts w:ascii="Aptos" w:hAnsi="Aptos"/>
@@ -12422,17 +9847,7 @@
           <w:szCs w:val="24"/>
           <w:lang w:val="en-US"/>
         </w:rPr>
-        <w:t>$' is also available as '$</w:t>
-      </w:r>
-      <w:proofErr w:type="spellStart"/>
-      <w:r>
-        <w:rPr>
-          <w:rFonts w:ascii="Aptos" w:hAnsi="Aptos"/>
-          <w:sz w:val="24"/>
-          <w:szCs w:val="24"/>
-          <w:lang w:val="en-US"/>
-        </w:rPr>
-        <w:t>UMVariable</w:t>
+        <w:t>$' is also available as '$UMVariable</w:t>
       </w:r>
       <w:r>
         <w:rPr>
@@ -12443,7 +9858,6 @@
         </w:rPr>
         <w:t>X</w:t>
       </w:r>
-      <w:proofErr w:type="spellEnd"/>
       <w:r>
         <w:rPr>
           <w:rFonts w:ascii="Aptos" w:hAnsi="Aptos"/>
@@ -12468,7 +9882,6 @@
           <w:lang w:val="en-US"/>
         </w:rPr>
       </w:pPr>
-      <w:proofErr w:type="spellStart"/>
       <w:r>
         <w:rPr>
           <w:rFonts w:ascii="Aptos" w:hAnsi="Aptos"/>
@@ -12476,17 +9889,7 @@
           <w:szCs w:val="24"/>
           <w:lang w:val="en-US"/>
         </w:rPr>
-        <w:t>CurrentMailbox</w:t>
-      </w:r>
-      <w:proofErr w:type="spellEnd"/>
-      <w:r>
-        <w:rPr>
-          <w:rFonts w:ascii="Aptos" w:hAnsi="Aptos"/>
-          <w:sz w:val="24"/>
-          <w:szCs w:val="24"/>
-          <w:lang w:val="en-US"/>
-        </w:rPr>
-        <w:t xml:space="preserve"> -&gt; M</w:t>
+        <w:t>CurrentMailbox -&gt; M</w:t>
       </w:r>
       <w:r>
         <w:rPr>
@@ -12496,17 +9899,7 @@
           <w:lang w:val="en-US"/>
         </w:rPr>
         <w:br/>
-        <w:t>Example: '$</w:t>
-      </w:r>
-      <w:proofErr w:type="spellStart"/>
-      <w:r>
-        <w:rPr>
-          <w:rFonts w:ascii="Aptos" w:hAnsi="Aptos"/>
-          <w:sz w:val="24"/>
-          <w:szCs w:val="24"/>
-          <w:lang w:val="en-US"/>
-        </w:rPr>
-        <w:t>CurrentMailboxVariable</w:t>
+        <w:t>Example: '$CurrentMailboxVariable</w:t>
       </w:r>
       <w:r>
         <w:rPr>
@@ -12517,7 +9910,6 @@
         </w:rPr>
         <w:t>X</w:t>
       </w:r>
-      <w:proofErr w:type="spellEnd"/>
       <w:r>
         <w:rPr>
           <w:rFonts w:ascii="Aptos" w:hAnsi="Aptos"/>
@@ -12525,17 +9917,7 @@
           <w:szCs w:val="24"/>
           <w:lang w:val="en-US"/>
         </w:rPr>
-        <w:t>$' is also available as '$</w:t>
-      </w:r>
-      <w:proofErr w:type="spellStart"/>
-      <w:r>
-        <w:rPr>
-          <w:rFonts w:ascii="Aptos" w:hAnsi="Aptos"/>
-          <w:sz w:val="24"/>
-          <w:szCs w:val="24"/>
-          <w:lang w:val="en-US"/>
-        </w:rPr>
-        <w:t>MVariable</w:t>
+        <w:t>$' is also available as '$MVariable</w:t>
       </w:r>
       <w:r>
         <w:rPr>
@@ -12546,7 +9928,6 @@
         </w:rPr>
         <w:t>X</w:t>
       </w:r>
-      <w:proofErr w:type="spellEnd"/>
       <w:r>
         <w:rPr>
           <w:rFonts w:ascii="Aptos" w:hAnsi="Aptos"/>
@@ -12571,7 +9952,6 @@
           <w:lang w:val="en-US"/>
         </w:rPr>
       </w:pPr>
-      <w:proofErr w:type="spellStart"/>
       <w:r>
         <w:rPr>
           <w:rFonts w:ascii="Aptos" w:hAnsi="Aptos"/>
@@ -12579,17 +9959,7 @@
           <w:szCs w:val="24"/>
           <w:lang w:val="en-US"/>
         </w:rPr>
-        <w:t>CurrentMailboxManager</w:t>
-      </w:r>
-      <w:proofErr w:type="spellEnd"/>
-      <w:r>
-        <w:rPr>
-          <w:rFonts w:ascii="Aptos" w:hAnsi="Aptos"/>
-          <w:sz w:val="24"/>
-          <w:szCs w:val="24"/>
-          <w:lang w:val="en-US"/>
-        </w:rPr>
-        <w:t xml:space="preserve"> -&gt; MM</w:t>
+        <w:t>CurrentMailboxManager -&gt; MM</w:t>
       </w:r>
       <w:r>
         <w:rPr>
@@ -12599,17 +9969,7 @@
           <w:lang w:val="en-US"/>
         </w:rPr>
         <w:br/>
-        <w:t>Example: '$</w:t>
-      </w:r>
-      <w:proofErr w:type="spellStart"/>
-      <w:r>
-        <w:rPr>
-          <w:rFonts w:ascii="Aptos" w:hAnsi="Aptos"/>
-          <w:sz w:val="24"/>
-          <w:szCs w:val="24"/>
-          <w:lang w:val="en-US"/>
-        </w:rPr>
-        <w:t>CurrentMailboxManager</w:t>
+        <w:t>Example: '$CurrentMailboxManager</w:t>
       </w:r>
       <w:r>
         <w:rPr>
@@ -12629,7 +9989,6 @@
         </w:rPr>
         <w:t>X</w:t>
       </w:r>
-      <w:proofErr w:type="spellEnd"/>
       <w:r>
         <w:rPr>
           <w:rFonts w:ascii="Aptos" w:hAnsi="Aptos"/>
@@ -12637,17 +9996,7 @@
           <w:szCs w:val="24"/>
           <w:lang w:val="en-US"/>
         </w:rPr>
-        <w:t>$' is also available as '$</w:t>
-      </w:r>
-      <w:proofErr w:type="spellStart"/>
-      <w:r>
-        <w:rPr>
-          <w:rFonts w:ascii="Aptos" w:hAnsi="Aptos"/>
-          <w:sz w:val="24"/>
-          <w:szCs w:val="24"/>
-          <w:lang w:val="en-US"/>
-        </w:rPr>
-        <w:t>MM</w:t>
+        <w:t>$' is also available as '$MM</w:t>
       </w:r>
       <w:r>
         <w:rPr>
@@ -12667,7 +10016,6 @@
         </w:rPr>
         <w:t>X</w:t>
       </w:r>
-      <w:proofErr w:type="spellEnd"/>
       <w:r>
         <w:rPr>
           <w:rFonts w:ascii="Aptos" w:hAnsi="Aptos"/>
@@ -12777,29 +10125,7 @@
                 <w:szCs w:val="24"/>
                 <w:lang w:val="en-GB"/>
               </w:rPr>
-              <w:t>$</w:t>
-            </w:r>
-            <w:proofErr w:type="gramStart"/>
-            <w:r>
-              <w:rPr>
-                <w:rFonts w:ascii="Aptos" w:hAnsi="Aptos" w:cs="Calibri"/>
-                <w:color w:val="000000"/>
-                <w:sz w:val="24"/>
-                <w:szCs w:val="24"/>
-                <w:lang w:val="en-GB"/>
-              </w:rPr>
-              <w:t>Current[…]Photo</w:t>
-            </w:r>
-            <w:proofErr w:type="gramEnd"/>
-            <w:r>
-              <w:rPr>
-                <w:rFonts w:ascii="Aptos" w:hAnsi="Aptos" w:cs="Calibri"/>
-                <w:color w:val="000000"/>
-                <w:sz w:val="24"/>
-                <w:szCs w:val="24"/>
-                <w:lang w:val="en-GB"/>
-              </w:rPr>
-              <w:t>$</w:t>
+              <w:t>$Current[…]Photo$</w:t>
             </w:r>
           </w:p>
           <w:p>
@@ -12841,9 +10167,8 @@
                 <w:szCs w:val="24"/>
                 <w:lang w:val="en-GB"/>
               </w:rPr>
-              <w:t>$</w:t>
-            </w:r>
-            <w:proofErr w:type="gramStart"/>
+              <w:t>$Current[…]Photo</w:t>
+            </w:r>
             <w:r>
               <w:rPr>
                 <w:rFonts w:ascii="Aptos" w:hAnsi="Aptos" w:cs="Calibri"/>
@@ -12852,31 +10177,8 @@
                 <w:szCs w:val="24"/>
                 <w:lang w:val="en-GB"/>
               </w:rPr>
-              <w:t>Current[…]</w:t>
-            </w:r>
-            <w:proofErr w:type="spellStart"/>
-            <w:r>
-              <w:rPr>
-                <w:rFonts w:ascii="Aptos" w:hAnsi="Aptos" w:cs="Calibri"/>
-                <w:color w:val="000000"/>
-                <w:sz w:val="24"/>
-                <w:szCs w:val="24"/>
-                <w:lang w:val="en-GB"/>
-              </w:rPr>
-              <w:t>Photo</w:t>
-            </w:r>
-            <w:r>
-              <w:rPr>
-                <w:rFonts w:ascii="Aptos" w:hAnsi="Aptos" w:cs="Calibri"/>
-                <w:color w:val="000000"/>
-                <w:sz w:val="24"/>
-                <w:szCs w:val="24"/>
-                <w:lang w:val="en-GB"/>
-              </w:rPr>
               <w:t>DeleteEmpty</w:t>
             </w:r>
-            <w:proofErr w:type="spellEnd"/>
-            <w:proofErr w:type="gramEnd"/>
             <w:r>
               <w:rPr>
                 <w:rFonts w:ascii="Aptos" w:hAnsi="Aptos" w:cs="Calibri"/>
@@ -12913,29 +10215,7 @@
                 <w:szCs w:val="24"/>
                 <w:lang w:val="en-GB"/>
               </w:rPr>
-              <w:t>$</w:t>
-            </w:r>
-            <w:proofErr w:type="gramStart"/>
-            <w:r>
-              <w:rPr>
-                <w:rFonts w:ascii="Aptos" w:hAnsi="Aptos" w:cs="Calibri"/>
-                <w:color w:val="000000"/>
-                <w:sz w:val="24"/>
-                <w:szCs w:val="24"/>
-                <w:lang w:val="en-GB"/>
-              </w:rPr>
-              <w:t>Current[…]Photo</w:t>
-            </w:r>
-            <w:proofErr w:type="gramEnd"/>
-            <w:r>
-              <w:rPr>
-                <w:rFonts w:ascii="Aptos" w:hAnsi="Aptos" w:cs="Calibri"/>
-                <w:color w:val="000000"/>
-                <w:sz w:val="24"/>
-                <w:szCs w:val="24"/>
-                <w:lang w:val="en-GB"/>
-              </w:rPr>
-              <w:t>$ with some fancy formatting</w:t>
+              <w:t>$Current[…]Photo$ with some fancy formatting</w:t>
             </w:r>
           </w:p>
           <w:p>
@@ -13027,27 +10307,7 @@
                 <w:szCs w:val="24"/>
                 <w:lang w:val="en-GB"/>
               </w:rPr>
-              <w:t>with embedding and linking, the alternate text is set to '$</w:t>
-            </w:r>
-            <w:proofErr w:type="gramStart"/>
-            <w:r>
-              <w:rPr>
-                <w:rFonts w:ascii="Aptos" w:hAnsi="Aptos" w:cs="Calibri"/>
-                <w:sz w:val="24"/>
-                <w:szCs w:val="24"/>
-                <w:lang w:val="en-GB"/>
-              </w:rPr>
-              <w:t>Current[…]Photo</w:t>
-            </w:r>
-            <w:proofErr w:type="gramEnd"/>
-            <w:r>
-              <w:rPr>
-                <w:rFonts w:ascii="Aptos" w:hAnsi="Aptos" w:cs="Calibri"/>
-                <w:sz w:val="24"/>
-                <w:szCs w:val="24"/>
-                <w:lang w:val="en-GB"/>
-              </w:rPr>
-              <w:t>$'.</w:t>
+              <w:t>with embedding and linking, the alternate text is set to '$Current[…]Photo$'.</w:t>
             </w:r>
           </w:p>
           <w:p>
@@ -13080,27 +10340,7 @@
                 <w:szCs w:val="24"/>
                 <w:lang w:val="en-GB"/>
               </w:rPr>
-              <w:t xml:space="preserve">If the </w:t>
-            </w:r>
-            <w:proofErr w:type="spellStart"/>
-            <w:r>
-              <w:rPr>
-                <w:rFonts w:ascii="Aptos" w:hAnsi="Aptos" w:cs="Calibri"/>
-                <w:sz w:val="24"/>
-                <w:szCs w:val="24"/>
-                <w:lang w:val="en-GB"/>
-              </w:rPr>
-              <w:t>thumbailPhoto</w:t>
-            </w:r>
-            <w:proofErr w:type="spellEnd"/>
-            <w:r>
-              <w:rPr>
-                <w:rFonts w:ascii="Aptos" w:hAnsi="Aptos" w:cs="Calibri"/>
-                <w:sz w:val="24"/>
-                <w:szCs w:val="24"/>
-                <w:lang w:val="en-GB"/>
-              </w:rPr>
-              <w:t xml:space="preserve"> </w:t>
+              <w:t xml:space="preserve">If the thumbailPhoto </w:t>
             </w:r>
             <w:r>
               <w:rPr>
@@ -13139,27 +10379,7 @@
                 <w:szCs w:val="24"/>
                 <w:lang w:val="en-GB"/>
               </w:rPr>
-              <w:t xml:space="preserve">If </w:t>
-            </w:r>
-            <w:proofErr w:type="spellStart"/>
-            <w:r>
-              <w:rPr>
-                <w:rFonts w:ascii="Aptos" w:hAnsi="Aptos" w:cs="Calibri"/>
-                <w:sz w:val="24"/>
-                <w:szCs w:val="24"/>
-                <w:lang w:val="en-GB"/>
-              </w:rPr>
-              <w:t>thumbnailPhoto</w:t>
-            </w:r>
-            <w:proofErr w:type="spellEnd"/>
-            <w:r>
-              <w:rPr>
-                <w:rFonts w:ascii="Aptos" w:hAnsi="Aptos" w:cs="Calibri"/>
-                <w:sz w:val="24"/>
-                <w:szCs w:val="24"/>
-                <w:lang w:val="en-GB"/>
-              </w:rPr>
-              <w:t xml:space="preserve"> does not have data, the sample picture is shown.</w:t>
+              <w:t>If thumbnailPhoto does not have data, the sample picture is shown.</w:t>
             </w:r>
           </w:p>
         </w:tc>
@@ -13219,38 +10439,7 @@
                 <w:szCs w:val="24"/>
                 <w:lang w:val="en-GB"/>
               </w:rPr>
-              <w:t>, the alternate text is set to '$</w:t>
-            </w:r>
-            <w:proofErr w:type="gramStart"/>
-            <w:r>
-              <w:rPr>
-                <w:rFonts w:ascii="Aptos" w:hAnsi="Aptos" w:cs="Calibri"/>
-                <w:sz w:val="24"/>
-                <w:szCs w:val="24"/>
-                <w:lang w:val="en-GB"/>
-              </w:rPr>
-              <w:t>Current[…]</w:t>
-            </w:r>
-            <w:proofErr w:type="spellStart"/>
-            <w:r>
-              <w:rPr>
-                <w:rFonts w:ascii="Aptos" w:hAnsi="Aptos" w:cs="Calibri"/>
-                <w:sz w:val="24"/>
-                <w:szCs w:val="24"/>
-                <w:lang w:val="en-GB"/>
-              </w:rPr>
-              <w:t>PhotoDeleteEmpty</w:t>
-            </w:r>
-            <w:proofErr w:type="spellEnd"/>
-            <w:proofErr w:type="gramEnd"/>
-            <w:r>
-              <w:rPr>
-                <w:rFonts w:ascii="Aptos" w:hAnsi="Aptos" w:cs="Calibri"/>
-                <w:sz w:val="24"/>
-                <w:szCs w:val="24"/>
-                <w:lang w:val="en-GB"/>
-              </w:rPr>
-              <w:t>$'.</w:t>
+              <w:t>, the alternate text is set to '$Current[…]PhotoDeleteEmpty$'.</w:t>
             </w:r>
           </w:p>
           <w:p>
@@ -13283,27 +10472,7 @@
                 <w:szCs w:val="24"/>
                 <w:lang w:val="en-GB"/>
               </w:rPr>
-              <w:t xml:space="preserve">If the </w:t>
-            </w:r>
-            <w:proofErr w:type="spellStart"/>
-            <w:r>
-              <w:rPr>
-                <w:rFonts w:ascii="Aptos" w:hAnsi="Aptos" w:cs="Calibri"/>
-                <w:sz w:val="24"/>
-                <w:szCs w:val="24"/>
-                <w:lang w:val="en-GB"/>
-              </w:rPr>
-              <w:t>thumbailPhoto</w:t>
-            </w:r>
-            <w:proofErr w:type="spellEnd"/>
-            <w:r>
-              <w:rPr>
-                <w:rFonts w:ascii="Aptos" w:hAnsi="Aptos" w:cs="Calibri"/>
-                <w:sz w:val="24"/>
-                <w:szCs w:val="24"/>
-                <w:lang w:val="en-GB"/>
-              </w:rPr>
-              <w:t xml:space="preserve"> </w:t>
+              <w:t xml:space="preserve">If the thumbailPhoto </w:t>
             </w:r>
             <w:r>
               <w:rPr>
@@ -13342,27 +10511,7 @@
                 <w:szCs w:val="24"/>
                 <w:lang w:val="en-GB"/>
               </w:rPr>
-              <w:t xml:space="preserve">If </w:t>
-            </w:r>
-            <w:proofErr w:type="spellStart"/>
-            <w:r>
-              <w:rPr>
-                <w:rFonts w:ascii="Aptos" w:hAnsi="Aptos" w:cs="Calibri"/>
-                <w:sz w:val="24"/>
-                <w:szCs w:val="24"/>
-                <w:lang w:val="en-GB"/>
-              </w:rPr>
-              <w:t>thumbnailPhoto</w:t>
-            </w:r>
-            <w:proofErr w:type="spellEnd"/>
-            <w:r>
-              <w:rPr>
-                <w:rFonts w:ascii="Aptos" w:hAnsi="Aptos" w:cs="Calibri"/>
-                <w:sz w:val="24"/>
-                <w:szCs w:val="24"/>
-                <w:lang w:val="en-GB"/>
-              </w:rPr>
-              <w:t xml:space="preserve"> does not have data, the sample picture is deleted.</w:t>
+              <w:t>If thumbnailPhoto does not have data, the sample picture is deleted.</w:t>
             </w:r>
           </w:p>
         </w:tc>
@@ -13428,27 +10577,7 @@
                 <w:szCs w:val="24"/>
                 <w:lang w:val="en-GB"/>
               </w:rPr>
-              <w:t>The pictures in this column are inserted with embedding and linking, the alternate text is set to '$</w:t>
-            </w:r>
-            <w:proofErr w:type="gramStart"/>
-            <w:r>
-              <w:rPr>
-                <w:rFonts w:ascii="Aptos" w:hAnsi="Aptos" w:cs="Calibri"/>
-                <w:sz w:val="24"/>
-                <w:szCs w:val="24"/>
-                <w:lang w:val="en-GB"/>
-              </w:rPr>
-              <w:t>Current[…]Photo</w:t>
-            </w:r>
-            <w:proofErr w:type="gramEnd"/>
-            <w:r>
-              <w:rPr>
-                <w:rFonts w:ascii="Aptos" w:hAnsi="Aptos" w:cs="Calibri"/>
-                <w:sz w:val="24"/>
-                <w:szCs w:val="24"/>
-                <w:lang w:val="en-GB"/>
-              </w:rPr>
-              <w:t>$'.</w:t>
+              <w:t>The pictures in this column are inserted with embedding and linking, the alternate text is set to '$Current[…]Photo$'.</w:t>
             </w:r>
             <w:r>
               <w:rPr>
@@ -13499,17 +10628,7 @@
                 <w:szCs w:val="24"/>
                 <w:lang w:val="en-GB"/>
               </w:rPr>
-              <w:t xml:space="preserve">If the </w:t>
-            </w:r>
-            <w:proofErr w:type="spellStart"/>
-            <w:r>
-              <w:rPr>
-                <w:rFonts w:ascii="Aptos" w:hAnsi="Aptos" w:cs="Calibri"/>
-                <w:sz w:val="24"/>
-                <w:szCs w:val="24"/>
-                <w:lang w:val="en-GB"/>
-              </w:rPr>
-              <w:t>thumb</w:t>
+              <w:t>If the thumb</w:t>
             </w:r>
             <w:r>
               <w:rPr>
@@ -13527,17 +10646,7 @@
                 <w:szCs w:val="24"/>
                 <w:lang w:val="en-GB"/>
               </w:rPr>
-              <w:t>ailPhoto</w:t>
-            </w:r>
-            <w:proofErr w:type="spellEnd"/>
-            <w:r>
-              <w:rPr>
-                <w:rFonts w:ascii="Aptos" w:hAnsi="Aptos" w:cs="Calibri"/>
-                <w:sz w:val="24"/>
-                <w:szCs w:val="24"/>
-                <w:lang w:val="en-GB"/>
-              </w:rPr>
-              <w:t xml:space="preserve"> </w:t>
+              <w:t xml:space="preserve">ailPhoto </w:t>
             </w:r>
             <w:r>
               <w:rPr>
@@ -13576,27 +10685,7 @@
                 <w:szCs w:val="24"/>
                 <w:lang w:val="en-GB"/>
               </w:rPr>
-              <w:t xml:space="preserve">If </w:t>
-            </w:r>
-            <w:proofErr w:type="spellStart"/>
-            <w:r>
-              <w:rPr>
-                <w:rFonts w:ascii="Aptos" w:hAnsi="Aptos" w:cs="Calibri"/>
-                <w:sz w:val="24"/>
-                <w:szCs w:val="24"/>
-                <w:lang w:val="en-GB"/>
-              </w:rPr>
-              <w:t>thumbnailPhoto</w:t>
-            </w:r>
-            <w:proofErr w:type="spellEnd"/>
-            <w:r>
-              <w:rPr>
-                <w:rFonts w:ascii="Aptos" w:hAnsi="Aptos" w:cs="Calibri"/>
-                <w:sz w:val="24"/>
-                <w:szCs w:val="24"/>
-                <w:lang w:val="en-GB"/>
-              </w:rPr>
-              <w:t xml:space="preserve"> does not have data, the sample picture is shown.</w:t>
+              <w:t>If thumbnailPhoto does not have data, the sample picture is shown.</w:t>
             </w:r>
           </w:p>
         </w:tc>
@@ -13664,27 +10753,7 @@
                 <w:szCs w:val="24"/>
                 <w:lang w:val="en-GB"/>
               </w:rPr>
-              <w:t>$</w:t>
-            </w:r>
-            <w:proofErr w:type="spellStart"/>
-            <w:r>
-              <w:rPr>
-                <w:rFonts w:ascii="Aptos" w:hAnsi="Aptos" w:cs="Calibri"/>
-                <w:sz w:val="24"/>
-                <w:szCs w:val="24"/>
-                <w:lang w:val="en-GB"/>
-              </w:rPr>
-              <w:t>CurrentUserPhoto</w:t>
-            </w:r>
-            <w:proofErr w:type="spellEnd"/>
-            <w:r>
-              <w:rPr>
-                <w:rFonts w:ascii="Aptos" w:hAnsi="Aptos" w:cs="Calibri"/>
-                <w:sz w:val="24"/>
-                <w:szCs w:val="24"/>
-                <w:lang w:val="en-GB"/>
-              </w:rPr>
-              <w:t>$</w:t>
+              <w:t>$CurrentUserPhoto$</w:t>
             </w:r>
           </w:p>
           <w:p>
@@ -13707,7 +10776,7 @@
                 <w:lang w:eastAsia="de-AT"/>
               </w:rPr>
               <w:drawing>
-                <wp:inline distT="0" distB="0" distL="0" distR="0" wp14:anchorId="0C3C206D" wp14:editId="640B9CD8">
+                <wp:inline distT="0" distB="0" distL="0" distR="0" wp14:anchorId="0C3C206D" wp14:editId="636D45BE">
                   <wp:extent cx="1077506" cy="1080000"/>
                   <wp:effectExtent l="0" t="0" r="8890" b="6350"/>
                   <wp:docPr id="1174030678" name="Picture 16" descr="This is a placeholder image for the photo of the current user. If the current user has no photo, this placeholder is still shown.&#10;$CurrentUserPhoto$"/>
@@ -13785,37 +10854,26 @@
                 <w:szCs w:val="24"/>
                 <w:lang w:val="en-GB"/>
               </w:rPr>
+              <w:t>$CurrentUserPhoto</w:t>
+            </w:r>
+            <w:r>
+              <w:rPr>
+                <w:rFonts w:ascii="Aptos" w:hAnsi="Aptos" w:cs="Calibri"/>
+                <w:sz w:val="24"/>
+                <w:szCs w:val="24"/>
+                <w:lang w:val="en-GB"/>
+              </w:rPr>
+              <w:t>DeleteEmpty</w:t>
+            </w:r>
+            <w:r>
+              <w:rPr>
+                <w:rFonts w:ascii="Aptos" w:hAnsi="Aptos" w:cs="Calibri"/>
+                <w:sz w:val="24"/>
+                <w:szCs w:val="24"/>
+                <w:lang w:val="en-GB"/>
+              </w:rPr>
               <w:t>$</w:t>
             </w:r>
-            <w:proofErr w:type="spellStart"/>
-            <w:r>
-              <w:rPr>
-                <w:rFonts w:ascii="Aptos" w:hAnsi="Aptos" w:cs="Calibri"/>
-                <w:sz w:val="24"/>
-                <w:szCs w:val="24"/>
-                <w:lang w:val="en-GB"/>
-              </w:rPr>
-              <w:t>CurrentUserPhoto</w:t>
-            </w:r>
-            <w:r>
-              <w:rPr>
-                <w:rFonts w:ascii="Aptos" w:hAnsi="Aptos" w:cs="Calibri"/>
-                <w:sz w:val="24"/>
-                <w:szCs w:val="24"/>
-                <w:lang w:val="en-GB"/>
-              </w:rPr>
-              <w:t>DeleteEmpty</w:t>
-            </w:r>
-            <w:proofErr w:type="spellEnd"/>
-            <w:r>
-              <w:rPr>
-                <w:rFonts w:ascii="Aptos" w:hAnsi="Aptos" w:cs="Calibri"/>
-                <w:sz w:val="24"/>
-                <w:szCs w:val="24"/>
-                <w:lang w:val="en-GB"/>
-              </w:rPr>
-              <w:t>$</w:t>
-            </w:r>
           </w:p>
           <w:p>
             <w:pPr>
@@ -13837,7 +10895,7 @@
                 <w:lang w:eastAsia="de-AT"/>
               </w:rPr>
               <w:drawing>
-                <wp:inline distT="0" distB="0" distL="0" distR="0" wp14:anchorId="79B4BC8D" wp14:editId="5D5369B8">
+                <wp:inline distT="0" distB="0" distL="0" distR="0" wp14:anchorId="79B4BC8D" wp14:editId="46090763">
                   <wp:extent cx="1077506" cy="1080000"/>
                   <wp:effectExtent l="0" t="0" r="8890" b="6350"/>
                   <wp:docPr id="359148613" name="Picture 15" descr="This is a placeholder image for the photo of the current user. If the current user has no photo, this placeholder is deleted.$CurrentUserPhotoDeleteEmpty$"/>
@@ -13915,27 +10973,7 @@
                 <w:szCs w:val="24"/>
                 <w:lang w:val="en-GB"/>
               </w:rPr>
-              <w:t>$</w:t>
-            </w:r>
-            <w:proofErr w:type="spellStart"/>
-            <w:r>
-              <w:rPr>
-                <w:rFonts w:ascii="Aptos" w:hAnsi="Aptos" w:cs="Calibri"/>
-                <w:sz w:val="24"/>
-                <w:szCs w:val="24"/>
-                <w:lang w:val="en-GB"/>
-              </w:rPr>
-              <w:t>CurrentUserPhoto</w:t>
-            </w:r>
-            <w:proofErr w:type="spellEnd"/>
-            <w:r>
-              <w:rPr>
-                <w:rFonts w:ascii="Aptos" w:hAnsi="Aptos" w:cs="Calibri"/>
-                <w:sz w:val="24"/>
-                <w:szCs w:val="24"/>
-                <w:lang w:val="en-GB"/>
-              </w:rPr>
-              <w:t>$</w:t>
+              <w:t>$CurrentUserPhoto$</w:t>
             </w:r>
           </w:p>
           <w:p>
@@ -13958,7 +10996,7 @@
                 <w:lang w:eastAsia="de-AT"/>
               </w:rPr>
               <w:drawing>
-                <wp:inline distT="0" distB="0" distL="0" distR="0" wp14:anchorId="25B26DF4" wp14:editId="2FC2C02E">
+                <wp:inline distT="0" distB="0" distL="0" distR="0" wp14:anchorId="25B26DF4" wp14:editId="497C7107">
                   <wp:extent cx="1080000" cy="1080000"/>
                   <wp:effectExtent l="114300" t="114300" r="120650" b="120650"/>
                   <wp:docPr id="11" name="Picture 14" descr="This is a placeholder image for the photo of the current user, with some fancy formatting that can only be used with DOCX templates. If the current user has no photo, this placeholder is still shown.&#10;$CurrentUserPhoto$"/>
@@ -14080,27 +11118,7 @@
                 <w:szCs w:val="24"/>
                 <w:lang w:val="en-GB"/>
               </w:rPr>
-              <w:t>$</w:t>
-            </w:r>
-            <w:proofErr w:type="spellStart"/>
-            <w:r>
-              <w:rPr>
-                <w:rFonts w:ascii="Aptos" w:hAnsi="Aptos" w:cs="Calibri"/>
-                <w:sz w:val="24"/>
-                <w:szCs w:val="24"/>
-                <w:lang w:val="en-GB"/>
-              </w:rPr>
-              <w:t>CurrentUserManagerPhoto</w:t>
-            </w:r>
-            <w:proofErr w:type="spellEnd"/>
-            <w:r>
-              <w:rPr>
-                <w:rFonts w:ascii="Aptos" w:hAnsi="Aptos" w:cs="Calibri"/>
-                <w:sz w:val="24"/>
-                <w:szCs w:val="24"/>
-                <w:lang w:val="en-GB"/>
-              </w:rPr>
-              <w:t>$</w:t>
+              <w:t>$CurrentUserManagerPhoto$</w:t>
             </w:r>
           </w:p>
           <w:p>
@@ -14123,7 +11141,7 @@
                 <w:lang w:eastAsia="de-AT"/>
               </w:rPr>
               <w:drawing>
-                <wp:inline distT="0" distB="0" distL="0" distR="0" wp14:anchorId="4930DF84" wp14:editId="4AB57E80">
+                <wp:inline distT="0" distB="0" distL="0" distR="0" wp14:anchorId="4930DF84" wp14:editId="5D19FFF0">
                   <wp:extent cx="1077506" cy="1080000"/>
                   <wp:effectExtent l="0" t="0" r="8890" b="6350"/>
                   <wp:docPr id="1578714688" name="Picture 13" descr="This is a placeholder image for the photo of the current user manager. If the current user manager has no photo, this placeholder is still shown.$CurrentUserManagerPhoto$"/>
@@ -14201,17 +11219,7 @@
                 <w:szCs w:val="24"/>
                 <w:lang w:val="en-GB"/>
               </w:rPr>
-              <w:t>$</w:t>
-            </w:r>
-            <w:proofErr w:type="spellStart"/>
-            <w:r>
-              <w:rPr>
-                <w:rFonts w:ascii="Aptos" w:hAnsi="Aptos" w:cs="Calibri"/>
-                <w:sz w:val="24"/>
-                <w:szCs w:val="24"/>
-                <w:lang w:val="en-GB"/>
-              </w:rPr>
-              <w:t>CurrentUserManagerPhoto</w:t>
+              <w:t>$CurrentUserManagerPhoto</w:t>
             </w:r>
             <w:r>
               <w:rPr>
@@ -14222,7 +11230,6 @@
               </w:rPr>
               <w:t>DeleteEmpty</w:t>
             </w:r>
-            <w:proofErr w:type="spellEnd"/>
             <w:r>
               <w:rPr>
                 <w:rFonts w:ascii="Aptos" w:hAnsi="Aptos" w:cs="Calibri"/>
@@ -14253,7 +11260,7 @@
                 <w:lang w:eastAsia="de-AT"/>
               </w:rPr>
               <w:drawing>
-                <wp:inline distT="0" distB="0" distL="0" distR="0" wp14:anchorId="72FB956E" wp14:editId="38F9300F">
+                <wp:inline distT="0" distB="0" distL="0" distR="0" wp14:anchorId="72FB956E" wp14:editId="7E960A67">
                   <wp:extent cx="1077506" cy="1080000"/>
                   <wp:effectExtent l="0" t="0" r="8890" b="6350"/>
                   <wp:docPr id="1879234866" name="Picture 12" descr="This is a placeholder image for the photo of the current user manager. If the current user manager has no photo, this placeholder is deleted.$CurrentUserManagerPhotoDeleteEmpty$"/>
@@ -14331,27 +11338,7 @@
                 <w:szCs w:val="24"/>
                 <w:lang w:val="en-GB"/>
               </w:rPr>
-              <w:t>$</w:t>
-            </w:r>
-            <w:proofErr w:type="spellStart"/>
-            <w:r>
-              <w:rPr>
-                <w:rFonts w:ascii="Aptos" w:hAnsi="Aptos" w:cs="Calibri"/>
-                <w:sz w:val="24"/>
-                <w:szCs w:val="24"/>
-                <w:lang w:val="en-GB"/>
-              </w:rPr>
-              <w:t>CurrentUserManagerPhoto</w:t>
-            </w:r>
-            <w:proofErr w:type="spellEnd"/>
-            <w:r>
-              <w:rPr>
-                <w:rFonts w:ascii="Aptos" w:hAnsi="Aptos" w:cs="Calibri"/>
-                <w:sz w:val="24"/>
-                <w:szCs w:val="24"/>
-                <w:lang w:val="en-GB"/>
-              </w:rPr>
-              <w:t>$</w:t>
+              <w:t>$CurrentUserManagerPhoto$</w:t>
             </w:r>
           </w:p>
           <w:p>
@@ -14374,7 +11361,7 @@
                 <w:lang w:eastAsia="de-AT"/>
               </w:rPr>
               <w:drawing>
-                <wp:inline distT="0" distB="0" distL="0" distR="0" wp14:anchorId="38A08BEE" wp14:editId="4A18EAEC">
+                <wp:inline distT="0" distB="0" distL="0" distR="0" wp14:anchorId="38A08BEE" wp14:editId="71DB2136">
                   <wp:extent cx="1080000" cy="1080000"/>
                   <wp:effectExtent l="19050" t="57150" r="0" b="387350"/>
                   <wp:docPr id="12" name="Picture 11" descr="This is a placeholder image for the photo of the current user manager, with some fancy formatting that can only be used with DOCX templates. If the current user manager has no photo, this placeholder is still shown.&#10;$CurrentUserManagerPhoto$"/>
@@ -14498,27 +11485,7 @@
                 <w:szCs w:val="24"/>
                 <w:lang w:val="en-GB"/>
               </w:rPr>
-              <w:t>$</w:t>
-            </w:r>
-            <w:proofErr w:type="spellStart"/>
-            <w:r>
-              <w:rPr>
-                <w:rFonts w:ascii="Aptos" w:hAnsi="Aptos" w:cs="Calibri"/>
-                <w:sz w:val="24"/>
-                <w:szCs w:val="24"/>
-                <w:lang w:val="en-GB"/>
-              </w:rPr>
-              <w:t>CurrentMailboxPhoto</w:t>
-            </w:r>
-            <w:proofErr w:type="spellEnd"/>
-            <w:r>
-              <w:rPr>
-                <w:rFonts w:ascii="Aptos" w:hAnsi="Aptos" w:cs="Calibri"/>
-                <w:sz w:val="24"/>
-                <w:szCs w:val="24"/>
-                <w:lang w:val="en-GB"/>
-              </w:rPr>
-              <w:t>$</w:t>
+              <w:t>$CurrentMailboxPhoto$</w:t>
             </w:r>
           </w:p>
           <w:p>
@@ -14541,7 +11508,7 @@
                 <w:lang w:eastAsia="de-AT"/>
               </w:rPr>
               <w:drawing>
-                <wp:inline distT="0" distB="0" distL="0" distR="0" wp14:anchorId="022503C1" wp14:editId="4ACD894B">
+                <wp:inline distT="0" distB="0" distL="0" distR="0" wp14:anchorId="022503C1" wp14:editId="637DF2DE">
                   <wp:extent cx="1077506" cy="1080000"/>
                   <wp:effectExtent l="0" t="0" r="8890" b="6350"/>
                   <wp:docPr id="1982955827" name="Picture 10" descr="This is a placeholder image for the photo of the current mailbox. If the current mailbox has no photo, this placeholder is still shown.&#10;$CurrentMailboxPhoto$"/>
@@ -14619,37 +11586,26 @@
                 <w:szCs w:val="24"/>
                 <w:lang w:val="en-GB"/>
               </w:rPr>
+              <w:t>$CurrentMailboxPhoto</w:t>
+            </w:r>
+            <w:r>
+              <w:rPr>
+                <w:rFonts w:ascii="Aptos" w:hAnsi="Aptos" w:cs="Calibri"/>
+                <w:sz w:val="24"/>
+                <w:szCs w:val="24"/>
+                <w:lang w:val="en-GB"/>
+              </w:rPr>
+              <w:t>DeleteEmpty</w:t>
+            </w:r>
+            <w:r>
+              <w:rPr>
+                <w:rFonts w:ascii="Aptos" w:hAnsi="Aptos" w:cs="Calibri"/>
+                <w:sz w:val="24"/>
+                <w:szCs w:val="24"/>
+                <w:lang w:val="en-GB"/>
+              </w:rPr>
               <w:t>$</w:t>
             </w:r>
-            <w:proofErr w:type="spellStart"/>
-            <w:r>
-              <w:rPr>
-                <w:rFonts w:ascii="Aptos" w:hAnsi="Aptos" w:cs="Calibri"/>
-                <w:sz w:val="24"/>
-                <w:szCs w:val="24"/>
-                <w:lang w:val="en-GB"/>
-              </w:rPr>
-              <w:t>CurrentMailboxPhoto</w:t>
-            </w:r>
-            <w:r>
-              <w:rPr>
-                <w:rFonts w:ascii="Aptos" w:hAnsi="Aptos" w:cs="Calibri"/>
-                <w:sz w:val="24"/>
-                <w:szCs w:val="24"/>
-                <w:lang w:val="en-GB"/>
-              </w:rPr>
-              <w:t>DeleteEmpty</w:t>
-            </w:r>
-            <w:proofErr w:type="spellEnd"/>
-            <w:r>
-              <w:rPr>
-                <w:rFonts w:ascii="Aptos" w:hAnsi="Aptos" w:cs="Calibri"/>
-                <w:sz w:val="24"/>
-                <w:szCs w:val="24"/>
-                <w:lang w:val="en-GB"/>
-              </w:rPr>
-              <w:t>$</w:t>
-            </w:r>
           </w:p>
           <w:p>
             <w:pPr>
@@ -14671,7 +11627,7 @@
                 <w:lang w:eastAsia="de-AT"/>
               </w:rPr>
               <w:drawing>
-                <wp:inline distT="0" distB="0" distL="0" distR="0" wp14:anchorId="610DB1DE" wp14:editId="071EFC9B">
+                <wp:inline distT="0" distB="0" distL="0" distR="0" wp14:anchorId="610DB1DE" wp14:editId="07EB2884">
                   <wp:extent cx="1077506" cy="1080000"/>
                   <wp:effectExtent l="0" t="0" r="8890" b="6350"/>
                   <wp:docPr id="17003845" name="Picture 9" descr="This is a placeholder image for the photo of the current mailbox. If the current mailbox has no photo, this placeholder is deleted.&#10;$CurrentMailboxPhotoDeleteEmpty$"/>
@@ -14749,27 +11705,7 @@
                 <w:szCs w:val="24"/>
                 <w:lang w:val="en-GB"/>
               </w:rPr>
-              <w:t>$</w:t>
-            </w:r>
-            <w:proofErr w:type="spellStart"/>
-            <w:r>
-              <w:rPr>
-                <w:rFonts w:ascii="Aptos" w:hAnsi="Aptos" w:cs="Calibri"/>
-                <w:sz w:val="24"/>
-                <w:szCs w:val="24"/>
-                <w:lang w:val="en-GB"/>
-              </w:rPr>
-              <w:t>CurrentMailboxPhoto</w:t>
-            </w:r>
-            <w:proofErr w:type="spellEnd"/>
-            <w:r>
-              <w:rPr>
-                <w:rFonts w:ascii="Aptos" w:hAnsi="Aptos" w:cs="Calibri"/>
-                <w:sz w:val="24"/>
-                <w:szCs w:val="24"/>
-                <w:lang w:val="en-GB"/>
-              </w:rPr>
-              <w:t>$</w:t>
+              <w:t>$CurrentMailboxPhoto$</w:t>
             </w:r>
           </w:p>
           <w:p>
@@ -14792,7 +11728,7 @@
                 <w:lang w:eastAsia="de-AT"/>
               </w:rPr>
               <w:drawing>
-                <wp:inline distT="0" distB="0" distL="0" distR="0" wp14:anchorId="656D78AD" wp14:editId="43B4B8B6">
+                <wp:inline distT="0" distB="0" distL="0" distR="0" wp14:anchorId="656D78AD" wp14:editId="217E5E0F">
                   <wp:extent cx="1080000" cy="1080000"/>
                   <wp:effectExtent l="285750" t="209550" r="273050" b="234950"/>
                   <wp:docPr id="13" name="Picture 8" descr="This is a placeholder image for the photo of the current mailbox, with some fancy formatting that can only be used with DOCX templates. If the current mailbox has no photo, this placeholder is still shown.&#10;$CurrentMailboxPhoto$"/>
@@ -14934,27 +11870,7 @@
                 <w:szCs w:val="24"/>
                 <w:lang w:val="en-GB"/>
               </w:rPr>
-              <w:t>$</w:t>
-            </w:r>
-            <w:proofErr w:type="spellStart"/>
-            <w:r>
-              <w:rPr>
-                <w:rFonts w:ascii="Aptos" w:hAnsi="Aptos" w:cs="Calibri"/>
-                <w:sz w:val="24"/>
-                <w:szCs w:val="24"/>
-                <w:lang w:val="en-GB"/>
-              </w:rPr>
-              <w:t>CurrentMailboxManagerPhoto</w:t>
-            </w:r>
-            <w:proofErr w:type="spellEnd"/>
-            <w:r>
-              <w:rPr>
-                <w:rFonts w:ascii="Aptos" w:hAnsi="Aptos" w:cs="Calibri"/>
-                <w:sz w:val="24"/>
-                <w:szCs w:val="24"/>
-                <w:lang w:val="en-GB"/>
-              </w:rPr>
-              <w:t>$</w:t>
+              <w:t>$CurrentMailboxManagerPhoto$</w:t>
             </w:r>
           </w:p>
           <w:p>
@@ -14977,7 +11893,7 @@
                 <w:lang w:eastAsia="de-AT"/>
               </w:rPr>
               <w:drawing>
-                <wp:inline distT="0" distB="0" distL="0" distR="0" wp14:anchorId="33BB6C53" wp14:editId="0011BE0D">
+                <wp:inline distT="0" distB="0" distL="0" distR="0" wp14:anchorId="33BB6C53" wp14:editId="77B979B0">
                   <wp:extent cx="1077506" cy="1080000"/>
                   <wp:effectExtent l="0" t="0" r="8890" b="6350"/>
                   <wp:docPr id="1769740849" name="Picture 7" descr="This is a placeholder image for the photo of the current mailbox manager. If the current mailbox manager has no photo, this placeholder is still shown.$CurrentMailboxManagerPhoto$"/>
@@ -15055,17 +11971,7 @@
                 <w:szCs w:val="24"/>
                 <w:lang w:val="en-GB"/>
               </w:rPr>
-              <w:t>$</w:t>
-            </w:r>
-            <w:proofErr w:type="spellStart"/>
-            <w:r>
-              <w:rPr>
-                <w:rFonts w:ascii="Aptos" w:hAnsi="Aptos" w:cs="Calibri"/>
-                <w:sz w:val="24"/>
-                <w:szCs w:val="24"/>
-                <w:lang w:val="en-GB"/>
-              </w:rPr>
-              <w:t>CurrentMailboxManagerPhoto</w:t>
+              <w:t>$CurrentMailboxManagerPhoto</w:t>
             </w:r>
             <w:r>
               <w:rPr>
@@ -15076,7 +11982,6 @@
               </w:rPr>
               <w:t>DeleteEmpty</w:t>
             </w:r>
-            <w:proofErr w:type="spellEnd"/>
             <w:r>
               <w:rPr>
                 <w:rFonts w:ascii="Aptos" w:hAnsi="Aptos" w:cs="Calibri"/>
@@ -15107,7 +12012,7 @@
                 <w:lang w:eastAsia="de-AT"/>
               </w:rPr>
               <w:drawing>
-                <wp:inline distT="0" distB="0" distL="0" distR="0" wp14:anchorId="38378013" wp14:editId="117CE960">
+                <wp:inline distT="0" distB="0" distL="0" distR="0" wp14:anchorId="38378013" wp14:editId="3528C279">
                   <wp:extent cx="1077506" cy="1080000"/>
                   <wp:effectExtent l="0" t="0" r="8890" b="6350"/>
                   <wp:docPr id="558996120" name="Picture 6" descr="This is a placeholder image for the photo of the current mailbox manager. If the current mailbox manager has no photo, this placeholder is deleted.&#10;$CurrentMailboxManagerPhotoDeleteEmpty$"/>
@@ -15185,27 +12090,7 @@
                 <w:szCs w:val="24"/>
                 <w:lang w:val="en-GB"/>
               </w:rPr>
-              <w:t>$</w:t>
-            </w:r>
-            <w:proofErr w:type="spellStart"/>
-            <w:r>
-              <w:rPr>
-                <w:rFonts w:ascii="Aptos" w:hAnsi="Aptos" w:cs="Calibri"/>
-                <w:sz w:val="24"/>
-                <w:szCs w:val="24"/>
-                <w:lang w:val="en-GB"/>
-              </w:rPr>
-              <w:t>CurrentMailboxManagerPhoto</w:t>
-            </w:r>
-            <w:proofErr w:type="spellEnd"/>
-            <w:r>
-              <w:rPr>
-                <w:rFonts w:ascii="Aptos" w:hAnsi="Aptos" w:cs="Calibri"/>
-                <w:sz w:val="24"/>
-                <w:szCs w:val="24"/>
-                <w:lang w:val="en-GB"/>
-              </w:rPr>
-              <w:t>$</w:t>
+              <w:t>$CurrentMailboxManagerPhoto$</w:t>
             </w:r>
           </w:p>
           <w:p>
@@ -15228,7 +12113,7 @@
                 <w:lang w:eastAsia="de-AT"/>
               </w:rPr>
               <w:drawing>
-                <wp:inline distT="0" distB="0" distL="0" distR="0" wp14:anchorId="44391D29" wp14:editId="3FF0BC84">
+                <wp:inline distT="0" distB="0" distL="0" distR="0" wp14:anchorId="44391D29" wp14:editId="2E4C0356">
                   <wp:extent cx="1080000" cy="1080000"/>
                   <wp:effectExtent l="0" t="0" r="6350" b="6350"/>
                   <wp:docPr id="14" name="Picture 5" descr="This is a placeholder image for the photo of the current mailbox manager, with some fancy formatting that can only be used with DOCX templates. If the current mailbox manager has no photo, this placeholder is still shown.&#10;$CurrentMailboxManagerPhoto$"/>
@@ -15299,23 +12184,7 @@
           <w:rFonts w:ascii="Aptos" w:hAnsi="Aptos"/>
           <w:lang w:val="en-US"/>
         </w:rPr>
-        <w:t>When using DOCX templates, it also works fine with inline (!) shapes. In this case, no linking and embedding is required, just add the replacement variable to the alternate text. Set-OutlookSignatures will then fill the inline shape with the account picture. Just don’t forget to format the shape as “</w:t>
-      </w:r>
-      <w:proofErr w:type="spellStart"/>
-      <w:r>
-        <w:rPr>
-          <w:rFonts w:ascii="Aptos" w:hAnsi="Aptos"/>
-          <w:lang w:val="en-US"/>
-        </w:rPr>
-        <w:t>inline</w:t>
-      </w:r>
-      <w:proofErr w:type="spellEnd"/>
-      <w:r>
-        <w:rPr>
-          <w:rFonts w:ascii="Aptos" w:hAnsi="Aptos"/>
-          <w:lang w:val="en-US"/>
-        </w:rPr>
-        <w:t xml:space="preserve"> with text”.</w:t>
+        <w:t>When using DOCX templates, it also works fine with inline (!) shapes. In this case, no linking and embedding is required, just add the replacement variable to the alternate text. Set-OutlookSignatures will then fill the inline shape with the account picture. Just don’t forget to format the shape as “inline with text”.</w:t>
       </w:r>
     </w:p>
     <w:p>
@@ -15330,23 +12199,7 @@
           <w:rFonts w:ascii="Aptos" w:hAnsi="Aptos"/>
           <w:lang w:val="en-US"/>
         </w:rPr>
-        <w:t xml:space="preserve">As you have </w:t>
-      </w:r>
-      <w:proofErr w:type="gramStart"/>
-      <w:r>
-        <w:rPr>
-          <w:rFonts w:ascii="Aptos" w:hAnsi="Aptos"/>
-          <w:lang w:val="en-US"/>
-        </w:rPr>
-        <w:t>seen the principle</w:t>
-      </w:r>
-      <w:proofErr w:type="gramEnd"/>
-      <w:r>
-        <w:rPr>
-          <w:rFonts w:ascii="Aptos" w:hAnsi="Aptos"/>
-          <w:lang w:val="en-US"/>
-        </w:rPr>
-        <w:t xml:space="preserve"> before, the following table only shows the account picture of the currently logged-on user.</w:t>
+        <w:t>As you have seen the principle before, the following table only shows the account picture of the currently logged-on user.</w:t>
       </w:r>
     </w:p>
     <w:tbl>
@@ -15420,29 +12273,7 @@
                 <w:szCs w:val="24"/>
                 <w:lang w:val="en-GB"/>
               </w:rPr>
-              <w:t>$</w:t>
-            </w:r>
-            <w:proofErr w:type="gramStart"/>
-            <w:r>
-              <w:rPr>
-                <w:rFonts w:ascii="Aptos" w:hAnsi="Aptos" w:cs="Calibri"/>
-                <w:color w:val="000000"/>
-                <w:sz w:val="24"/>
-                <w:szCs w:val="24"/>
-                <w:lang w:val="en-GB"/>
-              </w:rPr>
-              <w:t>Current[…]Photo</w:t>
-            </w:r>
-            <w:proofErr w:type="gramEnd"/>
-            <w:r>
-              <w:rPr>
-                <w:rFonts w:ascii="Aptos" w:hAnsi="Aptos" w:cs="Calibri"/>
-                <w:color w:val="000000"/>
-                <w:sz w:val="24"/>
-                <w:szCs w:val="24"/>
-                <w:lang w:val="en-GB"/>
-              </w:rPr>
-              <w:t>$</w:t>
+              <w:t>$Current[…]Photo$</w:t>
             </w:r>
           </w:p>
           <w:p>
@@ -15484,41 +12315,7 @@
                 <w:szCs w:val="24"/>
                 <w:lang w:val="en-GB"/>
               </w:rPr>
-              <w:t>$</w:t>
-            </w:r>
-            <w:proofErr w:type="gramStart"/>
-            <w:r>
-              <w:rPr>
-                <w:rFonts w:ascii="Aptos" w:hAnsi="Aptos" w:cs="Calibri"/>
-                <w:color w:val="000000"/>
-                <w:sz w:val="24"/>
-                <w:szCs w:val="24"/>
-                <w:lang w:val="en-GB"/>
-              </w:rPr>
-              <w:t>Current[…]</w:t>
-            </w:r>
-            <w:proofErr w:type="spellStart"/>
-            <w:r>
-              <w:rPr>
-                <w:rFonts w:ascii="Aptos" w:hAnsi="Aptos" w:cs="Calibri"/>
-                <w:color w:val="000000"/>
-                <w:sz w:val="24"/>
-                <w:szCs w:val="24"/>
-                <w:lang w:val="en-GB"/>
-              </w:rPr>
-              <w:t>PhotoDeleteEmpty</w:t>
-            </w:r>
-            <w:proofErr w:type="spellEnd"/>
-            <w:proofErr w:type="gramEnd"/>
-            <w:r>
-              <w:rPr>
-                <w:rFonts w:ascii="Aptos" w:hAnsi="Aptos" w:cs="Calibri"/>
-                <w:color w:val="000000"/>
-                <w:sz w:val="24"/>
-                <w:szCs w:val="24"/>
-                <w:lang w:val="en-GB"/>
-              </w:rPr>
-              <w:t>$</w:t>
+              <w:t>$Current[…]PhotoDeleteEmpty$</w:t>
             </w:r>
           </w:p>
         </w:tc>
@@ -15546,29 +12343,7 @@
                 <w:szCs w:val="24"/>
                 <w:lang w:val="en-GB"/>
               </w:rPr>
-              <w:t>$</w:t>
-            </w:r>
-            <w:proofErr w:type="gramStart"/>
-            <w:r>
-              <w:rPr>
-                <w:rFonts w:ascii="Aptos" w:hAnsi="Aptos" w:cs="Calibri"/>
-                <w:color w:val="000000"/>
-                <w:sz w:val="24"/>
-                <w:szCs w:val="24"/>
-                <w:lang w:val="en-GB"/>
-              </w:rPr>
-              <w:t>Current[…]Photo</w:t>
-            </w:r>
-            <w:proofErr w:type="gramEnd"/>
-            <w:r>
-              <w:rPr>
-                <w:rFonts w:ascii="Aptos" w:hAnsi="Aptos" w:cs="Calibri"/>
-                <w:color w:val="000000"/>
-                <w:sz w:val="24"/>
-                <w:szCs w:val="24"/>
-                <w:lang w:val="en-GB"/>
-              </w:rPr>
-              <w:t>$ with some fancy formatting</w:t>
+              <w:t>$Current[…]Photo$ with some fancy formatting</w:t>
             </w:r>
           </w:p>
           <w:p>
@@ -15675,27 +12450,7 @@
                 <w:szCs w:val="24"/>
                 <w:lang w:val="en-GB"/>
               </w:rPr>
-              <w:t xml:space="preserve">If the </w:t>
-            </w:r>
-            <w:proofErr w:type="spellStart"/>
-            <w:r>
-              <w:rPr>
-                <w:rFonts w:ascii="Aptos" w:hAnsi="Aptos" w:cs="Calibri"/>
-                <w:sz w:val="24"/>
-                <w:szCs w:val="24"/>
-                <w:lang w:val="en-GB"/>
-              </w:rPr>
-              <w:t>thumbailPhoto</w:t>
-            </w:r>
-            <w:proofErr w:type="spellEnd"/>
-            <w:r>
-              <w:rPr>
-                <w:rFonts w:ascii="Aptos" w:hAnsi="Aptos" w:cs="Calibri"/>
-                <w:sz w:val="24"/>
-                <w:szCs w:val="24"/>
-                <w:lang w:val="en-GB"/>
-              </w:rPr>
-              <w:t xml:space="preserve"> attribute has data, the sample picture is replaced.</w:t>
+              <w:t>If the thumbailPhoto attribute has data, the sample picture is replaced.</w:t>
             </w:r>
           </w:p>
           <w:p>
@@ -15716,27 +12471,7 @@
                 <w:szCs w:val="24"/>
                 <w:lang w:val="en-GB"/>
               </w:rPr>
-              <w:t xml:space="preserve">If </w:t>
-            </w:r>
-            <w:proofErr w:type="spellStart"/>
-            <w:r>
-              <w:rPr>
-                <w:rFonts w:ascii="Aptos" w:hAnsi="Aptos" w:cs="Calibri"/>
-                <w:sz w:val="24"/>
-                <w:szCs w:val="24"/>
-                <w:lang w:val="en-GB"/>
-              </w:rPr>
-              <w:t>thumbnailPhoto</w:t>
-            </w:r>
-            <w:proofErr w:type="spellEnd"/>
-            <w:r>
-              <w:rPr>
-                <w:rFonts w:ascii="Aptos" w:hAnsi="Aptos" w:cs="Calibri"/>
-                <w:sz w:val="24"/>
-                <w:szCs w:val="24"/>
-                <w:lang w:val="en-GB"/>
-              </w:rPr>
-              <w:t xml:space="preserve"> does not have data, the sample picture is shown.</w:t>
+              <w:t>If thumbnailPhoto does not have data, the sample picture is shown.</w:t>
             </w:r>
           </w:p>
         </w:tc>
@@ -15802,27 +12537,7 @@
                 <w:szCs w:val="24"/>
                 <w:lang w:val="en-GB"/>
               </w:rPr>
-              <w:t xml:space="preserve">If the </w:t>
-            </w:r>
-            <w:proofErr w:type="spellStart"/>
-            <w:r>
-              <w:rPr>
-                <w:rFonts w:ascii="Aptos" w:hAnsi="Aptos" w:cs="Calibri"/>
-                <w:sz w:val="24"/>
-                <w:szCs w:val="24"/>
-                <w:lang w:val="en-GB"/>
-              </w:rPr>
-              <w:t>thumbailPhoto</w:t>
-            </w:r>
-            <w:proofErr w:type="spellEnd"/>
-            <w:r>
-              <w:rPr>
-                <w:rFonts w:ascii="Aptos" w:hAnsi="Aptos" w:cs="Calibri"/>
-                <w:sz w:val="24"/>
-                <w:szCs w:val="24"/>
-                <w:lang w:val="en-GB"/>
-              </w:rPr>
-              <w:t xml:space="preserve"> attribute has data, the sample picture is replaced.</w:t>
+              <w:t>If the thumbailPhoto attribute has data, the sample picture is replaced.</w:t>
             </w:r>
           </w:p>
           <w:p>
@@ -15843,27 +12558,7 @@
                 <w:szCs w:val="24"/>
                 <w:lang w:val="en-GB"/>
               </w:rPr>
-              <w:t xml:space="preserve">If </w:t>
-            </w:r>
-            <w:proofErr w:type="spellStart"/>
-            <w:r>
-              <w:rPr>
-                <w:rFonts w:ascii="Aptos" w:hAnsi="Aptos" w:cs="Calibri"/>
-                <w:sz w:val="24"/>
-                <w:szCs w:val="24"/>
-                <w:lang w:val="en-GB"/>
-              </w:rPr>
-              <w:t>thumbnailPhoto</w:t>
-            </w:r>
-            <w:proofErr w:type="spellEnd"/>
-            <w:r>
-              <w:rPr>
-                <w:rFonts w:ascii="Aptos" w:hAnsi="Aptos" w:cs="Calibri"/>
-                <w:sz w:val="24"/>
-                <w:szCs w:val="24"/>
-                <w:lang w:val="en-GB"/>
-              </w:rPr>
-              <w:t xml:space="preserve"> does not have data, the sample picture is deleted.</w:t>
+              <w:t>If thumbnailPhoto does not have data, the sample picture is deleted.</w:t>
             </w:r>
           </w:p>
         </w:tc>
@@ -15929,27 +12624,7 @@
                 <w:szCs w:val="24"/>
                 <w:lang w:val="en-GB"/>
               </w:rPr>
-              <w:t xml:space="preserve">If the </w:t>
-            </w:r>
-            <w:proofErr w:type="spellStart"/>
-            <w:r>
-              <w:rPr>
-                <w:rFonts w:ascii="Aptos" w:hAnsi="Aptos" w:cs="Calibri"/>
-                <w:sz w:val="24"/>
-                <w:szCs w:val="24"/>
-                <w:lang w:val="en-GB"/>
-              </w:rPr>
-              <w:t>thumbnailPhoto</w:t>
-            </w:r>
-            <w:proofErr w:type="spellEnd"/>
-            <w:r>
-              <w:rPr>
-                <w:rFonts w:ascii="Aptos" w:hAnsi="Aptos" w:cs="Calibri"/>
-                <w:sz w:val="24"/>
-                <w:szCs w:val="24"/>
-                <w:lang w:val="en-GB"/>
-              </w:rPr>
-              <w:t xml:space="preserve"> attribute has data, the sample picture is replaced.</w:t>
+              <w:t>If the thumbnailPhoto attribute has data, the sample picture is replaced.</w:t>
             </w:r>
           </w:p>
           <w:p>
@@ -15970,27 +12645,7 @@
                 <w:szCs w:val="24"/>
                 <w:lang w:val="en-GB"/>
               </w:rPr>
-              <w:t xml:space="preserve">If </w:t>
-            </w:r>
-            <w:proofErr w:type="spellStart"/>
-            <w:r>
-              <w:rPr>
-                <w:rFonts w:ascii="Aptos" w:hAnsi="Aptos" w:cs="Calibri"/>
-                <w:sz w:val="24"/>
-                <w:szCs w:val="24"/>
-                <w:lang w:val="en-GB"/>
-              </w:rPr>
-              <w:t>thumbnailPhoto</w:t>
-            </w:r>
-            <w:proofErr w:type="spellEnd"/>
-            <w:r>
-              <w:rPr>
-                <w:rFonts w:ascii="Aptos" w:hAnsi="Aptos" w:cs="Calibri"/>
-                <w:sz w:val="24"/>
-                <w:szCs w:val="24"/>
-                <w:lang w:val="en-GB"/>
-              </w:rPr>
-              <w:t xml:space="preserve"> does not have data, the sample picture is shown.</w:t>
+              <w:t>If thumbnailPhoto does not have data, the sample picture is shown.</w:t>
             </w:r>
           </w:p>
         </w:tc>
@@ -16058,27 +12713,7 @@
                 <w:szCs w:val="24"/>
                 <w:lang w:val="en-GB"/>
               </w:rPr>
-              <w:t>$</w:t>
-            </w:r>
-            <w:proofErr w:type="spellStart"/>
-            <w:r>
-              <w:rPr>
-                <w:rFonts w:ascii="Aptos" w:hAnsi="Aptos" w:cs="Calibri"/>
-                <w:sz w:val="24"/>
-                <w:szCs w:val="24"/>
-                <w:lang w:val="en-GB"/>
-              </w:rPr>
-              <w:t>CurrentUserPhoto</w:t>
-            </w:r>
-            <w:proofErr w:type="spellEnd"/>
-            <w:r>
-              <w:rPr>
-                <w:rFonts w:ascii="Aptos" w:hAnsi="Aptos" w:cs="Calibri"/>
-                <w:sz w:val="24"/>
-                <w:szCs w:val="24"/>
-                <w:lang w:val="en-GB"/>
-              </w:rPr>
-              <w:t>$</w:t>
+              <w:t>$CurrentUserPhoto$</w:t>
             </w:r>
           </w:p>
           <w:p>
@@ -16857,27 +13492,7 @@
                 <w:szCs w:val="24"/>
                 <w:lang w:val="en-GB"/>
               </w:rPr>
-              <w:t>$</w:t>
-            </w:r>
-            <w:proofErr w:type="spellStart"/>
-            <w:r>
-              <w:rPr>
-                <w:rFonts w:ascii="Aptos" w:hAnsi="Aptos" w:cs="Calibri"/>
-                <w:sz w:val="24"/>
-                <w:szCs w:val="24"/>
-                <w:lang w:val="en-GB"/>
-              </w:rPr>
-              <w:t>CurrentUserPhotoDeleteEmpty</w:t>
-            </w:r>
-            <w:proofErr w:type="spellEnd"/>
-            <w:r>
-              <w:rPr>
-                <w:rFonts w:ascii="Aptos" w:hAnsi="Aptos" w:cs="Calibri"/>
-                <w:sz w:val="24"/>
-                <w:szCs w:val="24"/>
-                <w:lang w:val="en-GB"/>
-              </w:rPr>
-              <w:t>$</w:t>
+              <w:t>$CurrentUserPhotoDeleteEmpty$</w:t>
             </w:r>
           </w:p>
           <w:p>
@@ -17640,27 +14255,7 @@
                 <w:szCs w:val="24"/>
                 <w:lang w:val="en-GB"/>
               </w:rPr>
-              <w:t>$</w:t>
-            </w:r>
-            <w:proofErr w:type="spellStart"/>
-            <w:r>
-              <w:rPr>
-                <w:rFonts w:ascii="Aptos" w:hAnsi="Aptos" w:cs="Calibri"/>
-                <w:sz w:val="24"/>
-                <w:szCs w:val="24"/>
-                <w:lang w:val="en-GB"/>
-              </w:rPr>
-              <w:t>CurrentUserPhoto</w:t>
-            </w:r>
-            <w:proofErr w:type="spellEnd"/>
-            <w:r>
-              <w:rPr>
-                <w:rFonts w:ascii="Aptos" w:hAnsi="Aptos" w:cs="Calibri"/>
-                <w:sz w:val="24"/>
-                <w:szCs w:val="24"/>
-                <w:lang w:val="en-GB"/>
-              </w:rPr>
-              <w:t>$</w:t>
+              <w:t>$CurrentUserPhoto$</w:t>
             </w:r>
           </w:p>
           <w:p>
@@ -18444,7 +15039,6 @@
           <w:lang w:val="en-GB"/>
         </w:rPr>
       </w:pPr>
-      <w:proofErr w:type="spellStart"/>
       <w:r>
         <w:rPr>
           <w:rFonts w:ascii="Aptos" w:hAnsi="Aptos" w:cs="Calibri"/>
@@ -18452,17 +15046,7 @@
           <w:szCs w:val="24"/>
           <w:lang w:val="en-GB"/>
         </w:rPr>
-        <w:t>Fore</w:t>
-      </w:r>
-      <w:proofErr w:type="spellEnd"/>
-      <w:r>
-        <w:rPr>
-          <w:rFonts w:ascii="Aptos" w:hAnsi="Aptos" w:cs="Calibri"/>
-          <w:sz w:val="24"/>
-          <w:szCs w:val="24"/>
-          <w:lang w:val="en-GB"/>
-        </w:rPr>
-        <w:t xml:space="preserve"> each replacement variable namespace, there are 10 variables you can fill with custom image data:</w:t>
+        <w:t>Fore each replacement variable namespace, there are 10 variables you can fill with custom image data:</w:t>
       </w:r>
     </w:p>
     <w:p>
@@ -18486,80 +15070,7 @@
           <w:szCs w:val="24"/>
           <w:lang w:val="en-GB"/>
         </w:rPr>
-        <w:t>$</w:t>
-      </w:r>
-      <w:proofErr w:type="spellStart"/>
-      <w:proofErr w:type="gramStart"/>
-      <w:r>
-        <w:rPr>
-          <w:rFonts w:ascii="Aptos" w:hAnsi="Aptos" w:cs="Calibri"/>
-          <w:sz w:val="24"/>
-          <w:szCs w:val="24"/>
-          <w:lang w:val="en-GB"/>
-        </w:rPr>
-        <w:t>CurrentUserCustomImage</w:t>
-      </w:r>
-      <w:proofErr w:type="spellEnd"/>
-      <w:r>
-        <w:rPr>
-          <w:rFonts w:ascii="Aptos" w:hAnsi="Aptos" w:cs="Calibri"/>
-          <w:sz w:val="24"/>
-          <w:szCs w:val="24"/>
-          <w:lang w:val="en-GB"/>
-        </w:rPr>
-        <w:t>[1..10]$</w:t>
-      </w:r>
-      <w:proofErr w:type="gramEnd"/>
-      <w:r>
-        <w:rPr>
-          <w:rFonts w:ascii="Aptos" w:hAnsi="Aptos" w:cs="Calibri"/>
-          <w:sz w:val="24"/>
-          <w:szCs w:val="24"/>
-          <w:lang w:val="en-GB"/>
-        </w:rPr>
-        <w:t>, $</w:t>
-      </w:r>
-      <w:proofErr w:type="spellStart"/>
-      <w:proofErr w:type="gramStart"/>
-      <w:r>
-        <w:rPr>
-          <w:rFonts w:ascii="Aptos" w:hAnsi="Aptos" w:cs="Calibri"/>
-          <w:sz w:val="24"/>
-          <w:szCs w:val="24"/>
-          <w:lang w:val="en-GB"/>
-        </w:rPr>
-        <w:t>CurrentUserCustomImage</w:t>
-      </w:r>
-      <w:proofErr w:type="spellEnd"/>
-      <w:r>
-        <w:rPr>
-          <w:rFonts w:ascii="Aptos" w:hAnsi="Aptos" w:cs="Calibri"/>
-          <w:sz w:val="24"/>
-          <w:szCs w:val="24"/>
-          <w:lang w:val="en-GB"/>
-        </w:rPr>
-        <w:t>[1..10]</w:t>
-      </w:r>
-      <w:proofErr w:type="spellStart"/>
-      <w:r>
-        <w:rPr>
-          <w:rFonts w:ascii="Aptos" w:hAnsi="Aptos" w:cs="Calibri"/>
-          <w:sz w:val="24"/>
-          <w:szCs w:val="24"/>
-          <w:lang w:val="en-GB"/>
-        </w:rPr>
-        <w:t>DeleteEmpty</w:t>
-      </w:r>
-      <w:proofErr w:type="spellEnd"/>
-      <w:proofErr w:type="gramEnd"/>
-      <w:r>
-        <w:rPr>
-          <w:rFonts w:ascii="Aptos" w:hAnsi="Aptos" w:cs="Calibri"/>
-          <w:sz w:val="24"/>
-          <w:szCs w:val="24"/>
-          <w:lang w:val="en-GB"/>
-        </w:rPr>
-        <w:t>$</w:t>
+        <w:t>$CurrentUserCustomImage[1..10]$, $CurrentUserCustomImage[1..10]DeleteEmpty$</w:t>
       </w:r>
     </w:p>
     <w:p>
@@ -18583,80 +15094,7 @@
           <w:szCs w:val="24"/>
           <w:lang w:val="en-GB"/>
         </w:rPr>
-        <w:t>$</w:t>
-      </w:r>
-      <w:proofErr w:type="spellStart"/>
-      <w:proofErr w:type="gramStart"/>
-      <w:r>
-        <w:rPr>
-          <w:rFonts w:ascii="Aptos" w:hAnsi="Aptos" w:cs="Calibri"/>
-          <w:sz w:val="24"/>
-          <w:szCs w:val="24"/>
-          <w:lang w:val="en-GB"/>
-        </w:rPr>
-        <w:t>CurrentUserManagerCustomImage</w:t>
-      </w:r>
-      <w:proofErr w:type="spellEnd"/>
-      <w:r>
-        <w:rPr>
-          <w:rFonts w:ascii="Aptos" w:hAnsi="Aptos" w:cs="Calibri"/>
-          <w:sz w:val="24"/>
-          <w:szCs w:val="24"/>
-          <w:lang w:val="en-GB"/>
-        </w:rPr>
-        <w:t>[1..10]$</w:t>
-      </w:r>
-      <w:proofErr w:type="gramEnd"/>
-      <w:r>
-        <w:rPr>
-          <w:rFonts w:ascii="Aptos" w:hAnsi="Aptos" w:cs="Calibri"/>
-          <w:sz w:val="24"/>
-          <w:szCs w:val="24"/>
-          <w:lang w:val="en-GB"/>
-        </w:rPr>
-        <w:t>, $</w:t>
-      </w:r>
-      <w:proofErr w:type="spellStart"/>
-      <w:proofErr w:type="gramStart"/>
-      <w:r>
-        <w:rPr>
-          <w:rFonts w:ascii="Aptos" w:hAnsi="Aptos" w:cs="Calibri"/>
-          <w:sz w:val="24"/>
-          <w:szCs w:val="24"/>
-          <w:lang w:val="en-GB"/>
-        </w:rPr>
-        <w:t>CurrentUserManagerCustomImage</w:t>
-      </w:r>
-      <w:proofErr w:type="spellEnd"/>
-      <w:r>
-        <w:rPr>
-          <w:rFonts w:ascii="Aptos" w:hAnsi="Aptos" w:cs="Calibri"/>
-          <w:sz w:val="24"/>
-          <w:szCs w:val="24"/>
-          <w:lang w:val="en-GB"/>
-        </w:rPr>
-        <w:t>[1..10]</w:t>
-      </w:r>
-      <w:proofErr w:type="spellStart"/>
-      <w:r>
-        <w:rPr>
-          <w:rFonts w:ascii="Aptos" w:hAnsi="Aptos" w:cs="Calibri"/>
-          <w:sz w:val="24"/>
-          <w:szCs w:val="24"/>
-          <w:lang w:val="en-GB"/>
-        </w:rPr>
-        <w:t>DeleteEmpty</w:t>
-      </w:r>
-      <w:proofErr w:type="spellEnd"/>
-      <w:proofErr w:type="gramEnd"/>
-      <w:r>
-        <w:rPr>
-          <w:rFonts w:ascii="Aptos" w:hAnsi="Aptos" w:cs="Calibri"/>
-          <w:sz w:val="24"/>
-          <w:szCs w:val="24"/>
-          <w:lang w:val="en-GB"/>
-        </w:rPr>
-        <w:t>$</w:t>
+        <w:t>$CurrentUserManagerCustomImage[1..10]$, $CurrentUserManagerCustomImage[1..10]DeleteEmpty$</w:t>
       </w:r>
     </w:p>
     <w:p>
@@ -18680,80 +15118,7 @@
           <w:szCs w:val="24"/>
           <w:lang w:val="en-GB"/>
         </w:rPr>
-        <w:t>$</w:t>
-      </w:r>
-      <w:proofErr w:type="spellStart"/>
-      <w:proofErr w:type="gramStart"/>
-      <w:r>
-        <w:rPr>
-          <w:rFonts w:ascii="Aptos" w:hAnsi="Aptos" w:cs="Calibri"/>
-          <w:sz w:val="24"/>
-          <w:szCs w:val="24"/>
-          <w:lang w:val="en-GB"/>
-        </w:rPr>
-        <w:t>CurrentMailboxCustomImage</w:t>
-      </w:r>
-      <w:proofErr w:type="spellEnd"/>
-      <w:r>
-        <w:rPr>
-          <w:rFonts w:ascii="Aptos" w:hAnsi="Aptos" w:cs="Calibri"/>
-          <w:sz w:val="24"/>
-          <w:szCs w:val="24"/>
-          <w:lang w:val="en-GB"/>
-        </w:rPr>
-        <w:t>[1..10]$</w:t>
-      </w:r>
-      <w:proofErr w:type="gramEnd"/>
-      <w:r>
-        <w:rPr>
-          <w:rFonts w:ascii="Aptos" w:hAnsi="Aptos" w:cs="Calibri"/>
-          <w:sz w:val="24"/>
-          <w:szCs w:val="24"/>
-          <w:lang w:val="en-GB"/>
-        </w:rPr>
-        <w:t>, $</w:t>
-      </w:r>
-      <w:proofErr w:type="spellStart"/>
-      <w:proofErr w:type="gramStart"/>
-      <w:r>
-        <w:rPr>
-          <w:rFonts w:ascii="Aptos" w:hAnsi="Aptos" w:cs="Calibri"/>
-          <w:sz w:val="24"/>
-          <w:szCs w:val="24"/>
-          <w:lang w:val="en-GB"/>
-        </w:rPr>
-        <w:t>CurrentMailboxCustomImage</w:t>
-      </w:r>
-      <w:proofErr w:type="spellEnd"/>
-      <w:r>
-        <w:rPr>
-          <w:rFonts w:ascii="Aptos" w:hAnsi="Aptos" w:cs="Calibri"/>
-          <w:sz w:val="24"/>
-          <w:szCs w:val="24"/>
-          <w:lang w:val="en-GB"/>
-        </w:rPr>
-        <w:t>[1..10]</w:t>
-      </w:r>
-      <w:proofErr w:type="spellStart"/>
-      <w:r>
-        <w:rPr>
-          <w:rFonts w:ascii="Aptos" w:hAnsi="Aptos" w:cs="Calibri"/>
-          <w:sz w:val="24"/>
-          <w:szCs w:val="24"/>
-          <w:lang w:val="en-GB"/>
-        </w:rPr>
-        <w:t>DeleteEmpty</w:t>
-      </w:r>
-      <w:proofErr w:type="spellEnd"/>
-      <w:proofErr w:type="gramEnd"/>
-      <w:r>
-        <w:rPr>
-          <w:rFonts w:ascii="Aptos" w:hAnsi="Aptos" w:cs="Calibri"/>
-          <w:sz w:val="24"/>
-          <w:szCs w:val="24"/>
-          <w:lang w:val="en-GB"/>
-        </w:rPr>
-        <w:t>$</w:t>
+        <w:t>$CurrentMailboxCustomImage[1..10]$, $CurrentMailboxCustomImage[1..10]DeleteEmpty$</w:t>
       </w:r>
     </w:p>
     <w:p>
@@ -18777,80 +15142,7 @@
           <w:szCs w:val="24"/>
           <w:lang w:val="en-GB"/>
         </w:rPr>
-        <w:t>$</w:t>
-      </w:r>
-      <w:proofErr w:type="spellStart"/>
-      <w:proofErr w:type="gramStart"/>
-      <w:r>
-        <w:rPr>
-          <w:rFonts w:ascii="Aptos" w:hAnsi="Aptos" w:cs="Calibri"/>
-          <w:sz w:val="24"/>
-          <w:szCs w:val="24"/>
-          <w:lang w:val="en-GB"/>
-        </w:rPr>
-        <w:t>CurrentMailboxManagerCustomImage</w:t>
-      </w:r>
-      <w:proofErr w:type="spellEnd"/>
-      <w:r>
-        <w:rPr>
-          <w:rFonts w:ascii="Aptos" w:hAnsi="Aptos" w:cs="Calibri"/>
-          <w:sz w:val="24"/>
-          <w:szCs w:val="24"/>
-          <w:lang w:val="en-GB"/>
-        </w:rPr>
-        <w:t>[1..10]$</w:t>
-      </w:r>
-      <w:proofErr w:type="gramEnd"/>
-      <w:r>
-        <w:rPr>
-          <w:rFonts w:ascii="Aptos" w:hAnsi="Aptos" w:cs="Calibri"/>
-          <w:sz w:val="24"/>
-          <w:szCs w:val="24"/>
-          <w:lang w:val="en-GB"/>
-        </w:rPr>
-        <w:t>, $</w:t>
-      </w:r>
-      <w:proofErr w:type="spellStart"/>
-      <w:proofErr w:type="gramStart"/>
-      <w:r>
-        <w:rPr>
-          <w:rFonts w:ascii="Aptos" w:hAnsi="Aptos" w:cs="Calibri"/>
-          <w:sz w:val="24"/>
-          <w:szCs w:val="24"/>
-          <w:lang w:val="en-GB"/>
-        </w:rPr>
-        <w:t>CurrentMailboxManagerCustomImage</w:t>
-      </w:r>
-      <w:proofErr w:type="spellEnd"/>
-      <w:r>
-        <w:rPr>
-          <w:rFonts w:ascii="Aptos" w:hAnsi="Aptos" w:cs="Calibri"/>
-          <w:sz w:val="24"/>
-          <w:szCs w:val="24"/>
-          <w:lang w:val="en-GB"/>
-        </w:rPr>
-        <w:t>[1..10]</w:t>
-      </w:r>
-      <w:proofErr w:type="spellStart"/>
-      <w:r>
-        <w:rPr>
-          <w:rFonts w:ascii="Aptos" w:hAnsi="Aptos" w:cs="Calibri"/>
-          <w:sz w:val="24"/>
-          <w:szCs w:val="24"/>
-          <w:lang w:val="en-GB"/>
-        </w:rPr>
-        <w:t>DeleteEmpty</w:t>
-      </w:r>
-      <w:proofErr w:type="spellEnd"/>
-      <w:proofErr w:type="gramEnd"/>
-      <w:r>
-        <w:rPr>
-          <w:rFonts w:ascii="Aptos" w:hAnsi="Aptos" w:cs="Calibri"/>
-          <w:sz w:val="24"/>
-          <w:szCs w:val="24"/>
-          <w:lang w:val="en-GB"/>
-        </w:rPr>
-        <w:t>$</w:t>
+        <w:t>$CurrentMailboxManagerCustomImage[1..10]$, $CurrentMailboxManagerCustomImage[1..10]DeleteEmpty$</w:t>
       </w:r>
     </w:p>
     <w:p>
@@ -18960,29 +15252,7 @@
                 <w:szCs w:val="24"/>
                 <w:lang w:val="en-GB"/>
               </w:rPr>
-              <w:t>$</w:t>
-            </w:r>
-            <w:proofErr w:type="gramStart"/>
-            <w:r>
-              <w:rPr>
-                <w:rFonts w:ascii="Aptos" w:hAnsi="Aptos" w:cs="Calibri"/>
-                <w:color w:val="000000"/>
-                <w:sz w:val="24"/>
-                <w:szCs w:val="24"/>
-                <w:lang w:val="en-GB"/>
-              </w:rPr>
-              <w:t>Current[…]CustomImage</w:t>
-            </w:r>
-            <w:proofErr w:type="gramEnd"/>
-            <w:r>
-              <w:rPr>
-                <w:rFonts w:ascii="Aptos" w:hAnsi="Aptos" w:cs="Calibri"/>
-                <w:color w:val="000000"/>
-                <w:sz w:val="24"/>
-                <w:szCs w:val="24"/>
-                <w:lang w:val="en-GB"/>
-              </w:rPr>
-              <w:t>1$</w:t>
+              <w:t>$Current[…]CustomImage1$</w:t>
             </w:r>
           </w:p>
           <w:p>
@@ -19024,29 +15294,7 @@
                 <w:szCs w:val="24"/>
                 <w:lang w:val="en-GB"/>
               </w:rPr>
-              <w:t>$</w:t>
-            </w:r>
-            <w:proofErr w:type="gramStart"/>
-            <w:r>
-              <w:rPr>
-                <w:rFonts w:ascii="Aptos" w:hAnsi="Aptos" w:cs="Calibri"/>
-                <w:color w:val="000000"/>
-                <w:sz w:val="24"/>
-                <w:szCs w:val="24"/>
-                <w:lang w:val="en-GB"/>
-              </w:rPr>
-              <w:t>Current[…]CustomImage</w:t>
-            </w:r>
-            <w:proofErr w:type="gramEnd"/>
-            <w:r>
-              <w:rPr>
-                <w:rFonts w:ascii="Aptos" w:hAnsi="Aptos" w:cs="Calibri"/>
-                <w:color w:val="000000"/>
-                <w:sz w:val="24"/>
-                <w:szCs w:val="24"/>
-                <w:lang w:val="en-GB"/>
-              </w:rPr>
-              <w:t>1DeleteEmpty$</w:t>
+              <w:t>$Current[…]CustomImage1DeleteEmpty$</w:t>
             </w:r>
           </w:p>
         </w:tc>
@@ -19107,27 +15355,7 @@
                 <w:szCs w:val="24"/>
                 <w:lang w:val="en-GB"/>
               </w:rPr>
-              <w:t>The pictures in this column are inserted with embedding and linking, the alternate text is set to '$</w:t>
-            </w:r>
-            <w:proofErr w:type="gramStart"/>
-            <w:r>
-              <w:rPr>
-                <w:rFonts w:ascii="Aptos" w:hAnsi="Aptos" w:cs="Calibri"/>
-                <w:sz w:val="24"/>
-                <w:szCs w:val="24"/>
-                <w:lang w:val="en-GB"/>
-              </w:rPr>
-              <w:t>Current[…]CustomImage</w:t>
-            </w:r>
-            <w:proofErr w:type="gramEnd"/>
-            <w:r>
-              <w:rPr>
-                <w:rFonts w:ascii="Aptos" w:hAnsi="Aptos" w:cs="Calibri"/>
-                <w:sz w:val="24"/>
-                <w:szCs w:val="24"/>
-                <w:lang w:val="en-GB"/>
-              </w:rPr>
-              <w:t>1$'.</w:t>
+              <w:t>The pictures in this column are inserted with embedding and linking, the alternate text is set to '$Current[…]CustomImage1$'.</w:t>
             </w:r>
           </w:p>
           <w:p>
@@ -19250,27 +15478,7 @@
                 <w:szCs w:val="24"/>
                 <w:lang w:val="en-GB"/>
               </w:rPr>
-              <w:t>The pictures in this column are inserted with embedding and linking, the alternate text is set to '$</w:t>
-            </w:r>
-            <w:proofErr w:type="gramStart"/>
-            <w:r>
-              <w:rPr>
-                <w:rFonts w:ascii="Aptos" w:hAnsi="Aptos" w:cs="Calibri"/>
-                <w:sz w:val="24"/>
-                <w:szCs w:val="24"/>
-                <w:lang w:val="en-GB"/>
-              </w:rPr>
-              <w:t>Current[…]CustomImage</w:t>
-            </w:r>
-            <w:proofErr w:type="gramEnd"/>
-            <w:r>
-              <w:rPr>
-                <w:rFonts w:ascii="Aptos" w:hAnsi="Aptos" w:cs="Calibri"/>
-                <w:sz w:val="24"/>
-                <w:szCs w:val="24"/>
-                <w:lang w:val="en-GB"/>
-              </w:rPr>
-              <w:t>1DeleteEmpty$'.</w:t>
+              <w:t>The pictures in this column are inserted with embedding and linking, the alternate text is set to '$Current[…]CustomImage1DeleteEmpty$'.</w:t>
             </w:r>
           </w:p>
           <w:p>
@@ -20639,27 +16847,7 @@
           <w:szCs w:val="24"/>
           <w:lang w:val="en-US"/>
         </w:rPr>
-        <w:t xml:space="preserve">the </w:t>
-      </w:r>
-      <w:proofErr w:type="spellStart"/>
-      <w:r>
-        <w:rPr>
-          <w:rFonts w:ascii="Aptos" w:hAnsi="Aptos" w:cs="Calibri"/>
-          <w:sz w:val="24"/>
-          <w:szCs w:val="24"/>
-          <w:lang w:val="en-US"/>
-        </w:rPr>
-        <w:t>CurrentUserTelephone</w:t>
-      </w:r>
-      <w:proofErr w:type="spellEnd"/>
-      <w:r>
-        <w:rPr>
-          <w:rFonts w:ascii="Aptos" w:hAnsi="Aptos" w:cs="Calibri"/>
-          <w:sz w:val="24"/>
-          <w:szCs w:val="24"/>
-          <w:lang w:val="en-US"/>
-        </w:rPr>
-        <w:t xml:space="preserve"> replacement variable </w:t>
+        <w:t xml:space="preserve">the CurrentUserTelephone replacement variable </w:t>
       </w:r>
       <w:r>
         <w:rPr>
@@ -20745,27 +16933,7 @@
           <w:szCs w:val="24"/>
           <w:lang w:val="en-US"/>
         </w:rPr>
-        <w:t xml:space="preserve">The green rectangle is only shown when the </w:t>
-      </w:r>
-      <w:proofErr w:type="spellStart"/>
-      <w:r>
-        <w:rPr>
-          <w:rFonts w:ascii="Aptos" w:hAnsi="Aptos" w:cs="Calibri"/>
-          <w:sz w:val="24"/>
-          <w:szCs w:val="24"/>
-          <w:lang w:val="en-US"/>
-        </w:rPr>
-        <w:t>CurrentMailboxManagerMail</w:t>
-      </w:r>
-      <w:proofErr w:type="spellEnd"/>
-      <w:r>
-        <w:rPr>
-          <w:rFonts w:ascii="Aptos" w:hAnsi="Aptos" w:cs="Calibri"/>
-          <w:sz w:val="24"/>
-          <w:szCs w:val="24"/>
-          <w:lang w:val="en-US"/>
-        </w:rPr>
-        <w:t xml:space="preserve"> replacement variable </w:t>
+        <w:t xml:space="preserve">The green rectangle is only shown when the CurrentMailboxManagerMail replacement variable </w:t>
       </w:r>
       <w:r>
         <w:rPr>
@@ -20908,7 +17076,7 @@
         </w:rPr>
         <w:t xml:space="preserve">in the </w:t>
       </w:r>
-      <w:hyperlink r:id="rId35" w:anchor="82-delete-images-when-attribute-is-empty-variable-content-based-on-group-membership" w:tooltip="Visit the details section of set-outlooksignatures.com" w:history="1">
+      <w:hyperlink r:id="rId35" w:anchor="92-delete-images-when-attribute-is-empty-variable-content-based-on-group-membership" w:tooltip="Visit the details section of set-outlooksignatures.com" w:history="1">
         <w:r>
           <w:rPr>
             <w:rStyle w:val="Hyperlink"/>
@@ -21013,7 +17181,7 @@
         </w:rPr>
         <w:t xml:space="preserve">in the </w:t>
       </w:r>
-      <w:hyperlink r:id="rId36" w:anchor="18-how-to-avoid-blank-lines-when-replacement-variables-return-an-empty-string" w:tooltip="Visit the FAQ section of set-outlooksignatures.com" w:history="1">
+      <w:hyperlink r:id="rId36" w:anchor="how-to-avoid-blank-lines-when-replacement-variables-return-an-empty-string" w:tooltip="Visit the FAQ section of set-outlooksignatures.com" w:history="1">
         <w:r>
           <w:rPr>
             <w:rStyle w:val="Hyperlink"/>
@@ -21238,27 +17406,7 @@
           <w:szCs w:val="24"/>
           <w:lang w:val="en-US"/>
         </w:rPr>
-        <w:t xml:space="preserve">Set-OutlookSignatures </w:t>
-      </w:r>
-      <w:proofErr w:type="gramStart"/>
-      <w:r>
-        <w:rPr>
-          <w:rFonts w:ascii="Aptos" w:hAnsi="Aptos" w:cs="Calibri"/>
-          <w:sz w:val="24"/>
-          <w:szCs w:val="24"/>
-          <w:lang w:val="en-US"/>
-        </w:rPr>
-        <w:t>shows</w:t>
-      </w:r>
-      <w:proofErr w:type="gramEnd"/>
-      <w:r>
-        <w:rPr>
-          <w:rFonts w:ascii="Aptos" w:hAnsi="Aptos" w:cs="Calibri"/>
-          <w:sz w:val="24"/>
-          <w:szCs w:val="24"/>
-          <w:lang w:val="en-US"/>
-        </w:rPr>
-        <w:t xml:space="preserve"> a warning when non-inline shapes are found in a template.</w:t>
+        <w:t>Set-OutlookSignatures shows a warning when non-inline shapes are found in a template.</w:t>
       </w:r>
     </w:p>
     <w:p>
